--- a/Readme.docx
+++ b/Readme.docx
@@ -1,6 +1,6 @@
 
 <file path=word/document.xml><?xml version="1.0" encoding="utf-8"?>
-<w:document xmlns:wpc="http://schemas.microsoft.com/office/word/2010/wordprocessingCanvas" xmlns:cx="http://schemas.microsoft.com/office/drawing/2014/chartex" xmlns:cx1="http://schemas.microsoft.com/office/drawing/2015/9/8/chartex" xmlns:cx2="http://schemas.microsoft.com/office/drawing/2015/10/21/chartex" xmlns:cx3="http://schemas.microsoft.com/office/drawing/2016/5/9/chartex" xmlns:cx4="http://schemas.microsoft.com/office/drawing/2016/5/10/chartex" xmlns:cx5="http://schemas.microsoft.com/office/drawing/2016/5/11/chartex" xmlns:cx6="http://schemas.microsoft.com/office/drawing/2016/5/12/chartex" xmlns:cx7="http://schemas.microsoft.com/office/drawing/2016/5/13/chartex" xmlns:cx8="http://schemas.microsoft.com/office/drawing/2016/5/14/chartex" xmlns:mc="http://schemas.openxmlformats.org/markup-compatibility/2006" xmlns:aink="http://schemas.microsoft.com/office/drawing/2016/ink" xmlns:am3d="http://schemas.microsoft.com/office/drawing/2017/model3d" xmlns:o="urn:schemas-microsoft-com:office:office" xmlns:oel="http://schemas.microsoft.com/office/2019/extlst" xmlns:r="http://schemas.openxmlformats.org/officeDocument/2006/relationships" xmlns:m="http://schemas.openxmlformats.org/officeDocument/2006/math" xmlns:v="urn:schemas-microsoft-com:vml" xmlns:wp14="http://schemas.microsoft.com/office/word/2010/wordprocessingDrawing" xmlns:wp="http://schemas.openxmlformats.org/drawingml/2006/wordprocessingDrawing" xmlns:w10="urn:schemas-microsoft-com:office:word" xmlns:w="http://schemas.openxmlformats.org/wordprocessingml/2006/main" xmlns:w14="http://schemas.microsoft.com/office/word/2010/wordml" xmlns:w15="http://schemas.microsoft.com/office/word/2012/wordml" xmlns:w16cex="http://schemas.microsoft.com/office/word/2018/wordml/cex" xmlns:w16cid="http://schemas.microsoft.com/office/word/2016/wordml/cid" xmlns:w16="http://schemas.microsoft.com/office/word/2018/wordml" xmlns:w16du="http://schemas.microsoft.com/office/word/2023/wordml/word16du" xmlns:w16sdtdh="http://schemas.microsoft.com/office/word/2020/wordml/sdtdatahash" xmlns:w16se="http://schemas.microsoft.com/office/word/2015/wordml/symex" xmlns:wpg="http://schemas.microsoft.com/office/word/2010/wordprocessingGroup" xmlns:wpi="http://schemas.microsoft.com/office/word/2010/wordprocessingInk" xmlns:wne="http://schemas.microsoft.com/office/word/2006/wordml" xmlns:wps="http://schemas.microsoft.com/office/word/2010/wordprocessingShape" mc:Ignorable="w14 w15 w16se w16cid w16 w16cex w16sdtdh w16du wp14">
+<w:document xmlns:wpc="http://schemas.microsoft.com/office/word/2010/wordprocessingCanvas" xmlns:cx="http://schemas.microsoft.com/office/drawing/2014/chartex" xmlns:cx1="http://schemas.microsoft.com/office/drawing/2015/9/8/chartex" xmlns:cx2="http://schemas.microsoft.com/office/drawing/2015/10/21/chartex" xmlns:cx3="http://schemas.microsoft.com/office/drawing/2016/5/9/chartex" xmlns:cx4="http://schemas.microsoft.com/office/drawing/2016/5/10/chartex" xmlns:cx5="http://schemas.microsoft.com/office/drawing/2016/5/11/chartex" xmlns:cx6="http://schemas.microsoft.com/office/drawing/2016/5/12/chartex" xmlns:cx7="http://schemas.microsoft.com/office/drawing/2016/5/13/chartex" xmlns:cx8="http://schemas.microsoft.com/office/drawing/2016/5/14/chartex" xmlns:mc="http://schemas.openxmlformats.org/markup-compatibility/2006" xmlns:aink="http://schemas.microsoft.com/office/drawing/2016/ink" xmlns:am3d="http://schemas.microsoft.com/office/drawing/2017/model3d" xmlns:o="urn:schemas-microsoft-com:office:office" xmlns:oel="http://schemas.microsoft.com/office/2019/extlst" xmlns:r="http://schemas.openxmlformats.org/officeDocument/2006/relationships" xmlns:m="http://schemas.openxmlformats.org/officeDocument/2006/math" xmlns:v="urn:schemas-microsoft-com:vml" xmlns:wp14="http://schemas.microsoft.com/office/word/2010/wordprocessingDrawing" xmlns:wp="http://schemas.openxmlformats.org/drawingml/2006/wordprocessingDrawing" xmlns:w10="urn:schemas-microsoft-com:office:word" xmlns:w="http://schemas.openxmlformats.org/wordprocessingml/2006/main" xmlns:w14="http://schemas.microsoft.com/office/word/2010/wordml" xmlns:w15="http://schemas.microsoft.com/office/word/2012/wordml" xmlns:w16cex="http://schemas.microsoft.com/office/word/2018/wordml/cex" xmlns:w16cid="http://schemas.microsoft.com/office/word/2016/wordml/cid" xmlns:w16="http://schemas.microsoft.com/office/word/2018/wordml" xmlns:w16du="http://schemas.microsoft.com/office/word/2023/wordml/word16du" xmlns:w16sdtdh="http://schemas.microsoft.com/office/word/2020/wordml/sdtdatahash" xmlns:w16sdtfl="http://schemas.microsoft.com/office/word/2024/wordml/sdtformatlock" xmlns:w16se="http://schemas.microsoft.com/office/word/2015/wordml/symex" xmlns:wpg="http://schemas.microsoft.com/office/word/2010/wordprocessingGroup" xmlns:wpi="http://schemas.microsoft.com/office/word/2010/wordprocessingInk" xmlns:wne="http://schemas.microsoft.com/office/word/2006/wordml" xmlns:wps="http://schemas.microsoft.com/office/word/2010/wordprocessingShape" mc:Ignorable="w14 w15 w16se w16cid w16 w16cex w16sdtdh w16sdtfl w16du wp14">
   <w:body>
     <w:p>
       <w:pPr>
@@ -12,8 +12,17 @@
           <w:b/>
           <w:sz w:val="48"/>
         </w:rPr>
-        <w:t>App La Bailoteca</w:t>
-      </w:r>
+        <w:t xml:space="preserve">App La </w:t>
+      </w:r>
+      <w:proofErr w:type="spellStart"/>
+      <w:r>
+        <w:rPr>
+          <w:b/>
+          <w:sz w:val="48"/>
+        </w:rPr>
+        <w:t>Bailoteca</w:t>
+      </w:r>
+      <w:proofErr w:type="spellEnd"/>
     </w:p>
     <w:p>
       <w:pPr>
@@ -60,8 +69,16 @@
         <w:rPr>
           <w:b/>
         </w:rPr>
-        <w:t>App de la Bailoteca</w:t>
-      </w:r>
+        <w:t xml:space="preserve">App de la </w:t>
+      </w:r>
+      <w:proofErr w:type="spellStart"/>
+      <w:r>
+        <w:rPr>
+          <w:b/>
+        </w:rPr>
+        <w:t>Bailoteca</w:t>
+      </w:r>
+      <w:proofErr w:type="spellEnd"/>
       <w:r>
         <w:t xml:space="preserve">. Este es un proyecto desarrollado en </w:t>
       </w:r>
@@ -72,7 +89,15 @@
         <w:t>Android Studio</w:t>
       </w:r>
       <w:r>
-        <w:t xml:space="preserve"> para la gestión de profesores de una academia de baile. A continuación, se detallan las funcionalidades de la app y cómo funciona.</w:t>
+        <w:t xml:space="preserve"> para la gestión de profesores de una academia de baile. A continuación, se detallan las funcionalidades de la </w:t>
+      </w:r>
+      <w:proofErr w:type="gramStart"/>
+      <w:r>
+        <w:t>app</w:t>
+      </w:r>
+      <w:proofErr w:type="gramEnd"/>
+      <w:r>
+        <w:t xml:space="preserve"> y cómo funciona.</w:t>
       </w:r>
     </w:p>
     <w:p>
@@ -123,14 +148,24 @@
       <w:r>
         <w:t xml:space="preserve">Los datos del usuario se guardan usando </w:t>
       </w:r>
+      <w:proofErr w:type="spellStart"/>
       <w:r>
         <w:rPr>
           <w:b/>
         </w:rPr>
         <w:t>SharedPreferences</w:t>
       </w:r>
-      <w:r>
-        <w:t>, lo que permite que se mantengan hasta que desinstales la app o borres los datos.</w:t>
+      <w:proofErr w:type="spellEnd"/>
+      <w:r>
+        <w:t xml:space="preserve">, lo que permite que se mantengan hasta que desinstales la </w:t>
+      </w:r>
+      <w:proofErr w:type="gramStart"/>
+      <w:r>
+        <w:t>app</w:t>
+      </w:r>
+      <w:proofErr w:type="gramEnd"/>
+      <w:r>
+        <w:t xml:space="preserve"> o borres los datos.</w:t>
       </w:r>
     </w:p>
     <w:p>
@@ -158,14 +193,32 @@
         <w:ind w:hanging="284"/>
       </w:pPr>
       <w:r>
-        <w:t xml:space="preserve">La app muestra una lista de profesores en forma de tarjetas (Cards) usando un </w:t>
-      </w:r>
+        <w:t xml:space="preserve">La </w:t>
+      </w:r>
+      <w:proofErr w:type="gramStart"/>
+      <w:r>
+        <w:t>app</w:t>
+      </w:r>
+      <w:proofErr w:type="gramEnd"/>
+      <w:r>
+        <w:t xml:space="preserve"> muestra una lista de profesores en forma de tarjetas (</w:t>
+      </w:r>
+      <w:proofErr w:type="spellStart"/>
+      <w:r>
+        <w:t>Cards</w:t>
+      </w:r>
+      <w:proofErr w:type="spellEnd"/>
+      <w:r>
+        <w:t xml:space="preserve">) usando un </w:t>
+      </w:r>
+      <w:proofErr w:type="spellStart"/>
       <w:r>
         <w:rPr>
           <w:b/>
         </w:rPr>
         <w:t>RecyclerView</w:t>
       </w:r>
+      <w:proofErr w:type="spellEnd"/>
       <w:r>
         <w:t>.</w:t>
       </w:r>
@@ -258,12 +311,14 @@
       <w:r>
         <w:t xml:space="preserve">Valoración mediante un </w:t>
       </w:r>
+      <w:proofErr w:type="spellStart"/>
       <w:r>
         <w:rPr>
           <w:b/>
         </w:rPr>
         <w:t>RatingBar</w:t>
       </w:r>
+      <w:proofErr w:type="spellEnd"/>
       <w:r>
         <w:t>.</w:t>
       </w:r>
@@ -388,12 +443,14 @@
       <w:r>
         <w:t xml:space="preserve"> o no, marcando un </w:t>
       </w:r>
+      <w:proofErr w:type="spellStart"/>
       <w:r>
         <w:rPr>
           <w:b/>
         </w:rPr>
         <w:t>checkbox</w:t>
       </w:r>
+      <w:proofErr w:type="spellEnd"/>
       <w:r>
         <w:t>.</w:t>
       </w:r>
@@ -761,7 +818,15 @@
         <w:t>contactar</w:t>
       </w:r>
       <w:r>
-        <w:t>, el cual permite enviar un correo electrónico al profesor directamente desde la app.</w:t>
+        <w:t xml:space="preserve">, el cual permite enviar un correo electrónico al profesor directamente desde la </w:t>
+      </w:r>
+      <w:proofErr w:type="gramStart"/>
+      <w:r>
+        <w:t>app</w:t>
+      </w:r>
+      <w:proofErr w:type="gramEnd"/>
+      <w:r>
+        <w:t>.</w:t>
       </w:r>
     </w:p>
     <w:p>
@@ -801,7 +866,15 @@
         <w:ind w:hanging="282"/>
       </w:pPr>
       <w:r>
-        <w:t xml:space="preserve">El diseño de la app utiliza una paleta de colores </w:t>
+        <w:t xml:space="preserve">El diseño de la </w:t>
+      </w:r>
+      <w:proofErr w:type="gramStart"/>
+      <w:r>
+        <w:t>app</w:t>
+      </w:r>
+      <w:proofErr w:type="gramEnd"/>
+      <w:r>
+        <w:t xml:space="preserve"> utiliza una paleta de colores </w:t>
       </w:r>
       <w:r>
         <w:rPr>
@@ -824,12 +897,14 @@
       <w:r>
         <w:t xml:space="preserve">Se utiliza </w:t>
       </w:r>
+      <w:proofErr w:type="spellStart"/>
       <w:r>
         <w:rPr>
           <w:b/>
         </w:rPr>
         <w:t>CardView</w:t>
       </w:r>
+      <w:proofErr w:type="spellEnd"/>
       <w:r>
         <w:t xml:space="preserve"> para mostrar la lista de profesores, lo que da un aspecto limpio y organizado.</w:t>
       </w:r>
@@ -873,12 +948,14 @@
       <w:r>
         <w:t xml:space="preserve">Los profesores son gestionados desde la pantalla principal con una vista </w:t>
       </w:r>
+      <w:proofErr w:type="spellStart"/>
       <w:r>
         <w:rPr>
           <w:b/>
         </w:rPr>
         <w:t>RecyclerView</w:t>
       </w:r>
+      <w:proofErr w:type="spellEnd"/>
       <w:r>
         <w:t xml:space="preserve"> que muestra todos los datos en formato tarjeta.</w:t>
       </w:r>
@@ -1083,12 +1160,14 @@
         </w:numPr>
         <w:ind w:hanging="284"/>
       </w:pPr>
+      <w:proofErr w:type="spellStart"/>
       <w:r>
         <w:rPr>
           <w:b/>
         </w:rPr>
         <w:t>Kotlin</w:t>
       </w:r>
+      <w:proofErr w:type="spellEnd"/>
       <w:r>
         <w:t>: Lenguaje de programación utilizado para desarrollar la aplicación.</w:t>
       </w:r>
@@ -1119,12 +1198,14 @@
         </w:numPr>
         <w:ind w:hanging="284"/>
       </w:pPr>
+      <w:proofErr w:type="spellStart"/>
       <w:r>
         <w:rPr>
           <w:b/>
         </w:rPr>
         <w:t>RecyclerView</w:t>
       </w:r>
+      <w:proofErr w:type="spellEnd"/>
       <w:r>
         <w:t>: Para mostrar la lista de profesores de manera eficiente.</w:t>
       </w:r>
@@ -1137,12 +1218,14 @@
         </w:numPr>
         <w:ind w:hanging="284"/>
       </w:pPr>
+      <w:proofErr w:type="spellStart"/>
       <w:r>
         <w:rPr>
           <w:b/>
         </w:rPr>
         <w:t>Glide</w:t>
       </w:r>
+      <w:proofErr w:type="spellEnd"/>
       <w:r>
         <w:t>: Para cargar imágenes de los profesores de forma rápida y eficiente.</w:t>
       </w:r>
@@ -1155,12 +1238,14 @@
         </w:numPr>
         <w:ind w:hanging="284"/>
       </w:pPr>
+      <w:proofErr w:type="spellStart"/>
       <w:r>
         <w:rPr>
           <w:b/>
         </w:rPr>
         <w:t>SharedPreferences</w:t>
       </w:r>
+      <w:proofErr w:type="spellEnd"/>
       <w:r>
         <w:t>: Para almacenar los datos del usuario y mantener la sesión activa.</w:t>
       </w:r>
@@ -1173,14 +1258,24 @@
         </w:numPr>
         <w:ind w:hanging="284"/>
       </w:pPr>
+      <w:proofErr w:type="spellStart"/>
       <w:r>
         <w:rPr>
           <w:b/>
         </w:rPr>
         <w:t>Intent</w:t>
       </w:r>
-      <w:r>
-        <w:t>: Para enviar correos electrónicos a los profesores de forma directa desde la app.</w:t>
+      <w:proofErr w:type="spellEnd"/>
+      <w:r>
+        <w:t xml:space="preserve">: Para enviar correos electrónicos a los profesores de forma directa desde la </w:t>
+      </w:r>
+      <w:proofErr w:type="gramStart"/>
+      <w:r>
+        <w:t>app</w:t>
+      </w:r>
+      <w:proofErr w:type="gramEnd"/>
+      <w:r>
+        <w:t>.</w:t>
       </w:r>
     </w:p>
     <w:p>
@@ -1191,12 +1286,14 @@
         </w:numPr>
         <w:ind w:hanging="284"/>
       </w:pPr>
+      <w:proofErr w:type="spellStart"/>
       <w:r>
         <w:rPr>
           <w:b/>
         </w:rPr>
         <w:t>CardView</w:t>
       </w:r>
+      <w:proofErr w:type="spellEnd"/>
       <w:r>
         <w:t>: Para mostrar la lista de profesores con un diseño atractivo.</w:t>
       </w:r>
@@ -1384,7 +1481,15 @@
         <w:ind w:hanging="282"/>
       </w:pPr>
       <w:r>
-        <w:t>Al abrir la app por primera vez, se te pedirá que inicies sesión. Si ya has iniciado sesión previamente, serás recibido por tu nombre de usuario.</w:t>
+        <w:t xml:space="preserve">Al abrir la </w:t>
+      </w:r>
+      <w:proofErr w:type="gramStart"/>
+      <w:r>
+        <w:t>app</w:t>
+      </w:r>
+      <w:proofErr w:type="gramEnd"/>
+      <w:r>
+        <w:t xml:space="preserve"> por primera vez, se te pedirá que inicies sesión. Si ya has iniciado sesión previamente, serás recibido por tu nombre de usuario.</w:t>
       </w:r>
     </w:p>
     <w:p>
@@ -1499,8 +1604,18 @@
       <w:pPr>
         <w:spacing w:after="462"/>
         <w:jc w:val="center"/>
-      </w:pPr>
-      <w:r>
+        <w:rPr>
+          <w:b/>
+          <w:bCs/>
+          <w:u w:val="single"/>
+        </w:rPr>
+      </w:pPr>
+      <w:r>
+        <w:rPr>
+          <w:b/>
+          <w:bCs/>
+          <w:u w:val="single"/>
+        </w:rPr>
         <w:t>VERSION 1.3</w:t>
       </w:r>
     </w:p>
@@ -1517,7 +1632,23 @@
           <w:b/>
           <w:bCs/>
         </w:rPr>
-        <w:t>Documentación de Firebase:</w:t>
+        <w:t xml:space="preserve">Documentación de </w:t>
+      </w:r>
+      <w:proofErr w:type="spellStart"/>
+      <w:r>
+        <w:rPr>
+          <w:b/>
+          <w:bCs/>
+        </w:rPr>
+        <w:t>Firebase</w:t>
+      </w:r>
+      <w:proofErr w:type="spellEnd"/>
+      <w:r>
+        <w:rPr>
+          <w:b/>
+          <w:bCs/>
+        </w:rPr>
+        <w:t>:</w:t>
       </w:r>
     </w:p>
     <w:p>
@@ -1546,20 +1677,16 @@
         <w:rPr>
           <w:rStyle w:val="Hipervnculo"/>
         </w:rPr>
-        <w:t>ocumentación básic</w:t>
-      </w:r>
+        <w:t xml:space="preserve">ocumentación básica de </w:t>
+      </w:r>
+      <w:proofErr w:type="spellStart"/>
       <w:r>
         <w:rPr>
           <w:rStyle w:val="Hipervnculo"/>
         </w:rPr>
-        <w:t>a</w:t>
-      </w:r>
-      <w:r>
-        <w:rPr>
-          <w:rStyle w:val="Hipervnculo"/>
-        </w:rPr>
-        <w:t xml:space="preserve"> de Firebase</w:t>
-      </w:r>
+        <w:t>Firebase</w:t>
+      </w:r>
+      <w:proofErr w:type="spellEnd"/>
     </w:p>
     <w:p>
       <w:pPr>
@@ -1615,13 +1742,23 @@
           <w:u w:val="single"/>
         </w:rPr>
       </w:pPr>
+      <w:proofErr w:type="spellStart"/>
       <w:r>
         <w:rPr>
           <w:b/>
           <w:bCs/>
           <w:u w:val="single"/>
         </w:rPr>
-        <w:t>Firebase Configurado</w:t>
+        <w:t>Firebase</w:t>
+      </w:r>
+      <w:proofErr w:type="spellEnd"/>
+      <w:r>
+        <w:rPr>
+          <w:b/>
+          <w:bCs/>
+          <w:u w:val="single"/>
+        </w:rPr>
+        <w:t xml:space="preserve"> Configurado</w:t>
       </w:r>
     </w:p>
     <w:p>
@@ -1643,20 +1780,15 @@
       <w:r>
         <w:t xml:space="preserve">Se configuró </w:t>
       </w:r>
-      <w:r>
-        <w:rPr>
-          <w:b/>
-          <w:bCs/>
-        </w:rPr>
-        <w:t>Firebas</w:t>
-      </w:r>
-      <w:r>
-        <w:rPr>
-          <w:b/>
-          <w:bCs/>
-        </w:rPr>
-        <w:t>e</w:t>
-      </w:r>
+      <w:proofErr w:type="spellStart"/>
+      <w:r>
+        <w:rPr>
+          <w:b/>
+          <w:bCs/>
+        </w:rPr>
+        <w:t>Firebase</w:t>
+      </w:r>
+      <w:proofErr w:type="spellEnd"/>
       <w:r>
         <w:t xml:space="preserve"> para autenticar usuarios y manejar los datos de manera eficiente. Los pasos clave fueron:  </w:t>
       </w:r>
@@ -1667,7 +1799,15 @@
         <w:ind w:left="-2" w:right="-43" w:firstLine="0"/>
       </w:pPr>
       <w:r>
-        <w:t xml:space="preserve">1. Crear un proyecto en la consola de Firebase.  </w:t>
+        <w:t xml:space="preserve">1. Crear un proyecto en la consola de </w:t>
+      </w:r>
+      <w:proofErr w:type="spellStart"/>
+      <w:r>
+        <w:t>Firebase</w:t>
+      </w:r>
+      <w:proofErr w:type="spellEnd"/>
+      <w:r>
+        <w:t xml:space="preserve">.  </w:t>
       </w:r>
     </w:p>
     <w:p>
@@ -1678,13 +1818,24 @@
       <w:r>
         <w:t xml:space="preserve">2. Descargar y añadir el archivo </w:t>
       </w:r>
-      <w:r>
-        <w:rPr>
-          <w:b/>
-          <w:bCs/>
-        </w:rPr>
-        <w:t>google-services.json</w:t>
-      </w:r>
+      <w:proofErr w:type="spellStart"/>
+      <w:r>
+        <w:rPr>
+          <w:b/>
+          <w:bCs/>
+        </w:rPr>
+        <w:t>google-</w:t>
+      </w:r>
+      <w:proofErr w:type="gramStart"/>
+      <w:r>
+        <w:rPr>
+          <w:b/>
+          <w:bCs/>
+        </w:rPr>
+        <w:t>services.json</w:t>
+      </w:r>
+      <w:proofErr w:type="spellEnd"/>
+      <w:proofErr w:type="gramEnd"/>
       <w:r>
         <w:t xml:space="preserve"> al proyecto.  </w:t>
       </w:r>
@@ -1705,7 +1856,15 @@
         <w:t>SHA-1</w:t>
       </w:r>
       <w:r>
-        <w:t xml:space="preserve"> en Firebase para habilitar la autenticación segura.  </w:t>
+        <w:t xml:space="preserve"> en </w:t>
+      </w:r>
+      <w:proofErr w:type="spellStart"/>
+      <w:r>
+        <w:t>Firebase</w:t>
+      </w:r>
+      <w:proofErr w:type="spellEnd"/>
+      <w:r>
+        <w:t xml:space="preserve"> para habilitar la autenticación segura.  </w:t>
       </w:r>
     </w:p>
     <w:p>
@@ -1724,7 +1883,15 @@
         <w:t>correo electrónico y contraseña</w:t>
       </w:r>
       <w:r>
-        <w:t xml:space="preserve"> en la consola de Firebase.</w:t>
+        <w:t xml:space="preserve"> en la consola de </w:t>
+      </w:r>
+      <w:proofErr w:type="spellStart"/>
+      <w:r>
+        <w:t>Firebase</w:t>
+      </w:r>
+      <w:proofErr w:type="spellEnd"/>
+      <w:r>
+        <w:t>.</w:t>
       </w:r>
     </w:p>
     <w:p>
@@ -1846,7 +2013,15 @@
         <w:ind w:left="-2" w:right="-43" w:firstLine="0"/>
       </w:pPr>
       <w:r>
-        <w:t>- Configuración de nuestro proyecto en Firebase para la autentificación por correo y contraseña</w:t>
+        <w:t xml:space="preserve">- Configuración de nuestro proyecto en </w:t>
+      </w:r>
+      <w:proofErr w:type="spellStart"/>
+      <w:r>
+        <w:t>Firebase</w:t>
+      </w:r>
+      <w:proofErr w:type="spellEnd"/>
+      <w:r>
+        <w:t xml:space="preserve"> para la autentificación por correo y contraseña</w:t>
       </w:r>
     </w:p>
     <w:p>
@@ -1905,14 +2080,40 @@
         <w:ind w:left="-2" w:right="-43" w:firstLine="0"/>
       </w:pPr>
       <w:r>
-        <w:t xml:space="preserve">- Se añadieron </w:t>
-      </w:r>
-      <w:r>
-        <w:t xml:space="preserve">mejores </w:t>
-      </w:r>
-      <w:r>
-        <w:t>diseños</w:t>
-      </w:r>
+        <w:t>- Se añadieron mejores diseños.</w:t>
+      </w:r>
+    </w:p>
+    <w:p>
+      <w:pPr>
+        <w:spacing w:after="0" w:line="259" w:lineRule="auto"/>
+        <w:ind w:left="-2" w:right="-43" w:firstLine="0"/>
+      </w:pPr>
+      <w:r>
+        <w:t>- Botones con colores acordes a la temática y el logo y bordes redondeados.</w:t>
+      </w:r>
+    </w:p>
+    <w:p>
+      <w:pPr>
+        <w:spacing w:after="0" w:line="259" w:lineRule="auto"/>
+        <w:ind w:right="-43"/>
+      </w:pPr>
+      <w:r>
+        <w:t>- Fondos personalizados para mejorar la estética.</w:t>
+      </w:r>
+    </w:p>
+    <w:p>
+      <w:pPr>
+        <w:spacing w:after="0" w:line="259" w:lineRule="auto"/>
+        <w:ind w:left="-2" w:right="-43" w:firstLine="0"/>
+      </w:pPr>
+      <w:r>
+        <w:t xml:space="preserve">- Todos los elementos visuales fueron adaptados para mantener coherencia con la temática general de la </w:t>
+      </w:r>
+      <w:proofErr w:type="gramStart"/>
+      <w:r>
+        <w:t>app</w:t>
+      </w:r>
+      <w:proofErr w:type="gramEnd"/>
       <w:r>
         <w:t>.</w:t>
       </w:r>
@@ -1922,32 +2123,458 @@
         <w:spacing w:after="0" w:line="259" w:lineRule="auto"/>
         <w:ind w:left="-2" w:right="-43" w:firstLine="0"/>
       </w:pPr>
-      <w:r>
-        <w:t>- Botones con colores</w:t>
-      </w:r>
-      <w:r>
-        <w:t xml:space="preserve"> acordes a la temática y el logo</w:t>
-      </w:r>
-      <w:r>
-        <w:t xml:space="preserve"> y bordes redondeados.</w:t>
-      </w:r>
-    </w:p>
-    <w:p>
-      <w:pPr>
+    </w:p>
+    <w:p>
+      <w:pPr>
+        <w:spacing w:after="0" w:line="259" w:lineRule="auto"/>
+        <w:ind w:left="-2" w:right="-43" w:firstLine="0"/>
+        <w:rPr>
+          <w:b/>
+          <w:bCs/>
+          <w:u w:val="single"/>
+        </w:rPr>
+      </w:pPr>
+      <w:r>
+        <w:rPr>
+          <w:b/>
+          <w:bCs/>
+          <w:u w:val="single"/>
+        </w:rPr>
+        <w:t>Pruebas y Resultados</w:t>
+      </w:r>
+    </w:p>
+    <w:p>
+      <w:pPr>
+        <w:spacing w:after="0" w:line="259" w:lineRule="auto"/>
+        <w:ind w:left="-2" w:right="-43" w:firstLine="0"/>
+        <w:rPr>
+          <w:b/>
+          <w:bCs/>
+          <w:u w:val="single"/>
+        </w:rPr>
+      </w:pPr>
+    </w:p>
+    <w:p>
+      <w:pPr>
+        <w:spacing w:after="0" w:line="259" w:lineRule="auto"/>
+        <w:ind w:left="-2" w:right="-43" w:firstLine="0"/>
+      </w:pPr>
+      <w:r>
+        <w:rPr>
+          <w:b/>
+          <w:bCs/>
+        </w:rPr>
+        <w:t xml:space="preserve">- </w:t>
+      </w:r>
+      <w:r>
+        <w:rPr>
+          <w:b/>
+          <w:bCs/>
+        </w:rPr>
+        <w:t>Registro y Autenticación:</w:t>
+      </w:r>
+      <w:r>
+        <w:t xml:space="preserve"> Se probaron múltiples casos, como intentos de registro con correos no válidos, contraseñas débiles y campos vacíos, para garantizar el correcto funcionamiento.</w:t>
+      </w:r>
+    </w:p>
+    <w:p>
+      <w:pPr>
+        <w:spacing w:after="0" w:line="259" w:lineRule="auto"/>
+        <w:ind w:left="-2" w:right="-43" w:firstLine="0"/>
+      </w:pPr>
+      <w:r>
+        <w:t xml:space="preserve">- </w:t>
+      </w:r>
+      <w:r>
+        <w:rPr>
+          <w:b/>
+          <w:bCs/>
+        </w:rPr>
+        <w:t>Persistencia de Sesión:</w:t>
+      </w:r>
+      <w:r>
+        <w:t xml:space="preserve"> Confirmamos que, al cerrar y abrir la </w:t>
+      </w:r>
+      <w:proofErr w:type="gramStart"/>
+      <w:r>
+        <w:t>app</w:t>
+      </w:r>
+      <w:proofErr w:type="gramEnd"/>
+      <w:r>
+        <w:t>, la sesión se mantiene activa.</w:t>
+      </w:r>
+    </w:p>
+    <w:p>
+      <w:pPr>
+        <w:spacing w:after="0" w:line="259" w:lineRule="auto"/>
+        <w:ind w:left="-2" w:right="-43" w:firstLine="0"/>
+        <w:rPr>
+          <w:b/>
+          <w:bCs/>
+        </w:rPr>
+      </w:pPr>
+      <w:r>
+        <w:t xml:space="preserve">- </w:t>
+      </w:r>
+      <w:r>
+        <w:rPr>
+          <w:b/>
+          <w:bCs/>
+        </w:rPr>
+        <w:t>Interfaz Mejorada</w:t>
+      </w:r>
+      <w:r>
+        <w:rPr>
+          <w:b/>
+          <w:bCs/>
+        </w:rPr>
+        <w:t xml:space="preserve"> De Forma Responsiva</w:t>
+      </w:r>
+    </w:p>
+    <w:p>
+      <w:pPr>
+        <w:spacing w:after="0" w:line="259" w:lineRule="auto"/>
+        <w:ind w:left="-2" w:right="-43" w:firstLine="0"/>
+        <w:rPr>
+          <w:b/>
+          <w:bCs/>
+        </w:rPr>
+      </w:pPr>
+    </w:p>
+    <w:p>
+      <w:pPr>
+        <w:spacing w:after="0" w:line="259" w:lineRule="auto"/>
+        <w:ind w:left="-2" w:right="-43" w:firstLine="0"/>
+        <w:jc w:val="center"/>
+        <w:rPr>
+          <w:b/>
+          <w:bCs/>
+          <w:u w:val="single"/>
+        </w:rPr>
+      </w:pPr>
+      <w:r>
+        <w:rPr>
+          <w:b/>
+          <w:bCs/>
+          <w:u w:val="single"/>
+        </w:rPr>
+        <w:t>VERSION 2.1</w:t>
+      </w:r>
+    </w:p>
+    <w:p>
+      <w:pPr>
+        <w:spacing w:after="0" w:line="259" w:lineRule="auto"/>
+        <w:ind w:left="-2" w:right="-43" w:firstLine="0"/>
+        <w:jc w:val="center"/>
+        <w:rPr>
+          <w:b/>
+          <w:bCs/>
+        </w:rPr>
+      </w:pPr>
+    </w:p>
+    <w:p>
+      <w:pPr>
+        <w:spacing w:after="0" w:line="259" w:lineRule="auto"/>
+        <w:ind w:left="-2" w:right="-43" w:firstLine="0"/>
+        <w:jc w:val="center"/>
+        <w:rPr>
+          <w:b/>
+          <w:bCs/>
+          <w:u w:val="single"/>
+        </w:rPr>
+      </w:pPr>
+      <w:r>
+        <w:rPr>
+          <w:b/>
+          <w:bCs/>
+          <w:u w:val="single"/>
+        </w:rPr>
+        <w:t xml:space="preserve">Implementación de MVVM y </w:t>
+      </w:r>
+      <w:proofErr w:type="spellStart"/>
+      <w:r>
+        <w:rPr>
+          <w:b/>
+          <w:bCs/>
+          <w:u w:val="single"/>
+        </w:rPr>
+        <w:t>Clean</w:t>
+      </w:r>
+      <w:proofErr w:type="spellEnd"/>
+      <w:r>
+        <w:rPr>
+          <w:b/>
+          <w:bCs/>
+          <w:u w:val="single"/>
+        </w:rPr>
+        <w:t xml:space="preserve"> </w:t>
+      </w:r>
+      <w:proofErr w:type="spellStart"/>
+      <w:r>
+        <w:rPr>
+          <w:b/>
+          <w:bCs/>
+          <w:u w:val="single"/>
+        </w:rPr>
+        <w:t>Architecture</w:t>
+      </w:r>
+      <w:proofErr w:type="spellEnd"/>
+    </w:p>
+    <w:p>
+      <w:pPr>
+        <w:spacing w:after="0" w:line="259" w:lineRule="auto"/>
+        <w:ind w:left="-2" w:right="-43" w:firstLine="0"/>
+        <w:rPr>
+          <w:b/>
+          <w:bCs/>
+        </w:rPr>
+      </w:pPr>
+      <w:r>
+        <w:rPr>
+          <w:b/>
+          <w:bCs/>
+        </w:rPr>
+        <w:t xml:space="preserve">¿Por qué MVVM y </w:t>
+      </w:r>
+      <w:proofErr w:type="spellStart"/>
+      <w:r>
+        <w:rPr>
+          <w:b/>
+          <w:bCs/>
+        </w:rPr>
+        <w:t>Clean</w:t>
+      </w:r>
+      <w:proofErr w:type="spellEnd"/>
+      <w:r>
+        <w:rPr>
+          <w:b/>
+          <w:bCs/>
+        </w:rPr>
+        <w:t xml:space="preserve"> </w:t>
+      </w:r>
+      <w:proofErr w:type="spellStart"/>
+      <w:r>
+        <w:rPr>
+          <w:b/>
+          <w:bCs/>
+        </w:rPr>
+        <w:t>Architecture</w:t>
+      </w:r>
+      <w:proofErr w:type="spellEnd"/>
+      <w:r>
+        <w:rPr>
+          <w:b/>
+          <w:bCs/>
+        </w:rPr>
+        <w:t>?</w:t>
+      </w:r>
+    </w:p>
+    <w:p>
+      <w:pPr>
+        <w:numPr>
+          <w:ilvl w:val="0"/>
+          <w:numId w:val="9"/>
+        </w:numPr>
         <w:spacing w:after="0" w:line="259" w:lineRule="auto"/>
         <w:ind w:right="-43"/>
       </w:pPr>
       <w:r>
-        <w:t>- Fondos personalizados para mejorar la estética.</w:t>
+        <w:rPr>
+          <w:b/>
+          <w:bCs/>
+        </w:rPr>
+        <w:t>MVVM (</w:t>
+      </w:r>
+      <w:proofErr w:type="spellStart"/>
+      <w:r>
+        <w:rPr>
+          <w:b/>
+          <w:bCs/>
+        </w:rPr>
+        <w:t>Model</w:t>
+      </w:r>
+      <w:proofErr w:type="spellEnd"/>
+      <w:r>
+        <w:rPr>
+          <w:b/>
+          <w:bCs/>
+        </w:rPr>
+        <w:t>-View-</w:t>
+      </w:r>
+      <w:proofErr w:type="spellStart"/>
+      <w:r>
+        <w:rPr>
+          <w:b/>
+          <w:bCs/>
+        </w:rPr>
+        <w:t>ViewModel</w:t>
+      </w:r>
+      <w:proofErr w:type="spellEnd"/>
+      <w:r>
+        <w:rPr>
+          <w:b/>
+          <w:bCs/>
+        </w:rPr>
+        <w:t>)</w:t>
+      </w:r>
+      <w:r>
+        <w:t>: Separa la lógica de la UI, facilitando la gestión de datos y la actualización de la interfaz de usuario.</w:t>
+      </w:r>
+    </w:p>
+    <w:p>
+      <w:pPr>
+        <w:numPr>
+          <w:ilvl w:val="0"/>
+          <w:numId w:val="9"/>
+        </w:numPr>
+        <w:spacing w:after="0" w:line="259" w:lineRule="auto"/>
+        <w:ind w:right="-43"/>
+      </w:pPr>
+      <w:proofErr w:type="spellStart"/>
+      <w:r>
+        <w:rPr>
+          <w:b/>
+          <w:bCs/>
+        </w:rPr>
+        <w:t>Clean</w:t>
+      </w:r>
+      <w:proofErr w:type="spellEnd"/>
+      <w:r>
+        <w:rPr>
+          <w:b/>
+          <w:bCs/>
+        </w:rPr>
+        <w:t xml:space="preserve"> </w:t>
+      </w:r>
+      <w:proofErr w:type="spellStart"/>
+      <w:r>
+        <w:rPr>
+          <w:b/>
+          <w:bCs/>
+        </w:rPr>
+        <w:t>Architecture</w:t>
+      </w:r>
+      <w:proofErr w:type="spellEnd"/>
+      <w:r>
+        <w:t>: Divide el proyecto en capas independientes (presentación, dominio y datos), lo que permite un código más modular y fácil de mantener.</w:t>
       </w:r>
     </w:p>
     <w:p>
       <w:pPr>
         <w:spacing w:after="0" w:line="259" w:lineRule="auto"/>
         <w:ind w:left="-2" w:right="-43" w:firstLine="0"/>
-      </w:pPr>
-      <w:r>
-        <w:t>- Todos los elementos visuales fueron adaptados para mantener coherencia con la temática general de la app.</w:t>
+        <w:rPr>
+          <w:b/>
+          <w:bCs/>
+        </w:rPr>
+      </w:pPr>
+      <w:r>
+        <w:rPr>
+          <w:b/>
+          <w:bCs/>
+        </w:rPr>
+        <w:t xml:space="preserve">Capas de </w:t>
+      </w:r>
+      <w:proofErr w:type="spellStart"/>
+      <w:r>
+        <w:rPr>
+          <w:b/>
+          <w:bCs/>
+        </w:rPr>
+        <w:t>Clean</w:t>
+      </w:r>
+      <w:proofErr w:type="spellEnd"/>
+      <w:r>
+        <w:rPr>
+          <w:b/>
+          <w:bCs/>
+        </w:rPr>
+        <w:t xml:space="preserve"> </w:t>
+      </w:r>
+      <w:proofErr w:type="spellStart"/>
+      <w:r>
+        <w:rPr>
+          <w:b/>
+          <w:bCs/>
+        </w:rPr>
+        <w:t>Architecture</w:t>
+      </w:r>
+      <w:proofErr w:type="spellEnd"/>
+    </w:p>
+    <w:p>
+      <w:pPr>
+        <w:numPr>
+          <w:ilvl w:val="0"/>
+          <w:numId w:val="10"/>
+        </w:numPr>
+        <w:spacing w:after="0" w:line="259" w:lineRule="auto"/>
+        <w:ind w:right="-43"/>
+      </w:pPr>
+      <w:r>
+        <w:rPr>
+          <w:b/>
+          <w:bCs/>
+        </w:rPr>
+        <w:t>Capa de Presentación</w:t>
+      </w:r>
+      <w:r>
+        <w:t xml:space="preserve">: Contiene los </w:t>
+      </w:r>
+      <w:proofErr w:type="spellStart"/>
+      <w:r>
+        <w:t>fragments</w:t>
+      </w:r>
+      <w:proofErr w:type="spellEnd"/>
+      <w:r>
+        <w:t xml:space="preserve"> y </w:t>
+      </w:r>
+      <w:proofErr w:type="spellStart"/>
+      <w:r>
+        <w:t>ViewModels</w:t>
+      </w:r>
+      <w:proofErr w:type="spellEnd"/>
+      <w:r>
+        <w:t>.</w:t>
+      </w:r>
+    </w:p>
+    <w:p>
+      <w:pPr>
+        <w:numPr>
+          <w:ilvl w:val="0"/>
+          <w:numId w:val="10"/>
+        </w:numPr>
+        <w:spacing w:after="0" w:line="259" w:lineRule="auto"/>
+        <w:ind w:right="-43"/>
+      </w:pPr>
+      <w:r>
+        <w:rPr>
+          <w:b/>
+          <w:bCs/>
+        </w:rPr>
+        <w:t>Capa de Dominio</w:t>
+      </w:r>
+      <w:r>
+        <w:t>: Define la lógica de negocio (casos de uso) y las interfaces de repositorios.</w:t>
+      </w:r>
+    </w:p>
+    <w:p>
+      <w:pPr>
+        <w:numPr>
+          <w:ilvl w:val="0"/>
+          <w:numId w:val="10"/>
+        </w:numPr>
+        <w:spacing w:after="0" w:line="259" w:lineRule="auto"/>
+        <w:ind w:right="-43"/>
+      </w:pPr>
+      <w:r>
+        <w:rPr>
+          <w:b/>
+          <w:bCs/>
+        </w:rPr>
+        <w:t>Capa de Datos</w:t>
+      </w:r>
+      <w:r>
+        <w:t>: Implementa los repositorios y gestiona las fuentes de datos (API, base de datos, etc.).</w:t>
       </w:r>
     </w:p>
     <w:p>
@@ -1955,11 +2582,17 @@
         <w:spacing w:after="0" w:line="259" w:lineRule="auto"/>
         <w:ind w:left="-2" w:right="-43" w:firstLine="0"/>
       </w:pPr>
+      <w:r>
+        <w:pict w14:anchorId="12DAF416">
+          <v:rect id="_x0000_i1031" style="width:0;height:.75pt" o:hralign="center" o:hrstd="t" o:hrnoshade="t" o:hr="t" fillcolor="#f8faff" stroked="f"/>
+        </w:pict>
+      </w:r>
     </w:p>
     <w:p>
       <w:pPr>
         <w:spacing w:after="0" w:line="259" w:lineRule="auto"/>
         <w:ind w:left="-2" w:right="-43" w:firstLine="0"/>
+        <w:jc w:val="center"/>
         <w:rPr>
           <w:b/>
           <w:bCs/>
@@ -1972,7 +2605,7 @@
           <w:bCs/>
           <w:u w:val="single"/>
         </w:rPr>
-        <w:t>Pruebas y Resultados</w:t>
+        <w:t>Pasos Realizados</w:t>
       </w:r>
     </w:p>
     <w:p>
@@ -1988,25 +2621,71 @@
     </w:p>
     <w:p>
       <w:pPr>
+        <w:pStyle w:val="Prrafodelista"/>
+        <w:numPr>
+          <w:ilvl w:val="0"/>
+          <w:numId w:val="11"/>
+        </w:numPr>
+        <w:spacing w:after="0" w:line="259" w:lineRule="auto"/>
+        <w:ind w:right="-43"/>
+        <w:rPr>
+          <w:b/>
+          <w:bCs/>
+          <w:u w:val="single"/>
+        </w:rPr>
+      </w:pPr>
+      <w:r>
+        <w:rPr>
+          <w:b/>
+          <w:bCs/>
+          <w:u w:val="single"/>
+        </w:rPr>
+        <w:t>Creación de las Entidades del Dominio</w:t>
+      </w:r>
+    </w:p>
+    <w:p>
+      <w:pPr>
+        <w:pStyle w:val="Prrafodelista"/>
+        <w:spacing w:after="0" w:line="259" w:lineRule="auto"/>
+        <w:ind w:left="358" w:right="-43" w:firstLine="0"/>
+        <w:rPr>
+          <w:b/>
+          <w:bCs/>
+          <w:u w:val="single"/>
+        </w:rPr>
+      </w:pPr>
+    </w:p>
+    <w:p>
+      <w:pPr>
         <w:spacing w:after="0" w:line="259" w:lineRule="auto"/>
         <w:ind w:left="-2" w:right="-43" w:firstLine="0"/>
       </w:pPr>
       <w:r>
-        <w:rPr>
-          <w:b/>
-          <w:bCs/>
-        </w:rPr>
-        <w:t xml:space="preserve">- </w:t>
-      </w:r>
-      <w:r>
-        <w:rPr>
-          <w:b/>
-          <w:bCs/>
-        </w:rPr>
-        <w:t>Registro y Autenticación:</w:t>
-      </w:r>
-      <w:r>
-        <w:t xml:space="preserve"> Se probaron múltiples casos, como intentos de registro con correos no válidos, contraseñas débiles y campos vacíos, para garantizar el correcto funcionamiento.</w:t>
+        <w:t>Se definieron las entidades </w:t>
+      </w:r>
+      <w:proofErr w:type="spellStart"/>
+      <w:r>
+        <w:t>Event</w:t>
+      </w:r>
+      <w:proofErr w:type="spellEnd"/>
+      <w:r>
+        <w:t>, </w:t>
+      </w:r>
+      <w:proofErr w:type="spellStart"/>
+      <w:r>
+        <w:t>Professor</w:t>
+      </w:r>
+      <w:proofErr w:type="spellEnd"/>
+      <w:r>
+        <w:t> y Video en el paquete </w:t>
+      </w:r>
+      <w:proofErr w:type="spellStart"/>
+      <w:r>
+        <w:t>domain</w:t>
+      </w:r>
+      <w:proofErr w:type="spellEnd"/>
+      <w:r>
+        <w:t>. Estas entidades representan los datos principales de la aplicación.</w:t>
       </w:r>
     </w:p>
     <w:p>
@@ -2014,41 +2693,1628 @@
         <w:spacing w:after="0" w:line="259" w:lineRule="auto"/>
         <w:ind w:left="-2" w:right="-43" w:firstLine="0"/>
       </w:pPr>
-      <w:r>
-        <w:t xml:space="preserve">- </w:t>
-      </w:r>
-      <w:r>
-        <w:rPr>
-          <w:b/>
-          <w:bCs/>
-        </w:rPr>
-        <w:t>Persistencia de Sesión:</w:t>
-      </w:r>
-      <w:r>
-        <w:t xml:space="preserve"> Confirmamos que, al cerrar y abrir la app, la sesión se mantiene activa.</w:t>
-      </w:r>
     </w:p>
     <w:p>
       <w:pPr>
         <w:spacing w:after="0" w:line="259" w:lineRule="auto"/>
         <w:ind w:left="-2" w:right="-43" w:firstLine="0"/>
       </w:pPr>
-      <w:r>
-        <w:t xml:space="preserve">- </w:t>
-      </w:r>
-      <w:r>
-        <w:rPr>
-          <w:b/>
-          <w:bCs/>
-        </w:rPr>
-        <w:t>Interfaz Mejorada</w:t>
-      </w:r>
-      <w:r>
-        <w:rPr>
-          <w:b/>
-          <w:bCs/>
-        </w:rPr>
-        <w:t xml:space="preserve"> De Forma Responsiva</w:t>
+    </w:p>
+    <w:p>
+      <w:pPr>
+        <w:spacing w:after="0" w:line="259" w:lineRule="auto"/>
+        <w:ind w:left="-2" w:right="-43" w:firstLine="0"/>
+      </w:pPr>
+    </w:p>
+    <w:p>
+      <w:pPr>
+        <w:spacing w:after="0" w:line="259" w:lineRule="auto"/>
+        <w:ind w:left="1416" w:right="-43" w:firstLine="0"/>
+      </w:pPr>
+      <w:r>
+        <w:lastRenderedPageBreak/>
+        <w:t xml:space="preserve">data </w:t>
+      </w:r>
+      <w:proofErr w:type="spellStart"/>
+      <w:r>
+        <w:t>class</w:t>
+      </w:r>
+      <w:proofErr w:type="spellEnd"/>
+      <w:r>
+        <w:t xml:space="preserve"> </w:t>
+      </w:r>
+      <w:proofErr w:type="spellStart"/>
+      <w:proofErr w:type="gramStart"/>
+      <w:r>
+        <w:t>Professor</w:t>
+      </w:r>
+      <w:proofErr w:type="spellEnd"/>
+      <w:r>
+        <w:t>(</w:t>
+      </w:r>
+      <w:proofErr w:type="gramEnd"/>
+    </w:p>
+    <w:p>
+      <w:pPr>
+        <w:spacing w:after="0" w:line="259" w:lineRule="auto"/>
+        <w:ind w:left="1416" w:right="-43" w:firstLine="0"/>
+      </w:pPr>
+      <w:r>
+        <w:t xml:space="preserve">    val </w:t>
+      </w:r>
+      <w:proofErr w:type="spellStart"/>
+      <w:r>
+        <w:t>imageResId</w:t>
+      </w:r>
+      <w:proofErr w:type="spellEnd"/>
+      <w:r>
+        <w:t xml:space="preserve">: </w:t>
+      </w:r>
+      <w:proofErr w:type="spellStart"/>
+      <w:r>
+        <w:t>Int</w:t>
+      </w:r>
+      <w:proofErr w:type="spellEnd"/>
+      <w:r>
+        <w:t>,</w:t>
+      </w:r>
+    </w:p>
+    <w:p>
+      <w:pPr>
+        <w:spacing w:after="0" w:line="259" w:lineRule="auto"/>
+        <w:ind w:left="1416" w:right="-43" w:firstLine="0"/>
+      </w:pPr>
+      <w:r>
+        <w:t xml:space="preserve">    val </w:t>
+      </w:r>
+      <w:proofErr w:type="spellStart"/>
+      <w:r>
+        <w:t>name</w:t>
+      </w:r>
+      <w:proofErr w:type="spellEnd"/>
+      <w:r>
+        <w:t xml:space="preserve">: </w:t>
+      </w:r>
+      <w:proofErr w:type="spellStart"/>
+      <w:r>
+        <w:t>String</w:t>
+      </w:r>
+      <w:proofErr w:type="spellEnd"/>
+      <w:r>
+        <w:t>,</w:t>
+      </w:r>
+    </w:p>
+    <w:p>
+      <w:pPr>
+        <w:spacing w:after="0" w:line="259" w:lineRule="auto"/>
+        <w:ind w:left="1416" w:right="-43" w:firstLine="0"/>
+      </w:pPr>
+      <w:r>
+        <w:t xml:space="preserve">    val </w:t>
+      </w:r>
+      <w:proofErr w:type="spellStart"/>
+      <w:r>
+        <w:t>specialty</w:t>
+      </w:r>
+      <w:proofErr w:type="spellEnd"/>
+      <w:r>
+        <w:t xml:space="preserve">: </w:t>
+      </w:r>
+      <w:proofErr w:type="spellStart"/>
+      <w:r>
+        <w:t>String</w:t>
+      </w:r>
+      <w:proofErr w:type="spellEnd"/>
+      <w:r>
+        <w:t>,</w:t>
+      </w:r>
+    </w:p>
+    <w:p>
+      <w:pPr>
+        <w:spacing w:after="0" w:line="259" w:lineRule="auto"/>
+        <w:ind w:left="1416" w:right="-43" w:firstLine="0"/>
+      </w:pPr>
+      <w:r>
+        <w:t xml:space="preserve">    val </w:t>
+      </w:r>
+      <w:proofErr w:type="spellStart"/>
+      <w:r>
+        <w:t>isTopRated</w:t>
+      </w:r>
+      <w:proofErr w:type="spellEnd"/>
+      <w:r>
+        <w:t xml:space="preserve">: </w:t>
+      </w:r>
+      <w:proofErr w:type="spellStart"/>
+      <w:r>
+        <w:t>Boolean</w:t>
+      </w:r>
+      <w:proofErr w:type="spellEnd"/>
+      <w:r>
+        <w:t>,</w:t>
+      </w:r>
+    </w:p>
+    <w:p>
+      <w:pPr>
+        <w:spacing w:after="0" w:line="259" w:lineRule="auto"/>
+        <w:ind w:left="1416" w:right="-43" w:firstLine="0"/>
+      </w:pPr>
+      <w:r>
+        <w:t xml:space="preserve">    val </w:t>
+      </w:r>
+      <w:proofErr w:type="spellStart"/>
+      <w:r>
+        <w:t>description</w:t>
+      </w:r>
+      <w:proofErr w:type="spellEnd"/>
+      <w:r>
+        <w:t xml:space="preserve">: </w:t>
+      </w:r>
+      <w:proofErr w:type="spellStart"/>
+      <w:r>
+        <w:t>String</w:t>
+      </w:r>
+      <w:proofErr w:type="spellEnd"/>
+      <w:r>
+        <w:t>,</w:t>
+      </w:r>
+    </w:p>
+    <w:p>
+      <w:pPr>
+        <w:spacing w:after="0" w:line="259" w:lineRule="auto"/>
+        <w:ind w:left="1416" w:right="-43" w:firstLine="0"/>
+      </w:pPr>
+      <w:r>
+        <w:t xml:space="preserve">    val email: </w:t>
+      </w:r>
+      <w:proofErr w:type="spellStart"/>
+      <w:r>
+        <w:t>String</w:t>
+      </w:r>
+      <w:proofErr w:type="spellEnd"/>
+    </w:p>
+    <w:p>
+      <w:pPr>
+        <w:spacing w:after="0" w:line="259" w:lineRule="auto"/>
+        <w:ind w:left="1414" w:right="-43" w:firstLine="2"/>
+      </w:pPr>
+      <w:r>
+        <w:t>)</w:t>
+      </w:r>
+    </w:p>
+    <w:p>
+      <w:pPr>
+        <w:spacing w:after="0" w:line="259" w:lineRule="auto"/>
+        <w:ind w:left="1414" w:right="-43" w:firstLine="2"/>
+      </w:pPr>
+    </w:p>
+    <w:p>
+      <w:pPr>
+        <w:pStyle w:val="Prrafodelista"/>
+        <w:numPr>
+          <w:ilvl w:val="0"/>
+          <w:numId w:val="11"/>
+        </w:numPr>
+        <w:spacing w:after="0" w:line="259" w:lineRule="auto"/>
+        <w:ind w:right="-43"/>
+        <w:jc w:val="center"/>
+        <w:rPr>
+          <w:b/>
+          <w:bCs/>
+          <w:u w:val="single"/>
+        </w:rPr>
+      </w:pPr>
+      <w:r>
+        <w:rPr>
+          <w:b/>
+          <w:bCs/>
+          <w:u w:val="single"/>
+        </w:rPr>
+        <w:t>Definición de los Repositorios</w:t>
+      </w:r>
+    </w:p>
+    <w:p>
+      <w:pPr>
+        <w:pStyle w:val="Prrafodelista"/>
+        <w:spacing w:after="0" w:line="259" w:lineRule="auto"/>
+        <w:ind w:left="358" w:right="-43" w:firstLine="0"/>
+        <w:rPr>
+          <w:b/>
+          <w:bCs/>
+          <w:u w:val="single"/>
+        </w:rPr>
+      </w:pPr>
+    </w:p>
+    <w:p>
+      <w:pPr>
+        <w:spacing w:after="0" w:line="259" w:lineRule="auto"/>
+        <w:ind w:left="-2" w:right="-43" w:firstLine="0"/>
+      </w:pPr>
+      <w:r>
+        <w:t>Se crearon interfaces en el paquete </w:t>
+      </w:r>
+      <w:proofErr w:type="spellStart"/>
+      <w:r>
+        <w:t>domain</w:t>
+      </w:r>
+      <w:proofErr w:type="spellEnd"/>
+      <w:r>
+        <w:t> para definir cómo se accederá a los datos.</w:t>
+      </w:r>
+    </w:p>
+    <w:p>
+      <w:pPr>
+        <w:spacing w:after="0" w:line="259" w:lineRule="auto"/>
+        <w:ind w:left="-2" w:right="-43" w:firstLine="0"/>
+      </w:pPr>
+    </w:p>
+    <w:p>
+      <w:pPr>
+        <w:spacing w:after="0" w:line="259" w:lineRule="auto"/>
+        <w:ind w:left="1416" w:right="-43" w:firstLine="0"/>
+      </w:pPr>
+      <w:proofErr w:type="gramStart"/>
+      <w:r>
+        <w:t>interface</w:t>
+      </w:r>
+      <w:proofErr w:type="gramEnd"/>
+      <w:r>
+        <w:t xml:space="preserve"> </w:t>
+      </w:r>
+      <w:proofErr w:type="spellStart"/>
+      <w:r>
+        <w:t>ProfessorRepository</w:t>
+      </w:r>
+      <w:proofErr w:type="spellEnd"/>
+      <w:r>
+        <w:t xml:space="preserve"> {</w:t>
+      </w:r>
+    </w:p>
+    <w:p>
+      <w:pPr>
+        <w:spacing w:after="0" w:line="259" w:lineRule="auto"/>
+        <w:ind w:left="1416" w:right="-43" w:firstLine="0"/>
+      </w:pPr>
+      <w:r>
+        <w:t xml:space="preserve">    </w:t>
+      </w:r>
+      <w:proofErr w:type="spellStart"/>
+      <w:r>
+        <w:t>suspend</w:t>
+      </w:r>
+      <w:proofErr w:type="spellEnd"/>
+      <w:r>
+        <w:t xml:space="preserve"> </w:t>
+      </w:r>
+      <w:proofErr w:type="spellStart"/>
+      <w:r>
+        <w:t>fun</w:t>
+      </w:r>
+      <w:proofErr w:type="spellEnd"/>
+      <w:r>
+        <w:t xml:space="preserve"> </w:t>
+      </w:r>
+      <w:proofErr w:type="spellStart"/>
+      <w:proofErr w:type="gramStart"/>
+      <w:r>
+        <w:t>getProfessors</w:t>
+      </w:r>
+      <w:proofErr w:type="spellEnd"/>
+      <w:r>
+        <w:t>(</w:t>
+      </w:r>
+      <w:proofErr w:type="gramEnd"/>
+      <w:r>
+        <w:t xml:space="preserve">): </w:t>
+      </w:r>
+      <w:proofErr w:type="spellStart"/>
+      <w:r>
+        <w:t>List</w:t>
+      </w:r>
+      <w:proofErr w:type="spellEnd"/>
+      <w:r>
+        <w:t>&lt;</w:t>
+      </w:r>
+      <w:proofErr w:type="spellStart"/>
+      <w:r>
+        <w:t>Professor</w:t>
+      </w:r>
+      <w:proofErr w:type="spellEnd"/>
+      <w:r>
+        <w:t>&gt;</w:t>
+      </w:r>
+    </w:p>
+    <w:p>
+      <w:pPr>
+        <w:spacing w:after="0" w:line="259" w:lineRule="auto"/>
+        <w:ind w:left="1416" w:right="-43" w:firstLine="0"/>
+      </w:pPr>
+      <w:r>
+        <w:t xml:space="preserve">    </w:t>
+      </w:r>
+      <w:proofErr w:type="spellStart"/>
+      <w:r>
+        <w:t>suspend</w:t>
+      </w:r>
+      <w:proofErr w:type="spellEnd"/>
+      <w:r>
+        <w:t xml:space="preserve"> </w:t>
+      </w:r>
+      <w:proofErr w:type="spellStart"/>
+      <w:r>
+        <w:t>fun</w:t>
+      </w:r>
+      <w:proofErr w:type="spellEnd"/>
+      <w:r>
+        <w:t xml:space="preserve"> </w:t>
+      </w:r>
+      <w:proofErr w:type="spellStart"/>
+      <w:proofErr w:type="gramStart"/>
+      <w:r>
+        <w:t>saveProfessor</w:t>
+      </w:r>
+      <w:proofErr w:type="spellEnd"/>
+      <w:r>
+        <w:t>(</w:t>
+      </w:r>
+      <w:proofErr w:type="spellStart"/>
+      <w:proofErr w:type="gramEnd"/>
+      <w:r>
+        <w:t>professor</w:t>
+      </w:r>
+      <w:proofErr w:type="spellEnd"/>
+      <w:r>
+        <w:t xml:space="preserve">: </w:t>
+      </w:r>
+      <w:proofErr w:type="spellStart"/>
+      <w:r>
+        <w:t>Professor</w:t>
+      </w:r>
+      <w:proofErr w:type="spellEnd"/>
+      <w:r>
+        <w:t>)</w:t>
+      </w:r>
+    </w:p>
+    <w:p>
+      <w:pPr>
+        <w:spacing w:after="0" w:line="259" w:lineRule="auto"/>
+        <w:ind w:left="1416" w:right="-43" w:firstLine="0"/>
+      </w:pPr>
+      <w:r>
+        <w:t>}</w:t>
+      </w:r>
+    </w:p>
+    <w:p>
+      <w:pPr>
+        <w:spacing w:after="0" w:line="259" w:lineRule="auto"/>
+        <w:ind w:left="1416" w:right="-43" w:firstLine="0"/>
+      </w:pPr>
+    </w:p>
+    <w:p>
+      <w:pPr>
+        <w:pStyle w:val="Prrafodelista"/>
+        <w:numPr>
+          <w:ilvl w:val="0"/>
+          <w:numId w:val="11"/>
+        </w:numPr>
+        <w:spacing w:after="0" w:line="259" w:lineRule="auto"/>
+        <w:ind w:right="-43"/>
+        <w:jc w:val="center"/>
+        <w:rPr>
+          <w:b/>
+          <w:bCs/>
+          <w:u w:val="single"/>
+        </w:rPr>
+      </w:pPr>
+      <w:r>
+        <w:rPr>
+          <w:b/>
+          <w:bCs/>
+          <w:u w:val="single"/>
+        </w:rPr>
+        <w:t>Implementación de los Repositorios</w:t>
+      </w:r>
+    </w:p>
+    <w:p>
+      <w:pPr>
+        <w:pStyle w:val="Prrafodelista"/>
+        <w:spacing w:after="0" w:line="259" w:lineRule="auto"/>
+        <w:ind w:left="358" w:right="-43" w:firstLine="0"/>
+        <w:rPr>
+          <w:b/>
+          <w:bCs/>
+          <w:u w:val="single"/>
+        </w:rPr>
+      </w:pPr>
+    </w:p>
+    <w:p>
+      <w:pPr>
+        <w:spacing w:after="0" w:line="259" w:lineRule="auto"/>
+        <w:ind w:left="-2" w:right="-43" w:firstLine="0"/>
+      </w:pPr>
+      <w:r>
+        <w:t>En el paquete data, se implementaron las interfaces de los repositorios. Aquí se gestiona la obtención de datos desde fuentes externas (API, base de datos, etc.).</w:t>
+      </w:r>
+    </w:p>
+    <w:p>
+      <w:pPr>
+        <w:spacing w:after="0" w:line="259" w:lineRule="auto"/>
+        <w:ind w:left="-2" w:right="-43" w:firstLine="0"/>
+      </w:pPr>
+    </w:p>
+    <w:p>
+      <w:pPr>
+        <w:spacing w:after="0" w:line="259" w:lineRule="auto"/>
+        <w:ind w:left="1416" w:right="-43" w:firstLine="0"/>
+      </w:pPr>
+      <w:proofErr w:type="spellStart"/>
+      <w:r>
+        <w:t>class</w:t>
+      </w:r>
+      <w:proofErr w:type="spellEnd"/>
+      <w:r>
+        <w:t xml:space="preserve"> </w:t>
+      </w:r>
+      <w:proofErr w:type="spellStart"/>
+      <w:proofErr w:type="gramStart"/>
+      <w:r>
+        <w:t>ProfessorRepositoryImpl</w:t>
+      </w:r>
+      <w:proofErr w:type="spellEnd"/>
+      <w:r>
+        <w:t xml:space="preserve"> :</w:t>
+      </w:r>
+      <w:proofErr w:type="gramEnd"/>
+      <w:r>
+        <w:t xml:space="preserve"> </w:t>
+      </w:r>
+      <w:proofErr w:type="spellStart"/>
+      <w:r>
+        <w:t>ProfessorRepository</w:t>
+      </w:r>
+      <w:proofErr w:type="spellEnd"/>
+      <w:r>
+        <w:t xml:space="preserve"> {</w:t>
+      </w:r>
+    </w:p>
+    <w:p>
+      <w:pPr>
+        <w:spacing w:after="0" w:line="259" w:lineRule="auto"/>
+        <w:ind w:left="1416" w:right="-43" w:firstLine="0"/>
+      </w:pPr>
+      <w:r>
+        <w:t xml:space="preserve">    </w:t>
+      </w:r>
+      <w:proofErr w:type="spellStart"/>
+      <w:r>
+        <w:t>override</w:t>
+      </w:r>
+      <w:proofErr w:type="spellEnd"/>
+      <w:r>
+        <w:t xml:space="preserve"> </w:t>
+      </w:r>
+      <w:proofErr w:type="spellStart"/>
+      <w:r>
+        <w:t>suspend</w:t>
+      </w:r>
+      <w:proofErr w:type="spellEnd"/>
+      <w:r>
+        <w:t xml:space="preserve"> </w:t>
+      </w:r>
+      <w:proofErr w:type="spellStart"/>
+      <w:r>
+        <w:t>fun</w:t>
+      </w:r>
+      <w:proofErr w:type="spellEnd"/>
+      <w:r>
+        <w:t xml:space="preserve"> </w:t>
+      </w:r>
+      <w:proofErr w:type="spellStart"/>
+      <w:proofErr w:type="gramStart"/>
+      <w:r>
+        <w:t>getProfessors</w:t>
+      </w:r>
+      <w:proofErr w:type="spellEnd"/>
+      <w:r>
+        <w:t>(</w:t>
+      </w:r>
+      <w:proofErr w:type="gramEnd"/>
+      <w:r>
+        <w:t xml:space="preserve">): </w:t>
+      </w:r>
+      <w:proofErr w:type="spellStart"/>
+      <w:r>
+        <w:t>List</w:t>
+      </w:r>
+      <w:proofErr w:type="spellEnd"/>
+      <w:r>
+        <w:t>&lt;</w:t>
+      </w:r>
+      <w:proofErr w:type="spellStart"/>
+      <w:r>
+        <w:t>Professor</w:t>
+      </w:r>
+      <w:proofErr w:type="spellEnd"/>
+      <w:r>
+        <w:t>&gt; {</w:t>
+      </w:r>
+    </w:p>
+    <w:p>
+      <w:pPr>
+        <w:spacing w:after="0" w:line="259" w:lineRule="auto"/>
+        <w:ind w:left="1416" w:right="-43" w:firstLine="0"/>
+      </w:pPr>
+      <w:r>
+        <w:t xml:space="preserve">        // Lógica para obtener profesores</w:t>
+      </w:r>
+    </w:p>
+    <w:p>
+      <w:pPr>
+        <w:spacing w:after="0" w:line="259" w:lineRule="auto"/>
+        <w:ind w:left="1416" w:right="-43" w:firstLine="0"/>
+      </w:pPr>
+      <w:r>
+        <w:t xml:space="preserve">    }</w:t>
+      </w:r>
+    </w:p>
+    <w:p>
+      <w:pPr>
+        <w:spacing w:after="0" w:line="259" w:lineRule="auto"/>
+        <w:ind w:left="1416" w:right="-43" w:firstLine="0"/>
+      </w:pPr>
+      <w:r>
+        <w:t>}</w:t>
+      </w:r>
+    </w:p>
+    <w:p>
+      <w:pPr>
+        <w:spacing w:after="0" w:line="259" w:lineRule="auto"/>
+        <w:ind w:left="1416" w:right="-43" w:firstLine="0"/>
+      </w:pPr>
+    </w:p>
+    <w:p>
+      <w:pPr>
+        <w:spacing w:after="0" w:line="259" w:lineRule="auto"/>
+        <w:ind w:left="1416" w:right="-43" w:firstLine="0"/>
+      </w:pPr>
+    </w:p>
+    <w:p>
+      <w:pPr>
+        <w:spacing w:after="0" w:line="259" w:lineRule="auto"/>
+        <w:ind w:left="-2" w:right="-43" w:firstLine="0"/>
+        <w:jc w:val="center"/>
+        <w:rPr>
+          <w:b/>
+          <w:bCs/>
+          <w:u w:val="single"/>
+        </w:rPr>
+      </w:pPr>
+      <w:r>
+        <w:rPr>
+          <w:b/>
+          <w:bCs/>
+          <w:u w:val="single"/>
+        </w:rPr>
+        <w:t>4. Creación de los Casos de Uso</w:t>
+      </w:r>
+    </w:p>
+    <w:p>
+      <w:pPr>
+        <w:spacing w:after="0" w:line="259" w:lineRule="auto"/>
+        <w:ind w:left="-2" w:right="-43" w:firstLine="0"/>
+      </w:pPr>
+      <w:r>
+        <w:t>Los casos de uso encapsulan la lógica de negocio. Por ejemplo, </w:t>
+      </w:r>
+      <w:proofErr w:type="spellStart"/>
+      <w:r>
+        <w:t>GetProfessorsUseCase</w:t>
+      </w:r>
+      <w:proofErr w:type="spellEnd"/>
+      <w:r>
+        <w:t> se encarga de obtener la lista de profesores.</w:t>
+      </w:r>
+    </w:p>
+    <w:p>
+      <w:pPr>
+        <w:spacing w:after="0" w:line="259" w:lineRule="auto"/>
+        <w:ind w:left="-2" w:right="-43" w:firstLine="0"/>
+      </w:pPr>
+    </w:p>
+    <w:p>
+      <w:pPr>
+        <w:spacing w:after="0" w:line="259" w:lineRule="auto"/>
+        <w:ind w:left="1416" w:right="-43" w:firstLine="0"/>
+      </w:pPr>
+      <w:proofErr w:type="spellStart"/>
+      <w:r>
+        <w:t>class</w:t>
+      </w:r>
+      <w:proofErr w:type="spellEnd"/>
+      <w:r>
+        <w:t xml:space="preserve"> </w:t>
+      </w:r>
+      <w:proofErr w:type="spellStart"/>
+      <w:proofErr w:type="gramStart"/>
+      <w:r>
+        <w:t>GetProfessorsUseCase</w:t>
+      </w:r>
+      <w:proofErr w:type="spellEnd"/>
+      <w:r>
+        <w:t>(</w:t>
+      </w:r>
+      <w:proofErr w:type="spellStart"/>
+      <w:proofErr w:type="gramEnd"/>
+      <w:r>
+        <w:t>private</w:t>
+      </w:r>
+      <w:proofErr w:type="spellEnd"/>
+      <w:r>
+        <w:t xml:space="preserve"> val </w:t>
+      </w:r>
+      <w:proofErr w:type="spellStart"/>
+      <w:r>
+        <w:t>professorRepository</w:t>
+      </w:r>
+      <w:proofErr w:type="spellEnd"/>
+      <w:r>
+        <w:t xml:space="preserve">: </w:t>
+      </w:r>
+      <w:proofErr w:type="spellStart"/>
+      <w:r>
+        <w:t>ProfessorRepository</w:t>
+      </w:r>
+      <w:proofErr w:type="spellEnd"/>
+      <w:r>
+        <w:t>) {</w:t>
+      </w:r>
+    </w:p>
+    <w:p>
+      <w:pPr>
+        <w:spacing w:after="0" w:line="259" w:lineRule="auto"/>
+        <w:ind w:left="1416" w:right="-43" w:firstLine="0"/>
+      </w:pPr>
+      <w:r>
+        <w:t xml:space="preserve">    </w:t>
+      </w:r>
+      <w:proofErr w:type="spellStart"/>
+      <w:r>
+        <w:t>suspend</w:t>
+      </w:r>
+      <w:proofErr w:type="spellEnd"/>
+      <w:r>
+        <w:t xml:space="preserve"> </w:t>
+      </w:r>
+      <w:proofErr w:type="spellStart"/>
+      <w:r>
+        <w:t>operator</w:t>
+      </w:r>
+      <w:proofErr w:type="spellEnd"/>
+      <w:r>
+        <w:t xml:space="preserve"> </w:t>
+      </w:r>
+      <w:proofErr w:type="spellStart"/>
+      <w:r>
+        <w:t>fun</w:t>
+      </w:r>
+      <w:proofErr w:type="spellEnd"/>
+      <w:r>
+        <w:t xml:space="preserve"> </w:t>
+      </w:r>
+      <w:proofErr w:type="spellStart"/>
+      <w:proofErr w:type="gramStart"/>
+      <w:r>
+        <w:t>invoke</w:t>
+      </w:r>
+      <w:proofErr w:type="spellEnd"/>
+      <w:r>
+        <w:t>(</w:t>
+      </w:r>
+      <w:proofErr w:type="gramEnd"/>
+      <w:r>
+        <w:t xml:space="preserve">): </w:t>
+      </w:r>
+      <w:proofErr w:type="spellStart"/>
+      <w:r>
+        <w:t>List</w:t>
+      </w:r>
+      <w:proofErr w:type="spellEnd"/>
+      <w:r>
+        <w:t>&lt;</w:t>
+      </w:r>
+      <w:proofErr w:type="spellStart"/>
+      <w:r>
+        <w:t>Professor</w:t>
+      </w:r>
+      <w:proofErr w:type="spellEnd"/>
+      <w:r>
+        <w:t>&gt; {</w:t>
+      </w:r>
+    </w:p>
+    <w:p>
+      <w:pPr>
+        <w:spacing w:after="0" w:line="259" w:lineRule="auto"/>
+        <w:ind w:left="1416" w:right="-43" w:firstLine="0"/>
+      </w:pPr>
+      <w:r>
+        <w:t xml:space="preserve">        </w:t>
+      </w:r>
+      <w:proofErr w:type="spellStart"/>
+      <w:r>
+        <w:t>return</w:t>
+      </w:r>
+      <w:proofErr w:type="spellEnd"/>
+      <w:r>
+        <w:t xml:space="preserve"> </w:t>
+      </w:r>
+      <w:proofErr w:type="spellStart"/>
+      <w:r>
+        <w:t>professorRepository.getProfessors</w:t>
+      </w:r>
+      <w:proofErr w:type="spellEnd"/>
+      <w:r>
+        <w:t>()</w:t>
+      </w:r>
+    </w:p>
+    <w:p>
+      <w:pPr>
+        <w:spacing w:after="0" w:line="259" w:lineRule="auto"/>
+        <w:ind w:left="1416" w:right="-43" w:firstLine="0"/>
+      </w:pPr>
+      <w:r>
+        <w:t xml:space="preserve">    }</w:t>
+      </w:r>
+    </w:p>
+    <w:p>
+      <w:pPr>
+        <w:spacing w:after="0" w:line="259" w:lineRule="auto"/>
+        <w:ind w:left="1416" w:right="-43" w:firstLine="0"/>
+      </w:pPr>
+      <w:r>
+        <w:t>}</w:t>
+      </w:r>
+    </w:p>
+    <w:p>
+      <w:pPr>
+        <w:spacing w:after="0" w:line="259" w:lineRule="auto"/>
+        <w:ind w:left="1416" w:right="-43" w:firstLine="0"/>
+      </w:pPr>
+    </w:p>
+    <w:p>
+      <w:pPr>
+        <w:spacing w:after="0" w:line="259" w:lineRule="auto"/>
+        <w:ind w:left="1416" w:right="-43" w:firstLine="0"/>
+      </w:pPr>
+    </w:p>
+    <w:p>
+      <w:pPr>
+        <w:pStyle w:val="Prrafodelista"/>
+        <w:numPr>
+          <w:ilvl w:val="0"/>
+          <w:numId w:val="11"/>
+        </w:numPr>
+        <w:spacing w:after="0" w:line="259" w:lineRule="auto"/>
+        <w:ind w:right="-43"/>
+        <w:jc w:val="center"/>
+        <w:rPr>
+          <w:b/>
+          <w:bCs/>
+          <w:u w:val="single"/>
+        </w:rPr>
+      </w:pPr>
+      <w:r>
+        <w:rPr>
+          <w:b/>
+          <w:bCs/>
+          <w:u w:val="single"/>
+        </w:rPr>
+        <w:t xml:space="preserve">Desarrollo de los </w:t>
+      </w:r>
+      <w:proofErr w:type="spellStart"/>
+      <w:r>
+        <w:rPr>
+          <w:b/>
+          <w:bCs/>
+          <w:u w:val="single"/>
+        </w:rPr>
+        <w:t>ViewModels</w:t>
+      </w:r>
+      <w:proofErr w:type="spellEnd"/>
+    </w:p>
+    <w:p>
+      <w:pPr>
+        <w:pStyle w:val="Prrafodelista"/>
+        <w:spacing w:after="0" w:line="259" w:lineRule="auto"/>
+        <w:ind w:left="358" w:right="-43" w:firstLine="0"/>
+        <w:rPr>
+          <w:b/>
+          <w:bCs/>
+          <w:u w:val="single"/>
+        </w:rPr>
+      </w:pPr>
+    </w:p>
+    <w:p>
+      <w:pPr>
+        <w:spacing w:after="0" w:line="259" w:lineRule="auto"/>
+        <w:ind w:left="-2" w:right="-43" w:firstLine="0"/>
+      </w:pPr>
+      <w:r>
+        <w:t xml:space="preserve">Los </w:t>
+      </w:r>
+      <w:proofErr w:type="spellStart"/>
+      <w:r>
+        <w:t>ViewModels</w:t>
+      </w:r>
+      <w:proofErr w:type="spellEnd"/>
+      <w:r>
+        <w:t xml:space="preserve"> preparan los datos para la UI. Por ejemplo, </w:t>
+      </w:r>
+      <w:proofErr w:type="spellStart"/>
+      <w:r>
+        <w:t>ProfessorViewModel</w:t>
+      </w:r>
+      <w:proofErr w:type="spellEnd"/>
+      <w:r>
+        <w:t> obtiene la lista de profesores y la expone a la UI.</w:t>
+      </w:r>
+    </w:p>
+    <w:p>
+      <w:pPr>
+        <w:spacing w:after="0" w:line="259" w:lineRule="auto"/>
+        <w:ind w:left="-2" w:right="-43" w:firstLine="0"/>
+      </w:pPr>
+    </w:p>
+    <w:p>
+      <w:pPr>
+        <w:spacing w:after="0" w:line="259" w:lineRule="auto"/>
+        <w:ind w:left="-2" w:right="-43" w:firstLine="0"/>
+      </w:pPr>
+    </w:p>
+    <w:p>
+      <w:pPr>
+        <w:spacing w:after="0" w:line="259" w:lineRule="auto"/>
+        <w:ind w:left="1416" w:right="-43" w:firstLine="0"/>
+      </w:pPr>
+      <w:proofErr w:type="spellStart"/>
+      <w:r>
+        <w:lastRenderedPageBreak/>
+        <w:t>class</w:t>
+      </w:r>
+      <w:proofErr w:type="spellEnd"/>
+      <w:r>
+        <w:t xml:space="preserve"> </w:t>
+      </w:r>
+      <w:proofErr w:type="spellStart"/>
+      <w:proofErr w:type="gramStart"/>
+      <w:r>
+        <w:t>ProfessorViewModel</w:t>
+      </w:r>
+      <w:proofErr w:type="spellEnd"/>
+      <w:r>
+        <w:t>(</w:t>
+      </w:r>
+      <w:proofErr w:type="spellStart"/>
+      <w:proofErr w:type="gramEnd"/>
+      <w:r>
+        <w:t>private</w:t>
+      </w:r>
+      <w:proofErr w:type="spellEnd"/>
+      <w:r>
+        <w:t xml:space="preserve"> val </w:t>
+      </w:r>
+      <w:proofErr w:type="spellStart"/>
+      <w:r>
+        <w:t>getProfessorsUseCase</w:t>
+      </w:r>
+      <w:proofErr w:type="spellEnd"/>
+      <w:r>
+        <w:t xml:space="preserve">: </w:t>
+      </w:r>
+      <w:proofErr w:type="spellStart"/>
+      <w:r>
+        <w:t>GetProfessorsUseCase</w:t>
+      </w:r>
+      <w:proofErr w:type="spellEnd"/>
+      <w:r>
+        <w:t xml:space="preserve">) : </w:t>
+      </w:r>
+      <w:proofErr w:type="spellStart"/>
+      <w:r>
+        <w:t>ViewModel</w:t>
+      </w:r>
+      <w:proofErr w:type="spellEnd"/>
+      <w:r>
+        <w:t>() {</w:t>
+      </w:r>
+    </w:p>
+    <w:p>
+      <w:pPr>
+        <w:spacing w:after="0" w:line="259" w:lineRule="auto"/>
+        <w:ind w:left="1416" w:right="-43" w:firstLine="0"/>
+      </w:pPr>
+      <w:r>
+        <w:t xml:space="preserve">    </w:t>
+      </w:r>
+      <w:proofErr w:type="spellStart"/>
+      <w:r>
+        <w:t>private</w:t>
+      </w:r>
+      <w:proofErr w:type="spellEnd"/>
+      <w:r>
+        <w:t xml:space="preserve"> val _</w:t>
+      </w:r>
+      <w:proofErr w:type="spellStart"/>
+      <w:r>
+        <w:t>professors</w:t>
+      </w:r>
+      <w:proofErr w:type="spellEnd"/>
+      <w:r>
+        <w:t xml:space="preserve"> = </w:t>
+      </w:r>
+      <w:proofErr w:type="spellStart"/>
+      <w:r>
+        <w:t>MutableStateFlow</w:t>
+      </w:r>
+      <w:proofErr w:type="spellEnd"/>
+      <w:r>
+        <w:t>&lt;</w:t>
+      </w:r>
+      <w:proofErr w:type="spellStart"/>
+      <w:r>
+        <w:t>List</w:t>
+      </w:r>
+      <w:proofErr w:type="spellEnd"/>
+      <w:r>
+        <w:t>&lt;</w:t>
+      </w:r>
+      <w:proofErr w:type="spellStart"/>
+      <w:r>
+        <w:t>Professor</w:t>
+      </w:r>
+      <w:proofErr w:type="spellEnd"/>
+      <w:r>
+        <w:t>&gt;&gt;(</w:t>
+      </w:r>
+      <w:proofErr w:type="spellStart"/>
+      <w:proofErr w:type="gramStart"/>
+      <w:r>
+        <w:t>emptyList</w:t>
+      </w:r>
+      <w:proofErr w:type="spellEnd"/>
+      <w:r>
+        <w:t>(</w:t>
+      </w:r>
+      <w:proofErr w:type="gramEnd"/>
+      <w:r>
+        <w:t>))</w:t>
+      </w:r>
+    </w:p>
+    <w:p>
+      <w:pPr>
+        <w:spacing w:after="0" w:line="259" w:lineRule="auto"/>
+        <w:ind w:left="1416" w:right="-43" w:firstLine="0"/>
+      </w:pPr>
+      <w:r>
+        <w:t xml:space="preserve">    val </w:t>
+      </w:r>
+      <w:proofErr w:type="spellStart"/>
+      <w:r>
+        <w:t>professors</w:t>
+      </w:r>
+      <w:proofErr w:type="spellEnd"/>
+      <w:r>
+        <w:t xml:space="preserve">: </w:t>
+      </w:r>
+      <w:proofErr w:type="spellStart"/>
+      <w:r>
+        <w:t>StateFlow</w:t>
+      </w:r>
+      <w:proofErr w:type="spellEnd"/>
+      <w:r>
+        <w:t>&lt;</w:t>
+      </w:r>
+      <w:proofErr w:type="spellStart"/>
+      <w:r>
+        <w:t>List</w:t>
+      </w:r>
+      <w:proofErr w:type="spellEnd"/>
+      <w:r>
+        <w:t>&lt;</w:t>
+      </w:r>
+      <w:proofErr w:type="spellStart"/>
+      <w:r>
+        <w:t>Professor</w:t>
+      </w:r>
+      <w:proofErr w:type="spellEnd"/>
+      <w:r>
+        <w:t xml:space="preserve">&gt;&gt; </w:t>
+      </w:r>
+      <w:proofErr w:type="spellStart"/>
+      <w:proofErr w:type="gramStart"/>
+      <w:r>
+        <w:t>get</w:t>
+      </w:r>
+      <w:proofErr w:type="spellEnd"/>
+      <w:r>
+        <w:t>(</w:t>
+      </w:r>
+      <w:proofErr w:type="gramEnd"/>
+      <w:r>
+        <w:t>) = _</w:t>
+      </w:r>
+      <w:proofErr w:type="spellStart"/>
+      <w:r>
+        <w:t>professors</w:t>
+      </w:r>
+      <w:proofErr w:type="spellEnd"/>
+    </w:p>
+    <w:p>
+      <w:pPr>
+        <w:spacing w:after="0" w:line="259" w:lineRule="auto"/>
+        <w:ind w:left="1416" w:right="-43" w:firstLine="0"/>
+      </w:pPr>
+    </w:p>
+    <w:p>
+      <w:pPr>
+        <w:spacing w:after="0" w:line="259" w:lineRule="auto"/>
+        <w:ind w:left="1416" w:right="-43" w:firstLine="0"/>
+      </w:pPr>
+      <w:r>
+        <w:t xml:space="preserve">    </w:t>
+      </w:r>
+      <w:proofErr w:type="spellStart"/>
+      <w:r>
+        <w:t>fun</w:t>
+      </w:r>
+      <w:proofErr w:type="spellEnd"/>
+      <w:r>
+        <w:t xml:space="preserve"> </w:t>
+      </w:r>
+      <w:proofErr w:type="spellStart"/>
+      <w:proofErr w:type="gramStart"/>
+      <w:r>
+        <w:t>loadProfessors</w:t>
+      </w:r>
+      <w:proofErr w:type="spellEnd"/>
+      <w:r>
+        <w:t>(</w:t>
+      </w:r>
+      <w:proofErr w:type="gramEnd"/>
+      <w:r>
+        <w:t>) {</w:t>
+      </w:r>
+    </w:p>
+    <w:p>
+      <w:pPr>
+        <w:spacing w:after="0" w:line="259" w:lineRule="auto"/>
+        <w:ind w:left="1416" w:right="-43" w:firstLine="0"/>
+      </w:pPr>
+      <w:r>
+        <w:t xml:space="preserve">        </w:t>
+      </w:r>
+      <w:proofErr w:type="spellStart"/>
+      <w:r>
+        <w:t>viewModelScope.launch</w:t>
+      </w:r>
+      <w:proofErr w:type="spellEnd"/>
+      <w:r>
+        <w:t xml:space="preserve"> {</w:t>
+      </w:r>
+    </w:p>
+    <w:p>
+      <w:pPr>
+        <w:spacing w:after="0" w:line="259" w:lineRule="auto"/>
+        <w:ind w:left="1416" w:right="-43" w:firstLine="0"/>
+      </w:pPr>
+      <w:r>
+        <w:t xml:space="preserve">            _</w:t>
+      </w:r>
+      <w:proofErr w:type="spellStart"/>
+      <w:r>
+        <w:t>professors.value</w:t>
+      </w:r>
+      <w:proofErr w:type="spellEnd"/>
+      <w:r>
+        <w:t xml:space="preserve"> = </w:t>
+      </w:r>
+      <w:proofErr w:type="spellStart"/>
+      <w:proofErr w:type="gramStart"/>
+      <w:r>
+        <w:t>getProfessorsUseCase</w:t>
+      </w:r>
+      <w:proofErr w:type="spellEnd"/>
+      <w:r>
+        <w:t>(</w:t>
+      </w:r>
+      <w:proofErr w:type="gramEnd"/>
+      <w:r>
+        <w:t>)</w:t>
+      </w:r>
+    </w:p>
+    <w:p>
+      <w:pPr>
+        <w:spacing w:after="0" w:line="259" w:lineRule="auto"/>
+        <w:ind w:left="1416" w:right="-43" w:firstLine="0"/>
+      </w:pPr>
+      <w:r>
+        <w:t xml:space="preserve">        }</w:t>
+      </w:r>
+    </w:p>
+    <w:p>
+      <w:pPr>
+        <w:spacing w:after="0" w:line="259" w:lineRule="auto"/>
+        <w:ind w:left="1416" w:right="-43" w:firstLine="0"/>
+      </w:pPr>
+      <w:r>
+        <w:t xml:space="preserve">    }</w:t>
+      </w:r>
+    </w:p>
+    <w:p>
+      <w:pPr>
+        <w:spacing w:after="0" w:line="259" w:lineRule="auto"/>
+        <w:ind w:left="1416" w:right="-43" w:firstLine="0"/>
+      </w:pPr>
+      <w:r>
+        <w:t>}</w:t>
+      </w:r>
+    </w:p>
+    <w:p>
+      <w:pPr>
+        <w:pStyle w:val="Prrafodelista"/>
+        <w:numPr>
+          <w:ilvl w:val="0"/>
+          <w:numId w:val="11"/>
+        </w:numPr>
+        <w:spacing w:after="0" w:line="259" w:lineRule="auto"/>
+        <w:ind w:right="-43"/>
+        <w:jc w:val="center"/>
+        <w:rPr>
+          <w:b/>
+          <w:bCs/>
+          <w:u w:val="single"/>
+        </w:rPr>
+      </w:pPr>
+      <w:r>
+        <w:rPr>
+          <w:b/>
+          <w:bCs/>
+          <w:u w:val="single"/>
+        </w:rPr>
+        <w:t>Integración con la UI</w:t>
+      </w:r>
+    </w:p>
+    <w:p>
+      <w:pPr>
+        <w:pStyle w:val="Prrafodelista"/>
+        <w:spacing w:after="0" w:line="259" w:lineRule="auto"/>
+        <w:ind w:left="358" w:right="-43" w:firstLine="0"/>
+        <w:rPr>
+          <w:b/>
+          <w:bCs/>
+          <w:u w:val="single"/>
+        </w:rPr>
+      </w:pPr>
+    </w:p>
+    <w:p>
+      <w:pPr>
+        <w:spacing w:after="0" w:line="259" w:lineRule="auto"/>
+        <w:ind w:left="-2" w:right="-43" w:firstLine="0"/>
+      </w:pPr>
+      <w:r>
+        <w:t xml:space="preserve">Los </w:t>
+      </w:r>
+      <w:proofErr w:type="spellStart"/>
+      <w:r>
+        <w:t>fragments</w:t>
+      </w:r>
+      <w:proofErr w:type="spellEnd"/>
+      <w:r>
+        <w:t xml:space="preserve"> (</w:t>
+      </w:r>
+      <w:proofErr w:type="spellStart"/>
+      <w:r>
+        <w:t>EventFragment</w:t>
+      </w:r>
+      <w:proofErr w:type="spellEnd"/>
+      <w:r>
+        <w:t>, </w:t>
+      </w:r>
+      <w:proofErr w:type="spellStart"/>
+      <w:r>
+        <w:t>ProfessorFragment</w:t>
+      </w:r>
+      <w:proofErr w:type="spellEnd"/>
+      <w:r>
+        <w:t>, </w:t>
+      </w:r>
+      <w:proofErr w:type="spellStart"/>
+      <w:r>
+        <w:t>VideoFragment</w:t>
+      </w:r>
+      <w:proofErr w:type="spellEnd"/>
+      <w:r>
+        <w:t xml:space="preserve">) utilizan los </w:t>
+      </w:r>
+      <w:proofErr w:type="spellStart"/>
+      <w:r>
+        <w:t>ViewModels</w:t>
+      </w:r>
+      <w:proofErr w:type="spellEnd"/>
+      <w:r>
+        <w:t xml:space="preserve"> para obtener los datos y mostrarlos en la UI.</w:t>
+      </w:r>
+    </w:p>
+    <w:p>
+      <w:pPr>
+        <w:spacing w:after="0" w:line="259" w:lineRule="auto"/>
+        <w:ind w:left="-2" w:right="-43" w:firstLine="0"/>
+      </w:pPr>
+    </w:p>
+    <w:p>
+      <w:pPr>
+        <w:spacing w:after="0" w:line="259" w:lineRule="auto"/>
+        <w:ind w:left="1416" w:right="-43" w:firstLine="0"/>
+      </w:pPr>
+      <w:proofErr w:type="spellStart"/>
+      <w:r>
+        <w:t>class</w:t>
+      </w:r>
+      <w:proofErr w:type="spellEnd"/>
+      <w:r>
+        <w:t xml:space="preserve"> </w:t>
+      </w:r>
+      <w:proofErr w:type="spellStart"/>
+      <w:proofErr w:type="gramStart"/>
+      <w:r>
+        <w:t>ProfessorFragment</w:t>
+      </w:r>
+      <w:proofErr w:type="spellEnd"/>
+      <w:r>
+        <w:t xml:space="preserve"> :</w:t>
+      </w:r>
+      <w:proofErr w:type="gramEnd"/>
+      <w:r>
+        <w:t xml:space="preserve"> </w:t>
+      </w:r>
+      <w:proofErr w:type="spellStart"/>
+      <w:r>
+        <w:t>Fragment</w:t>
+      </w:r>
+      <w:proofErr w:type="spellEnd"/>
+      <w:r>
+        <w:t>() {</w:t>
+      </w:r>
+    </w:p>
+    <w:p>
+      <w:pPr>
+        <w:spacing w:after="0" w:line="259" w:lineRule="auto"/>
+        <w:ind w:left="1416" w:right="-43" w:firstLine="0"/>
+      </w:pPr>
+      <w:r>
+        <w:t xml:space="preserve">    </w:t>
+      </w:r>
+      <w:proofErr w:type="spellStart"/>
+      <w:r>
+        <w:t>private</w:t>
+      </w:r>
+      <w:proofErr w:type="spellEnd"/>
+      <w:r>
+        <w:t xml:space="preserve"> val </w:t>
+      </w:r>
+      <w:proofErr w:type="spellStart"/>
+      <w:r>
+        <w:t>viewModel</w:t>
+      </w:r>
+      <w:proofErr w:type="spellEnd"/>
+      <w:r>
+        <w:t xml:space="preserve">: </w:t>
+      </w:r>
+      <w:proofErr w:type="spellStart"/>
+      <w:r>
+        <w:t>ProfessorViewModel</w:t>
+      </w:r>
+      <w:proofErr w:type="spellEnd"/>
+      <w:r>
+        <w:t xml:space="preserve"> </w:t>
+      </w:r>
+      <w:proofErr w:type="spellStart"/>
+      <w:r>
+        <w:t>by</w:t>
+      </w:r>
+      <w:proofErr w:type="spellEnd"/>
+      <w:r>
+        <w:t xml:space="preserve"> </w:t>
+      </w:r>
+      <w:proofErr w:type="spellStart"/>
+      <w:proofErr w:type="gramStart"/>
+      <w:r>
+        <w:t>viewModels</w:t>
+      </w:r>
+      <w:proofErr w:type="spellEnd"/>
+      <w:r>
+        <w:t>(</w:t>
+      </w:r>
+      <w:proofErr w:type="gramEnd"/>
+      <w:r>
+        <w:t>)</w:t>
+      </w:r>
+    </w:p>
+    <w:p>
+      <w:pPr>
+        <w:spacing w:after="0" w:line="259" w:lineRule="auto"/>
+        <w:ind w:left="1416" w:right="-43" w:firstLine="0"/>
+      </w:pPr>
+    </w:p>
+    <w:p>
+      <w:pPr>
+        <w:spacing w:after="0" w:line="259" w:lineRule="auto"/>
+        <w:ind w:left="1416" w:right="-43" w:firstLine="0"/>
+      </w:pPr>
+      <w:r>
+        <w:t xml:space="preserve">    </w:t>
+      </w:r>
+      <w:proofErr w:type="spellStart"/>
+      <w:r>
+        <w:t>override</w:t>
+      </w:r>
+      <w:proofErr w:type="spellEnd"/>
+      <w:r>
+        <w:t xml:space="preserve"> </w:t>
+      </w:r>
+      <w:proofErr w:type="spellStart"/>
+      <w:r>
+        <w:t>fun</w:t>
+      </w:r>
+      <w:proofErr w:type="spellEnd"/>
+      <w:r>
+        <w:t xml:space="preserve"> </w:t>
+      </w:r>
+      <w:proofErr w:type="spellStart"/>
+      <w:proofErr w:type="gramStart"/>
+      <w:r>
+        <w:t>onViewCreated</w:t>
+      </w:r>
+      <w:proofErr w:type="spellEnd"/>
+      <w:r>
+        <w:t>(</w:t>
+      </w:r>
+      <w:proofErr w:type="spellStart"/>
+      <w:proofErr w:type="gramEnd"/>
+      <w:r>
+        <w:t>view</w:t>
+      </w:r>
+      <w:proofErr w:type="spellEnd"/>
+      <w:r>
+        <w:t xml:space="preserve">: View, </w:t>
+      </w:r>
+      <w:proofErr w:type="spellStart"/>
+      <w:r>
+        <w:t>savedInstanceState</w:t>
+      </w:r>
+      <w:proofErr w:type="spellEnd"/>
+      <w:r>
+        <w:t xml:space="preserve">: </w:t>
+      </w:r>
+      <w:proofErr w:type="spellStart"/>
+      <w:r>
+        <w:t>Bundle</w:t>
+      </w:r>
+      <w:proofErr w:type="spellEnd"/>
+      <w:r>
+        <w:t>?) {</w:t>
+      </w:r>
+    </w:p>
+    <w:p>
+      <w:pPr>
+        <w:spacing w:after="0" w:line="259" w:lineRule="auto"/>
+        <w:ind w:left="1416" w:right="-43" w:firstLine="0"/>
+      </w:pPr>
+      <w:r>
+        <w:t xml:space="preserve">        </w:t>
+      </w:r>
+      <w:proofErr w:type="spellStart"/>
+      <w:proofErr w:type="gramStart"/>
+      <w:r>
+        <w:t>super.onViewCreated</w:t>
+      </w:r>
+      <w:proofErr w:type="spellEnd"/>
+      <w:proofErr w:type="gramEnd"/>
+      <w:r>
+        <w:t>(</w:t>
+      </w:r>
+      <w:proofErr w:type="spellStart"/>
+      <w:r>
+        <w:t>view</w:t>
+      </w:r>
+      <w:proofErr w:type="spellEnd"/>
+      <w:r>
+        <w:t xml:space="preserve">, </w:t>
+      </w:r>
+      <w:proofErr w:type="spellStart"/>
+      <w:r>
+        <w:t>savedInstanceState</w:t>
+      </w:r>
+      <w:proofErr w:type="spellEnd"/>
+      <w:r>
+        <w:t>)</w:t>
+      </w:r>
+    </w:p>
+    <w:p>
+      <w:pPr>
+        <w:spacing w:after="0" w:line="259" w:lineRule="auto"/>
+        <w:ind w:left="1416" w:right="-43" w:firstLine="0"/>
+      </w:pPr>
+      <w:r>
+        <w:t xml:space="preserve">        </w:t>
+      </w:r>
+      <w:proofErr w:type="spellStart"/>
+      <w:r>
+        <w:t>viewModel.loadProfessors</w:t>
+      </w:r>
+      <w:proofErr w:type="spellEnd"/>
+      <w:r>
+        <w:t>()</w:t>
+      </w:r>
+    </w:p>
+    <w:p>
+      <w:pPr>
+        <w:spacing w:after="0" w:line="259" w:lineRule="auto"/>
+        <w:ind w:left="1416" w:right="-43" w:firstLine="0"/>
+      </w:pPr>
+      <w:r>
+        <w:t xml:space="preserve">        </w:t>
+      </w:r>
+      <w:proofErr w:type="spellStart"/>
+      <w:proofErr w:type="gramStart"/>
+      <w:r>
+        <w:t>viewModel.professors.observe</w:t>
+      </w:r>
+      <w:proofErr w:type="spellEnd"/>
+      <w:proofErr w:type="gramEnd"/>
+      <w:r>
+        <w:t>(</w:t>
+      </w:r>
+      <w:proofErr w:type="spellStart"/>
+      <w:r>
+        <w:t>viewLifecycleOwner</w:t>
+      </w:r>
+      <w:proofErr w:type="spellEnd"/>
+      <w:r>
+        <w:t xml:space="preserve">) { </w:t>
+      </w:r>
+      <w:proofErr w:type="spellStart"/>
+      <w:r>
+        <w:t>professors</w:t>
+      </w:r>
+      <w:proofErr w:type="spellEnd"/>
+      <w:r>
+        <w:t xml:space="preserve"> -&gt;</w:t>
+      </w:r>
+    </w:p>
+    <w:p>
+      <w:pPr>
+        <w:spacing w:after="0" w:line="259" w:lineRule="auto"/>
+        <w:ind w:left="1416" w:right="-43" w:firstLine="0"/>
+      </w:pPr>
+      <w:r>
+        <w:t xml:space="preserve">            // Actualizar la UI con la lista de profesores</w:t>
+      </w:r>
+    </w:p>
+    <w:p>
+      <w:pPr>
+        <w:spacing w:after="0" w:line="259" w:lineRule="auto"/>
+        <w:ind w:left="1416" w:right="-43" w:firstLine="0"/>
+      </w:pPr>
+      <w:r>
+        <w:t xml:space="preserve">        }</w:t>
+      </w:r>
+    </w:p>
+    <w:p>
+      <w:pPr>
+        <w:spacing w:after="0" w:line="259" w:lineRule="auto"/>
+        <w:ind w:left="1416" w:right="-43" w:firstLine="0"/>
+      </w:pPr>
+      <w:r>
+        <w:t xml:space="preserve">    }</w:t>
+      </w:r>
+    </w:p>
+    <w:p>
+      <w:pPr>
+        <w:spacing w:after="0" w:line="259" w:lineRule="auto"/>
+        <w:ind w:left="1416" w:right="-43" w:firstLine="0"/>
+      </w:pPr>
+      <w:r>
+        <w:t>}</w:t>
+      </w:r>
+    </w:p>
+    <w:p>
+      <w:pPr>
+        <w:spacing w:after="0" w:line="259" w:lineRule="auto"/>
+        <w:ind w:left="-2" w:right="-43" w:firstLine="0"/>
+      </w:pPr>
+    </w:p>
+    <w:p>
+      <w:pPr>
+        <w:spacing w:after="0" w:line="259" w:lineRule="auto"/>
+        <w:ind w:left="-2" w:right="-43" w:firstLine="0"/>
+        <w:jc w:val="center"/>
+        <w:rPr>
+          <w:b/>
+          <w:bCs/>
+          <w:u w:val="single"/>
+        </w:rPr>
+      </w:pPr>
+      <w:r>
+        <w:rPr>
+          <w:b/>
+          <w:bCs/>
+          <w:u w:val="single"/>
+        </w:rPr>
+        <w:t>PANTALLAZO DE LA ESTRUCTURA DE CARPETAS DE MI PROYECTO</w:t>
+      </w:r>
+    </w:p>
+    <w:p>
+      <w:pPr>
+        <w:spacing w:after="0" w:line="259" w:lineRule="auto"/>
+        <w:ind w:left="-2" w:right="-43" w:firstLine="0"/>
+        <w:jc w:val="center"/>
+        <w:rPr>
+          <w:b/>
+          <w:bCs/>
+          <w:u w:val="single"/>
+        </w:rPr>
+      </w:pPr>
+    </w:p>
+    <w:p>
+      <w:pPr>
+        <w:spacing w:after="0" w:line="259" w:lineRule="auto"/>
+        <w:ind w:left="-2" w:right="-43" w:firstLine="0"/>
+        <w:jc w:val="center"/>
+        <w:rPr>
+          <w:b/>
+          <w:bCs/>
+          <w:u w:val="single"/>
+        </w:rPr>
+      </w:pPr>
+      <w:r>
+        <w:rPr>
+          <w:noProof/>
+        </w:rPr>
+        <w:drawing>
+          <wp:inline distT="0" distB="0" distL="0" distR="0" wp14:anchorId="4C64B2AE" wp14:editId="6A440C21">
+            <wp:extent cx="6090285" cy="3425190"/>
+            <wp:effectExtent l="0" t="0" r="5715" b="3810"/>
+            <wp:docPr id="1415895827" name="Imagen 1" descr="Una captura de pantalla de una computadora&#10;&#10;El contenido generado por IA puede ser incorrecto."/>
+            <wp:cNvGraphicFramePr>
+              <a:graphicFrameLocks xmlns:a="http://schemas.openxmlformats.org/drawingml/2006/main" noChangeAspect="1"/>
+            </wp:cNvGraphicFramePr>
+            <a:graphic xmlns:a="http://schemas.openxmlformats.org/drawingml/2006/main">
+              <a:graphicData uri="http://schemas.openxmlformats.org/drawingml/2006/picture">
+                <pic:pic xmlns:pic="http://schemas.openxmlformats.org/drawingml/2006/picture">
+                  <pic:nvPicPr>
+                    <pic:cNvPr id="1415895827" name="Imagen 1" descr="Una captura de pantalla de una computadora&#10;&#10;El contenido generado por IA puede ser incorrecto."/>
+                    <pic:cNvPicPr/>
+                  </pic:nvPicPr>
+                  <pic:blipFill>
+                    <a:blip r:embed="rId6"/>
+                    <a:stretch>
+                      <a:fillRect/>
+                    </a:stretch>
+                  </pic:blipFill>
+                  <pic:spPr>
+                    <a:xfrm>
+                      <a:off x="0" y="0"/>
+                      <a:ext cx="6090285" cy="3425190"/>
+                    </a:xfrm>
+                    <a:prstGeom prst="rect">
+                      <a:avLst/>
+                    </a:prstGeom>
+                  </pic:spPr>
+                </pic:pic>
+              </a:graphicData>
+            </a:graphic>
+          </wp:inline>
+        </w:drawing>
       </w:r>
     </w:p>
     <w:p>
@@ -2216,8 +4482,121 @@
 </file>
 
 <file path=word/numbering.xml><?xml version="1.0" encoding="utf-8"?>
-<w:numbering xmlns:wpc="http://schemas.microsoft.com/office/word/2010/wordprocessingCanvas" xmlns:cx="http://schemas.microsoft.com/office/drawing/2014/chartex" xmlns:cx1="http://schemas.microsoft.com/office/drawing/2015/9/8/chartex" xmlns:cx2="http://schemas.microsoft.com/office/drawing/2015/10/21/chartex" xmlns:cx3="http://schemas.microsoft.com/office/drawing/2016/5/9/chartex" xmlns:cx4="http://schemas.microsoft.com/office/drawing/2016/5/10/chartex" xmlns:cx5="http://schemas.microsoft.com/office/drawing/2016/5/11/chartex" xmlns:cx6="http://schemas.microsoft.com/office/drawing/2016/5/12/chartex" xmlns:cx7="http://schemas.microsoft.com/office/drawing/2016/5/13/chartex" xmlns:cx8="http://schemas.microsoft.com/office/drawing/2016/5/14/chartex" xmlns:mc="http://schemas.openxmlformats.org/markup-compatibility/2006" xmlns:aink="http://schemas.microsoft.com/office/drawing/2016/ink" xmlns:am3d="http://schemas.microsoft.com/office/drawing/2017/model3d" xmlns:o="urn:schemas-microsoft-com:office:office" xmlns:oel="http://schemas.microsoft.com/office/2019/extlst" xmlns:r="http://schemas.openxmlformats.org/officeDocument/2006/relationships" xmlns:m="http://schemas.openxmlformats.org/officeDocument/2006/math" xmlns:v="urn:schemas-microsoft-com:vml" xmlns:wp14="http://schemas.microsoft.com/office/word/2010/wordprocessingDrawing" xmlns:wp="http://schemas.openxmlformats.org/drawingml/2006/wordprocessingDrawing" xmlns:w10="urn:schemas-microsoft-com:office:word" xmlns:w="http://schemas.openxmlformats.org/wordprocessingml/2006/main" xmlns:w14="http://schemas.microsoft.com/office/word/2010/wordml" xmlns:w15="http://schemas.microsoft.com/office/word/2012/wordml" xmlns:w16cex="http://schemas.microsoft.com/office/word/2018/wordml/cex" xmlns:w16cid="http://schemas.microsoft.com/office/word/2016/wordml/cid" xmlns:w16="http://schemas.microsoft.com/office/word/2018/wordml" xmlns:w16du="http://schemas.microsoft.com/office/word/2023/wordml/word16du" xmlns:w16sdtdh="http://schemas.microsoft.com/office/word/2020/wordml/sdtdatahash" xmlns:w16se="http://schemas.microsoft.com/office/word/2015/wordml/symex" xmlns:wpg="http://schemas.microsoft.com/office/word/2010/wordprocessingGroup" xmlns:wpi="http://schemas.microsoft.com/office/word/2010/wordprocessingInk" xmlns:wne="http://schemas.microsoft.com/office/word/2006/wordml" xmlns:wps="http://schemas.microsoft.com/office/word/2010/wordprocessingShape" mc:Ignorable="w14 w15 w16se w16cid w16 w16cex w16sdtdh w16du wp14">
+<w:numbering xmlns:wpc="http://schemas.microsoft.com/office/word/2010/wordprocessingCanvas" xmlns:cx="http://schemas.microsoft.com/office/drawing/2014/chartex" xmlns:cx1="http://schemas.microsoft.com/office/drawing/2015/9/8/chartex" xmlns:cx2="http://schemas.microsoft.com/office/drawing/2015/10/21/chartex" xmlns:cx3="http://schemas.microsoft.com/office/drawing/2016/5/9/chartex" xmlns:cx4="http://schemas.microsoft.com/office/drawing/2016/5/10/chartex" xmlns:cx5="http://schemas.microsoft.com/office/drawing/2016/5/11/chartex" xmlns:cx6="http://schemas.microsoft.com/office/drawing/2016/5/12/chartex" xmlns:cx7="http://schemas.microsoft.com/office/drawing/2016/5/13/chartex" xmlns:cx8="http://schemas.microsoft.com/office/drawing/2016/5/14/chartex" xmlns:mc="http://schemas.openxmlformats.org/markup-compatibility/2006" xmlns:aink="http://schemas.microsoft.com/office/drawing/2016/ink" xmlns:am3d="http://schemas.microsoft.com/office/drawing/2017/model3d" xmlns:o="urn:schemas-microsoft-com:office:office" xmlns:oel="http://schemas.microsoft.com/office/2019/extlst" xmlns:r="http://schemas.openxmlformats.org/officeDocument/2006/relationships" xmlns:m="http://schemas.openxmlformats.org/officeDocument/2006/math" xmlns:v="urn:schemas-microsoft-com:vml" xmlns:wp14="http://schemas.microsoft.com/office/word/2010/wordprocessingDrawing" xmlns:wp="http://schemas.openxmlformats.org/drawingml/2006/wordprocessingDrawing" xmlns:w10="urn:schemas-microsoft-com:office:word" xmlns:w="http://schemas.openxmlformats.org/wordprocessingml/2006/main" xmlns:w14="http://schemas.microsoft.com/office/word/2010/wordml" xmlns:w15="http://schemas.microsoft.com/office/word/2012/wordml" xmlns:w16cex="http://schemas.microsoft.com/office/word/2018/wordml/cex" xmlns:w16cid="http://schemas.microsoft.com/office/word/2016/wordml/cid" xmlns:w16="http://schemas.microsoft.com/office/word/2018/wordml" xmlns:w16du="http://schemas.microsoft.com/office/word/2023/wordml/word16du" xmlns:w16sdtdh="http://schemas.microsoft.com/office/word/2020/wordml/sdtdatahash" xmlns:w16sdtfl="http://schemas.microsoft.com/office/word/2024/wordml/sdtformatlock" xmlns:w16se="http://schemas.microsoft.com/office/word/2015/wordml/symex" xmlns:wpg="http://schemas.microsoft.com/office/word/2010/wordprocessingGroup" xmlns:wpi="http://schemas.microsoft.com/office/word/2010/wordprocessingInk" xmlns:wne="http://schemas.microsoft.com/office/word/2006/wordml" xmlns:wps="http://schemas.microsoft.com/office/word/2010/wordprocessingShape" mc:Ignorable="w14 w15 w16se w16cid w16 w16cex w16sdtdh w16sdtfl w16du wp14">
   <w:abstractNum w:abstractNumId="0" w15:restartNumberingAfterBreak="0">
+    <w:nsid w:val="02C02002"/>
+    <w:multiLevelType w:val="multilevel"/>
+    <w:tmpl w:val="4A7CE966"/>
+    <w:lvl w:ilvl="0">
+      <w:start w:val="1"/>
+      <w:numFmt w:val="decimal"/>
+      <w:lvlText w:val="%1."/>
+      <w:lvlJc w:val="left"/>
+      <w:pPr>
+        <w:tabs>
+          <w:tab w:val="num" w:pos="720"/>
+        </w:tabs>
+        <w:ind w:left="720" w:hanging="360"/>
+      </w:pPr>
+    </w:lvl>
+    <w:lvl w:ilvl="1" w:tentative="1">
+      <w:start w:val="1"/>
+      <w:numFmt w:val="decimal"/>
+      <w:lvlText w:val="%2."/>
+      <w:lvlJc w:val="left"/>
+      <w:pPr>
+        <w:tabs>
+          <w:tab w:val="num" w:pos="1440"/>
+        </w:tabs>
+        <w:ind w:left="1440" w:hanging="360"/>
+      </w:pPr>
+    </w:lvl>
+    <w:lvl w:ilvl="2" w:tentative="1">
+      <w:start w:val="1"/>
+      <w:numFmt w:val="decimal"/>
+      <w:lvlText w:val="%3."/>
+      <w:lvlJc w:val="left"/>
+      <w:pPr>
+        <w:tabs>
+          <w:tab w:val="num" w:pos="2160"/>
+        </w:tabs>
+        <w:ind w:left="2160" w:hanging="360"/>
+      </w:pPr>
+    </w:lvl>
+    <w:lvl w:ilvl="3" w:tentative="1">
+      <w:start w:val="1"/>
+      <w:numFmt w:val="decimal"/>
+      <w:lvlText w:val="%4."/>
+      <w:lvlJc w:val="left"/>
+      <w:pPr>
+        <w:tabs>
+          <w:tab w:val="num" w:pos="2880"/>
+        </w:tabs>
+        <w:ind w:left="2880" w:hanging="360"/>
+      </w:pPr>
+    </w:lvl>
+    <w:lvl w:ilvl="4" w:tentative="1">
+      <w:start w:val="1"/>
+      <w:numFmt w:val="decimal"/>
+      <w:lvlText w:val="%5."/>
+      <w:lvlJc w:val="left"/>
+      <w:pPr>
+        <w:tabs>
+          <w:tab w:val="num" w:pos="3600"/>
+        </w:tabs>
+        <w:ind w:left="3600" w:hanging="360"/>
+      </w:pPr>
+    </w:lvl>
+    <w:lvl w:ilvl="5" w:tentative="1">
+      <w:start w:val="1"/>
+      <w:numFmt w:val="decimal"/>
+      <w:lvlText w:val="%6."/>
+      <w:lvlJc w:val="left"/>
+      <w:pPr>
+        <w:tabs>
+          <w:tab w:val="num" w:pos="4320"/>
+        </w:tabs>
+        <w:ind w:left="4320" w:hanging="360"/>
+      </w:pPr>
+    </w:lvl>
+    <w:lvl w:ilvl="6" w:tentative="1">
+      <w:start w:val="1"/>
+      <w:numFmt w:val="decimal"/>
+      <w:lvlText w:val="%7."/>
+      <w:lvlJc w:val="left"/>
+      <w:pPr>
+        <w:tabs>
+          <w:tab w:val="num" w:pos="5040"/>
+        </w:tabs>
+        <w:ind w:left="5040" w:hanging="360"/>
+      </w:pPr>
+    </w:lvl>
+    <w:lvl w:ilvl="7" w:tentative="1">
+      <w:start w:val="1"/>
+      <w:numFmt w:val="decimal"/>
+      <w:lvlText w:val="%8."/>
+      <w:lvlJc w:val="left"/>
+      <w:pPr>
+        <w:tabs>
+          <w:tab w:val="num" w:pos="5760"/>
+        </w:tabs>
+        <w:ind w:left="5760" w:hanging="360"/>
+      </w:pPr>
+    </w:lvl>
+    <w:lvl w:ilvl="8" w:tentative="1">
+      <w:start w:val="1"/>
+      <w:numFmt w:val="decimal"/>
+      <w:lvlText w:val="%9."/>
+      <w:lvlJc w:val="left"/>
+      <w:pPr>
+        <w:tabs>
+          <w:tab w:val="num" w:pos="6480"/>
+        </w:tabs>
+        <w:ind w:left="6480" w:hanging="360"/>
+      </w:pPr>
+    </w:lvl>
+  </w:abstractNum>
+  <w:abstractNum w:abstractNumId="1" w15:restartNumberingAfterBreak="0">
     <w:nsid w:val="0A19115F"/>
     <w:multiLevelType w:val="hybridMultilevel"/>
     <w:tmpl w:val="1AA6C090"/>
@@ -2429,7 +4808,96 @@
       </w:rPr>
     </w:lvl>
   </w:abstractNum>
-  <w:abstractNum w:abstractNumId="1" w15:restartNumberingAfterBreak="0">
+  <w:abstractNum w:abstractNumId="2" w15:restartNumberingAfterBreak="0">
+    <w:nsid w:val="0C5D712A"/>
+    <w:multiLevelType w:val="hybridMultilevel"/>
+    <w:tmpl w:val="BB925722"/>
+    <w:lvl w:ilvl="0" w:tplc="6E7027E4">
+      <w:start w:val="1"/>
+      <w:numFmt w:val="decimal"/>
+      <w:lvlText w:val="%1."/>
+      <w:lvlJc w:val="left"/>
+      <w:pPr>
+        <w:ind w:left="358" w:hanging="360"/>
+      </w:pPr>
+      <w:rPr>
+        <w:rFonts w:hint="default"/>
+      </w:rPr>
+    </w:lvl>
+    <w:lvl w:ilvl="1" w:tplc="0C0A0019" w:tentative="1">
+      <w:start w:val="1"/>
+      <w:numFmt w:val="lowerLetter"/>
+      <w:lvlText w:val="%2."/>
+      <w:lvlJc w:val="left"/>
+      <w:pPr>
+        <w:ind w:left="1078" w:hanging="360"/>
+      </w:pPr>
+    </w:lvl>
+    <w:lvl w:ilvl="2" w:tplc="0C0A001B" w:tentative="1">
+      <w:start w:val="1"/>
+      <w:numFmt w:val="lowerRoman"/>
+      <w:lvlText w:val="%3."/>
+      <w:lvlJc w:val="right"/>
+      <w:pPr>
+        <w:ind w:left="1798" w:hanging="180"/>
+      </w:pPr>
+    </w:lvl>
+    <w:lvl w:ilvl="3" w:tplc="0C0A000F" w:tentative="1">
+      <w:start w:val="1"/>
+      <w:numFmt w:val="decimal"/>
+      <w:lvlText w:val="%4."/>
+      <w:lvlJc w:val="left"/>
+      <w:pPr>
+        <w:ind w:left="2518" w:hanging="360"/>
+      </w:pPr>
+    </w:lvl>
+    <w:lvl w:ilvl="4" w:tplc="0C0A0019" w:tentative="1">
+      <w:start w:val="1"/>
+      <w:numFmt w:val="lowerLetter"/>
+      <w:lvlText w:val="%5."/>
+      <w:lvlJc w:val="left"/>
+      <w:pPr>
+        <w:ind w:left="3238" w:hanging="360"/>
+      </w:pPr>
+    </w:lvl>
+    <w:lvl w:ilvl="5" w:tplc="0C0A001B" w:tentative="1">
+      <w:start w:val="1"/>
+      <w:numFmt w:val="lowerRoman"/>
+      <w:lvlText w:val="%6."/>
+      <w:lvlJc w:val="right"/>
+      <w:pPr>
+        <w:ind w:left="3958" w:hanging="180"/>
+      </w:pPr>
+    </w:lvl>
+    <w:lvl w:ilvl="6" w:tplc="0C0A000F" w:tentative="1">
+      <w:start w:val="1"/>
+      <w:numFmt w:val="decimal"/>
+      <w:lvlText w:val="%7."/>
+      <w:lvlJc w:val="left"/>
+      <w:pPr>
+        <w:ind w:left="4678" w:hanging="360"/>
+      </w:pPr>
+    </w:lvl>
+    <w:lvl w:ilvl="7" w:tplc="0C0A0019" w:tentative="1">
+      <w:start w:val="1"/>
+      <w:numFmt w:val="lowerLetter"/>
+      <w:lvlText w:val="%8."/>
+      <w:lvlJc w:val="left"/>
+      <w:pPr>
+        <w:ind w:left="5398" w:hanging="360"/>
+      </w:pPr>
+    </w:lvl>
+    <w:lvl w:ilvl="8" w:tplc="0C0A001B" w:tentative="1">
+      <w:start w:val="1"/>
+      <w:numFmt w:val="lowerRoman"/>
+      <w:lvlText w:val="%9."/>
+      <w:lvlJc w:val="right"/>
+      <w:pPr>
+        <w:ind w:left="6118" w:hanging="180"/>
+      </w:pPr>
+    </w:lvl>
+  </w:abstractNum>
+  <w:abstractNum w:abstractNumId="3" w15:restartNumberingAfterBreak="0">
     <w:nsid w:val="1D590E5B"/>
     <w:multiLevelType w:val="hybridMultilevel"/>
     <w:tmpl w:val="C8E81492"/>
@@ -2642,7 +5110,7 @@
       </w:rPr>
     </w:lvl>
   </w:abstractNum>
-  <w:abstractNum w:abstractNumId="2" w15:restartNumberingAfterBreak="0">
+  <w:abstractNum w:abstractNumId="4" w15:restartNumberingAfterBreak="0">
     <w:nsid w:val="2E652476"/>
     <w:multiLevelType w:val="hybridMultilevel"/>
     <w:tmpl w:val="EEFCE0B0"/>
@@ -2855,7 +5323,156 @@
       </w:rPr>
     </w:lvl>
   </w:abstractNum>
-  <w:abstractNum w:abstractNumId="3" w15:restartNumberingAfterBreak="0">
+  <w:abstractNum w:abstractNumId="5" w15:restartNumberingAfterBreak="0">
+    <w:nsid w:val="3C3E54FB"/>
+    <w:multiLevelType w:val="multilevel"/>
+    <w:tmpl w:val="CD70E38E"/>
+    <w:lvl w:ilvl="0">
+      <w:start w:val="1"/>
+      <w:numFmt w:val="bullet"/>
+      <w:lvlText w:val=""/>
+      <w:lvlJc w:val="left"/>
+      <w:pPr>
+        <w:tabs>
+          <w:tab w:val="num" w:pos="720"/>
+        </w:tabs>
+        <w:ind w:left="720" w:hanging="360"/>
+      </w:pPr>
+      <w:rPr>
+        <w:rFonts w:ascii="Symbol" w:hAnsi="Symbol" w:hint="default"/>
+        <w:sz w:val="20"/>
+      </w:rPr>
+    </w:lvl>
+    <w:lvl w:ilvl="1" w:tentative="1">
+      <w:start w:val="1"/>
+      <w:numFmt w:val="bullet"/>
+      <w:lvlText w:val="o"/>
+      <w:lvlJc w:val="left"/>
+      <w:pPr>
+        <w:tabs>
+          <w:tab w:val="num" w:pos="1440"/>
+        </w:tabs>
+        <w:ind w:left="1440" w:hanging="360"/>
+      </w:pPr>
+      <w:rPr>
+        <w:rFonts w:ascii="Courier New" w:hAnsi="Courier New" w:hint="default"/>
+        <w:sz w:val="20"/>
+      </w:rPr>
+    </w:lvl>
+    <w:lvl w:ilvl="2" w:tentative="1">
+      <w:start w:val="1"/>
+      <w:numFmt w:val="bullet"/>
+      <w:lvlText w:val=""/>
+      <w:lvlJc w:val="left"/>
+      <w:pPr>
+        <w:tabs>
+          <w:tab w:val="num" w:pos="2160"/>
+        </w:tabs>
+        <w:ind w:left="2160" w:hanging="360"/>
+      </w:pPr>
+      <w:rPr>
+        <w:rFonts w:ascii="Wingdings" w:hAnsi="Wingdings" w:hint="default"/>
+        <w:sz w:val="20"/>
+      </w:rPr>
+    </w:lvl>
+    <w:lvl w:ilvl="3" w:tentative="1">
+      <w:start w:val="1"/>
+      <w:numFmt w:val="bullet"/>
+      <w:lvlText w:val=""/>
+      <w:lvlJc w:val="left"/>
+      <w:pPr>
+        <w:tabs>
+          <w:tab w:val="num" w:pos="2880"/>
+        </w:tabs>
+        <w:ind w:left="2880" w:hanging="360"/>
+      </w:pPr>
+      <w:rPr>
+        <w:rFonts w:ascii="Wingdings" w:hAnsi="Wingdings" w:hint="default"/>
+        <w:sz w:val="20"/>
+      </w:rPr>
+    </w:lvl>
+    <w:lvl w:ilvl="4" w:tentative="1">
+      <w:start w:val="1"/>
+      <w:numFmt w:val="bullet"/>
+      <w:lvlText w:val=""/>
+      <w:lvlJc w:val="left"/>
+      <w:pPr>
+        <w:tabs>
+          <w:tab w:val="num" w:pos="3600"/>
+        </w:tabs>
+        <w:ind w:left="3600" w:hanging="360"/>
+      </w:pPr>
+      <w:rPr>
+        <w:rFonts w:ascii="Wingdings" w:hAnsi="Wingdings" w:hint="default"/>
+        <w:sz w:val="20"/>
+      </w:rPr>
+    </w:lvl>
+    <w:lvl w:ilvl="5" w:tentative="1">
+      <w:start w:val="1"/>
+      <w:numFmt w:val="bullet"/>
+      <w:lvlText w:val=""/>
+      <w:lvlJc w:val="left"/>
+      <w:pPr>
+        <w:tabs>
+          <w:tab w:val="num" w:pos="4320"/>
+        </w:tabs>
+        <w:ind w:left="4320" w:hanging="360"/>
+      </w:pPr>
+      <w:rPr>
+        <w:rFonts w:ascii="Wingdings" w:hAnsi="Wingdings" w:hint="default"/>
+        <w:sz w:val="20"/>
+      </w:rPr>
+    </w:lvl>
+    <w:lvl w:ilvl="6" w:tentative="1">
+      <w:start w:val="1"/>
+      <w:numFmt w:val="bullet"/>
+      <w:lvlText w:val=""/>
+      <w:lvlJc w:val="left"/>
+      <w:pPr>
+        <w:tabs>
+          <w:tab w:val="num" w:pos="5040"/>
+        </w:tabs>
+        <w:ind w:left="5040" w:hanging="360"/>
+      </w:pPr>
+      <w:rPr>
+        <w:rFonts w:ascii="Wingdings" w:hAnsi="Wingdings" w:hint="default"/>
+        <w:sz w:val="20"/>
+      </w:rPr>
+    </w:lvl>
+    <w:lvl w:ilvl="7" w:tentative="1">
+      <w:start w:val="1"/>
+      <w:numFmt w:val="bullet"/>
+      <w:lvlText w:val=""/>
+      <w:lvlJc w:val="left"/>
+      <w:pPr>
+        <w:tabs>
+          <w:tab w:val="num" w:pos="5760"/>
+        </w:tabs>
+        <w:ind w:left="5760" w:hanging="360"/>
+      </w:pPr>
+      <w:rPr>
+        <w:rFonts w:ascii="Wingdings" w:hAnsi="Wingdings" w:hint="default"/>
+        <w:sz w:val="20"/>
+      </w:rPr>
+    </w:lvl>
+    <w:lvl w:ilvl="8" w:tentative="1">
+      <w:start w:val="1"/>
+      <w:numFmt w:val="bullet"/>
+      <w:lvlText w:val=""/>
+      <w:lvlJc w:val="left"/>
+      <w:pPr>
+        <w:tabs>
+          <w:tab w:val="num" w:pos="6480"/>
+        </w:tabs>
+        <w:ind w:left="6480" w:hanging="360"/>
+      </w:pPr>
+      <w:rPr>
+        <w:rFonts w:ascii="Wingdings" w:hAnsi="Wingdings" w:hint="default"/>
+        <w:sz w:val="20"/>
+      </w:rPr>
+    </w:lvl>
+  </w:abstractNum>
+  <w:abstractNum w:abstractNumId="6" w15:restartNumberingAfterBreak="0">
     <w:nsid w:val="422D7977"/>
     <w:multiLevelType w:val="hybridMultilevel"/>
     <w:tmpl w:val="32F8A258"/>
@@ -3067,7 +5684,7 @@
       </w:rPr>
     </w:lvl>
   </w:abstractNum>
-  <w:abstractNum w:abstractNumId="4" w15:restartNumberingAfterBreak="0">
+  <w:abstractNum w:abstractNumId="7" w15:restartNumberingAfterBreak="0">
     <w:nsid w:val="4BEA26EA"/>
     <w:multiLevelType w:val="hybridMultilevel"/>
     <w:tmpl w:val="2D58FA76"/>
@@ -3280,7 +5897,7 @@
       </w:rPr>
     </w:lvl>
   </w:abstractNum>
-  <w:abstractNum w:abstractNumId="5" w15:restartNumberingAfterBreak="0">
+  <w:abstractNum w:abstractNumId="8" w15:restartNumberingAfterBreak="0">
     <w:nsid w:val="582124CC"/>
     <w:multiLevelType w:val="hybridMultilevel"/>
     <w:tmpl w:val="CE0E80A6"/>
@@ -3492,7 +6109,7 @@
       </w:rPr>
     </w:lvl>
   </w:abstractNum>
-  <w:abstractNum w:abstractNumId="6" w15:restartNumberingAfterBreak="0">
+  <w:abstractNum w:abstractNumId="9" w15:restartNumberingAfterBreak="0">
     <w:nsid w:val="754B7FEF"/>
     <w:multiLevelType w:val="hybridMultilevel"/>
     <w:tmpl w:val="ABC6554E"/>
@@ -3705,7 +6322,7 @@
       </w:rPr>
     </w:lvl>
   </w:abstractNum>
-  <w:abstractNum w:abstractNumId="7" w15:restartNumberingAfterBreak="0">
+  <w:abstractNum w:abstractNumId="10" w15:restartNumberingAfterBreak="0">
     <w:nsid w:val="7D5035D9"/>
     <w:multiLevelType w:val="hybridMultilevel"/>
     <w:tmpl w:val="092298E4"/>
@@ -3918,34 +6535,43 @@
     </w:lvl>
   </w:abstractNum>
   <w:num w:numId="1" w16cid:durableId="1198858992">
+    <w:abstractNumId w:val="1"/>
+  </w:num>
+  <w:num w:numId="2" w16cid:durableId="1789662658">
+    <w:abstractNumId w:val="3"/>
+  </w:num>
+  <w:num w:numId="3" w16cid:durableId="586770001">
+    <w:abstractNumId w:val="7"/>
+  </w:num>
+  <w:num w:numId="4" w16cid:durableId="511384632">
+    <w:abstractNumId w:val="4"/>
+  </w:num>
+  <w:num w:numId="5" w16cid:durableId="843277162">
+    <w:abstractNumId w:val="8"/>
+  </w:num>
+  <w:num w:numId="6" w16cid:durableId="1145010038">
+    <w:abstractNumId w:val="9"/>
+  </w:num>
+  <w:num w:numId="7" w16cid:durableId="1945839747">
+    <w:abstractNumId w:val="6"/>
+  </w:num>
+  <w:num w:numId="8" w16cid:durableId="770006486">
+    <w:abstractNumId w:val="10"/>
+  </w:num>
+  <w:num w:numId="9" w16cid:durableId="879123238">
+    <w:abstractNumId w:val="5"/>
+  </w:num>
+  <w:num w:numId="10" w16cid:durableId="972365013">
     <w:abstractNumId w:val="0"/>
   </w:num>
-  <w:num w:numId="2" w16cid:durableId="1789662658">
-    <w:abstractNumId w:val="1"/>
-  </w:num>
-  <w:num w:numId="3" w16cid:durableId="586770001">
-    <w:abstractNumId w:val="4"/>
-  </w:num>
-  <w:num w:numId="4" w16cid:durableId="511384632">
+  <w:num w:numId="11" w16cid:durableId="33846771">
     <w:abstractNumId w:val="2"/>
-  </w:num>
-  <w:num w:numId="5" w16cid:durableId="843277162">
-    <w:abstractNumId w:val="5"/>
-  </w:num>
-  <w:num w:numId="6" w16cid:durableId="1145010038">
-    <w:abstractNumId w:val="6"/>
-  </w:num>
-  <w:num w:numId="7" w16cid:durableId="1945839747">
-    <w:abstractNumId w:val="3"/>
-  </w:num>
-  <w:num w:numId="8" w16cid:durableId="770006486">
-    <w:abstractNumId w:val="7"/>
   </w:num>
 </w:numbering>
 </file>
 
 <file path=word/styles.xml><?xml version="1.0" encoding="utf-8"?>
-<w:styles xmlns:mc="http://schemas.openxmlformats.org/markup-compatibility/2006" xmlns:r="http://schemas.openxmlformats.org/officeDocument/2006/relationships" xmlns:w="http://schemas.openxmlformats.org/wordprocessingml/2006/main" xmlns:w14="http://schemas.microsoft.com/office/word/2010/wordml" xmlns:w15="http://schemas.microsoft.com/office/word/2012/wordml" xmlns:w16cex="http://schemas.microsoft.com/office/word/2018/wordml/cex" xmlns:w16cid="http://schemas.microsoft.com/office/word/2016/wordml/cid" xmlns:w16="http://schemas.microsoft.com/office/word/2018/wordml" xmlns:w16du="http://schemas.microsoft.com/office/word/2023/wordml/word16du" xmlns:w16sdtdh="http://schemas.microsoft.com/office/word/2020/wordml/sdtdatahash" xmlns:w16se="http://schemas.microsoft.com/office/word/2015/wordml/symex" mc:Ignorable="w14 w15 w16se w16cid w16 w16cex w16sdtdh w16du">
+<w:styles xmlns:mc="http://schemas.openxmlformats.org/markup-compatibility/2006" xmlns:r="http://schemas.openxmlformats.org/officeDocument/2006/relationships" xmlns:w="http://schemas.openxmlformats.org/wordprocessingml/2006/main" xmlns:w14="http://schemas.microsoft.com/office/word/2010/wordml" xmlns:w15="http://schemas.microsoft.com/office/word/2012/wordml" xmlns:w16cex="http://schemas.microsoft.com/office/word/2018/wordml/cex" xmlns:w16cid="http://schemas.microsoft.com/office/word/2016/wordml/cid" xmlns:w16="http://schemas.microsoft.com/office/word/2018/wordml" xmlns:w16du="http://schemas.microsoft.com/office/word/2023/wordml/word16du" xmlns:w16sdtdh="http://schemas.microsoft.com/office/word/2020/wordml/sdtdatahash" xmlns:w16sdtfl="http://schemas.microsoft.com/office/word/2024/wordml/sdtformatlock" xmlns:w16se="http://schemas.microsoft.com/office/word/2015/wordml/symex" mc:Ignorable="w14 w15 w16se w16cid w16 w16cex w16sdtdh w16sdtfl w16du">
   <w:docDefaults>
     <w:rPrDefault>
       <w:rPr>
@@ -4373,10 +6999,53 @@
       <w:sz w:val="36"/>
     </w:rPr>
   </w:style>
+  <w:style w:type="paragraph" w:styleId="Ttulo2">
+    <w:name w:val="heading 2"/>
+    <w:basedOn w:val="Normal"/>
+    <w:next w:val="Normal"/>
+    <w:link w:val="Ttulo2Car"/>
+    <w:uiPriority w:val="9"/>
+    <w:semiHidden/>
+    <w:unhideWhenUsed/>
+    <w:qFormat/>
+    <w:rsid w:val="004473DB"/>
+    <w:pPr>
+      <w:keepNext/>
+      <w:keepLines/>
+      <w:spacing w:before="40" w:after="0"/>
+      <w:outlineLvl w:val="1"/>
+    </w:pPr>
+    <w:rPr>
+      <w:rFonts w:asciiTheme="majorHAnsi" w:eastAsiaTheme="majorEastAsia" w:hAnsiTheme="majorHAnsi" w:cstheme="majorBidi"/>
+      <w:color w:val="0F4761" w:themeColor="accent1" w:themeShade="BF"/>
+      <w:sz w:val="26"/>
+      <w:szCs w:val="26"/>
+    </w:rPr>
+  </w:style>
+  <w:style w:type="paragraph" w:styleId="Ttulo3">
+    <w:name w:val="heading 3"/>
+    <w:basedOn w:val="Normal"/>
+    <w:next w:val="Normal"/>
+    <w:link w:val="Ttulo3Car"/>
+    <w:uiPriority w:val="9"/>
+    <w:semiHidden/>
+    <w:unhideWhenUsed/>
+    <w:qFormat/>
+    <w:rsid w:val="004473DB"/>
+    <w:pPr>
+      <w:keepNext/>
+      <w:keepLines/>
+      <w:spacing w:before="40" w:after="0"/>
+      <w:outlineLvl w:val="2"/>
+    </w:pPr>
+    <w:rPr>
+      <w:rFonts w:asciiTheme="majorHAnsi" w:eastAsiaTheme="majorEastAsia" w:hAnsiTheme="majorHAnsi" w:cstheme="majorBidi"/>
+      <w:color w:val="0A2F40" w:themeColor="accent1" w:themeShade="7F"/>
+    </w:rPr>
+  </w:style>
   <w:style w:type="character" w:default="1" w:styleId="Fuentedeprrafopredeter">
     <w:name w:val="Default Paragraph Font"/>
     <w:uiPriority w:val="1"/>
-    <w:semiHidden/>
     <w:unhideWhenUsed/>
   </w:style>
   <w:style w:type="table" w:default="1" w:styleId="Tablanormal">
@@ -4444,6 +7113,43 @@
       <w:color w:val="96607D" w:themeColor="followedHyperlink"/>
       <w:u w:val="single"/>
     </w:rPr>
+  </w:style>
+  <w:style w:type="character" w:customStyle="1" w:styleId="Ttulo2Car">
+    <w:name w:val="Título 2 Car"/>
+    <w:basedOn w:val="Fuentedeprrafopredeter"/>
+    <w:link w:val="Ttulo2"/>
+    <w:uiPriority w:val="9"/>
+    <w:semiHidden/>
+    <w:rsid w:val="004473DB"/>
+    <w:rPr>
+      <w:rFonts w:asciiTheme="majorHAnsi" w:eastAsiaTheme="majorEastAsia" w:hAnsiTheme="majorHAnsi" w:cstheme="majorBidi"/>
+      <w:color w:val="0F4761" w:themeColor="accent1" w:themeShade="BF"/>
+      <w:sz w:val="26"/>
+      <w:szCs w:val="26"/>
+    </w:rPr>
+  </w:style>
+  <w:style w:type="character" w:customStyle="1" w:styleId="Ttulo3Car">
+    <w:name w:val="Título 3 Car"/>
+    <w:basedOn w:val="Fuentedeprrafopredeter"/>
+    <w:link w:val="Ttulo3"/>
+    <w:uiPriority w:val="9"/>
+    <w:semiHidden/>
+    <w:rsid w:val="004473DB"/>
+    <w:rPr>
+      <w:rFonts w:asciiTheme="majorHAnsi" w:eastAsiaTheme="majorEastAsia" w:hAnsiTheme="majorHAnsi" w:cstheme="majorBidi"/>
+      <w:color w:val="0A2F40" w:themeColor="accent1" w:themeShade="7F"/>
+    </w:rPr>
+  </w:style>
+  <w:style w:type="paragraph" w:styleId="Prrafodelista">
+    <w:name w:val="List Paragraph"/>
+    <w:basedOn w:val="Normal"/>
+    <w:uiPriority w:val="34"/>
+    <w:qFormat/>
+    <w:rsid w:val="004473DB"/>
+    <w:pPr>
+      <w:ind w:left="720"/>
+      <w:contextualSpacing/>
+    </w:pPr>
   </w:style>
 </w:styles>
 </file>

--- a/Readme.docx
+++ b/Readme.docx
@@ -2584,7 +2584,7 @@
       </w:pPr>
       <w:r>
         <w:pict w14:anchorId="12DAF416">
-          <v:rect id="_x0000_i1031" style="width:0;height:.75pt" o:hralign="center" o:hrstd="t" o:hrnoshade="t" o:hr="t" fillcolor="#f8faff" stroked="f"/>
+          <v:rect id="_x0000_i1025" style="width:0;height:.75pt" o:hralign="center" o:hrstd="t" o:hrnoshade="t" o:hr="t" fillcolor="#f8faff" stroked="f"/>
         </w:pict>
       </w:r>
     </w:p>
@@ -4315,6 +4315,524 @@
             </a:graphic>
           </wp:inline>
         </w:drawing>
+      </w:r>
+    </w:p>
+    <w:p>
+      <w:pPr>
+        <w:spacing w:after="0" w:line="259" w:lineRule="auto"/>
+        <w:ind w:left="-2" w:right="-43" w:firstLine="0"/>
+        <w:jc w:val="center"/>
+        <w:rPr>
+          <w:rFonts w:ascii="Calibri" w:eastAsia="Calibri" w:hAnsi="Calibri" w:cs="Calibri"/>
+          <w:b/>
+          <w:bCs/>
+          <w:noProof/>
+          <w:sz w:val="22"/>
+          <w:u w:val="single"/>
+        </w:rPr>
+      </w:pPr>
+      <w:r>
+        <w:rPr>
+          <w:rFonts w:ascii="Calibri" w:eastAsia="Calibri" w:hAnsi="Calibri" w:cs="Calibri"/>
+          <w:b/>
+          <w:bCs/>
+          <w:noProof/>
+          <w:sz w:val="22"/>
+          <w:u w:val="single"/>
+        </w:rPr>
+        <w:lastRenderedPageBreak/>
+        <w:t>VERSION 3.1 Y 3.2</w:t>
+      </w:r>
+    </w:p>
+    <w:p>
+      <w:pPr>
+        <w:spacing w:after="0" w:line="259" w:lineRule="auto"/>
+        <w:ind w:left="-2" w:right="-43" w:firstLine="0"/>
+        <w:jc w:val="center"/>
+        <w:rPr>
+          <w:rFonts w:ascii="Calibri" w:eastAsia="Calibri" w:hAnsi="Calibri" w:cs="Calibri"/>
+          <w:b/>
+          <w:bCs/>
+          <w:noProof/>
+          <w:sz w:val="22"/>
+          <w:u w:val="single"/>
+        </w:rPr>
+      </w:pPr>
+    </w:p>
+    <w:p>
+      <w:pPr>
+        <w:spacing w:after="0" w:line="259" w:lineRule="auto"/>
+        <w:ind w:left="-2" w:right="-43" w:firstLine="0"/>
+        <w:rPr>
+          <w:rFonts w:ascii="Calibri" w:eastAsia="Calibri" w:hAnsi="Calibri" w:cs="Calibri"/>
+          <w:b/>
+          <w:bCs/>
+          <w:noProof/>
+          <w:sz w:val="22"/>
+          <w:u w:val="single"/>
+        </w:rPr>
+      </w:pPr>
+      <w:r>
+        <w:rPr>
+          <w:rFonts w:ascii="Calibri" w:eastAsia="Calibri" w:hAnsi="Calibri" w:cs="Calibri"/>
+          <w:b/>
+          <w:bCs/>
+          <w:noProof/>
+          <w:sz w:val="22"/>
+          <w:u w:val="single"/>
+        </w:rPr>
+        <w:t>Características Implementadas</w:t>
+      </w:r>
+    </w:p>
+    <w:p>
+      <w:pPr>
+        <w:numPr>
+          <w:ilvl w:val="0"/>
+          <w:numId w:val="12"/>
+        </w:numPr>
+        <w:spacing w:after="0" w:line="259" w:lineRule="auto"/>
+        <w:ind w:right="-43"/>
+        <w:rPr>
+          <w:rFonts w:ascii="Calibri" w:eastAsia="Calibri" w:hAnsi="Calibri" w:cs="Calibri"/>
+          <w:noProof/>
+          <w:sz w:val="22"/>
+        </w:rPr>
+      </w:pPr>
+      <w:r>
+        <w:rPr>
+          <w:rFonts w:ascii="Calibri" w:eastAsia="Calibri" w:hAnsi="Calibri" w:cs="Calibri"/>
+          <w:b/>
+          <w:bCs/>
+          <w:noProof/>
+          <w:sz w:val="22"/>
+        </w:rPr>
+        <w:t>Captura de Imagen desde la Cámara</w:t>
+      </w:r>
+    </w:p>
+    <w:p>
+      <w:pPr>
+        <w:numPr>
+          <w:ilvl w:val="1"/>
+          <w:numId w:val="12"/>
+        </w:numPr>
+        <w:spacing w:after="0" w:line="259" w:lineRule="auto"/>
+        <w:ind w:right="-43"/>
+        <w:rPr>
+          <w:rFonts w:ascii="Calibri" w:eastAsia="Calibri" w:hAnsi="Calibri" w:cs="Calibri"/>
+          <w:noProof/>
+          <w:sz w:val="22"/>
+        </w:rPr>
+      </w:pPr>
+      <w:r>
+        <w:rPr>
+          <w:rFonts w:ascii="Calibri" w:eastAsia="Calibri" w:hAnsi="Calibri" w:cs="Calibri"/>
+          <w:noProof/>
+          <w:sz w:val="22"/>
+        </w:rPr>
+        <w:t>Los usuarios pueden tomar fotos directamente desde la cámara de su dispositivo para utilizarlas en la aplicación.</w:t>
+      </w:r>
+    </w:p>
+    <w:p>
+      <w:pPr>
+        <w:numPr>
+          <w:ilvl w:val="0"/>
+          <w:numId w:val="12"/>
+        </w:numPr>
+        <w:spacing w:after="0" w:line="259" w:lineRule="auto"/>
+        <w:ind w:right="-43"/>
+        <w:rPr>
+          <w:rFonts w:ascii="Calibri" w:eastAsia="Calibri" w:hAnsi="Calibri" w:cs="Calibri"/>
+          <w:noProof/>
+          <w:sz w:val="22"/>
+        </w:rPr>
+      </w:pPr>
+      <w:r>
+        <w:rPr>
+          <w:rFonts w:ascii="Calibri" w:eastAsia="Calibri" w:hAnsi="Calibri" w:cs="Calibri"/>
+          <w:b/>
+          <w:bCs/>
+          <w:noProof/>
+          <w:sz w:val="22"/>
+        </w:rPr>
+        <w:t>Selección de Imagen desde la Galería</w:t>
+      </w:r>
+    </w:p>
+    <w:p>
+      <w:pPr>
+        <w:numPr>
+          <w:ilvl w:val="1"/>
+          <w:numId w:val="12"/>
+        </w:numPr>
+        <w:spacing w:after="0" w:line="259" w:lineRule="auto"/>
+        <w:ind w:right="-43"/>
+        <w:rPr>
+          <w:rFonts w:ascii="Calibri" w:eastAsia="Calibri" w:hAnsi="Calibri" w:cs="Calibri"/>
+          <w:noProof/>
+          <w:sz w:val="22"/>
+        </w:rPr>
+      </w:pPr>
+      <w:r>
+        <w:rPr>
+          <w:rFonts w:ascii="Calibri" w:eastAsia="Calibri" w:hAnsi="Calibri" w:cs="Calibri"/>
+          <w:noProof/>
+          <w:sz w:val="22"/>
+        </w:rPr>
+        <w:t>Además de la captura de imágenes, los usuarios pueden seleccionar imágenes desde la galería de su dispositivo.</w:t>
+      </w:r>
+    </w:p>
+    <w:p>
+      <w:pPr>
+        <w:numPr>
+          <w:ilvl w:val="0"/>
+          <w:numId w:val="12"/>
+        </w:numPr>
+        <w:spacing w:after="0" w:line="259" w:lineRule="auto"/>
+        <w:ind w:right="-43"/>
+        <w:rPr>
+          <w:rFonts w:ascii="Calibri" w:eastAsia="Calibri" w:hAnsi="Calibri" w:cs="Calibri"/>
+          <w:noProof/>
+          <w:sz w:val="22"/>
+        </w:rPr>
+      </w:pPr>
+      <w:r>
+        <w:rPr>
+          <w:rFonts w:ascii="Calibri" w:eastAsia="Calibri" w:hAnsi="Calibri" w:cs="Calibri"/>
+          <w:b/>
+          <w:bCs/>
+          <w:noProof/>
+          <w:sz w:val="22"/>
+        </w:rPr>
+        <w:t>Permisos en Tiempo de Ejecución</w:t>
+      </w:r>
+    </w:p>
+    <w:p>
+      <w:pPr>
+        <w:numPr>
+          <w:ilvl w:val="1"/>
+          <w:numId w:val="12"/>
+        </w:numPr>
+        <w:spacing w:after="0" w:line="259" w:lineRule="auto"/>
+        <w:ind w:right="-43"/>
+        <w:rPr>
+          <w:rFonts w:ascii="Calibri" w:eastAsia="Calibri" w:hAnsi="Calibri" w:cs="Calibri"/>
+          <w:noProof/>
+          <w:sz w:val="22"/>
+        </w:rPr>
+      </w:pPr>
+      <w:r>
+        <w:rPr>
+          <w:rFonts w:ascii="Calibri" w:eastAsia="Calibri" w:hAnsi="Calibri" w:cs="Calibri"/>
+          <w:noProof/>
+          <w:sz w:val="22"/>
+        </w:rPr>
+        <w:t>Se solicitan permisos en tiempo de ejecución para el acceso a la cámara y al almacenamiento, garantizando el cumplimiento de las políticas de privacidad y seguridad.</w:t>
+      </w:r>
+    </w:p>
+    <w:p>
+      <w:pPr>
+        <w:numPr>
+          <w:ilvl w:val="0"/>
+          <w:numId w:val="12"/>
+        </w:numPr>
+        <w:spacing w:after="0" w:line="259" w:lineRule="auto"/>
+        <w:ind w:right="-43"/>
+        <w:rPr>
+          <w:rFonts w:ascii="Calibri" w:eastAsia="Calibri" w:hAnsi="Calibri" w:cs="Calibri"/>
+          <w:noProof/>
+          <w:sz w:val="22"/>
+        </w:rPr>
+      </w:pPr>
+      <w:r>
+        <w:rPr>
+          <w:rFonts w:ascii="Calibri" w:eastAsia="Calibri" w:hAnsi="Calibri" w:cs="Calibri"/>
+          <w:b/>
+          <w:bCs/>
+          <w:noProof/>
+          <w:sz w:val="22"/>
+        </w:rPr>
+        <w:t>Conversión de Imágenes a Base64</w:t>
+      </w:r>
+    </w:p>
+    <w:p>
+      <w:pPr>
+        <w:numPr>
+          <w:ilvl w:val="1"/>
+          <w:numId w:val="12"/>
+        </w:numPr>
+        <w:spacing w:after="0" w:line="259" w:lineRule="auto"/>
+        <w:ind w:right="-43"/>
+        <w:rPr>
+          <w:rFonts w:ascii="Calibri" w:eastAsia="Calibri" w:hAnsi="Calibri" w:cs="Calibri"/>
+          <w:noProof/>
+          <w:sz w:val="22"/>
+        </w:rPr>
+      </w:pPr>
+      <w:r>
+        <w:rPr>
+          <w:rFonts w:ascii="Calibri" w:eastAsia="Calibri" w:hAnsi="Calibri" w:cs="Calibri"/>
+          <w:noProof/>
+          <w:sz w:val="22"/>
+        </w:rPr>
+        <w:t>Se preparó un método para convertir imágenes en formato bitmap a Base64, facilitando su manipulación y almacenamiento para futuras implementaciones.</w:t>
+      </w:r>
+    </w:p>
+    <w:p>
+      <w:pPr>
+        <w:numPr>
+          <w:ilvl w:val="0"/>
+          <w:numId w:val="12"/>
+        </w:numPr>
+        <w:spacing w:after="0" w:line="259" w:lineRule="auto"/>
+        <w:ind w:right="-43"/>
+        <w:rPr>
+          <w:rFonts w:ascii="Calibri" w:eastAsia="Calibri" w:hAnsi="Calibri" w:cs="Calibri"/>
+          <w:noProof/>
+          <w:sz w:val="22"/>
+        </w:rPr>
+      </w:pPr>
+      <w:r>
+        <w:rPr>
+          <w:rFonts w:ascii="Calibri" w:eastAsia="Calibri" w:hAnsi="Calibri" w:cs="Calibri"/>
+          <w:b/>
+          <w:bCs/>
+          <w:noProof/>
+          <w:sz w:val="22"/>
+        </w:rPr>
+        <w:t>Visualización en DialogFragment</w:t>
+      </w:r>
+    </w:p>
+    <w:p>
+      <w:pPr>
+        <w:numPr>
+          <w:ilvl w:val="1"/>
+          <w:numId w:val="12"/>
+        </w:numPr>
+        <w:spacing w:after="0" w:line="259" w:lineRule="auto"/>
+        <w:ind w:right="-43"/>
+        <w:rPr>
+          <w:rFonts w:ascii="Calibri" w:eastAsia="Calibri" w:hAnsi="Calibri" w:cs="Calibri"/>
+          <w:noProof/>
+          <w:sz w:val="22"/>
+        </w:rPr>
+      </w:pPr>
+      <w:r>
+        <w:rPr>
+          <w:rFonts w:ascii="Calibri" w:eastAsia="Calibri" w:hAnsi="Calibri" w:cs="Calibri"/>
+          <w:noProof/>
+          <w:sz w:val="22"/>
+        </w:rPr>
+        <w:t>Se incluye un ImageView en el DialogFragment de creación/modificación de ítems para mostrar la imagen capturada o seleccionada.</w:t>
+      </w:r>
+    </w:p>
+    <w:p>
+      <w:pPr>
+        <w:spacing w:after="0" w:line="259" w:lineRule="auto"/>
+        <w:ind w:left="-2" w:right="-43" w:firstLine="0"/>
+        <w:rPr>
+          <w:rFonts w:ascii="Calibri" w:eastAsia="Calibri" w:hAnsi="Calibri" w:cs="Calibri"/>
+          <w:b/>
+          <w:bCs/>
+          <w:noProof/>
+          <w:sz w:val="22"/>
+          <w:u w:val="single"/>
+        </w:rPr>
+      </w:pPr>
+      <w:r>
+        <w:rPr>
+          <w:rFonts w:ascii="Calibri" w:eastAsia="Calibri" w:hAnsi="Calibri" w:cs="Calibri"/>
+          <w:b/>
+          <w:bCs/>
+          <w:noProof/>
+          <w:sz w:val="22"/>
+          <w:u w:val="single"/>
+        </w:rPr>
+        <w:t>Configuración Técnica</w:t>
+      </w:r>
+    </w:p>
+    <w:p>
+      <w:pPr>
+        <w:numPr>
+          <w:ilvl w:val="0"/>
+          <w:numId w:val="13"/>
+        </w:numPr>
+        <w:spacing w:after="0" w:line="259" w:lineRule="auto"/>
+        <w:ind w:right="-43"/>
+        <w:rPr>
+          <w:rFonts w:ascii="Calibri" w:eastAsia="Calibri" w:hAnsi="Calibri" w:cs="Calibri"/>
+          <w:noProof/>
+          <w:sz w:val="22"/>
+        </w:rPr>
+      </w:pPr>
+      <w:r>
+        <w:rPr>
+          <w:rFonts w:ascii="Calibri" w:eastAsia="Calibri" w:hAnsi="Calibri" w:cs="Calibri"/>
+          <w:noProof/>
+          <w:sz w:val="22"/>
+        </w:rPr>
+        <w:t>Se configuró un FileProvider en el archivo AndroidManifest.xml para manejar URIs de archivos de forma segura, evitando conflictos con permisos de acceso a archivos post Android N.</w:t>
+      </w:r>
+    </w:p>
+    <w:p>
+      <w:pPr>
+        <w:numPr>
+          <w:ilvl w:val="0"/>
+          <w:numId w:val="13"/>
+        </w:numPr>
+        <w:spacing w:after="0" w:line="259" w:lineRule="auto"/>
+        <w:ind w:right="-43"/>
+        <w:rPr>
+          <w:rFonts w:ascii="Calibri" w:eastAsia="Calibri" w:hAnsi="Calibri" w:cs="Calibri"/>
+          <w:noProof/>
+          <w:sz w:val="22"/>
+        </w:rPr>
+      </w:pPr>
+      <w:r>
+        <w:rPr>
+          <w:rFonts w:ascii="Calibri" w:eastAsia="Calibri" w:hAnsi="Calibri" w:cs="Calibri"/>
+          <w:noProof/>
+          <w:sz w:val="22"/>
+        </w:rPr>
+        <w:t>Se definieron las rutas accesibles para el FileProvider en el archivo file_paths.xml bajo el directorio res/xml/, asegurando que la aplicación pueda acceder a las imágenes almacenadas de forma temporal o permanente.</w:t>
+      </w:r>
+    </w:p>
+    <w:p>
+      <w:pPr>
+        <w:spacing w:after="0" w:line="259" w:lineRule="auto"/>
+        <w:ind w:left="-2" w:right="-43" w:firstLine="0"/>
+        <w:rPr>
+          <w:rFonts w:ascii="Calibri" w:eastAsia="Calibri" w:hAnsi="Calibri" w:cs="Calibri"/>
+          <w:b/>
+          <w:bCs/>
+          <w:noProof/>
+          <w:sz w:val="22"/>
+          <w:u w:val="single"/>
+        </w:rPr>
+      </w:pPr>
+      <w:r>
+        <w:rPr>
+          <w:rFonts w:ascii="Calibri" w:eastAsia="Calibri" w:hAnsi="Calibri" w:cs="Calibri"/>
+          <w:b/>
+          <w:bCs/>
+          <w:noProof/>
+          <w:sz w:val="22"/>
+          <w:u w:val="single"/>
+        </w:rPr>
+        <w:t>Uso</w:t>
+      </w:r>
+    </w:p>
+    <w:p>
+      <w:pPr>
+        <w:spacing w:after="0" w:line="259" w:lineRule="auto"/>
+        <w:ind w:left="-2" w:right="-43" w:firstLine="0"/>
+        <w:rPr>
+          <w:rFonts w:ascii="Calibri" w:eastAsia="Calibri" w:hAnsi="Calibri" w:cs="Calibri"/>
+          <w:noProof/>
+          <w:sz w:val="22"/>
+        </w:rPr>
+      </w:pPr>
+      <w:r>
+        <w:rPr>
+          <w:rFonts w:ascii="Calibri" w:eastAsia="Calibri" w:hAnsi="Calibri" w:cs="Calibri"/>
+          <w:noProof/>
+          <w:sz w:val="22"/>
+        </w:rPr>
+        <w:t>Para utilizar estas funciones, el usuario debe interactuar con los elementos de UI específicos que desencadenan la captura o selección de imágenes. Estas opciones están accesibles a través de botones dedicados en el DialogFragment de modificación de ítems.</w:t>
+      </w:r>
+    </w:p>
+    <w:p>
+      <w:pPr>
+        <w:spacing w:after="0" w:line="259" w:lineRule="auto"/>
+        <w:ind w:left="-2" w:right="-43" w:firstLine="0"/>
+        <w:rPr>
+          <w:rFonts w:ascii="Calibri" w:eastAsia="Calibri" w:hAnsi="Calibri" w:cs="Calibri"/>
+          <w:b/>
+          <w:bCs/>
+          <w:noProof/>
+          <w:sz w:val="22"/>
+          <w:u w:val="single"/>
+        </w:rPr>
+      </w:pPr>
+      <w:r>
+        <w:rPr>
+          <w:rFonts w:ascii="Calibri" w:eastAsia="Calibri" w:hAnsi="Calibri" w:cs="Calibri"/>
+          <w:b/>
+          <w:bCs/>
+          <w:noProof/>
+          <w:sz w:val="22"/>
+          <w:u w:val="single"/>
+        </w:rPr>
+        <w:t>Seguridad y Privacidad</w:t>
+      </w:r>
+    </w:p>
+    <w:p>
+      <w:pPr>
+        <w:numPr>
+          <w:ilvl w:val="0"/>
+          <w:numId w:val="14"/>
+        </w:numPr>
+        <w:spacing w:after="0" w:line="259" w:lineRule="auto"/>
+        <w:ind w:right="-43"/>
+        <w:rPr>
+          <w:rFonts w:ascii="Calibri" w:eastAsia="Calibri" w:hAnsi="Calibri" w:cs="Calibri"/>
+          <w:noProof/>
+          <w:sz w:val="22"/>
+        </w:rPr>
+      </w:pPr>
+      <w:r>
+        <w:rPr>
+          <w:rFonts w:ascii="Calibri" w:eastAsia="Calibri" w:hAnsi="Calibri" w:cs="Calibri"/>
+          <w:noProof/>
+          <w:sz w:val="22"/>
+        </w:rPr>
+        <w:t>Todos los accesos a hardware y almacenamiento externo están regulados por solicitudes de permisos explícitas, conforme a las directrices y mejores prácticas de seguridad de Android.</w:t>
+      </w:r>
+    </w:p>
+    <w:p>
+      <w:pPr>
+        <w:spacing w:after="0" w:line="259" w:lineRule="auto"/>
+        <w:ind w:left="-2" w:right="-43" w:firstLine="0"/>
+        <w:rPr>
+          <w:rFonts w:ascii="Calibri" w:eastAsia="Calibri" w:hAnsi="Calibri" w:cs="Calibri"/>
+          <w:b/>
+          <w:bCs/>
+          <w:noProof/>
+          <w:sz w:val="22"/>
+          <w:u w:val="single"/>
+        </w:rPr>
+      </w:pPr>
+      <w:r>
+        <w:rPr>
+          <w:rFonts w:ascii="Calibri" w:eastAsia="Calibri" w:hAnsi="Calibri" w:cs="Calibri"/>
+          <w:b/>
+          <w:bCs/>
+          <w:noProof/>
+          <w:sz w:val="22"/>
+          <w:u w:val="single"/>
+        </w:rPr>
+        <w:t>Posicionamiento Opcional</w:t>
+      </w:r>
+    </w:p>
+    <w:p>
+      <w:pPr>
+        <w:numPr>
+          <w:ilvl w:val="0"/>
+          <w:numId w:val="15"/>
+        </w:numPr>
+        <w:spacing w:after="0" w:line="259" w:lineRule="auto"/>
+        <w:ind w:right="-43"/>
+        <w:rPr>
+          <w:rFonts w:ascii="Calibri" w:eastAsia="Calibri" w:hAnsi="Calibri" w:cs="Calibri"/>
+          <w:noProof/>
+          <w:sz w:val="22"/>
+        </w:rPr>
+      </w:pPr>
+      <w:r>
+        <w:rPr>
+          <w:rFonts w:ascii="Calibri" w:eastAsia="Calibri" w:hAnsi="Calibri" w:cs="Calibri"/>
+          <w:noProof/>
+          <w:sz w:val="22"/>
+        </w:rPr>
+        <w:t>Se deja como opcional la versión 3.2, que incluiría funcionalidades de geolocalización de ítems usando Google Maps, para aquellos usuarios que deseen añadir contexto geográfico a sus imágenes o ítems.</w:t>
       </w:r>
     </w:p>
     <w:p>
@@ -4597,6 +5115,155 @@
     </w:lvl>
   </w:abstractNum>
   <w:abstractNum w:abstractNumId="1" w15:restartNumberingAfterBreak="0">
+    <w:nsid w:val="04C07BF6"/>
+    <w:multiLevelType w:val="multilevel"/>
+    <w:tmpl w:val="CD0A888C"/>
+    <w:lvl w:ilvl="0">
+      <w:start w:val="1"/>
+      <w:numFmt w:val="bullet"/>
+      <w:lvlText w:val=""/>
+      <w:lvlJc w:val="left"/>
+      <w:pPr>
+        <w:tabs>
+          <w:tab w:val="num" w:pos="720"/>
+        </w:tabs>
+        <w:ind w:left="720" w:hanging="360"/>
+      </w:pPr>
+      <w:rPr>
+        <w:rFonts w:ascii="Symbol" w:hAnsi="Symbol" w:hint="default"/>
+        <w:sz w:val="20"/>
+      </w:rPr>
+    </w:lvl>
+    <w:lvl w:ilvl="1" w:tentative="1">
+      <w:start w:val="1"/>
+      <w:numFmt w:val="bullet"/>
+      <w:lvlText w:val="o"/>
+      <w:lvlJc w:val="left"/>
+      <w:pPr>
+        <w:tabs>
+          <w:tab w:val="num" w:pos="1440"/>
+        </w:tabs>
+        <w:ind w:left="1440" w:hanging="360"/>
+      </w:pPr>
+      <w:rPr>
+        <w:rFonts w:ascii="Courier New" w:hAnsi="Courier New" w:hint="default"/>
+        <w:sz w:val="20"/>
+      </w:rPr>
+    </w:lvl>
+    <w:lvl w:ilvl="2" w:tentative="1">
+      <w:start w:val="1"/>
+      <w:numFmt w:val="bullet"/>
+      <w:lvlText w:val=""/>
+      <w:lvlJc w:val="left"/>
+      <w:pPr>
+        <w:tabs>
+          <w:tab w:val="num" w:pos="2160"/>
+        </w:tabs>
+        <w:ind w:left="2160" w:hanging="360"/>
+      </w:pPr>
+      <w:rPr>
+        <w:rFonts w:ascii="Wingdings" w:hAnsi="Wingdings" w:hint="default"/>
+        <w:sz w:val="20"/>
+      </w:rPr>
+    </w:lvl>
+    <w:lvl w:ilvl="3" w:tentative="1">
+      <w:start w:val="1"/>
+      <w:numFmt w:val="bullet"/>
+      <w:lvlText w:val=""/>
+      <w:lvlJc w:val="left"/>
+      <w:pPr>
+        <w:tabs>
+          <w:tab w:val="num" w:pos="2880"/>
+        </w:tabs>
+        <w:ind w:left="2880" w:hanging="360"/>
+      </w:pPr>
+      <w:rPr>
+        <w:rFonts w:ascii="Wingdings" w:hAnsi="Wingdings" w:hint="default"/>
+        <w:sz w:val="20"/>
+      </w:rPr>
+    </w:lvl>
+    <w:lvl w:ilvl="4" w:tentative="1">
+      <w:start w:val="1"/>
+      <w:numFmt w:val="bullet"/>
+      <w:lvlText w:val=""/>
+      <w:lvlJc w:val="left"/>
+      <w:pPr>
+        <w:tabs>
+          <w:tab w:val="num" w:pos="3600"/>
+        </w:tabs>
+        <w:ind w:left="3600" w:hanging="360"/>
+      </w:pPr>
+      <w:rPr>
+        <w:rFonts w:ascii="Wingdings" w:hAnsi="Wingdings" w:hint="default"/>
+        <w:sz w:val="20"/>
+      </w:rPr>
+    </w:lvl>
+    <w:lvl w:ilvl="5" w:tentative="1">
+      <w:start w:val="1"/>
+      <w:numFmt w:val="bullet"/>
+      <w:lvlText w:val=""/>
+      <w:lvlJc w:val="left"/>
+      <w:pPr>
+        <w:tabs>
+          <w:tab w:val="num" w:pos="4320"/>
+        </w:tabs>
+        <w:ind w:left="4320" w:hanging="360"/>
+      </w:pPr>
+      <w:rPr>
+        <w:rFonts w:ascii="Wingdings" w:hAnsi="Wingdings" w:hint="default"/>
+        <w:sz w:val="20"/>
+      </w:rPr>
+    </w:lvl>
+    <w:lvl w:ilvl="6" w:tentative="1">
+      <w:start w:val="1"/>
+      <w:numFmt w:val="bullet"/>
+      <w:lvlText w:val=""/>
+      <w:lvlJc w:val="left"/>
+      <w:pPr>
+        <w:tabs>
+          <w:tab w:val="num" w:pos="5040"/>
+        </w:tabs>
+        <w:ind w:left="5040" w:hanging="360"/>
+      </w:pPr>
+      <w:rPr>
+        <w:rFonts w:ascii="Wingdings" w:hAnsi="Wingdings" w:hint="default"/>
+        <w:sz w:val="20"/>
+      </w:rPr>
+    </w:lvl>
+    <w:lvl w:ilvl="7" w:tentative="1">
+      <w:start w:val="1"/>
+      <w:numFmt w:val="bullet"/>
+      <w:lvlText w:val=""/>
+      <w:lvlJc w:val="left"/>
+      <w:pPr>
+        <w:tabs>
+          <w:tab w:val="num" w:pos="5760"/>
+        </w:tabs>
+        <w:ind w:left="5760" w:hanging="360"/>
+      </w:pPr>
+      <w:rPr>
+        <w:rFonts w:ascii="Wingdings" w:hAnsi="Wingdings" w:hint="default"/>
+        <w:sz w:val="20"/>
+      </w:rPr>
+    </w:lvl>
+    <w:lvl w:ilvl="8" w:tentative="1">
+      <w:start w:val="1"/>
+      <w:numFmt w:val="bullet"/>
+      <w:lvlText w:val=""/>
+      <w:lvlJc w:val="left"/>
+      <w:pPr>
+        <w:tabs>
+          <w:tab w:val="num" w:pos="6480"/>
+        </w:tabs>
+        <w:ind w:left="6480" w:hanging="360"/>
+      </w:pPr>
+      <w:rPr>
+        <w:rFonts w:ascii="Wingdings" w:hAnsi="Wingdings" w:hint="default"/>
+        <w:sz w:val="20"/>
+      </w:rPr>
+    </w:lvl>
+  </w:abstractNum>
+  <w:abstractNum w:abstractNumId="2" w15:restartNumberingAfterBreak="0">
     <w:nsid w:val="0A19115F"/>
     <w:multiLevelType w:val="hybridMultilevel"/>
     <w:tmpl w:val="1AA6C090"/>
@@ -4808,7 +5475,7 @@
       </w:rPr>
     </w:lvl>
   </w:abstractNum>
-  <w:abstractNum w:abstractNumId="2" w15:restartNumberingAfterBreak="0">
+  <w:abstractNum w:abstractNumId="3" w15:restartNumberingAfterBreak="0">
     <w:nsid w:val="0C5D712A"/>
     <w:multiLevelType w:val="hybridMultilevel"/>
     <w:tmpl w:val="BB925722"/>
@@ -4897,7 +5564,7 @@
       </w:pPr>
     </w:lvl>
   </w:abstractNum>
-  <w:abstractNum w:abstractNumId="3" w15:restartNumberingAfterBreak="0">
+  <w:abstractNum w:abstractNumId="4" w15:restartNumberingAfterBreak="0">
     <w:nsid w:val="1D590E5B"/>
     <w:multiLevelType w:val="hybridMultilevel"/>
     <w:tmpl w:val="C8E81492"/>
@@ -5110,7 +5777,156 @@
       </w:rPr>
     </w:lvl>
   </w:abstractNum>
-  <w:abstractNum w:abstractNumId="4" w15:restartNumberingAfterBreak="0">
+  <w:abstractNum w:abstractNumId="5" w15:restartNumberingAfterBreak="0">
+    <w:nsid w:val="2D6652DE"/>
+    <w:multiLevelType w:val="multilevel"/>
+    <w:tmpl w:val="9DD6B410"/>
+    <w:lvl w:ilvl="0">
+      <w:start w:val="1"/>
+      <w:numFmt w:val="bullet"/>
+      <w:lvlText w:val=""/>
+      <w:lvlJc w:val="left"/>
+      <w:pPr>
+        <w:tabs>
+          <w:tab w:val="num" w:pos="720"/>
+        </w:tabs>
+        <w:ind w:left="720" w:hanging="360"/>
+      </w:pPr>
+      <w:rPr>
+        <w:rFonts w:ascii="Symbol" w:hAnsi="Symbol" w:hint="default"/>
+        <w:sz w:val="20"/>
+      </w:rPr>
+    </w:lvl>
+    <w:lvl w:ilvl="1" w:tentative="1">
+      <w:start w:val="1"/>
+      <w:numFmt w:val="bullet"/>
+      <w:lvlText w:val="o"/>
+      <w:lvlJc w:val="left"/>
+      <w:pPr>
+        <w:tabs>
+          <w:tab w:val="num" w:pos="1440"/>
+        </w:tabs>
+        <w:ind w:left="1440" w:hanging="360"/>
+      </w:pPr>
+      <w:rPr>
+        <w:rFonts w:ascii="Courier New" w:hAnsi="Courier New" w:hint="default"/>
+        <w:sz w:val="20"/>
+      </w:rPr>
+    </w:lvl>
+    <w:lvl w:ilvl="2" w:tentative="1">
+      <w:start w:val="1"/>
+      <w:numFmt w:val="bullet"/>
+      <w:lvlText w:val=""/>
+      <w:lvlJc w:val="left"/>
+      <w:pPr>
+        <w:tabs>
+          <w:tab w:val="num" w:pos="2160"/>
+        </w:tabs>
+        <w:ind w:left="2160" w:hanging="360"/>
+      </w:pPr>
+      <w:rPr>
+        <w:rFonts w:ascii="Wingdings" w:hAnsi="Wingdings" w:hint="default"/>
+        <w:sz w:val="20"/>
+      </w:rPr>
+    </w:lvl>
+    <w:lvl w:ilvl="3" w:tentative="1">
+      <w:start w:val="1"/>
+      <w:numFmt w:val="bullet"/>
+      <w:lvlText w:val=""/>
+      <w:lvlJc w:val="left"/>
+      <w:pPr>
+        <w:tabs>
+          <w:tab w:val="num" w:pos="2880"/>
+        </w:tabs>
+        <w:ind w:left="2880" w:hanging="360"/>
+      </w:pPr>
+      <w:rPr>
+        <w:rFonts w:ascii="Wingdings" w:hAnsi="Wingdings" w:hint="default"/>
+        <w:sz w:val="20"/>
+      </w:rPr>
+    </w:lvl>
+    <w:lvl w:ilvl="4" w:tentative="1">
+      <w:start w:val="1"/>
+      <w:numFmt w:val="bullet"/>
+      <w:lvlText w:val=""/>
+      <w:lvlJc w:val="left"/>
+      <w:pPr>
+        <w:tabs>
+          <w:tab w:val="num" w:pos="3600"/>
+        </w:tabs>
+        <w:ind w:left="3600" w:hanging="360"/>
+      </w:pPr>
+      <w:rPr>
+        <w:rFonts w:ascii="Wingdings" w:hAnsi="Wingdings" w:hint="default"/>
+        <w:sz w:val="20"/>
+      </w:rPr>
+    </w:lvl>
+    <w:lvl w:ilvl="5" w:tentative="1">
+      <w:start w:val="1"/>
+      <w:numFmt w:val="bullet"/>
+      <w:lvlText w:val=""/>
+      <w:lvlJc w:val="left"/>
+      <w:pPr>
+        <w:tabs>
+          <w:tab w:val="num" w:pos="4320"/>
+        </w:tabs>
+        <w:ind w:left="4320" w:hanging="360"/>
+      </w:pPr>
+      <w:rPr>
+        <w:rFonts w:ascii="Wingdings" w:hAnsi="Wingdings" w:hint="default"/>
+        <w:sz w:val="20"/>
+      </w:rPr>
+    </w:lvl>
+    <w:lvl w:ilvl="6" w:tentative="1">
+      <w:start w:val="1"/>
+      <w:numFmt w:val="bullet"/>
+      <w:lvlText w:val=""/>
+      <w:lvlJc w:val="left"/>
+      <w:pPr>
+        <w:tabs>
+          <w:tab w:val="num" w:pos="5040"/>
+        </w:tabs>
+        <w:ind w:left="5040" w:hanging="360"/>
+      </w:pPr>
+      <w:rPr>
+        <w:rFonts w:ascii="Wingdings" w:hAnsi="Wingdings" w:hint="default"/>
+        <w:sz w:val="20"/>
+      </w:rPr>
+    </w:lvl>
+    <w:lvl w:ilvl="7" w:tentative="1">
+      <w:start w:val="1"/>
+      <w:numFmt w:val="bullet"/>
+      <w:lvlText w:val=""/>
+      <w:lvlJc w:val="left"/>
+      <w:pPr>
+        <w:tabs>
+          <w:tab w:val="num" w:pos="5760"/>
+        </w:tabs>
+        <w:ind w:left="5760" w:hanging="360"/>
+      </w:pPr>
+      <w:rPr>
+        <w:rFonts w:ascii="Wingdings" w:hAnsi="Wingdings" w:hint="default"/>
+        <w:sz w:val="20"/>
+      </w:rPr>
+    </w:lvl>
+    <w:lvl w:ilvl="8" w:tentative="1">
+      <w:start w:val="1"/>
+      <w:numFmt w:val="bullet"/>
+      <w:lvlText w:val=""/>
+      <w:lvlJc w:val="left"/>
+      <w:pPr>
+        <w:tabs>
+          <w:tab w:val="num" w:pos="6480"/>
+        </w:tabs>
+        <w:ind w:left="6480" w:hanging="360"/>
+      </w:pPr>
+      <w:rPr>
+        <w:rFonts w:ascii="Wingdings" w:hAnsi="Wingdings" w:hint="default"/>
+        <w:sz w:val="20"/>
+      </w:rPr>
+    </w:lvl>
+  </w:abstractNum>
+  <w:abstractNum w:abstractNumId="6" w15:restartNumberingAfterBreak="0">
     <w:nsid w:val="2E652476"/>
     <w:multiLevelType w:val="hybridMultilevel"/>
     <w:tmpl w:val="EEFCE0B0"/>
@@ -5323,7 +6139,7 @@
       </w:rPr>
     </w:lvl>
   </w:abstractNum>
-  <w:abstractNum w:abstractNumId="5" w15:restartNumberingAfterBreak="0">
+  <w:abstractNum w:abstractNumId="7" w15:restartNumberingAfterBreak="0">
     <w:nsid w:val="3C3E54FB"/>
     <w:multiLevelType w:val="multilevel"/>
     <w:tmpl w:val="CD70E38E"/>
@@ -5472,7 +6288,7 @@
       </w:rPr>
     </w:lvl>
   </w:abstractNum>
-  <w:abstractNum w:abstractNumId="6" w15:restartNumberingAfterBreak="0">
+  <w:abstractNum w:abstractNumId="8" w15:restartNumberingAfterBreak="0">
     <w:nsid w:val="422D7977"/>
     <w:multiLevelType w:val="hybridMultilevel"/>
     <w:tmpl w:val="32F8A258"/>
@@ -5684,7 +6500,7 @@
       </w:rPr>
     </w:lvl>
   </w:abstractNum>
-  <w:abstractNum w:abstractNumId="7" w15:restartNumberingAfterBreak="0">
+  <w:abstractNum w:abstractNumId="9" w15:restartNumberingAfterBreak="0">
     <w:nsid w:val="4BEA26EA"/>
     <w:multiLevelType w:val="hybridMultilevel"/>
     <w:tmpl w:val="2D58FA76"/>
@@ -5897,7 +6713,7 @@
       </w:rPr>
     </w:lvl>
   </w:abstractNum>
-  <w:abstractNum w:abstractNumId="8" w15:restartNumberingAfterBreak="0">
+  <w:abstractNum w:abstractNumId="10" w15:restartNumberingAfterBreak="0">
     <w:nsid w:val="582124CC"/>
     <w:multiLevelType w:val="hybridMultilevel"/>
     <w:tmpl w:val="CE0E80A6"/>
@@ -6109,7 +6925,124 @@
       </w:rPr>
     </w:lvl>
   </w:abstractNum>
-  <w:abstractNum w:abstractNumId="9" w15:restartNumberingAfterBreak="0">
+  <w:abstractNum w:abstractNumId="11" w15:restartNumberingAfterBreak="0">
+    <w:nsid w:val="6B492C33"/>
+    <w:multiLevelType w:val="multilevel"/>
+    <w:tmpl w:val="A924633E"/>
+    <w:lvl w:ilvl="0">
+      <w:start w:val="1"/>
+      <w:numFmt w:val="decimal"/>
+      <w:lvlText w:val="%1."/>
+      <w:lvlJc w:val="left"/>
+      <w:pPr>
+        <w:tabs>
+          <w:tab w:val="num" w:pos="720"/>
+        </w:tabs>
+        <w:ind w:left="720" w:hanging="360"/>
+      </w:pPr>
+    </w:lvl>
+    <w:lvl w:ilvl="1">
+      <w:start w:val="1"/>
+      <w:numFmt w:val="bullet"/>
+      <w:lvlText w:val="o"/>
+      <w:lvlJc w:val="left"/>
+      <w:pPr>
+        <w:tabs>
+          <w:tab w:val="num" w:pos="1440"/>
+        </w:tabs>
+        <w:ind w:left="1440" w:hanging="360"/>
+      </w:pPr>
+      <w:rPr>
+        <w:rFonts w:ascii="Courier New" w:hAnsi="Courier New" w:hint="default"/>
+        <w:sz w:val="20"/>
+      </w:rPr>
+    </w:lvl>
+    <w:lvl w:ilvl="2" w:tentative="1">
+      <w:start w:val="1"/>
+      <w:numFmt w:val="decimal"/>
+      <w:lvlText w:val="%3."/>
+      <w:lvlJc w:val="left"/>
+      <w:pPr>
+        <w:tabs>
+          <w:tab w:val="num" w:pos="2160"/>
+        </w:tabs>
+        <w:ind w:left="2160" w:hanging="360"/>
+      </w:pPr>
+    </w:lvl>
+    <w:lvl w:ilvl="3" w:tentative="1">
+      <w:start w:val="1"/>
+      <w:numFmt w:val="decimal"/>
+      <w:lvlText w:val="%4."/>
+      <w:lvlJc w:val="left"/>
+      <w:pPr>
+        <w:tabs>
+          <w:tab w:val="num" w:pos="2880"/>
+        </w:tabs>
+        <w:ind w:left="2880" w:hanging="360"/>
+      </w:pPr>
+    </w:lvl>
+    <w:lvl w:ilvl="4" w:tentative="1">
+      <w:start w:val="1"/>
+      <w:numFmt w:val="decimal"/>
+      <w:lvlText w:val="%5."/>
+      <w:lvlJc w:val="left"/>
+      <w:pPr>
+        <w:tabs>
+          <w:tab w:val="num" w:pos="3600"/>
+        </w:tabs>
+        <w:ind w:left="3600" w:hanging="360"/>
+      </w:pPr>
+    </w:lvl>
+    <w:lvl w:ilvl="5" w:tentative="1">
+      <w:start w:val="1"/>
+      <w:numFmt w:val="decimal"/>
+      <w:lvlText w:val="%6."/>
+      <w:lvlJc w:val="left"/>
+      <w:pPr>
+        <w:tabs>
+          <w:tab w:val="num" w:pos="4320"/>
+        </w:tabs>
+        <w:ind w:left="4320" w:hanging="360"/>
+      </w:pPr>
+    </w:lvl>
+    <w:lvl w:ilvl="6" w:tentative="1">
+      <w:start w:val="1"/>
+      <w:numFmt w:val="decimal"/>
+      <w:lvlText w:val="%7."/>
+      <w:lvlJc w:val="left"/>
+      <w:pPr>
+        <w:tabs>
+          <w:tab w:val="num" w:pos="5040"/>
+        </w:tabs>
+        <w:ind w:left="5040" w:hanging="360"/>
+      </w:pPr>
+    </w:lvl>
+    <w:lvl w:ilvl="7" w:tentative="1">
+      <w:start w:val="1"/>
+      <w:numFmt w:val="decimal"/>
+      <w:lvlText w:val="%8."/>
+      <w:lvlJc w:val="left"/>
+      <w:pPr>
+        <w:tabs>
+          <w:tab w:val="num" w:pos="5760"/>
+        </w:tabs>
+        <w:ind w:left="5760" w:hanging="360"/>
+      </w:pPr>
+    </w:lvl>
+    <w:lvl w:ilvl="8" w:tentative="1">
+      <w:start w:val="1"/>
+      <w:numFmt w:val="decimal"/>
+      <w:lvlText w:val="%9."/>
+      <w:lvlJc w:val="left"/>
+      <w:pPr>
+        <w:tabs>
+          <w:tab w:val="num" w:pos="6480"/>
+        </w:tabs>
+        <w:ind w:left="6480" w:hanging="360"/>
+      </w:pPr>
+    </w:lvl>
+  </w:abstractNum>
+  <w:abstractNum w:abstractNumId="12" w15:restartNumberingAfterBreak="0">
     <w:nsid w:val="754B7FEF"/>
     <w:multiLevelType w:val="hybridMultilevel"/>
     <w:tmpl w:val="ABC6554E"/>
@@ -6322,7 +7255,156 @@
       </w:rPr>
     </w:lvl>
   </w:abstractNum>
-  <w:abstractNum w:abstractNumId="10" w15:restartNumberingAfterBreak="0">
+  <w:abstractNum w:abstractNumId="13" w15:restartNumberingAfterBreak="0">
+    <w:nsid w:val="79B72C3C"/>
+    <w:multiLevelType w:val="multilevel"/>
+    <w:tmpl w:val="7E783900"/>
+    <w:lvl w:ilvl="0">
+      <w:start w:val="1"/>
+      <w:numFmt w:val="bullet"/>
+      <w:lvlText w:val=""/>
+      <w:lvlJc w:val="left"/>
+      <w:pPr>
+        <w:tabs>
+          <w:tab w:val="num" w:pos="720"/>
+        </w:tabs>
+        <w:ind w:left="720" w:hanging="360"/>
+      </w:pPr>
+      <w:rPr>
+        <w:rFonts w:ascii="Symbol" w:hAnsi="Symbol" w:hint="default"/>
+        <w:sz w:val="20"/>
+      </w:rPr>
+    </w:lvl>
+    <w:lvl w:ilvl="1" w:tentative="1">
+      <w:start w:val="1"/>
+      <w:numFmt w:val="bullet"/>
+      <w:lvlText w:val="o"/>
+      <w:lvlJc w:val="left"/>
+      <w:pPr>
+        <w:tabs>
+          <w:tab w:val="num" w:pos="1440"/>
+        </w:tabs>
+        <w:ind w:left="1440" w:hanging="360"/>
+      </w:pPr>
+      <w:rPr>
+        <w:rFonts w:ascii="Courier New" w:hAnsi="Courier New" w:hint="default"/>
+        <w:sz w:val="20"/>
+      </w:rPr>
+    </w:lvl>
+    <w:lvl w:ilvl="2" w:tentative="1">
+      <w:start w:val="1"/>
+      <w:numFmt w:val="bullet"/>
+      <w:lvlText w:val=""/>
+      <w:lvlJc w:val="left"/>
+      <w:pPr>
+        <w:tabs>
+          <w:tab w:val="num" w:pos="2160"/>
+        </w:tabs>
+        <w:ind w:left="2160" w:hanging="360"/>
+      </w:pPr>
+      <w:rPr>
+        <w:rFonts w:ascii="Wingdings" w:hAnsi="Wingdings" w:hint="default"/>
+        <w:sz w:val="20"/>
+      </w:rPr>
+    </w:lvl>
+    <w:lvl w:ilvl="3" w:tentative="1">
+      <w:start w:val="1"/>
+      <w:numFmt w:val="bullet"/>
+      <w:lvlText w:val=""/>
+      <w:lvlJc w:val="left"/>
+      <w:pPr>
+        <w:tabs>
+          <w:tab w:val="num" w:pos="2880"/>
+        </w:tabs>
+        <w:ind w:left="2880" w:hanging="360"/>
+      </w:pPr>
+      <w:rPr>
+        <w:rFonts w:ascii="Wingdings" w:hAnsi="Wingdings" w:hint="default"/>
+        <w:sz w:val="20"/>
+      </w:rPr>
+    </w:lvl>
+    <w:lvl w:ilvl="4" w:tentative="1">
+      <w:start w:val="1"/>
+      <w:numFmt w:val="bullet"/>
+      <w:lvlText w:val=""/>
+      <w:lvlJc w:val="left"/>
+      <w:pPr>
+        <w:tabs>
+          <w:tab w:val="num" w:pos="3600"/>
+        </w:tabs>
+        <w:ind w:left="3600" w:hanging="360"/>
+      </w:pPr>
+      <w:rPr>
+        <w:rFonts w:ascii="Wingdings" w:hAnsi="Wingdings" w:hint="default"/>
+        <w:sz w:val="20"/>
+      </w:rPr>
+    </w:lvl>
+    <w:lvl w:ilvl="5" w:tentative="1">
+      <w:start w:val="1"/>
+      <w:numFmt w:val="bullet"/>
+      <w:lvlText w:val=""/>
+      <w:lvlJc w:val="left"/>
+      <w:pPr>
+        <w:tabs>
+          <w:tab w:val="num" w:pos="4320"/>
+        </w:tabs>
+        <w:ind w:left="4320" w:hanging="360"/>
+      </w:pPr>
+      <w:rPr>
+        <w:rFonts w:ascii="Wingdings" w:hAnsi="Wingdings" w:hint="default"/>
+        <w:sz w:val="20"/>
+      </w:rPr>
+    </w:lvl>
+    <w:lvl w:ilvl="6" w:tentative="1">
+      <w:start w:val="1"/>
+      <w:numFmt w:val="bullet"/>
+      <w:lvlText w:val=""/>
+      <w:lvlJc w:val="left"/>
+      <w:pPr>
+        <w:tabs>
+          <w:tab w:val="num" w:pos="5040"/>
+        </w:tabs>
+        <w:ind w:left="5040" w:hanging="360"/>
+      </w:pPr>
+      <w:rPr>
+        <w:rFonts w:ascii="Wingdings" w:hAnsi="Wingdings" w:hint="default"/>
+        <w:sz w:val="20"/>
+      </w:rPr>
+    </w:lvl>
+    <w:lvl w:ilvl="7" w:tentative="1">
+      <w:start w:val="1"/>
+      <w:numFmt w:val="bullet"/>
+      <w:lvlText w:val=""/>
+      <w:lvlJc w:val="left"/>
+      <w:pPr>
+        <w:tabs>
+          <w:tab w:val="num" w:pos="5760"/>
+        </w:tabs>
+        <w:ind w:left="5760" w:hanging="360"/>
+      </w:pPr>
+      <w:rPr>
+        <w:rFonts w:ascii="Wingdings" w:hAnsi="Wingdings" w:hint="default"/>
+        <w:sz w:val="20"/>
+      </w:rPr>
+    </w:lvl>
+    <w:lvl w:ilvl="8" w:tentative="1">
+      <w:start w:val="1"/>
+      <w:numFmt w:val="bullet"/>
+      <w:lvlText w:val=""/>
+      <w:lvlJc w:val="left"/>
+      <w:pPr>
+        <w:tabs>
+          <w:tab w:val="num" w:pos="6480"/>
+        </w:tabs>
+        <w:ind w:left="6480" w:hanging="360"/>
+      </w:pPr>
+      <w:rPr>
+        <w:rFonts w:ascii="Wingdings" w:hAnsi="Wingdings" w:hint="default"/>
+        <w:sz w:val="20"/>
+      </w:rPr>
+    </w:lvl>
+  </w:abstractNum>
+  <w:abstractNum w:abstractNumId="14" w15:restartNumberingAfterBreak="0">
     <w:nsid w:val="7D5035D9"/>
     <w:multiLevelType w:val="hybridMultilevel"/>
     <w:tmpl w:val="092298E4"/>
@@ -6535,37 +7617,49 @@
     </w:lvl>
   </w:abstractNum>
   <w:num w:numId="1" w16cid:durableId="1198858992">
-    <w:abstractNumId w:val="1"/>
+    <w:abstractNumId w:val="2"/>
   </w:num>
   <w:num w:numId="2" w16cid:durableId="1789662658">
-    <w:abstractNumId w:val="3"/>
+    <w:abstractNumId w:val="4"/>
   </w:num>
   <w:num w:numId="3" w16cid:durableId="586770001">
-    <w:abstractNumId w:val="7"/>
+    <w:abstractNumId w:val="9"/>
   </w:num>
   <w:num w:numId="4" w16cid:durableId="511384632">
-    <w:abstractNumId w:val="4"/>
+    <w:abstractNumId w:val="6"/>
   </w:num>
   <w:num w:numId="5" w16cid:durableId="843277162">
+    <w:abstractNumId w:val="10"/>
+  </w:num>
+  <w:num w:numId="6" w16cid:durableId="1145010038">
+    <w:abstractNumId w:val="12"/>
+  </w:num>
+  <w:num w:numId="7" w16cid:durableId="1945839747">
     <w:abstractNumId w:val="8"/>
   </w:num>
-  <w:num w:numId="6" w16cid:durableId="1145010038">
-    <w:abstractNumId w:val="9"/>
-  </w:num>
-  <w:num w:numId="7" w16cid:durableId="1945839747">
-    <w:abstractNumId w:val="6"/>
-  </w:num>
   <w:num w:numId="8" w16cid:durableId="770006486">
-    <w:abstractNumId w:val="10"/>
+    <w:abstractNumId w:val="14"/>
   </w:num>
   <w:num w:numId="9" w16cid:durableId="879123238">
-    <w:abstractNumId w:val="5"/>
+    <w:abstractNumId w:val="7"/>
   </w:num>
   <w:num w:numId="10" w16cid:durableId="972365013">
     <w:abstractNumId w:val="0"/>
   </w:num>
   <w:num w:numId="11" w16cid:durableId="33846771">
-    <w:abstractNumId w:val="2"/>
+    <w:abstractNumId w:val="3"/>
+  </w:num>
+  <w:num w:numId="12" w16cid:durableId="1786192622">
+    <w:abstractNumId w:val="11"/>
+  </w:num>
+  <w:num w:numId="13" w16cid:durableId="705527278">
+    <w:abstractNumId w:val="5"/>
+  </w:num>
+  <w:num w:numId="14" w16cid:durableId="383678054">
+    <w:abstractNumId w:val="13"/>
+  </w:num>
+  <w:num w:numId="15" w16cid:durableId="1919948082">
+    <w:abstractNumId w:val="1"/>
   </w:num>
 </w:numbering>
 </file>

--- a/Readme.docx
+++ b/Readme.docx
@@ -4850,6 +4850,4780 @@
       <w:pPr>
         <w:spacing w:after="0" w:line="259" w:lineRule="auto"/>
         <w:ind w:left="-2" w:right="-43" w:firstLine="0"/>
+        <w:rPr>
+          <w:rFonts w:ascii="Calibri" w:eastAsia="Calibri" w:hAnsi="Calibri" w:cs="Calibri"/>
+          <w:noProof/>
+          <w:sz w:val="22"/>
+        </w:rPr>
+      </w:pPr>
+    </w:p>
+    <w:p>
+      <w:pPr>
+        <w:spacing w:after="0" w:line="259" w:lineRule="auto"/>
+        <w:ind w:left="-2" w:right="-43" w:firstLine="0"/>
+        <w:jc w:val="center"/>
+        <w:rPr>
+          <w:rFonts w:ascii="Calibri" w:eastAsia="Calibri" w:hAnsi="Calibri" w:cs="Calibri"/>
+          <w:b/>
+          <w:bCs/>
+          <w:noProof/>
+          <w:sz w:val="22"/>
+          <w:u w:val="single"/>
+        </w:rPr>
+      </w:pPr>
+      <w:r>
+        <w:rPr>
+          <w:rFonts w:ascii="Calibri" w:eastAsia="Calibri" w:hAnsi="Calibri" w:cs="Calibri"/>
+          <w:b/>
+          <w:bCs/>
+          <w:noProof/>
+          <w:sz w:val="22"/>
+          <w:u w:val="single"/>
+        </w:rPr>
+        <w:t>VERSION 4.1</w:t>
+      </w:r>
+    </w:p>
+    <w:p>
+      <w:pPr>
+        <w:spacing w:after="0" w:line="259" w:lineRule="auto"/>
+        <w:ind w:left="-2" w:right="-43" w:firstLine="0"/>
+        <w:jc w:val="center"/>
+        <w:rPr>
+          <w:rFonts w:ascii="Calibri" w:eastAsia="Calibri" w:hAnsi="Calibri" w:cs="Calibri"/>
+          <w:b/>
+          <w:bCs/>
+          <w:noProof/>
+          <w:sz w:val="22"/>
+          <w:u w:val="single"/>
+        </w:rPr>
+      </w:pPr>
+    </w:p>
+    <w:p>
+      <w:pPr>
+        <w:spacing w:after="0" w:line="259" w:lineRule="auto"/>
+        <w:ind w:left="1080" w:right="-43" w:firstLine="0"/>
+        <w:jc w:val="center"/>
+        <w:rPr>
+          <w:rFonts w:ascii="Calibri" w:eastAsia="Calibri" w:hAnsi="Calibri" w:cs="Calibri"/>
+          <w:b/>
+          <w:bCs/>
+          <w:noProof/>
+          <w:sz w:val="28"/>
+          <w:szCs w:val="28"/>
+          <w:u w:val="single"/>
+        </w:rPr>
+      </w:pPr>
+      <w:r>
+        <w:rPr>
+          <w:rFonts w:ascii="Calibri" w:eastAsia="Calibri" w:hAnsi="Calibri" w:cs="Calibri"/>
+          <w:b/>
+          <w:bCs/>
+          <w:noProof/>
+          <w:sz w:val="28"/>
+          <w:szCs w:val="28"/>
+          <w:u w:val="single"/>
+        </w:rPr>
+        <w:t xml:space="preserve">1. </w:t>
+      </w:r>
+      <w:r>
+        <w:rPr>
+          <w:rFonts w:ascii="Calibri" w:eastAsia="Calibri" w:hAnsi="Calibri" w:cs="Calibri"/>
+          <w:b/>
+          <w:bCs/>
+          <w:noProof/>
+          <w:sz w:val="28"/>
+          <w:szCs w:val="28"/>
+          <w:u w:val="single"/>
+        </w:rPr>
+        <w:t>Configuración Inicial de Firebase</w:t>
+      </w:r>
+    </w:p>
+    <w:p>
+      <w:pPr>
+        <w:pStyle w:val="Prrafodelista"/>
+        <w:spacing w:after="0" w:line="259" w:lineRule="auto"/>
+        <w:ind w:left="1440" w:right="-43" w:firstLine="0"/>
+        <w:rPr>
+          <w:rFonts w:ascii="Calibri" w:eastAsia="Calibri" w:hAnsi="Calibri" w:cs="Calibri"/>
+          <w:b/>
+          <w:bCs/>
+          <w:noProof/>
+          <w:sz w:val="28"/>
+          <w:szCs w:val="28"/>
+          <w:u w:val="single"/>
+        </w:rPr>
+      </w:pPr>
+    </w:p>
+    <w:p>
+      <w:pPr>
+        <w:spacing w:after="0" w:line="259" w:lineRule="auto"/>
+        <w:ind w:left="-2" w:right="-43" w:firstLine="0"/>
+        <w:rPr>
+          <w:rFonts w:ascii="Calibri" w:eastAsia="Calibri" w:hAnsi="Calibri" w:cs="Calibri"/>
+          <w:noProof/>
+          <w:sz w:val="22"/>
+        </w:rPr>
+      </w:pPr>
+      <w:r>
+        <w:rPr>
+          <w:rFonts w:ascii="Calibri" w:eastAsia="Calibri" w:hAnsi="Calibri" w:cs="Calibri"/>
+          <w:noProof/>
+          <w:sz w:val="22"/>
+        </w:rPr>
+        <w:t xml:space="preserve">Antes de poder interactuar con Firestore en nuestra aplicación, debemos configurar </w:t>
+      </w:r>
+      <w:r>
+        <w:rPr>
+          <w:rFonts w:ascii="Calibri" w:eastAsia="Calibri" w:hAnsi="Calibri" w:cs="Calibri"/>
+          <w:b/>
+          <w:bCs/>
+          <w:noProof/>
+          <w:sz w:val="22"/>
+        </w:rPr>
+        <w:t>Firebase en Android</w:t>
+      </w:r>
+      <w:r>
+        <w:rPr>
+          <w:rFonts w:ascii="Calibri" w:eastAsia="Calibri" w:hAnsi="Calibri" w:cs="Calibri"/>
+          <w:noProof/>
+          <w:sz w:val="22"/>
+        </w:rPr>
+        <w:t>.</w:t>
+      </w:r>
+    </w:p>
+    <w:p>
+      <w:pPr>
+        <w:spacing w:after="0" w:line="259" w:lineRule="auto"/>
+        <w:ind w:right="-43"/>
+        <w:rPr>
+          <w:rFonts w:ascii="Calibri" w:eastAsia="Calibri" w:hAnsi="Calibri" w:cs="Calibri"/>
+          <w:b/>
+          <w:bCs/>
+          <w:noProof/>
+          <w:sz w:val="22"/>
+          <w:u w:val="single"/>
+        </w:rPr>
+      </w:pPr>
+      <w:r>
+        <w:rPr>
+          <w:rFonts w:ascii="Calibri" w:eastAsia="Calibri" w:hAnsi="Calibri" w:cs="Calibri"/>
+          <w:b/>
+          <w:bCs/>
+          <w:noProof/>
+          <w:sz w:val="22"/>
+          <w:u w:val="single"/>
+        </w:rPr>
+        <w:t>1.</w:t>
+      </w:r>
+      <w:r>
+        <w:rPr>
+          <w:rFonts w:ascii="Calibri" w:eastAsia="Calibri" w:hAnsi="Calibri" w:cs="Calibri"/>
+          <w:b/>
+          <w:bCs/>
+          <w:noProof/>
+          <w:sz w:val="22"/>
+          <w:u w:val="single"/>
+        </w:rPr>
+        <w:t>1️</w:t>
+      </w:r>
+      <w:r>
+        <w:rPr>
+          <w:rFonts w:ascii="Segoe UI Symbol" w:eastAsia="Calibri" w:hAnsi="Segoe UI Symbol" w:cs="Segoe UI Symbol"/>
+          <w:b/>
+          <w:bCs/>
+          <w:noProof/>
+          <w:sz w:val="22"/>
+          <w:u w:val="single"/>
+        </w:rPr>
+        <w:t>.</w:t>
+      </w:r>
+      <w:r>
+        <w:rPr>
+          <w:rFonts w:ascii="Calibri" w:eastAsia="Calibri" w:hAnsi="Calibri" w:cs="Calibri"/>
+          <w:b/>
+          <w:bCs/>
+          <w:noProof/>
+          <w:sz w:val="22"/>
+          <w:u w:val="single"/>
+        </w:rPr>
+        <w:t>Crear un proyecto en Firebase</w:t>
+      </w:r>
+    </w:p>
+    <w:p>
+      <w:pPr>
+        <w:numPr>
+          <w:ilvl w:val="0"/>
+          <w:numId w:val="16"/>
+        </w:numPr>
+        <w:spacing w:after="0" w:line="259" w:lineRule="auto"/>
+        <w:ind w:right="-43"/>
+        <w:rPr>
+          <w:rFonts w:ascii="Calibri" w:eastAsia="Calibri" w:hAnsi="Calibri" w:cs="Calibri"/>
+          <w:noProof/>
+          <w:sz w:val="22"/>
+        </w:rPr>
+      </w:pPr>
+      <w:r>
+        <w:rPr>
+          <w:rFonts w:ascii="Calibri" w:eastAsia="Calibri" w:hAnsi="Calibri" w:cs="Calibri"/>
+          <w:noProof/>
+          <w:sz w:val="22"/>
+        </w:rPr>
+        <w:t>Ve a Firebase Console</w:t>
+      </w:r>
+    </w:p>
+    <w:p>
+      <w:pPr>
+        <w:numPr>
+          <w:ilvl w:val="0"/>
+          <w:numId w:val="16"/>
+        </w:numPr>
+        <w:spacing w:after="0" w:line="259" w:lineRule="auto"/>
+        <w:ind w:right="-43"/>
+        <w:rPr>
+          <w:rFonts w:ascii="Calibri" w:eastAsia="Calibri" w:hAnsi="Calibri" w:cs="Calibri"/>
+          <w:noProof/>
+          <w:sz w:val="22"/>
+        </w:rPr>
+      </w:pPr>
+      <w:r>
+        <w:rPr>
+          <w:rFonts w:ascii="Calibri" w:eastAsia="Calibri" w:hAnsi="Calibri" w:cs="Calibri"/>
+          <w:noProof/>
+          <w:sz w:val="22"/>
+        </w:rPr>
+        <w:t xml:space="preserve">Crea un </w:t>
+      </w:r>
+      <w:r>
+        <w:rPr>
+          <w:rFonts w:ascii="Calibri" w:eastAsia="Calibri" w:hAnsi="Calibri" w:cs="Calibri"/>
+          <w:b/>
+          <w:bCs/>
+          <w:noProof/>
+          <w:sz w:val="22"/>
+        </w:rPr>
+        <w:t>nuevo proyecto</w:t>
+      </w:r>
+      <w:r>
+        <w:rPr>
+          <w:rFonts w:ascii="Calibri" w:eastAsia="Calibri" w:hAnsi="Calibri" w:cs="Calibri"/>
+          <w:noProof/>
+          <w:sz w:val="22"/>
+        </w:rPr>
+        <w:t>.</w:t>
+      </w:r>
+    </w:p>
+    <w:p>
+      <w:pPr>
+        <w:numPr>
+          <w:ilvl w:val="0"/>
+          <w:numId w:val="16"/>
+        </w:numPr>
+        <w:spacing w:after="0" w:line="259" w:lineRule="auto"/>
+        <w:ind w:right="-43"/>
+        <w:rPr>
+          <w:rFonts w:ascii="Calibri" w:eastAsia="Calibri" w:hAnsi="Calibri" w:cs="Calibri"/>
+          <w:noProof/>
+          <w:sz w:val="22"/>
+        </w:rPr>
+      </w:pPr>
+      <w:r>
+        <w:rPr>
+          <w:rFonts w:ascii="Calibri" w:eastAsia="Calibri" w:hAnsi="Calibri" w:cs="Calibri"/>
+          <w:b/>
+          <w:bCs/>
+          <w:noProof/>
+          <w:sz w:val="22"/>
+        </w:rPr>
+        <w:t>Añade Firebase a tu aplicación Android</w:t>
+      </w:r>
+      <w:r>
+        <w:rPr>
+          <w:rFonts w:ascii="Calibri" w:eastAsia="Calibri" w:hAnsi="Calibri" w:cs="Calibri"/>
+          <w:noProof/>
+          <w:sz w:val="22"/>
+        </w:rPr>
+        <w:t>:</w:t>
+      </w:r>
+    </w:p>
+    <w:p>
+      <w:pPr>
+        <w:numPr>
+          <w:ilvl w:val="1"/>
+          <w:numId w:val="16"/>
+        </w:numPr>
+        <w:spacing w:after="0" w:line="259" w:lineRule="auto"/>
+        <w:ind w:right="-43"/>
+        <w:rPr>
+          <w:rFonts w:ascii="Calibri" w:eastAsia="Calibri" w:hAnsi="Calibri" w:cs="Calibri"/>
+          <w:noProof/>
+          <w:sz w:val="22"/>
+        </w:rPr>
+      </w:pPr>
+      <w:r>
+        <w:rPr>
+          <w:rFonts w:ascii="Calibri" w:eastAsia="Calibri" w:hAnsi="Calibri" w:cs="Calibri"/>
+          <w:noProof/>
+          <w:sz w:val="22"/>
+        </w:rPr>
+        <w:t>Introduce el nombre del paquete de tu aplicación (Ej: com.example.loginycardview)</w:t>
+      </w:r>
+    </w:p>
+    <w:p>
+      <w:pPr>
+        <w:numPr>
+          <w:ilvl w:val="1"/>
+          <w:numId w:val="16"/>
+        </w:numPr>
+        <w:spacing w:after="0" w:line="259" w:lineRule="auto"/>
+        <w:ind w:right="-43"/>
+        <w:rPr>
+          <w:rFonts w:ascii="Calibri" w:eastAsia="Calibri" w:hAnsi="Calibri" w:cs="Calibri"/>
+          <w:noProof/>
+          <w:sz w:val="22"/>
+        </w:rPr>
+      </w:pPr>
+      <w:r>
+        <w:rPr>
+          <w:rFonts w:ascii="Calibri" w:eastAsia="Calibri" w:hAnsi="Calibri" w:cs="Calibri"/>
+          <w:noProof/>
+          <w:sz w:val="22"/>
+        </w:rPr>
+        <w:t>Descarga el archivo google-services.json y colócalo en:</w:t>
+      </w:r>
+    </w:p>
+    <w:p>
+      <w:pPr>
+        <w:spacing w:after="0" w:line="259" w:lineRule="auto"/>
+        <w:ind w:left="1440" w:right="-43" w:firstLine="0"/>
+        <w:rPr>
+          <w:rFonts w:ascii="Calibri" w:eastAsia="Calibri" w:hAnsi="Calibri" w:cs="Calibri"/>
+          <w:noProof/>
+          <w:sz w:val="22"/>
+        </w:rPr>
+      </w:pPr>
+    </w:p>
+    <w:p>
+      <w:pPr>
+        <w:spacing w:after="0" w:line="259" w:lineRule="auto"/>
+        <w:ind w:left="-2" w:right="-43" w:firstLine="0"/>
+        <w:rPr>
+          <w:rFonts w:ascii="Calibri" w:eastAsia="Calibri" w:hAnsi="Calibri" w:cs="Calibri"/>
+          <w:noProof/>
+          <w:sz w:val="22"/>
+        </w:rPr>
+      </w:pPr>
+      <w:r>
+        <w:rPr>
+          <w:rFonts w:ascii="Calibri" w:eastAsia="Calibri" w:hAnsi="Calibri" w:cs="Calibri"/>
+          <w:noProof/>
+          <w:sz w:val="22"/>
+        </w:rPr>
+        <w:lastRenderedPageBreak/>
+        <w:t>app/google-services.json</w:t>
+      </w:r>
+    </w:p>
+    <w:p>
+      <w:pPr>
+        <w:spacing w:after="0" w:line="259" w:lineRule="auto"/>
+        <w:ind w:left="-2" w:right="-43" w:firstLine="0"/>
+        <w:rPr>
+          <w:rFonts w:ascii="Calibri" w:eastAsia="Calibri" w:hAnsi="Calibri" w:cs="Calibri"/>
+          <w:noProof/>
+          <w:sz w:val="22"/>
+        </w:rPr>
+      </w:pPr>
+    </w:p>
+    <w:p>
+      <w:pPr>
+        <w:spacing w:after="0" w:line="259" w:lineRule="auto"/>
+        <w:ind w:left="-2" w:right="-43" w:firstLine="0"/>
+        <w:rPr>
+          <w:rFonts w:ascii="Calibri" w:eastAsia="Calibri" w:hAnsi="Calibri" w:cs="Calibri"/>
+          <w:b/>
+          <w:bCs/>
+          <w:noProof/>
+          <w:sz w:val="22"/>
+          <w:u w:val="single"/>
+        </w:rPr>
+      </w:pPr>
+      <w:r>
+        <w:rPr>
+          <w:rFonts w:ascii="Calibri" w:eastAsia="Calibri" w:hAnsi="Calibri" w:cs="Calibri"/>
+          <w:b/>
+          <w:bCs/>
+          <w:noProof/>
+          <w:sz w:val="22"/>
+          <w:u w:val="single"/>
+        </w:rPr>
+        <w:t>2.</w:t>
+      </w:r>
+      <w:r>
+        <w:rPr>
+          <w:rFonts w:ascii="Calibri" w:eastAsia="Calibri" w:hAnsi="Calibri" w:cs="Calibri"/>
+          <w:b/>
+          <w:bCs/>
+          <w:noProof/>
+          <w:sz w:val="22"/>
+          <w:u w:val="single"/>
+        </w:rPr>
+        <w:t>1</w:t>
+      </w:r>
+      <w:r>
+        <w:rPr>
+          <w:rFonts w:ascii="Calibri" w:eastAsia="Calibri" w:hAnsi="Calibri" w:cs="Calibri"/>
+          <w:b/>
+          <w:bCs/>
+          <w:noProof/>
+          <w:sz w:val="22"/>
+          <w:u w:val="single"/>
+        </w:rPr>
+        <w:t>.</w:t>
+      </w:r>
+      <w:r>
+        <w:rPr>
+          <w:rFonts w:ascii="Calibri" w:eastAsia="Calibri" w:hAnsi="Calibri" w:cs="Calibri"/>
+          <w:b/>
+          <w:bCs/>
+          <w:noProof/>
+          <w:sz w:val="22"/>
+          <w:u w:val="single"/>
+        </w:rPr>
+        <w:t>Agregar Firebase a build.gradle</w:t>
+      </w:r>
+    </w:p>
+    <w:p>
+      <w:pPr>
+        <w:spacing w:after="0" w:line="259" w:lineRule="auto"/>
+        <w:ind w:left="-2" w:right="-43" w:firstLine="0"/>
+        <w:rPr>
+          <w:rFonts w:ascii="Calibri" w:eastAsia="Calibri" w:hAnsi="Calibri" w:cs="Calibri"/>
+          <w:noProof/>
+          <w:sz w:val="22"/>
+        </w:rPr>
+      </w:pPr>
+      <w:r>
+        <w:rPr>
+          <w:rFonts w:ascii="Calibri" w:eastAsia="Calibri" w:hAnsi="Calibri" w:cs="Calibri"/>
+          <w:noProof/>
+          <w:sz w:val="22"/>
+        </w:rPr>
+        <w:t>En build.gradle (Project), dentro de dependencies, añade:</w:t>
+      </w:r>
+    </w:p>
+    <w:p>
+      <w:pPr>
+        <w:spacing w:after="0" w:line="259" w:lineRule="auto"/>
+        <w:ind w:left="-2" w:right="-43" w:firstLine="0"/>
+        <w:rPr>
+          <w:rFonts w:ascii="Calibri" w:eastAsia="Calibri" w:hAnsi="Calibri" w:cs="Calibri"/>
+          <w:noProof/>
+          <w:sz w:val="22"/>
+        </w:rPr>
+      </w:pPr>
+    </w:p>
+    <w:p>
+      <w:pPr>
+        <w:spacing w:after="0" w:line="259" w:lineRule="auto"/>
+        <w:ind w:left="-2" w:right="-43" w:firstLine="0"/>
+        <w:rPr>
+          <w:rFonts w:ascii="Calibri" w:eastAsia="Calibri" w:hAnsi="Calibri" w:cs="Calibri"/>
+          <w:noProof/>
+          <w:sz w:val="22"/>
+        </w:rPr>
+      </w:pPr>
+      <w:r>
+        <w:rPr>
+          <w:rFonts w:ascii="Calibri" w:eastAsia="Calibri" w:hAnsi="Calibri" w:cs="Calibri"/>
+          <w:noProof/>
+          <w:sz w:val="22"/>
+        </w:rPr>
+        <w:t>classpath 'com.google.gms:google-services:4.3.10'</w:t>
+      </w:r>
+    </w:p>
+    <w:p>
+      <w:pPr>
+        <w:spacing w:after="0" w:line="259" w:lineRule="auto"/>
+        <w:ind w:left="-2" w:right="-43" w:firstLine="0"/>
+        <w:rPr>
+          <w:rFonts w:ascii="Calibri" w:eastAsia="Calibri" w:hAnsi="Calibri" w:cs="Calibri"/>
+          <w:noProof/>
+          <w:sz w:val="22"/>
+        </w:rPr>
+      </w:pPr>
+      <w:r>
+        <w:rPr>
+          <w:rFonts w:ascii="Calibri" w:eastAsia="Calibri" w:hAnsi="Calibri" w:cs="Calibri"/>
+          <w:noProof/>
+          <w:sz w:val="22"/>
+        </w:rPr>
+        <w:t>En build.gradle (Module: app), agrega:</w:t>
+      </w:r>
+    </w:p>
+    <w:p>
+      <w:pPr>
+        <w:spacing w:after="0" w:line="259" w:lineRule="auto"/>
+        <w:ind w:left="-2" w:right="-43" w:firstLine="0"/>
+        <w:rPr>
+          <w:rFonts w:ascii="Calibri" w:eastAsia="Calibri" w:hAnsi="Calibri" w:cs="Calibri"/>
+          <w:noProof/>
+          <w:sz w:val="22"/>
+        </w:rPr>
+      </w:pPr>
+    </w:p>
+    <w:p>
+      <w:pPr>
+        <w:spacing w:after="0" w:line="259" w:lineRule="auto"/>
+        <w:ind w:left="-2" w:right="-43" w:firstLine="0"/>
+        <w:rPr>
+          <w:rFonts w:ascii="Calibri" w:eastAsia="Calibri" w:hAnsi="Calibri" w:cs="Calibri"/>
+          <w:noProof/>
+          <w:sz w:val="22"/>
+        </w:rPr>
+      </w:pPr>
+      <w:r>
+        <w:rPr>
+          <w:rFonts w:ascii="Calibri" w:eastAsia="Calibri" w:hAnsi="Calibri" w:cs="Calibri"/>
+          <w:noProof/>
+          <w:sz w:val="22"/>
+        </w:rPr>
+        <w:t>// Plugins</w:t>
+      </w:r>
+    </w:p>
+    <w:p>
+      <w:pPr>
+        <w:spacing w:after="0" w:line="259" w:lineRule="auto"/>
+        <w:ind w:left="-2" w:right="-43" w:firstLine="0"/>
+        <w:rPr>
+          <w:rFonts w:ascii="Calibri" w:eastAsia="Calibri" w:hAnsi="Calibri" w:cs="Calibri"/>
+          <w:noProof/>
+          <w:sz w:val="22"/>
+        </w:rPr>
+      </w:pPr>
+      <w:r>
+        <w:rPr>
+          <w:rFonts w:ascii="Calibri" w:eastAsia="Calibri" w:hAnsi="Calibri" w:cs="Calibri"/>
+          <w:noProof/>
+          <w:sz w:val="22"/>
+        </w:rPr>
+        <w:t>plugins {</w:t>
+      </w:r>
+    </w:p>
+    <w:p>
+      <w:pPr>
+        <w:spacing w:after="0" w:line="259" w:lineRule="auto"/>
+        <w:ind w:left="-2" w:right="-43" w:firstLine="0"/>
+        <w:rPr>
+          <w:rFonts w:ascii="Calibri" w:eastAsia="Calibri" w:hAnsi="Calibri" w:cs="Calibri"/>
+          <w:noProof/>
+          <w:sz w:val="22"/>
+        </w:rPr>
+      </w:pPr>
+      <w:r>
+        <w:rPr>
+          <w:rFonts w:ascii="Calibri" w:eastAsia="Calibri" w:hAnsi="Calibri" w:cs="Calibri"/>
+          <w:noProof/>
+          <w:sz w:val="22"/>
+        </w:rPr>
+        <w:t xml:space="preserve">    id 'com.google.gms.google-services'</w:t>
+      </w:r>
+    </w:p>
+    <w:p>
+      <w:pPr>
+        <w:spacing w:after="0" w:line="259" w:lineRule="auto"/>
+        <w:ind w:left="-2" w:right="-43" w:firstLine="0"/>
+        <w:rPr>
+          <w:rFonts w:ascii="Calibri" w:eastAsia="Calibri" w:hAnsi="Calibri" w:cs="Calibri"/>
+          <w:noProof/>
+          <w:sz w:val="22"/>
+        </w:rPr>
+      </w:pPr>
+      <w:r>
+        <w:rPr>
+          <w:rFonts w:ascii="Calibri" w:eastAsia="Calibri" w:hAnsi="Calibri" w:cs="Calibri"/>
+          <w:noProof/>
+          <w:sz w:val="22"/>
+        </w:rPr>
+        <w:t>}</w:t>
+      </w:r>
+    </w:p>
+    <w:p>
+      <w:pPr>
+        <w:spacing w:after="0" w:line="259" w:lineRule="auto"/>
+        <w:ind w:left="-2" w:right="-43" w:firstLine="0"/>
+        <w:rPr>
+          <w:rFonts w:ascii="Calibri" w:eastAsia="Calibri" w:hAnsi="Calibri" w:cs="Calibri"/>
+          <w:noProof/>
+          <w:sz w:val="22"/>
+        </w:rPr>
+      </w:pPr>
+    </w:p>
+    <w:p>
+      <w:pPr>
+        <w:spacing w:after="0" w:line="259" w:lineRule="auto"/>
+        <w:ind w:left="-2" w:right="-43" w:firstLine="0"/>
+        <w:rPr>
+          <w:rFonts w:ascii="Calibri" w:eastAsia="Calibri" w:hAnsi="Calibri" w:cs="Calibri"/>
+          <w:noProof/>
+          <w:sz w:val="22"/>
+        </w:rPr>
+      </w:pPr>
+      <w:r>
+        <w:rPr>
+          <w:rFonts w:ascii="Calibri" w:eastAsia="Calibri" w:hAnsi="Calibri" w:cs="Calibri"/>
+          <w:noProof/>
+          <w:sz w:val="22"/>
+        </w:rPr>
+        <w:t>// Dependencias de Firebase</w:t>
+      </w:r>
+    </w:p>
+    <w:p>
+      <w:pPr>
+        <w:spacing w:after="0" w:line="259" w:lineRule="auto"/>
+        <w:ind w:left="-2" w:right="-43" w:firstLine="0"/>
+        <w:rPr>
+          <w:rFonts w:ascii="Calibri" w:eastAsia="Calibri" w:hAnsi="Calibri" w:cs="Calibri"/>
+          <w:noProof/>
+          <w:sz w:val="22"/>
+        </w:rPr>
+      </w:pPr>
+      <w:r>
+        <w:rPr>
+          <w:rFonts w:ascii="Calibri" w:eastAsia="Calibri" w:hAnsi="Calibri" w:cs="Calibri"/>
+          <w:noProof/>
+          <w:sz w:val="22"/>
+        </w:rPr>
+        <w:t>dependencies {</w:t>
+      </w:r>
+    </w:p>
+    <w:p>
+      <w:pPr>
+        <w:spacing w:after="0" w:line="259" w:lineRule="auto"/>
+        <w:ind w:left="-2" w:right="-43" w:firstLine="0"/>
+        <w:rPr>
+          <w:rFonts w:ascii="Calibri" w:eastAsia="Calibri" w:hAnsi="Calibri" w:cs="Calibri"/>
+          <w:noProof/>
+          <w:sz w:val="22"/>
+        </w:rPr>
+      </w:pPr>
+      <w:r>
+        <w:rPr>
+          <w:rFonts w:ascii="Calibri" w:eastAsia="Calibri" w:hAnsi="Calibri" w:cs="Calibri"/>
+          <w:noProof/>
+          <w:sz w:val="22"/>
+        </w:rPr>
+        <w:t xml:space="preserve">    implementation 'com.google.firebase:firebase-firestore-ktx'</w:t>
+      </w:r>
+    </w:p>
+    <w:p>
+      <w:pPr>
+        <w:spacing w:after="0" w:line="259" w:lineRule="auto"/>
+        <w:ind w:left="-2" w:right="-43" w:firstLine="0"/>
+        <w:rPr>
+          <w:rFonts w:ascii="Calibri" w:eastAsia="Calibri" w:hAnsi="Calibri" w:cs="Calibri"/>
+          <w:noProof/>
+          <w:sz w:val="22"/>
+        </w:rPr>
+      </w:pPr>
+      <w:r>
+        <w:rPr>
+          <w:rFonts w:ascii="Calibri" w:eastAsia="Calibri" w:hAnsi="Calibri" w:cs="Calibri"/>
+          <w:noProof/>
+          <w:sz w:val="22"/>
+        </w:rPr>
+        <w:t>}</w:t>
+      </w:r>
+    </w:p>
+    <w:p>
+      <w:pPr>
+        <w:spacing w:after="0" w:line="259" w:lineRule="auto"/>
+        <w:ind w:left="-2" w:right="-43" w:firstLine="0"/>
+        <w:rPr>
+          <w:rFonts w:ascii="Calibri" w:eastAsia="Calibri" w:hAnsi="Calibri" w:cs="Calibri"/>
+          <w:noProof/>
+          <w:sz w:val="22"/>
+        </w:rPr>
+      </w:pPr>
+    </w:p>
+    <w:p>
+      <w:pPr>
+        <w:spacing w:after="0" w:line="259" w:lineRule="auto"/>
+        <w:ind w:left="-2" w:right="-43" w:firstLine="0"/>
+        <w:rPr>
+          <w:rFonts w:ascii="Calibri" w:eastAsia="Calibri" w:hAnsi="Calibri" w:cs="Calibri"/>
+          <w:b/>
+          <w:bCs/>
+          <w:noProof/>
+          <w:sz w:val="22"/>
+          <w:u w:val="single"/>
+        </w:rPr>
+      </w:pPr>
+      <w:r>
+        <w:rPr>
+          <w:rFonts w:ascii="Calibri" w:eastAsia="Calibri" w:hAnsi="Calibri" w:cs="Calibri"/>
+          <w:b/>
+          <w:bCs/>
+          <w:noProof/>
+          <w:sz w:val="22"/>
+          <w:u w:val="single"/>
+        </w:rPr>
+        <w:t>Guarda y sincroniza el proyecto.</w:t>
+      </w:r>
+    </w:p>
+    <w:p>
+      <w:pPr>
+        <w:spacing w:after="0" w:line="259" w:lineRule="auto"/>
+        <w:ind w:left="-2" w:right="-43" w:firstLine="0"/>
+        <w:rPr>
+          <w:rFonts w:ascii="Calibri" w:eastAsia="Calibri" w:hAnsi="Calibri" w:cs="Calibri"/>
+          <w:noProof/>
+          <w:sz w:val="22"/>
+        </w:rPr>
+      </w:pPr>
+      <w:r>
+        <w:rPr>
+          <w:rFonts w:ascii="Calibri" w:eastAsia="Calibri" w:hAnsi="Calibri" w:cs="Calibri"/>
+          <w:noProof/>
+          <w:sz w:val="22"/>
+        </w:rPr>
+        <w:pict w14:anchorId="514E1EDF">
+          <v:rect id="_x0000_i1056" style="width:0;height:1.5pt" o:hralign="center" o:hrstd="t" o:hr="t" fillcolor="#a0a0a0" stroked="f"/>
+        </w:pict>
+      </w:r>
+    </w:p>
+    <w:p>
+      <w:pPr>
+        <w:spacing w:after="0" w:line="259" w:lineRule="auto"/>
+        <w:ind w:left="-2" w:right="-43" w:firstLine="0"/>
+        <w:jc w:val="center"/>
+        <w:rPr>
+          <w:rFonts w:ascii="Calibri" w:eastAsia="Calibri" w:hAnsi="Calibri" w:cs="Calibri"/>
+          <w:b/>
+          <w:bCs/>
+          <w:noProof/>
+          <w:sz w:val="28"/>
+          <w:szCs w:val="28"/>
+          <w:u w:val="single"/>
+        </w:rPr>
+      </w:pPr>
+      <w:r>
+        <w:rPr>
+          <w:rFonts w:ascii="Calibri" w:eastAsia="Calibri" w:hAnsi="Calibri" w:cs="Calibri"/>
+          <w:b/>
+          <w:bCs/>
+          <w:noProof/>
+          <w:sz w:val="28"/>
+          <w:szCs w:val="28"/>
+          <w:u w:val="single"/>
+        </w:rPr>
+        <w:t>2. Configuración de Firestore</w:t>
+      </w:r>
+    </w:p>
+    <w:p>
+      <w:pPr>
+        <w:spacing w:after="0" w:line="259" w:lineRule="auto"/>
+        <w:ind w:left="-2" w:right="-43" w:firstLine="0"/>
+        <w:jc w:val="center"/>
+        <w:rPr>
+          <w:rFonts w:ascii="Calibri" w:eastAsia="Calibri" w:hAnsi="Calibri" w:cs="Calibri"/>
+          <w:b/>
+          <w:bCs/>
+          <w:noProof/>
+          <w:sz w:val="28"/>
+          <w:szCs w:val="28"/>
+          <w:u w:val="single"/>
+        </w:rPr>
+      </w:pPr>
+    </w:p>
+    <w:p>
+      <w:pPr>
+        <w:spacing w:after="0" w:line="259" w:lineRule="auto"/>
+        <w:ind w:left="-2" w:right="-43" w:firstLine="0"/>
+        <w:rPr>
+          <w:rFonts w:ascii="Calibri" w:eastAsia="Calibri" w:hAnsi="Calibri" w:cs="Calibri"/>
+          <w:noProof/>
+          <w:sz w:val="22"/>
+        </w:rPr>
+      </w:pPr>
+      <w:r>
+        <w:rPr>
+          <w:rFonts w:ascii="Calibri" w:eastAsia="Calibri" w:hAnsi="Calibri" w:cs="Calibri"/>
+          <w:noProof/>
+          <w:sz w:val="22"/>
+        </w:rPr>
+        <w:t xml:space="preserve">Para trabajar con Firestore, necesitamos </w:t>
+      </w:r>
+      <w:r>
+        <w:rPr>
+          <w:rFonts w:ascii="Calibri" w:eastAsia="Calibri" w:hAnsi="Calibri" w:cs="Calibri"/>
+          <w:b/>
+          <w:bCs/>
+          <w:noProof/>
+          <w:sz w:val="22"/>
+        </w:rPr>
+        <w:t>crear la base de datos y definir reglas de seguridad</w:t>
+      </w:r>
+      <w:r>
+        <w:rPr>
+          <w:rFonts w:ascii="Calibri" w:eastAsia="Calibri" w:hAnsi="Calibri" w:cs="Calibri"/>
+          <w:noProof/>
+          <w:sz w:val="22"/>
+        </w:rPr>
+        <w:t>.</w:t>
+      </w:r>
+    </w:p>
+    <w:p>
+      <w:pPr>
+        <w:spacing w:after="0" w:line="259" w:lineRule="auto"/>
+        <w:ind w:left="-2" w:right="-43" w:firstLine="0"/>
+        <w:rPr>
+          <w:rFonts w:ascii="Calibri" w:eastAsia="Calibri" w:hAnsi="Calibri" w:cs="Calibri"/>
+          <w:b/>
+          <w:bCs/>
+          <w:noProof/>
+          <w:sz w:val="22"/>
+          <w:u w:val="single"/>
+        </w:rPr>
+      </w:pPr>
+      <w:r>
+        <w:rPr>
+          <w:rFonts w:ascii="Calibri" w:eastAsia="Calibri" w:hAnsi="Calibri" w:cs="Calibri"/>
+          <w:b/>
+          <w:bCs/>
+          <w:noProof/>
+          <w:sz w:val="22"/>
+          <w:u w:val="single"/>
+        </w:rPr>
+        <w:t>1.1.</w:t>
+      </w:r>
+      <w:r>
+        <w:rPr>
+          <w:rFonts w:ascii="Calibri" w:eastAsia="Calibri" w:hAnsi="Calibri" w:cs="Calibri"/>
+          <w:b/>
+          <w:bCs/>
+          <w:noProof/>
+          <w:sz w:val="22"/>
+          <w:u w:val="single"/>
+        </w:rPr>
+        <w:t>Habilitar Firestore en Firebase</w:t>
+      </w:r>
+    </w:p>
+    <w:p>
+      <w:pPr>
+        <w:numPr>
+          <w:ilvl w:val="0"/>
+          <w:numId w:val="17"/>
+        </w:numPr>
+        <w:spacing w:after="0" w:line="259" w:lineRule="auto"/>
+        <w:ind w:right="-43"/>
+        <w:rPr>
+          <w:rFonts w:ascii="Calibri" w:eastAsia="Calibri" w:hAnsi="Calibri" w:cs="Calibri"/>
+          <w:noProof/>
+          <w:sz w:val="22"/>
+        </w:rPr>
+      </w:pPr>
+      <w:r>
+        <w:rPr>
+          <w:rFonts w:ascii="Calibri" w:eastAsia="Calibri" w:hAnsi="Calibri" w:cs="Calibri"/>
+          <w:b/>
+          <w:bCs/>
+          <w:noProof/>
+          <w:sz w:val="22"/>
+        </w:rPr>
+        <w:t>Ve a la consola de Firebase</w:t>
+      </w:r>
+      <w:r>
+        <w:rPr>
+          <w:rFonts w:ascii="Calibri" w:eastAsia="Calibri" w:hAnsi="Calibri" w:cs="Calibri"/>
+          <w:noProof/>
+          <w:sz w:val="22"/>
+        </w:rPr>
+        <w:t>.</w:t>
+      </w:r>
+    </w:p>
+    <w:p>
+      <w:pPr>
+        <w:numPr>
+          <w:ilvl w:val="0"/>
+          <w:numId w:val="17"/>
+        </w:numPr>
+        <w:spacing w:after="0" w:line="259" w:lineRule="auto"/>
+        <w:ind w:right="-43"/>
+        <w:rPr>
+          <w:rFonts w:ascii="Calibri" w:eastAsia="Calibri" w:hAnsi="Calibri" w:cs="Calibri"/>
+          <w:noProof/>
+          <w:sz w:val="22"/>
+        </w:rPr>
+      </w:pPr>
+      <w:r>
+        <w:rPr>
+          <w:rFonts w:ascii="Calibri" w:eastAsia="Calibri" w:hAnsi="Calibri" w:cs="Calibri"/>
+          <w:noProof/>
+          <w:sz w:val="22"/>
+        </w:rPr>
+        <w:t xml:space="preserve">En el menú lateral, haz clic en </w:t>
+      </w:r>
+      <w:r>
+        <w:rPr>
+          <w:rFonts w:ascii="Calibri" w:eastAsia="Calibri" w:hAnsi="Calibri" w:cs="Calibri"/>
+          <w:b/>
+          <w:bCs/>
+          <w:noProof/>
+          <w:sz w:val="22"/>
+        </w:rPr>
+        <w:t>Firestore Database</w:t>
+      </w:r>
+      <w:r>
+        <w:rPr>
+          <w:rFonts w:ascii="Calibri" w:eastAsia="Calibri" w:hAnsi="Calibri" w:cs="Calibri"/>
+          <w:noProof/>
+          <w:sz w:val="22"/>
+        </w:rPr>
+        <w:t>.</w:t>
+      </w:r>
+    </w:p>
+    <w:p>
+      <w:pPr>
+        <w:numPr>
+          <w:ilvl w:val="0"/>
+          <w:numId w:val="17"/>
+        </w:numPr>
+        <w:spacing w:after="0" w:line="259" w:lineRule="auto"/>
+        <w:ind w:right="-43"/>
+        <w:rPr>
+          <w:rFonts w:ascii="Calibri" w:eastAsia="Calibri" w:hAnsi="Calibri" w:cs="Calibri"/>
+          <w:noProof/>
+          <w:sz w:val="22"/>
+        </w:rPr>
+      </w:pPr>
+      <w:r>
+        <w:rPr>
+          <w:rFonts w:ascii="Calibri" w:eastAsia="Calibri" w:hAnsi="Calibri" w:cs="Calibri"/>
+          <w:noProof/>
+          <w:sz w:val="22"/>
+        </w:rPr>
+        <w:t xml:space="preserve">Pulsa </w:t>
+      </w:r>
+      <w:r>
+        <w:rPr>
+          <w:rFonts w:ascii="Calibri" w:eastAsia="Calibri" w:hAnsi="Calibri" w:cs="Calibri"/>
+          <w:b/>
+          <w:bCs/>
+          <w:noProof/>
+          <w:sz w:val="22"/>
+        </w:rPr>
+        <w:t>Crear Base de Datos</w:t>
+      </w:r>
+      <w:r>
+        <w:rPr>
+          <w:rFonts w:ascii="Calibri" w:eastAsia="Calibri" w:hAnsi="Calibri" w:cs="Calibri"/>
+          <w:noProof/>
+          <w:sz w:val="22"/>
+        </w:rPr>
+        <w:t xml:space="preserve"> y selecciona el </w:t>
+      </w:r>
+      <w:r>
+        <w:rPr>
+          <w:rFonts w:ascii="Calibri" w:eastAsia="Calibri" w:hAnsi="Calibri" w:cs="Calibri"/>
+          <w:b/>
+          <w:bCs/>
+          <w:noProof/>
+          <w:sz w:val="22"/>
+        </w:rPr>
+        <w:t>modo de prueba</w:t>
+      </w:r>
+      <w:r>
+        <w:rPr>
+          <w:rFonts w:ascii="Calibri" w:eastAsia="Calibri" w:hAnsi="Calibri" w:cs="Calibri"/>
+          <w:noProof/>
+          <w:sz w:val="22"/>
+        </w:rPr>
+        <w:t xml:space="preserve"> para facilitar el desarrollo.</w:t>
+      </w:r>
+    </w:p>
+    <w:p>
+      <w:pPr>
+        <w:spacing w:after="0" w:line="259" w:lineRule="auto"/>
+        <w:ind w:left="-2" w:right="-43" w:firstLine="0"/>
+        <w:rPr>
+          <w:rFonts w:ascii="Calibri" w:eastAsia="Calibri" w:hAnsi="Calibri" w:cs="Calibri"/>
+          <w:b/>
+          <w:bCs/>
+          <w:noProof/>
+          <w:sz w:val="22"/>
+          <w:u w:val="single"/>
+        </w:rPr>
+      </w:pPr>
+      <w:r>
+        <w:rPr>
+          <w:rFonts w:ascii="Calibri" w:eastAsia="Calibri" w:hAnsi="Calibri" w:cs="Calibri"/>
+          <w:b/>
+          <w:bCs/>
+          <w:noProof/>
+          <w:sz w:val="22"/>
+          <w:u w:val="single"/>
+        </w:rPr>
+        <w:t>2.1.</w:t>
+      </w:r>
+      <w:r>
+        <w:rPr>
+          <w:rFonts w:ascii="Calibri" w:eastAsia="Calibri" w:hAnsi="Calibri" w:cs="Calibri"/>
+          <w:b/>
+          <w:bCs/>
+          <w:noProof/>
+          <w:sz w:val="22"/>
+          <w:u w:val="single"/>
+        </w:rPr>
+        <w:t>Configurar reglas de seguridad (Modo Desarrollo)</w:t>
+      </w:r>
+    </w:p>
+    <w:p>
+      <w:pPr>
+        <w:spacing w:after="0" w:line="259" w:lineRule="auto"/>
+        <w:ind w:left="-2" w:right="-43" w:firstLine="0"/>
+        <w:rPr>
+          <w:rFonts w:ascii="Calibri" w:eastAsia="Calibri" w:hAnsi="Calibri" w:cs="Calibri"/>
+          <w:noProof/>
+          <w:sz w:val="22"/>
+        </w:rPr>
+      </w:pPr>
+      <w:r>
+        <w:rPr>
+          <w:rFonts w:ascii="Calibri" w:eastAsia="Calibri" w:hAnsi="Calibri" w:cs="Calibri"/>
+          <w:noProof/>
+          <w:sz w:val="22"/>
+        </w:rPr>
+        <w:t xml:space="preserve">En la pestaña </w:t>
+      </w:r>
+      <w:r>
+        <w:rPr>
+          <w:rFonts w:ascii="Calibri" w:eastAsia="Calibri" w:hAnsi="Calibri" w:cs="Calibri"/>
+          <w:b/>
+          <w:bCs/>
+          <w:noProof/>
+          <w:sz w:val="22"/>
+        </w:rPr>
+        <w:t>Reglas</w:t>
+      </w:r>
+      <w:r>
+        <w:rPr>
+          <w:rFonts w:ascii="Calibri" w:eastAsia="Calibri" w:hAnsi="Calibri" w:cs="Calibri"/>
+          <w:noProof/>
+          <w:sz w:val="22"/>
+        </w:rPr>
+        <w:t>, cambia a:</w:t>
+      </w:r>
+    </w:p>
+    <w:p>
+      <w:pPr>
+        <w:spacing w:after="0" w:line="259" w:lineRule="auto"/>
+        <w:ind w:left="-2" w:right="-43" w:firstLine="0"/>
+        <w:rPr>
+          <w:rFonts w:ascii="Calibri" w:eastAsia="Calibri" w:hAnsi="Calibri" w:cs="Calibri"/>
+          <w:noProof/>
+          <w:sz w:val="22"/>
+        </w:rPr>
+      </w:pPr>
+    </w:p>
+    <w:p>
+      <w:pPr>
+        <w:spacing w:after="0" w:line="259" w:lineRule="auto"/>
+        <w:ind w:left="-2" w:right="-43" w:firstLine="0"/>
+        <w:rPr>
+          <w:rFonts w:ascii="Calibri" w:eastAsia="Calibri" w:hAnsi="Calibri" w:cs="Calibri"/>
+          <w:noProof/>
+          <w:sz w:val="22"/>
+        </w:rPr>
+      </w:pPr>
+      <w:r>
+        <w:rPr>
+          <w:rFonts w:ascii="Calibri" w:eastAsia="Calibri" w:hAnsi="Calibri" w:cs="Calibri"/>
+          <w:noProof/>
+          <w:sz w:val="22"/>
+        </w:rPr>
+        <w:t>rules_version = '2';</w:t>
+      </w:r>
+    </w:p>
+    <w:p>
+      <w:pPr>
+        <w:spacing w:after="0" w:line="259" w:lineRule="auto"/>
+        <w:ind w:left="-2" w:right="-43" w:firstLine="0"/>
+        <w:rPr>
+          <w:rFonts w:ascii="Calibri" w:eastAsia="Calibri" w:hAnsi="Calibri" w:cs="Calibri"/>
+          <w:noProof/>
+          <w:sz w:val="22"/>
+        </w:rPr>
+      </w:pPr>
+      <w:r>
+        <w:rPr>
+          <w:rFonts w:ascii="Calibri" w:eastAsia="Calibri" w:hAnsi="Calibri" w:cs="Calibri"/>
+          <w:noProof/>
+          <w:sz w:val="22"/>
+        </w:rPr>
+        <w:t>service cloud.firestore {</w:t>
+      </w:r>
+    </w:p>
+    <w:p>
+      <w:pPr>
+        <w:spacing w:after="0" w:line="259" w:lineRule="auto"/>
+        <w:ind w:left="-2" w:right="-43" w:firstLine="0"/>
+        <w:rPr>
+          <w:rFonts w:ascii="Calibri" w:eastAsia="Calibri" w:hAnsi="Calibri" w:cs="Calibri"/>
+          <w:noProof/>
+          <w:sz w:val="22"/>
+        </w:rPr>
+      </w:pPr>
+      <w:r>
+        <w:rPr>
+          <w:rFonts w:ascii="Calibri" w:eastAsia="Calibri" w:hAnsi="Calibri" w:cs="Calibri"/>
+          <w:noProof/>
+          <w:sz w:val="22"/>
+        </w:rPr>
+        <w:t xml:space="preserve">  match /databases/{database}/documents {</w:t>
+      </w:r>
+    </w:p>
+    <w:p>
+      <w:pPr>
+        <w:spacing w:after="0" w:line="259" w:lineRule="auto"/>
+        <w:ind w:left="-2" w:right="-43" w:firstLine="0"/>
+        <w:rPr>
+          <w:rFonts w:ascii="Calibri" w:eastAsia="Calibri" w:hAnsi="Calibri" w:cs="Calibri"/>
+          <w:noProof/>
+          <w:sz w:val="22"/>
+        </w:rPr>
+      </w:pPr>
+      <w:r>
+        <w:rPr>
+          <w:rFonts w:ascii="Calibri" w:eastAsia="Calibri" w:hAnsi="Calibri" w:cs="Calibri"/>
+          <w:noProof/>
+          <w:sz w:val="22"/>
+        </w:rPr>
+        <w:t xml:space="preserve">    match /{document=**} {</w:t>
+      </w:r>
+    </w:p>
+    <w:p>
+      <w:pPr>
+        <w:spacing w:after="0" w:line="259" w:lineRule="auto"/>
+        <w:ind w:left="-2" w:right="-43" w:firstLine="0"/>
+        <w:rPr>
+          <w:rFonts w:ascii="Calibri" w:eastAsia="Calibri" w:hAnsi="Calibri" w:cs="Calibri"/>
+          <w:noProof/>
+          <w:sz w:val="22"/>
+        </w:rPr>
+      </w:pPr>
+      <w:r>
+        <w:rPr>
+          <w:rFonts w:ascii="Calibri" w:eastAsia="Calibri" w:hAnsi="Calibri" w:cs="Calibri"/>
+          <w:noProof/>
+          <w:sz w:val="22"/>
+        </w:rPr>
+        <w:t xml:space="preserve">      allow read, write: if true;  // Permitir acceso sin restricciones (Solo para desarrollo)</w:t>
+      </w:r>
+    </w:p>
+    <w:p>
+      <w:pPr>
+        <w:spacing w:after="0" w:line="259" w:lineRule="auto"/>
+        <w:ind w:left="-2" w:right="-43" w:firstLine="0"/>
+        <w:rPr>
+          <w:rFonts w:ascii="Calibri" w:eastAsia="Calibri" w:hAnsi="Calibri" w:cs="Calibri"/>
+          <w:noProof/>
+          <w:sz w:val="22"/>
+        </w:rPr>
+      </w:pPr>
+      <w:r>
+        <w:rPr>
+          <w:rFonts w:ascii="Calibri" w:eastAsia="Calibri" w:hAnsi="Calibri" w:cs="Calibri"/>
+          <w:noProof/>
+          <w:sz w:val="22"/>
+        </w:rPr>
+        <w:t xml:space="preserve">    }</w:t>
+      </w:r>
+    </w:p>
+    <w:p>
+      <w:pPr>
+        <w:spacing w:after="0" w:line="259" w:lineRule="auto"/>
+        <w:ind w:left="-2" w:right="-43" w:firstLine="0"/>
+        <w:rPr>
+          <w:rFonts w:ascii="Calibri" w:eastAsia="Calibri" w:hAnsi="Calibri" w:cs="Calibri"/>
+          <w:noProof/>
+          <w:sz w:val="22"/>
+        </w:rPr>
+      </w:pPr>
+      <w:r>
+        <w:rPr>
+          <w:rFonts w:ascii="Calibri" w:eastAsia="Calibri" w:hAnsi="Calibri" w:cs="Calibri"/>
+          <w:noProof/>
+          <w:sz w:val="22"/>
+        </w:rPr>
+        <w:t xml:space="preserve">  }</w:t>
+      </w:r>
+    </w:p>
+    <w:p>
+      <w:pPr>
+        <w:spacing w:after="0" w:line="259" w:lineRule="auto"/>
+        <w:ind w:left="-2" w:right="-43" w:firstLine="0"/>
+        <w:rPr>
+          <w:rFonts w:ascii="Calibri" w:eastAsia="Calibri" w:hAnsi="Calibri" w:cs="Calibri"/>
+          <w:noProof/>
+          <w:sz w:val="22"/>
+        </w:rPr>
+      </w:pPr>
+      <w:r>
+        <w:rPr>
+          <w:rFonts w:ascii="Calibri" w:eastAsia="Calibri" w:hAnsi="Calibri" w:cs="Calibri"/>
+          <w:noProof/>
+          <w:sz w:val="22"/>
+        </w:rPr>
+        <w:t>}</w:t>
+      </w:r>
+    </w:p>
+    <w:p>
+      <w:pPr>
+        <w:spacing w:after="0" w:line="259" w:lineRule="auto"/>
+        <w:ind w:left="-2" w:right="-43" w:firstLine="0"/>
+        <w:rPr>
+          <w:rFonts w:ascii="Calibri" w:eastAsia="Calibri" w:hAnsi="Calibri" w:cs="Calibri"/>
+          <w:noProof/>
+          <w:sz w:val="22"/>
+        </w:rPr>
+      </w:pPr>
+    </w:p>
+    <w:p>
+      <w:pPr>
+        <w:spacing w:after="0" w:line="259" w:lineRule="auto"/>
+        <w:ind w:left="-2" w:right="-43" w:firstLine="0"/>
+        <w:rPr>
+          <w:rFonts w:ascii="Calibri" w:eastAsia="Calibri" w:hAnsi="Calibri" w:cs="Calibri"/>
+          <w:noProof/>
+          <w:sz w:val="22"/>
+          <w:u w:val="single"/>
+        </w:rPr>
+      </w:pPr>
+      <w:r>
+        <w:rPr>
+          <w:rFonts w:ascii="Calibri" w:eastAsia="Calibri" w:hAnsi="Calibri" w:cs="Calibri"/>
+          <w:b/>
+          <w:bCs/>
+          <w:noProof/>
+          <w:sz w:val="22"/>
+          <w:u w:val="single"/>
+        </w:rPr>
+        <w:t>Recuerda modificar estas reglas antes de publicar la app en producción.</w:t>
+      </w:r>
+    </w:p>
+    <w:p>
+      <w:pPr>
+        <w:spacing w:after="0" w:line="259" w:lineRule="auto"/>
+        <w:ind w:left="-2" w:right="-43" w:firstLine="0"/>
+        <w:rPr>
+          <w:rFonts w:ascii="Calibri" w:eastAsia="Calibri" w:hAnsi="Calibri" w:cs="Calibri"/>
+          <w:noProof/>
+          <w:sz w:val="22"/>
+        </w:rPr>
+      </w:pPr>
+      <w:r>
+        <w:rPr>
+          <w:rFonts w:ascii="Calibri" w:eastAsia="Calibri" w:hAnsi="Calibri" w:cs="Calibri"/>
+          <w:noProof/>
+          <w:sz w:val="22"/>
+        </w:rPr>
+        <w:pict w14:anchorId="3D033AF6">
+          <v:rect id="_x0000_i1057" style="width:0;height:1.5pt" o:hralign="center" o:hrstd="t" o:hr="t" fillcolor="#a0a0a0" stroked="f"/>
+        </w:pict>
+      </w:r>
+    </w:p>
+    <w:p>
+      <w:pPr>
+        <w:spacing w:after="0" w:line="259" w:lineRule="auto"/>
+        <w:ind w:left="-2" w:right="-43" w:firstLine="0"/>
+        <w:jc w:val="center"/>
+        <w:rPr>
+          <w:rFonts w:ascii="Calibri" w:eastAsia="Calibri" w:hAnsi="Calibri" w:cs="Calibri"/>
+          <w:b/>
+          <w:bCs/>
+          <w:noProof/>
+          <w:sz w:val="28"/>
+          <w:szCs w:val="28"/>
+          <w:u w:val="single"/>
+        </w:rPr>
+      </w:pPr>
+      <w:r>
+        <w:rPr>
+          <w:rFonts w:ascii="Calibri" w:eastAsia="Calibri" w:hAnsi="Calibri" w:cs="Calibri"/>
+          <w:b/>
+          <w:bCs/>
+          <w:noProof/>
+          <w:sz w:val="28"/>
+          <w:szCs w:val="28"/>
+          <w:u w:val="single"/>
+        </w:rPr>
+        <w:t>3. Implementación de Firestore en Android</w:t>
+      </w:r>
+    </w:p>
+    <w:p>
+      <w:pPr>
+        <w:spacing w:after="0" w:line="259" w:lineRule="auto"/>
+        <w:ind w:left="-2" w:right="-43" w:firstLine="0"/>
+        <w:jc w:val="center"/>
+        <w:rPr>
+          <w:rFonts w:ascii="Calibri" w:eastAsia="Calibri" w:hAnsi="Calibri" w:cs="Calibri"/>
+          <w:b/>
+          <w:bCs/>
+          <w:noProof/>
+          <w:sz w:val="28"/>
+          <w:szCs w:val="28"/>
+          <w:u w:val="single"/>
+        </w:rPr>
+      </w:pPr>
+    </w:p>
+    <w:p>
+      <w:pPr>
+        <w:spacing w:after="0" w:line="259" w:lineRule="auto"/>
+        <w:ind w:left="-2" w:right="-43" w:firstLine="0"/>
+        <w:rPr>
+          <w:rFonts w:ascii="Calibri" w:eastAsia="Calibri" w:hAnsi="Calibri" w:cs="Calibri"/>
+          <w:noProof/>
+          <w:sz w:val="22"/>
+        </w:rPr>
+      </w:pPr>
+      <w:r>
+        <w:rPr>
+          <w:rFonts w:ascii="Calibri" w:eastAsia="Calibri" w:hAnsi="Calibri" w:cs="Calibri"/>
+          <w:noProof/>
+          <w:sz w:val="22"/>
+        </w:rPr>
+        <w:t xml:space="preserve">Ahora pasamos a </w:t>
+      </w:r>
+      <w:r>
+        <w:rPr>
+          <w:rFonts w:ascii="Calibri" w:eastAsia="Calibri" w:hAnsi="Calibri" w:cs="Calibri"/>
+          <w:b/>
+          <w:bCs/>
+          <w:noProof/>
+          <w:sz w:val="22"/>
+        </w:rPr>
+        <w:t>crear las capas de nuestra arquitectura</w:t>
+      </w:r>
+      <w:r>
+        <w:rPr>
+          <w:rFonts w:ascii="Calibri" w:eastAsia="Calibri" w:hAnsi="Calibri" w:cs="Calibri"/>
+          <w:noProof/>
+          <w:sz w:val="22"/>
+        </w:rPr>
+        <w:t xml:space="preserve"> siguiendo el </w:t>
+      </w:r>
+      <w:r>
+        <w:rPr>
+          <w:rFonts w:ascii="Calibri" w:eastAsia="Calibri" w:hAnsi="Calibri" w:cs="Calibri"/>
+          <w:b/>
+          <w:bCs/>
+          <w:noProof/>
+          <w:sz w:val="22"/>
+        </w:rPr>
+        <w:t>Repository Pattern</w:t>
+      </w:r>
+      <w:r>
+        <w:rPr>
+          <w:rFonts w:ascii="Calibri" w:eastAsia="Calibri" w:hAnsi="Calibri" w:cs="Calibri"/>
+          <w:noProof/>
+          <w:sz w:val="22"/>
+        </w:rPr>
+        <w:t>.</w:t>
+      </w:r>
+    </w:p>
+    <w:p>
+      <w:pPr>
+        <w:spacing w:after="0" w:line="259" w:lineRule="auto"/>
+        <w:ind w:left="-2" w:right="-43" w:firstLine="0"/>
+        <w:rPr>
+          <w:rFonts w:ascii="Calibri" w:eastAsia="Calibri" w:hAnsi="Calibri" w:cs="Calibri"/>
+          <w:b/>
+          <w:bCs/>
+          <w:noProof/>
+          <w:sz w:val="22"/>
+          <w:u w:val="single"/>
+        </w:rPr>
+      </w:pPr>
+      <w:r>
+        <w:rPr>
+          <w:rFonts w:ascii="Calibri" w:eastAsia="Calibri" w:hAnsi="Calibri" w:cs="Calibri"/>
+          <w:b/>
+          <w:bCs/>
+          <w:noProof/>
+          <w:sz w:val="22"/>
+          <w:u w:val="single"/>
+        </w:rPr>
+        <w:t>1.1.</w:t>
+      </w:r>
+      <w:r>
+        <w:rPr>
+          <w:rFonts w:ascii="Calibri" w:eastAsia="Calibri" w:hAnsi="Calibri" w:cs="Calibri"/>
+          <w:b/>
+          <w:bCs/>
+          <w:noProof/>
+          <w:sz w:val="22"/>
+          <w:u w:val="single"/>
+        </w:rPr>
+        <w:t>Crear FirebaseModule.kt para Inyección de Dependencias</w:t>
+      </w:r>
+    </w:p>
+    <w:p>
+      <w:pPr>
+        <w:spacing w:after="0" w:line="259" w:lineRule="auto"/>
+        <w:ind w:left="-2" w:right="-43" w:firstLine="0"/>
+        <w:rPr>
+          <w:rFonts w:ascii="Calibri" w:eastAsia="Calibri" w:hAnsi="Calibri" w:cs="Calibri"/>
+          <w:noProof/>
+          <w:sz w:val="22"/>
+        </w:rPr>
+      </w:pPr>
+      <w:r>
+        <w:rPr>
+          <w:rFonts w:ascii="Calibri" w:eastAsia="Calibri" w:hAnsi="Calibri" w:cs="Calibri"/>
+          <w:noProof/>
+          <w:sz w:val="22"/>
+        </w:rPr>
+        <w:t xml:space="preserve">Para asegurarnos de que </w:t>
+      </w:r>
+      <w:r>
+        <w:rPr>
+          <w:rFonts w:ascii="Calibri" w:eastAsia="Calibri" w:hAnsi="Calibri" w:cs="Calibri"/>
+          <w:b/>
+          <w:bCs/>
+          <w:noProof/>
+          <w:sz w:val="22"/>
+        </w:rPr>
+        <w:t>FirebaseFirestore</w:t>
+      </w:r>
+      <w:r>
+        <w:rPr>
+          <w:rFonts w:ascii="Calibri" w:eastAsia="Calibri" w:hAnsi="Calibri" w:cs="Calibri"/>
+          <w:noProof/>
+          <w:sz w:val="22"/>
+        </w:rPr>
+        <w:t xml:space="preserve"> se inyecta correctamente en la app, creamos un </w:t>
+      </w:r>
+      <w:r>
+        <w:rPr>
+          <w:rFonts w:ascii="Calibri" w:eastAsia="Calibri" w:hAnsi="Calibri" w:cs="Calibri"/>
+          <w:b/>
+          <w:bCs/>
+          <w:noProof/>
+          <w:sz w:val="22"/>
+        </w:rPr>
+        <w:t>FirebaseModule</w:t>
+      </w:r>
+      <w:r>
+        <w:rPr>
+          <w:rFonts w:ascii="Calibri" w:eastAsia="Calibri" w:hAnsi="Calibri" w:cs="Calibri"/>
+          <w:noProof/>
+          <w:sz w:val="22"/>
+        </w:rPr>
+        <w:t>.</w:t>
+      </w:r>
+    </w:p>
+    <w:p>
+      <w:pPr>
+        <w:spacing w:after="0" w:line="259" w:lineRule="auto"/>
+        <w:ind w:right="-43"/>
+        <w:rPr>
+          <w:rFonts w:ascii="Calibri" w:eastAsia="Calibri" w:hAnsi="Calibri" w:cs="Calibri"/>
+          <w:noProof/>
+          <w:sz w:val="22"/>
+        </w:rPr>
+      </w:pPr>
+      <w:r>
+        <w:rPr>
+          <w:rFonts w:ascii="Calibri" w:eastAsia="Calibri" w:hAnsi="Calibri" w:cs="Calibri"/>
+          <w:b/>
+          <w:bCs/>
+          <w:noProof/>
+          <w:sz w:val="22"/>
+        </w:rPr>
+        <w:t>Ubicación:</w:t>
+      </w:r>
+      <w:r>
+        <w:rPr>
+          <w:rFonts w:ascii="Calibri" w:eastAsia="Calibri" w:hAnsi="Calibri" w:cs="Calibri"/>
+          <w:noProof/>
+          <w:sz w:val="22"/>
+        </w:rPr>
+        <w:t xml:space="preserve"> com.example.loginycardview.di.FirebaseModule.kt</w:t>
+      </w:r>
+    </w:p>
+    <w:p>
+      <w:pPr>
+        <w:spacing w:after="0" w:line="259" w:lineRule="auto"/>
+        <w:ind w:right="-43"/>
+        <w:rPr>
+          <w:rFonts w:ascii="Calibri" w:eastAsia="Calibri" w:hAnsi="Calibri" w:cs="Calibri"/>
+          <w:noProof/>
+          <w:sz w:val="22"/>
+        </w:rPr>
+      </w:pPr>
+    </w:p>
+    <w:p>
+      <w:pPr>
+        <w:spacing w:after="0" w:line="259" w:lineRule="auto"/>
+        <w:ind w:left="-2" w:right="-43" w:firstLine="0"/>
+        <w:rPr>
+          <w:rFonts w:ascii="Calibri" w:eastAsia="Calibri" w:hAnsi="Calibri" w:cs="Calibri"/>
+          <w:noProof/>
+          <w:sz w:val="22"/>
+        </w:rPr>
+      </w:pPr>
+      <w:r>
+        <w:rPr>
+          <w:rFonts w:ascii="Calibri" w:eastAsia="Calibri" w:hAnsi="Calibri" w:cs="Calibri"/>
+          <w:noProof/>
+          <w:sz w:val="22"/>
+        </w:rPr>
+        <w:lastRenderedPageBreak/>
+        <w:t>package com.example.loginycardview.di</w:t>
+      </w:r>
+    </w:p>
+    <w:p>
+      <w:pPr>
+        <w:spacing w:after="0" w:line="259" w:lineRule="auto"/>
+        <w:ind w:left="-2" w:right="-43" w:firstLine="0"/>
+        <w:rPr>
+          <w:rFonts w:ascii="Calibri" w:eastAsia="Calibri" w:hAnsi="Calibri" w:cs="Calibri"/>
+          <w:noProof/>
+          <w:sz w:val="22"/>
+        </w:rPr>
+      </w:pPr>
+    </w:p>
+    <w:p>
+      <w:pPr>
+        <w:spacing w:after="0" w:line="259" w:lineRule="auto"/>
+        <w:ind w:left="-2" w:right="-43" w:firstLine="0"/>
+        <w:rPr>
+          <w:rFonts w:ascii="Calibri" w:eastAsia="Calibri" w:hAnsi="Calibri" w:cs="Calibri"/>
+          <w:noProof/>
+          <w:sz w:val="22"/>
+        </w:rPr>
+      </w:pPr>
+      <w:r>
+        <w:rPr>
+          <w:rFonts w:ascii="Calibri" w:eastAsia="Calibri" w:hAnsi="Calibri" w:cs="Calibri"/>
+          <w:noProof/>
+          <w:sz w:val="22"/>
+        </w:rPr>
+        <w:t>import com.google.firebase.firestore.FirebaseFirestore</w:t>
+      </w:r>
+    </w:p>
+    <w:p>
+      <w:pPr>
+        <w:spacing w:after="0" w:line="259" w:lineRule="auto"/>
+        <w:ind w:left="-2" w:right="-43" w:firstLine="0"/>
+        <w:rPr>
+          <w:rFonts w:ascii="Calibri" w:eastAsia="Calibri" w:hAnsi="Calibri" w:cs="Calibri"/>
+          <w:noProof/>
+          <w:sz w:val="22"/>
+        </w:rPr>
+      </w:pPr>
+      <w:r>
+        <w:rPr>
+          <w:rFonts w:ascii="Calibri" w:eastAsia="Calibri" w:hAnsi="Calibri" w:cs="Calibri"/>
+          <w:noProof/>
+          <w:sz w:val="22"/>
+        </w:rPr>
+        <w:t>import dagger.Module</w:t>
+      </w:r>
+    </w:p>
+    <w:p>
+      <w:pPr>
+        <w:spacing w:after="0" w:line="259" w:lineRule="auto"/>
+        <w:ind w:left="-2" w:right="-43" w:firstLine="0"/>
+        <w:rPr>
+          <w:rFonts w:ascii="Calibri" w:eastAsia="Calibri" w:hAnsi="Calibri" w:cs="Calibri"/>
+          <w:noProof/>
+          <w:sz w:val="22"/>
+        </w:rPr>
+      </w:pPr>
+      <w:r>
+        <w:rPr>
+          <w:rFonts w:ascii="Calibri" w:eastAsia="Calibri" w:hAnsi="Calibri" w:cs="Calibri"/>
+          <w:noProof/>
+          <w:sz w:val="22"/>
+        </w:rPr>
+        <w:t>import dagger.Provides</w:t>
+      </w:r>
+    </w:p>
+    <w:p>
+      <w:pPr>
+        <w:spacing w:after="0" w:line="259" w:lineRule="auto"/>
+        <w:ind w:left="-2" w:right="-43" w:firstLine="0"/>
+        <w:rPr>
+          <w:rFonts w:ascii="Calibri" w:eastAsia="Calibri" w:hAnsi="Calibri" w:cs="Calibri"/>
+          <w:noProof/>
+          <w:sz w:val="22"/>
+        </w:rPr>
+      </w:pPr>
+      <w:r>
+        <w:rPr>
+          <w:rFonts w:ascii="Calibri" w:eastAsia="Calibri" w:hAnsi="Calibri" w:cs="Calibri"/>
+          <w:noProof/>
+          <w:sz w:val="22"/>
+        </w:rPr>
+        <w:t>import dagger.hilt.InstallIn</w:t>
+      </w:r>
+    </w:p>
+    <w:p>
+      <w:pPr>
+        <w:spacing w:after="0" w:line="259" w:lineRule="auto"/>
+        <w:ind w:left="-2" w:right="-43" w:firstLine="0"/>
+        <w:rPr>
+          <w:rFonts w:ascii="Calibri" w:eastAsia="Calibri" w:hAnsi="Calibri" w:cs="Calibri"/>
+          <w:noProof/>
+          <w:sz w:val="22"/>
+        </w:rPr>
+      </w:pPr>
+      <w:r>
+        <w:rPr>
+          <w:rFonts w:ascii="Calibri" w:eastAsia="Calibri" w:hAnsi="Calibri" w:cs="Calibri"/>
+          <w:noProof/>
+          <w:sz w:val="22"/>
+        </w:rPr>
+        <w:t>import dagger.hilt.components.SingletonComponent</w:t>
+      </w:r>
+    </w:p>
+    <w:p>
+      <w:pPr>
+        <w:spacing w:after="0" w:line="259" w:lineRule="auto"/>
+        <w:ind w:left="-2" w:right="-43" w:firstLine="0"/>
+        <w:rPr>
+          <w:rFonts w:ascii="Calibri" w:eastAsia="Calibri" w:hAnsi="Calibri" w:cs="Calibri"/>
+          <w:noProof/>
+          <w:sz w:val="22"/>
+        </w:rPr>
+      </w:pPr>
+      <w:r>
+        <w:rPr>
+          <w:rFonts w:ascii="Calibri" w:eastAsia="Calibri" w:hAnsi="Calibri" w:cs="Calibri"/>
+          <w:noProof/>
+          <w:sz w:val="22"/>
+        </w:rPr>
+        <w:t>import javax.inject.Singleton</w:t>
+      </w:r>
+    </w:p>
+    <w:p>
+      <w:pPr>
+        <w:spacing w:after="0" w:line="259" w:lineRule="auto"/>
+        <w:ind w:left="-2" w:right="-43" w:firstLine="0"/>
+        <w:rPr>
+          <w:rFonts w:ascii="Calibri" w:eastAsia="Calibri" w:hAnsi="Calibri" w:cs="Calibri"/>
+          <w:noProof/>
+          <w:sz w:val="22"/>
+        </w:rPr>
+      </w:pPr>
+    </w:p>
+    <w:p>
+      <w:pPr>
+        <w:spacing w:after="0" w:line="259" w:lineRule="auto"/>
+        <w:ind w:left="-2" w:right="-43" w:firstLine="0"/>
+        <w:rPr>
+          <w:rFonts w:ascii="Calibri" w:eastAsia="Calibri" w:hAnsi="Calibri" w:cs="Calibri"/>
+          <w:noProof/>
+          <w:sz w:val="22"/>
+        </w:rPr>
+      </w:pPr>
+      <w:r>
+        <w:rPr>
+          <w:rFonts w:ascii="Calibri" w:eastAsia="Calibri" w:hAnsi="Calibri" w:cs="Calibri"/>
+          <w:noProof/>
+          <w:sz w:val="22"/>
+        </w:rPr>
+        <w:t>@Module</w:t>
+      </w:r>
+    </w:p>
+    <w:p>
+      <w:pPr>
+        <w:spacing w:after="0" w:line="259" w:lineRule="auto"/>
+        <w:ind w:left="-2" w:right="-43" w:firstLine="0"/>
+        <w:rPr>
+          <w:rFonts w:ascii="Calibri" w:eastAsia="Calibri" w:hAnsi="Calibri" w:cs="Calibri"/>
+          <w:noProof/>
+          <w:sz w:val="22"/>
+        </w:rPr>
+      </w:pPr>
+      <w:r>
+        <w:rPr>
+          <w:rFonts w:ascii="Calibri" w:eastAsia="Calibri" w:hAnsi="Calibri" w:cs="Calibri"/>
+          <w:noProof/>
+          <w:sz w:val="22"/>
+        </w:rPr>
+        <w:t>@InstallIn(SingletonComponent::class)</w:t>
+      </w:r>
+    </w:p>
+    <w:p>
+      <w:pPr>
+        <w:spacing w:after="0" w:line="259" w:lineRule="auto"/>
+        <w:ind w:left="-2" w:right="-43" w:firstLine="0"/>
+        <w:rPr>
+          <w:rFonts w:ascii="Calibri" w:eastAsia="Calibri" w:hAnsi="Calibri" w:cs="Calibri"/>
+          <w:noProof/>
+          <w:sz w:val="22"/>
+        </w:rPr>
+      </w:pPr>
+      <w:r>
+        <w:rPr>
+          <w:rFonts w:ascii="Calibri" w:eastAsia="Calibri" w:hAnsi="Calibri" w:cs="Calibri"/>
+          <w:noProof/>
+          <w:sz w:val="22"/>
+        </w:rPr>
+        <w:t>object FirebaseModule {</w:t>
+      </w:r>
+    </w:p>
+    <w:p>
+      <w:pPr>
+        <w:spacing w:after="0" w:line="259" w:lineRule="auto"/>
+        <w:ind w:left="-2" w:right="-43" w:firstLine="0"/>
+        <w:rPr>
+          <w:rFonts w:ascii="Calibri" w:eastAsia="Calibri" w:hAnsi="Calibri" w:cs="Calibri"/>
+          <w:noProof/>
+          <w:sz w:val="22"/>
+        </w:rPr>
+      </w:pPr>
+    </w:p>
+    <w:p>
+      <w:pPr>
+        <w:spacing w:after="0" w:line="259" w:lineRule="auto"/>
+        <w:ind w:left="-2" w:right="-43" w:firstLine="0"/>
+        <w:rPr>
+          <w:rFonts w:ascii="Calibri" w:eastAsia="Calibri" w:hAnsi="Calibri" w:cs="Calibri"/>
+          <w:noProof/>
+          <w:sz w:val="22"/>
+        </w:rPr>
+      </w:pPr>
+      <w:r>
+        <w:rPr>
+          <w:rFonts w:ascii="Calibri" w:eastAsia="Calibri" w:hAnsi="Calibri" w:cs="Calibri"/>
+          <w:noProof/>
+          <w:sz w:val="22"/>
+        </w:rPr>
+        <w:t xml:space="preserve">    @Provides</w:t>
+      </w:r>
+    </w:p>
+    <w:p>
+      <w:pPr>
+        <w:spacing w:after="0" w:line="259" w:lineRule="auto"/>
+        <w:ind w:left="-2" w:right="-43" w:firstLine="0"/>
+        <w:rPr>
+          <w:rFonts w:ascii="Calibri" w:eastAsia="Calibri" w:hAnsi="Calibri" w:cs="Calibri"/>
+          <w:noProof/>
+          <w:sz w:val="22"/>
+        </w:rPr>
+      </w:pPr>
+      <w:r>
+        <w:rPr>
+          <w:rFonts w:ascii="Calibri" w:eastAsia="Calibri" w:hAnsi="Calibri" w:cs="Calibri"/>
+          <w:noProof/>
+          <w:sz w:val="22"/>
+        </w:rPr>
+        <w:t xml:space="preserve">    @Singleton</w:t>
+      </w:r>
+    </w:p>
+    <w:p>
+      <w:pPr>
+        <w:spacing w:after="0" w:line="259" w:lineRule="auto"/>
+        <w:ind w:left="-2" w:right="-43" w:firstLine="0"/>
+        <w:rPr>
+          <w:rFonts w:ascii="Calibri" w:eastAsia="Calibri" w:hAnsi="Calibri" w:cs="Calibri"/>
+          <w:noProof/>
+          <w:sz w:val="22"/>
+        </w:rPr>
+      </w:pPr>
+      <w:r>
+        <w:rPr>
+          <w:rFonts w:ascii="Calibri" w:eastAsia="Calibri" w:hAnsi="Calibri" w:cs="Calibri"/>
+          <w:noProof/>
+          <w:sz w:val="22"/>
+        </w:rPr>
+        <w:t xml:space="preserve">    fun provideFirestore(): FirebaseFirestore = FirebaseFirestore.getInstance()</w:t>
+      </w:r>
+    </w:p>
+    <w:p>
+      <w:pPr>
+        <w:spacing w:after="0" w:line="259" w:lineRule="auto"/>
+        <w:ind w:left="-2" w:right="-43" w:firstLine="0"/>
+        <w:rPr>
+          <w:rFonts w:ascii="Calibri" w:eastAsia="Calibri" w:hAnsi="Calibri" w:cs="Calibri"/>
+          <w:noProof/>
+          <w:sz w:val="22"/>
+        </w:rPr>
+      </w:pPr>
+      <w:r>
+        <w:rPr>
+          <w:rFonts w:ascii="Calibri" w:eastAsia="Calibri" w:hAnsi="Calibri" w:cs="Calibri"/>
+          <w:noProof/>
+          <w:sz w:val="22"/>
+        </w:rPr>
+        <w:t>}</w:t>
+      </w:r>
+    </w:p>
+    <w:p>
+      <w:pPr>
+        <w:spacing w:after="0" w:line="259" w:lineRule="auto"/>
+        <w:ind w:left="-2" w:right="-43" w:firstLine="0"/>
+        <w:rPr>
+          <w:rFonts w:ascii="Segoe UI Emoji" w:eastAsia="Calibri" w:hAnsi="Segoe UI Emoji" w:cs="Segoe UI Emoji"/>
+          <w:noProof/>
+          <w:sz w:val="22"/>
+        </w:rPr>
+      </w:pPr>
+    </w:p>
+    <w:p>
+      <w:pPr>
+        <w:spacing w:after="0" w:line="259" w:lineRule="auto"/>
+        <w:ind w:left="-2" w:right="-43" w:firstLine="0"/>
+        <w:rPr>
+          <w:rFonts w:ascii="Calibri" w:eastAsia="Calibri" w:hAnsi="Calibri" w:cs="Calibri"/>
+          <w:noProof/>
+          <w:sz w:val="22"/>
+        </w:rPr>
+      </w:pPr>
+      <w:r>
+        <w:rPr>
+          <w:rFonts w:ascii="Calibri" w:eastAsia="Calibri" w:hAnsi="Calibri" w:cs="Calibri"/>
+          <w:noProof/>
+          <w:sz w:val="22"/>
+        </w:rPr>
+        <w:t xml:space="preserve">Esto permite inyectar </w:t>
+      </w:r>
+      <w:r>
+        <w:rPr>
+          <w:rFonts w:ascii="Calibri" w:eastAsia="Calibri" w:hAnsi="Calibri" w:cs="Calibri"/>
+          <w:b/>
+          <w:bCs/>
+          <w:noProof/>
+          <w:sz w:val="22"/>
+        </w:rPr>
+        <w:t>FirebaseFirestore</w:t>
+      </w:r>
+      <w:r>
+        <w:rPr>
+          <w:rFonts w:ascii="Calibri" w:eastAsia="Calibri" w:hAnsi="Calibri" w:cs="Calibri"/>
+          <w:noProof/>
+          <w:sz w:val="22"/>
+        </w:rPr>
+        <w:t xml:space="preserve"> en nuestros Repositorios.</w:t>
+      </w:r>
+    </w:p>
+    <w:p>
+      <w:pPr>
+        <w:spacing w:after="0" w:line="259" w:lineRule="auto"/>
+        <w:ind w:left="-2" w:right="-43" w:firstLine="0"/>
+        <w:rPr>
+          <w:rFonts w:ascii="Calibri" w:eastAsia="Calibri" w:hAnsi="Calibri" w:cs="Calibri"/>
+          <w:noProof/>
+          <w:sz w:val="22"/>
+        </w:rPr>
+      </w:pPr>
+      <w:r>
+        <w:rPr>
+          <w:rFonts w:ascii="Calibri" w:eastAsia="Calibri" w:hAnsi="Calibri" w:cs="Calibri"/>
+          <w:noProof/>
+          <w:sz w:val="22"/>
+        </w:rPr>
+        <w:pict w14:anchorId="3FF9C310">
+          <v:rect id="_x0000_i1058" style="width:0;height:1.5pt" o:hralign="center" o:hrstd="t" o:hr="t" fillcolor="#a0a0a0" stroked="f"/>
+        </w:pict>
+      </w:r>
+    </w:p>
+    <w:p>
+      <w:pPr>
+        <w:spacing w:after="0" w:line="259" w:lineRule="auto"/>
+        <w:ind w:left="-2" w:right="-43" w:firstLine="0"/>
+        <w:jc w:val="center"/>
+        <w:rPr>
+          <w:rFonts w:ascii="Calibri" w:eastAsia="Calibri" w:hAnsi="Calibri" w:cs="Calibri"/>
+          <w:b/>
+          <w:bCs/>
+          <w:noProof/>
+          <w:sz w:val="28"/>
+          <w:szCs w:val="28"/>
+          <w:u w:val="single"/>
+        </w:rPr>
+      </w:pPr>
+      <w:r>
+        <w:rPr>
+          <w:rFonts w:ascii="Calibri" w:eastAsia="Calibri" w:hAnsi="Calibri" w:cs="Calibri"/>
+          <w:b/>
+          <w:bCs/>
+          <w:noProof/>
+          <w:sz w:val="28"/>
+          <w:szCs w:val="28"/>
+          <w:u w:val="single"/>
+        </w:rPr>
+        <w:t>4. Crear el RepositoryModule.kt</w:t>
+      </w:r>
+    </w:p>
+    <w:p>
+      <w:pPr>
+        <w:spacing w:after="0" w:line="259" w:lineRule="auto"/>
+        <w:ind w:left="-2" w:right="-43" w:firstLine="0"/>
+        <w:jc w:val="center"/>
+        <w:rPr>
+          <w:rFonts w:ascii="Calibri" w:eastAsia="Calibri" w:hAnsi="Calibri" w:cs="Calibri"/>
+          <w:b/>
+          <w:bCs/>
+          <w:noProof/>
+          <w:sz w:val="28"/>
+          <w:szCs w:val="28"/>
+          <w:u w:val="single"/>
+        </w:rPr>
+      </w:pPr>
+    </w:p>
+    <w:p>
+      <w:pPr>
+        <w:spacing w:after="0" w:line="259" w:lineRule="auto"/>
+        <w:ind w:left="-2" w:right="-43" w:firstLine="0"/>
+        <w:rPr>
+          <w:rFonts w:ascii="Calibri" w:eastAsia="Calibri" w:hAnsi="Calibri" w:cs="Calibri"/>
+          <w:noProof/>
+          <w:sz w:val="22"/>
+        </w:rPr>
+      </w:pPr>
+      <w:r>
+        <w:rPr>
+          <w:rFonts w:ascii="Calibri" w:eastAsia="Calibri" w:hAnsi="Calibri" w:cs="Calibri"/>
+          <w:noProof/>
+          <w:sz w:val="22"/>
+        </w:rPr>
+        <w:t xml:space="preserve">Aquí es donde </w:t>
+      </w:r>
+      <w:r>
+        <w:rPr>
+          <w:rFonts w:ascii="Calibri" w:eastAsia="Calibri" w:hAnsi="Calibri" w:cs="Calibri"/>
+          <w:b/>
+          <w:bCs/>
+          <w:noProof/>
+          <w:sz w:val="22"/>
+        </w:rPr>
+        <w:t>inyectamos los repositorios</w:t>
+      </w:r>
+      <w:r>
+        <w:rPr>
+          <w:rFonts w:ascii="Calibri" w:eastAsia="Calibri" w:hAnsi="Calibri" w:cs="Calibri"/>
+          <w:noProof/>
+          <w:sz w:val="22"/>
+        </w:rPr>
+        <w:t>.</w:t>
+      </w:r>
+    </w:p>
+    <w:p>
+      <w:pPr>
+        <w:spacing w:after="0" w:line="259" w:lineRule="auto"/>
+        <w:ind w:left="-2" w:right="-43" w:firstLine="0"/>
+        <w:rPr>
+          <w:rFonts w:ascii="Calibri" w:eastAsia="Calibri" w:hAnsi="Calibri" w:cs="Calibri"/>
+          <w:noProof/>
+          <w:sz w:val="22"/>
+        </w:rPr>
+      </w:pPr>
+      <w:r>
+        <w:rPr>
+          <w:rFonts w:ascii="Calibri" w:eastAsia="Calibri" w:hAnsi="Calibri" w:cs="Calibri"/>
+          <w:b/>
+          <w:bCs/>
+          <w:noProof/>
+          <w:sz w:val="22"/>
+        </w:rPr>
+        <w:t>Ubicación:</w:t>
+      </w:r>
+      <w:r>
+        <w:rPr>
+          <w:rFonts w:ascii="Calibri" w:eastAsia="Calibri" w:hAnsi="Calibri" w:cs="Calibri"/>
+          <w:noProof/>
+          <w:sz w:val="22"/>
+        </w:rPr>
+        <w:t xml:space="preserve"> com.example.loginycardview.di.RepositoryModule.kt</w:t>
+      </w:r>
+    </w:p>
+    <w:p>
+      <w:pPr>
+        <w:spacing w:after="0" w:line="259" w:lineRule="auto"/>
+        <w:ind w:left="-2" w:right="-43" w:firstLine="0"/>
+        <w:rPr>
+          <w:rFonts w:ascii="Calibri" w:eastAsia="Calibri" w:hAnsi="Calibri" w:cs="Calibri"/>
+          <w:noProof/>
+          <w:sz w:val="22"/>
+        </w:rPr>
+      </w:pPr>
+    </w:p>
+    <w:p>
+      <w:pPr>
+        <w:spacing w:after="0" w:line="259" w:lineRule="auto"/>
+        <w:ind w:left="-2" w:right="-43" w:firstLine="0"/>
+        <w:rPr>
+          <w:rFonts w:ascii="Calibri" w:eastAsia="Calibri" w:hAnsi="Calibri" w:cs="Calibri"/>
+          <w:noProof/>
+          <w:sz w:val="22"/>
+        </w:rPr>
+      </w:pPr>
+      <w:r>
+        <w:rPr>
+          <w:rFonts w:ascii="Calibri" w:eastAsia="Calibri" w:hAnsi="Calibri" w:cs="Calibri"/>
+          <w:noProof/>
+          <w:sz w:val="22"/>
+        </w:rPr>
+        <w:t>package com.example.loginycardview.di</w:t>
+      </w:r>
+    </w:p>
+    <w:p>
+      <w:pPr>
+        <w:spacing w:after="0" w:line="259" w:lineRule="auto"/>
+        <w:ind w:left="-2" w:right="-43" w:firstLine="0"/>
+        <w:rPr>
+          <w:rFonts w:ascii="Calibri" w:eastAsia="Calibri" w:hAnsi="Calibri" w:cs="Calibri"/>
+          <w:noProof/>
+          <w:sz w:val="22"/>
+        </w:rPr>
+      </w:pPr>
+    </w:p>
+    <w:p>
+      <w:pPr>
+        <w:spacing w:after="0" w:line="259" w:lineRule="auto"/>
+        <w:ind w:left="-2" w:right="-43" w:firstLine="0"/>
+        <w:rPr>
+          <w:rFonts w:ascii="Calibri" w:eastAsia="Calibri" w:hAnsi="Calibri" w:cs="Calibri"/>
+          <w:noProof/>
+          <w:sz w:val="22"/>
+        </w:rPr>
+      </w:pPr>
+      <w:r>
+        <w:rPr>
+          <w:rFonts w:ascii="Calibri" w:eastAsia="Calibri" w:hAnsi="Calibri" w:cs="Calibri"/>
+          <w:noProof/>
+          <w:sz w:val="22"/>
+        </w:rPr>
+        <w:t>import com.example.loginycardview.data.repository.EventRepositoryImpl</w:t>
+      </w:r>
+    </w:p>
+    <w:p>
+      <w:pPr>
+        <w:spacing w:after="0" w:line="259" w:lineRule="auto"/>
+        <w:ind w:left="-2" w:right="-43" w:firstLine="0"/>
+        <w:rPr>
+          <w:rFonts w:ascii="Calibri" w:eastAsia="Calibri" w:hAnsi="Calibri" w:cs="Calibri"/>
+          <w:noProof/>
+          <w:sz w:val="22"/>
+        </w:rPr>
+      </w:pPr>
+      <w:r>
+        <w:rPr>
+          <w:rFonts w:ascii="Calibri" w:eastAsia="Calibri" w:hAnsi="Calibri" w:cs="Calibri"/>
+          <w:noProof/>
+          <w:sz w:val="22"/>
+        </w:rPr>
+        <w:t>import com.example.loginycardview.domain.EventRepository</w:t>
+      </w:r>
+    </w:p>
+    <w:p>
+      <w:pPr>
+        <w:spacing w:after="0" w:line="259" w:lineRule="auto"/>
+        <w:ind w:left="-2" w:right="-43" w:firstLine="0"/>
+        <w:rPr>
+          <w:rFonts w:ascii="Calibri" w:eastAsia="Calibri" w:hAnsi="Calibri" w:cs="Calibri"/>
+          <w:noProof/>
+          <w:sz w:val="22"/>
+        </w:rPr>
+      </w:pPr>
+      <w:r>
+        <w:rPr>
+          <w:rFonts w:ascii="Calibri" w:eastAsia="Calibri" w:hAnsi="Calibri" w:cs="Calibri"/>
+          <w:noProof/>
+          <w:sz w:val="22"/>
+        </w:rPr>
+        <w:t>import com.example.loginycardview.data.repository.ProfessorRepositoryImpl</w:t>
+      </w:r>
+    </w:p>
+    <w:p>
+      <w:pPr>
+        <w:spacing w:after="0" w:line="259" w:lineRule="auto"/>
+        <w:ind w:left="-2" w:right="-43" w:firstLine="0"/>
+        <w:rPr>
+          <w:rFonts w:ascii="Calibri" w:eastAsia="Calibri" w:hAnsi="Calibri" w:cs="Calibri"/>
+          <w:noProof/>
+          <w:sz w:val="22"/>
+        </w:rPr>
+      </w:pPr>
+      <w:r>
+        <w:rPr>
+          <w:rFonts w:ascii="Calibri" w:eastAsia="Calibri" w:hAnsi="Calibri" w:cs="Calibri"/>
+          <w:noProof/>
+          <w:sz w:val="22"/>
+        </w:rPr>
+        <w:t>import com.example.loginycardview.domain.ProfessorRepository</w:t>
+      </w:r>
+    </w:p>
+    <w:p>
+      <w:pPr>
+        <w:spacing w:after="0" w:line="259" w:lineRule="auto"/>
+        <w:ind w:left="-2" w:right="-43" w:firstLine="0"/>
+        <w:rPr>
+          <w:rFonts w:ascii="Calibri" w:eastAsia="Calibri" w:hAnsi="Calibri" w:cs="Calibri"/>
+          <w:noProof/>
+          <w:sz w:val="22"/>
+        </w:rPr>
+      </w:pPr>
+      <w:r>
+        <w:rPr>
+          <w:rFonts w:ascii="Calibri" w:eastAsia="Calibri" w:hAnsi="Calibri" w:cs="Calibri"/>
+          <w:noProof/>
+          <w:sz w:val="22"/>
+        </w:rPr>
+        <w:t>import com.example.loginycardview.data.repository.VideoRepositoryImpl</w:t>
+      </w:r>
+    </w:p>
+    <w:p>
+      <w:pPr>
+        <w:spacing w:after="0" w:line="259" w:lineRule="auto"/>
+        <w:ind w:left="-2" w:right="-43" w:firstLine="0"/>
+        <w:rPr>
+          <w:rFonts w:ascii="Calibri" w:eastAsia="Calibri" w:hAnsi="Calibri" w:cs="Calibri"/>
+          <w:noProof/>
+          <w:sz w:val="22"/>
+        </w:rPr>
+      </w:pPr>
+      <w:r>
+        <w:rPr>
+          <w:rFonts w:ascii="Calibri" w:eastAsia="Calibri" w:hAnsi="Calibri" w:cs="Calibri"/>
+          <w:noProof/>
+          <w:sz w:val="22"/>
+        </w:rPr>
+        <w:t>import com.example.loginycardview.domain.VideoRepository</w:t>
+      </w:r>
+    </w:p>
+    <w:p>
+      <w:pPr>
+        <w:spacing w:after="0" w:line="259" w:lineRule="auto"/>
+        <w:ind w:left="-2" w:right="-43" w:firstLine="0"/>
+        <w:rPr>
+          <w:rFonts w:ascii="Calibri" w:eastAsia="Calibri" w:hAnsi="Calibri" w:cs="Calibri"/>
+          <w:noProof/>
+          <w:sz w:val="22"/>
+        </w:rPr>
+      </w:pPr>
+      <w:r>
+        <w:rPr>
+          <w:rFonts w:ascii="Calibri" w:eastAsia="Calibri" w:hAnsi="Calibri" w:cs="Calibri"/>
+          <w:noProof/>
+          <w:sz w:val="22"/>
+        </w:rPr>
+        <w:t>import dagger.Binds</w:t>
+      </w:r>
+    </w:p>
+    <w:p>
+      <w:pPr>
+        <w:spacing w:after="0" w:line="259" w:lineRule="auto"/>
+        <w:ind w:left="-2" w:right="-43" w:firstLine="0"/>
+        <w:rPr>
+          <w:rFonts w:ascii="Calibri" w:eastAsia="Calibri" w:hAnsi="Calibri" w:cs="Calibri"/>
+          <w:noProof/>
+          <w:sz w:val="22"/>
+        </w:rPr>
+      </w:pPr>
+      <w:r>
+        <w:rPr>
+          <w:rFonts w:ascii="Calibri" w:eastAsia="Calibri" w:hAnsi="Calibri" w:cs="Calibri"/>
+          <w:noProof/>
+          <w:sz w:val="22"/>
+        </w:rPr>
+        <w:t>import dagger.Module</w:t>
+      </w:r>
+    </w:p>
+    <w:p>
+      <w:pPr>
+        <w:spacing w:after="0" w:line="259" w:lineRule="auto"/>
+        <w:ind w:left="-2" w:right="-43" w:firstLine="0"/>
+        <w:rPr>
+          <w:rFonts w:ascii="Calibri" w:eastAsia="Calibri" w:hAnsi="Calibri" w:cs="Calibri"/>
+          <w:noProof/>
+          <w:sz w:val="22"/>
+        </w:rPr>
+      </w:pPr>
+      <w:r>
+        <w:rPr>
+          <w:rFonts w:ascii="Calibri" w:eastAsia="Calibri" w:hAnsi="Calibri" w:cs="Calibri"/>
+          <w:noProof/>
+          <w:sz w:val="22"/>
+        </w:rPr>
+        <w:t>import dagger.hilt.InstallIn</w:t>
+      </w:r>
+    </w:p>
+    <w:p>
+      <w:pPr>
+        <w:spacing w:after="0" w:line="259" w:lineRule="auto"/>
+        <w:ind w:left="-2" w:right="-43" w:firstLine="0"/>
+        <w:rPr>
+          <w:rFonts w:ascii="Calibri" w:eastAsia="Calibri" w:hAnsi="Calibri" w:cs="Calibri"/>
+          <w:noProof/>
+          <w:sz w:val="22"/>
+        </w:rPr>
+      </w:pPr>
+      <w:r>
+        <w:rPr>
+          <w:rFonts w:ascii="Calibri" w:eastAsia="Calibri" w:hAnsi="Calibri" w:cs="Calibri"/>
+          <w:noProof/>
+          <w:sz w:val="22"/>
+        </w:rPr>
+        <w:t>import dagger.hilt.components.SingletonComponent</w:t>
+      </w:r>
+    </w:p>
+    <w:p>
+      <w:pPr>
+        <w:spacing w:after="0" w:line="259" w:lineRule="auto"/>
+        <w:ind w:left="-2" w:right="-43" w:firstLine="0"/>
+        <w:rPr>
+          <w:rFonts w:ascii="Calibri" w:eastAsia="Calibri" w:hAnsi="Calibri" w:cs="Calibri"/>
+          <w:noProof/>
+          <w:sz w:val="22"/>
+        </w:rPr>
+      </w:pPr>
+      <w:r>
+        <w:rPr>
+          <w:rFonts w:ascii="Calibri" w:eastAsia="Calibri" w:hAnsi="Calibri" w:cs="Calibri"/>
+          <w:noProof/>
+          <w:sz w:val="22"/>
+        </w:rPr>
+        <w:t>import javax.inject.Singleton</w:t>
+      </w:r>
+    </w:p>
+    <w:p>
+      <w:pPr>
+        <w:spacing w:after="0" w:line="259" w:lineRule="auto"/>
+        <w:ind w:left="-2" w:right="-43" w:firstLine="0"/>
+        <w:rPr>
+          <w:rFonts w:ascii="Calibri" w:eastAsia="Calibri" w:hAnsi="Calibri" w:cs="Calibri"/>
+          <w:noProof/>
+          <w:sz w:val="22"/>
+        </w:rPr>
+      </w:pPr>
+    </w:p>
+    <w:p>
+      <w:pPr>
+        <w:spacing w:after="0" w:line="259" w:lineRule="auto"/>
+        <w:ind w:left="-2" w:right="-43" w:firstLine="0"/>
+        <w:rPr>
+          <w:rFonts w:ascii="Calibri" w:eastAsia="Calibri" w:hAnsi="Calibri" w:cs="Calibri"/>
+          <w:noProof/>
+          <w:sz w:val="22"/>
+        </w:rPr>
+      </w:pPr>
+      <w:r>
+        <w:rPr>
+          <w:rFonts w:ascii="Calibri" w:eastAsia="Calibri" w:hAnsi="Calibri" w:cs="Calibri"/>
+          <w:noProof/>
+          <w:sz w:val="22"/>
+        </w:rPr>
+        <w:t>@Module</w:t>
+      </w:r>
+    </w:p>
+    <w:p>
+      <w:pPr>
+        <w:spacing w:after="0" w:line="259" w:lineRule="auto"/>
+        <w:ind w:left="-2" w:right="-43" w:firstLine="0"/>
+        <w:rPr>
+          <w:rFonts w:ascii="Calibri" w:eastAsia="Calibri" w:hAnsi="Calibri" w:cs="Calibri"/>
+          <w:noProof/>
+          <w:sz w:val="22"/>
+        </w:rPr>
+      </w:pPr>
+      <w:r>
+        <w:rPr>
+          <w:rFonts w:ascii="Calibri" w:eastAsia="Calibri" w:hAnsi="Calibri" w:cs="Calibri"/>
+          <w:noProof/>
+          <w:sz w:val="22"/>
+        </w:rPr>
+        <w:t>@InstallIn(SingletonComponent::class)</w:t>
+      </w:r>
+    </w:p>
+    <w:p>
+      <w:pPr>
+        <w:spacing w:after="0" w:line="259" w:lineRule="auto"/>
+        <w:ind w:left="-2" w:right="-43" w:firstLine="0"/>
+        <w:rPr>
+          <w:rFonts w:ascii="Calibri" w:eastAsia="Calibri" w:hAnsi="Calibri" w:cs="Calibri"/>
+          <w:noProof/>
+          <w:sz w:val="22"/>
+        </w:rPr>
+      </w:pPr>
+      <w:r>
+        <w:rPr>
+          <w:rFonts w:ascii="Calibri" w:eastAsia="Calibri" w:hAnsi="Calibri" w:cs="Calibri"/>
+          <w:noProof/>
+          <w:sz w:val="22"/>
+        </w:rPr>
+        <w:t>abstract class RepositoryModule {</w:t>
+      </w:r>
+    </w:p>
+    <w:p>
+      <w:pPr>
+        <w:spacing w:after="0" w:line="259" w:lineRule="auto"/>
+        <w:ind w:left="-2" w:right="-43" w:firstLine="0"/>
+        <w:rPr>
+          <w:rFonts w:ascii="Calibri" w:eastAsia="Calibri" w:hAnsi="Calibri" w:cs="Calibri"/>
+          <w:noProof/>
+          <w:sz w:val="22"/>
+        </w:rPr>
+      </w:pPr>
+    </w:p>
+    <w:p>
+      <w:pPr>
+        <w:spacing w:after="0" w:line="259" w:lineRule="auto"/>
+        <w:ind w:left="-2" w:right="-43" w:firstLine="0"/>
+        <w:rPr>
+          <w:rFonts w:ascii="Calibri" w:eastAsia="Calibri" w:hAnsi="Calibri" w:cs="Calibri"/>
+          <w:noProof/>
+          <w:sz w:val="22"/>
+        </w:rPr>
+      </w:pPr>
+      <w:r>
+        <w:rPr>
+          <w:rFonts w:ascii="Calibri" w:eastAsia="Calibri" w:hAnsi="Calibri" w:cs="Calibri"/>
+          <w:noProof/>
+          <w:sz w:val="22"/>
+        </w:rPr>
+        <w:t xml:space="preserve">    @Binds</w:t>
+      </w:r>
+    </w:p>
+    <w:p>
+      <w:pPr>
+        <w:spacing w:after="0" w:line="259" w:lineRule="auto"/>
+        <w:ind w:left="-2" w:right="-43" w:firstLine="0"/>
+        <w:rPr>
+          <w:rFonts w:ascii="Calibri" w:eastAsia="Calibri" w:hAnsi="Calibri" w:cs="Calibri"/>
+          <w:noProof/>
+          <w:sz w:val="22"/>
+        </w:rPr>
+      </w:pPr>
+      <w:r>
+        <w:rPr>
+          <w:rFonts w:ascii="Calibri" w:eastAsia="Calibri" w:hAnsi="Calibri" w:cs="Calibri"/>
+          <w:noProof/>
+          <w:sz w:val="22"/>
+        </w:rPr>
+        <w:t xml:space="preserve">    @Singleton</w:t>
+      </w:r>
+    </w:p>
+    <w:p>
+      <w:pPr>
+        <w:spacing w:after="0" w:line="259" w:lineRule="auto"/>
+        <w:ind w:left="-2" w:right="-43" w:firstLine="0"/>
+        <w:rPr>
+          <w:rFonts w:ascii="Calibri" w:eastAsia="Calibri" w:hAnsi="Calibri" w:cs="Calibri"/>
+          <w:noProof/>
+          <w:sz w:val="22"/>
+        </w:rPr>
+      </w:pPr>
+      <w:r>
+        <w:rPr>
+          <w:rFonts w:ascii="Calibri" w:eastAsia="Calibri" w:hAnsi="Calibri" w:cs="Calibri"/>
+          <w:noProof/>
+          <w:sz w:val="22"/>
+        </w:rPr>
+        <w:t xml:space="preserve">    abstract fun bindEventRepository(</w:t>
+      </w:r>
+    </w:p>
+    <w:p>
+      <w:pPr>
+        <w:spacing w:after="0" w:line="259" w:lineRule="auto"/>
+        <w:ind w:left="-2" w:right="-43" w:firstLine="0"/>
+        <w:rPr>
+          <w:rFonts w:ascii="Calibri" w:eastAsia="Calibri" w:hAnsi="Calibri" w:cs="Calibri"/>
+          <w:noProof/>
+          <w:sz w:val="22"/>
+        </w:rPr>
+      </w:pPr>
+      <w:r>
+        <w:rPr>
+          <w:rFonts w:ascii="Calibri" w:eastAsia="Calibri" w:hAnsi="Calibri" w:cs="Calibri"/>
+          <w:noProof/>
+          <w:sz w:val="22"/>
+        </w:rPr>
+        <w:t xml:space="preserve">        eventRepositoryImpl: EventRepositoryImpl</w:t>
+      </w:r>
+    </w:p>
+    <w:p>
+      <w:pPr>
+        <w:spacing w:after="0" w:line="259" w:lineRule="auto"/>
+        <w:ind w:left="-2" w:right="-43" w:firstLine="0"/>
+        <w:rPr>
+          <w:rFonts w:ascii="Calibri" w:eastAsia="Calibri" w:hAnsi="Calibri" w:cs="Calibri"/>
+          <w:noProof/>
+          <w:sz w:val="22"/>
+        </w:rPr>
+      </w:pPr>
+      <w:r>
+        <w:rPr>
+          <w:rFonts w:ascii="Calibri" w:eastAsia="Calibri" w:hAnsi="Calibri" w:cs="Calibri"/>
+          <w:noProof/>
+          <w:sz w:val="22"/>
+        </w:rPr>
+        <w:t xml:space="preserve">    ): EventRepository</w:t>
+      </w:r>
+    </w:p>
+    <w:p>
+      <w:pPr>
+        <w:spacing w:after="0" w:line="259" w:lineRule="auto"/>
+        <w:ind w:left="-2" w:right="-43" w:firstLine="0"/>
+        <w:rPr>
+          <w:rFonts w:ascii="Calibri" w:eastAsia="Calibri" w:hAnsi="Calibri" w:cs="Calibri"/>
+          <w:noProof/>
+          <w:sz w:val="22"/>
+        </w:rPr>
+      </w:pPr>
+    </w:p>
+    <w:p>
+      <w:pPr>
+        <w:spacing w:after="0" w:line="259" w:lineRule="auto"/>
+        <w:ind w:left="-2" w:right="-43" w:firstLine="0"/>
+        <w:rPr>
+          <w:rFonts w:ascii="Calibri" w:eastAsia="Calibri" w:hAnsi="Calibri" w:cs="Calibri"/>
+          <w:noProof/>
+          <w:sz w:val="22"/>
+        </w:rPr>
+      </w:pPr>
+      <w:r>
+        <w:rPr>
+          <w:rFonts w:ascii="Calibri" w:eastAsia="Calibri" w:hAnsi="Calibri" w:cs="Calibri"/>
+          <w:noProof/>
+          <w:sz w:val="22"/>
+        </w:rPr>
+        <w:lastRenderedPageBreak/>
+        <w:t xml:space="preserve">    @Binds</w:t>
+      </w:r>
+    </w:p>
+    <w:p>
+      <w:pPr>
+        <w:spacing w:after="0" w:line="259" w:lineRule="auto"/>
+        <w:ind w:left="-2" w:right="-43" w:firstLine="0"/>
+        <w:rPr>
+          <w:rFonts w:ascii="Calibri" w:eastAsia="Calibri" w:hAnsi="Calibri" w:cs="Calibri"/>
+          <w:noProof/>
+          <w:sz w:val="22"/>
+        </w:rPr>
+      </w:pPr>
+      <w:r>
+        <w:rPr>
+          <w:rFonts w:ascii="Calibri" w:eastAsia="Calibri" w:hAnsi="Calibri" w:cs="Calibri"/>
+          <w:noProof/>
+          <w:sz w:val="22"/>
+        </w:rPr>
+        <w:t xml:space="preserve">    @Singleton</w:t>
+      </w:r>
+    </w:p>
+    <w:p>
+      <w:pPr>
+        <w:spacing w:after="0" w:line="259" w:lineRule="auto"/>
+        <w:ind w:left="-2" w:right="-43" w:firstLine="0"/>
+        <w:rPr>
+          <w:rFonts w:ascii="Calibri" w:eastAsia="Calibri" w:hAnsi="Calibri" w:cs="Calibri"/>
+          <w:noProof/>
+          <w:sz w:val="22"/>
+        </w:rPr>
+      </w:pPr>
+      <w:r>
+        <w:rPr>
+          <w:rFonts w:ascii="Calibri" w:eastAsia="Calibri" w:hAnsi="Calibri" w:cs="Calibri"/>
+          <w:noProof/>
+          <w:sz w:val="22"/>
+        </w:rPr>
+        <w:t xml:space="preserve">    abstract fun bindProfessorRepository(</w:t>
+      </w:r>
+    </w:p>
+    <w:p>
+      <w:pPr>
+        <w:spacing w:after="0" w:line="259" w:lineRule="auto"/>
+        <w:ind w:left="-2" w:right="-43" w:firstLine="0"/>
+        <w:rPr>
+          <w:rFonts w:ascii="Calibri" w:eastAsia="Calibri" w:hAnsi="Calibri" w:cs="Calibri"/>
+          <w:noProof/>
+          <w:sz w:val="22"/>
+        </w:rPr>
+      </w:pPr>
+      <w:r>
+        <w:rPr>
+          <w:rFonts w:ascii="Calibri" w:eastAsia="Calibri" w:hAnsi="Calibri" w:cs="Calibri"/>
+          <w:noProof/>
+          <w:sz w:val="22"/>
+        </w:rPr>
+        <w:t xml:space="preserve">        professorRepositoryImpl: ProfessorRepositoryImpl</w:t>
+      </w:r>
+    </w:p>
+    <w:p>
+      <w:pPr>
+        <w:spacing w:after="0" w:line="259" w:lineRule="auto"/>
+        <w:ind w:left="-2" w:right="-43" w:firstLine="0"/>
+        <w:rPr>
+          <w:rFonts w:ascii="Calibri" w:eastAsia="Calibri" w:hAnsi="Calibri" w:cs="Calibri"/>
+          <w:noProof/>
+          <w:sz w:val="22"/>
+        </w:rPr>
+      </w:pPr>
+      <w:r>
+        <w:rPr>
+          <w:rFonts w:ascii="Calibri" w:eastAsia="Calibri" w:hAnsi="Calibri" w:cs="Calibri"/>
+          <w:noProof/>
+          <w:sz w:val="22"/>
+        </w:rPr>
+        <w:t xml:space="preserve">    ): ProfessorRepository</w:t>
+      </w:r>
+    </w:p>
+    <w:p>
+      <w:pPr>
+        <w:spacing w:after="0" w:line="259" w:lineRule="auto"/>
+        <w:ind w:left="-2" w:right="-43" w:firstLine="0"/>
+        <w:rPr>
+          <w:rFonts w:ascii="Calibri" w:eastAsia="Calibri" w:hAnsi="Calibri" w:cs="Calibri"/>
+          <w:noProof/>
+          <w:sz w:val="22"/>
+        </w:rPr>
+      </w:pPr>
+    </w:p>
+    <w:p>
+      <w:pPr>
+        <w:spacing w:after="0" w:line="259" w:lineRule="auto"/>
+        <w:ind w:left="-2" w:right="-43" w:firstLine="0"/>
+        <w:rPr>
+          <w:rFonts w:ascii="Calibri" w:eastAsia="Calibri" w:hAnsi="Calibri" w:cs="Calibri"/>
+          <w:noProof/>
+          <w:sz w:val="22"/>
+        </w:rPr>
+      </w:pPr>
+      <w:r>
+        <w:rPr>
+          <w:rFonts w:ascii="Calibri" w:eastAsia="Calibri" w:hAnsi="Calibri" w:cs="Calibri"/>
+          <w:noProof/>
+          <w:sz w:val="22"/>
+        </w:rPr>
+        <w:t xml:space="preserve">    @Binds</w:t>
+      </w:r>
+    </w:p>
+    <w:p>
+      <w:pPr>
+        <w:spacing w:after="0" w:line="259" w:lineRule="auto"/>
+        <w:ind w:left="-2" w:right="-43" w:firstLine="0"/>
+        <w:rPr>
+          <w:rFonts w:ascii="Calibri" w:eastAsia="Calibri" w:hAnsi="Calibri" w:cs="Calibri"/>
+          <w:noProof/>
+          <w:sz w:val="22"/>
+        </w:rPr>
+      </w:pPr>
+      <w:r>
+        <w:rPr>
+          <w:rFonts w:ascii="Calibri" w:eastAsia="Calibri" w:hAnsi="Calibri" w:cs="Calibri"/>
+          <w:noProof/>
+          <w:sz w:val="22"/>
+        </w:rPr>
+        <w:t xml:space="preserve">    @Singleton</w:t>
+      </w:r>
+    </w:p>
+    <w:p>
+      <w:pPr>
+        <w:spacing w:after="0" w:line="259" w:lineRule="auto"/>
+        <w:ind w:left="-2" w:right="-43" w:firstLine="0"/>
+        <w:rPr>
+          <w:rFonts w:ascii="Calibri" w:eastAsia="Calibri" w:hAnsi="Calibri" w:cs="Calibri"/>
+          <w:noProof/>
+          <w:sz w:val="22"/>
+        </w:rPr>
+      </w:pPr>
+      <w:r>
+        <w:rPr>
+          <w:rFonts w:ascii="Calibri" w:eastAsia="Calibri" w:hAnsi="Calibri" w:cs="Calibri"/>
+          <w:noProof/>
+          <w:sz w:val="22"/>
+        </w:rPr>
+        <w:t xml:space="preserve">    abstract fun bindVideoRepository(</w:t>
+      </w:r>
+    </w:p>
+    <w:p>
+      <w:pPr>
+        <w:spacing w:after="0" w:line="259" w:lineRule="auto"/>
+        <w:ind w:left="-2" w:right="-43" w:firstLine="0"/>
+        <w:rPr>
+          <w:rFonts w:ascii="Calibri" w:eastAsia="Calibri" w:hAnsi="Calibri" w:cs="Calibri"/>
+          <w:noProof/>
+          <w:sz w:val="22"/>
+        </w:rPr>
+      </w:pPr>
+      <w:r>
+        <w:rPr>
+          <w:rFonts w:ascii="Calibri" w:eastAsia="Calibri" w:hAnsi="Calibri" w:cs="Calibri"/>
+          <w:noProof/>
+          <w:sz w:val="22"/>
+        </w:rPr>
+        <w:t xml:space="preserve">        videoRepositoryImpl: VideoRepositoryImpl</w:t>
+      </w:r>
+    </w:p>
+    <w:p>
+      <w:pPr>
+        <w:spacing w:after="0" w:line="259" w:lineRule="auto"/>
+        <w:ind w:left="-2" w:right="-43" w:firstLine="0"/>
+        <w:rPr>
+          <w:rFonts w:ascii="Calibri" w:eastAsia="Calibri" w:hAnsi="Calibri" w:cs="Calibri"/>
+          <w:noProof/>
+          <w:sz w:val="22"/>
+        </w:rPr>
+      </w:pPr>
+      <w:r>
+        <w:rPr>
+          <w:rFonts w:ascii="Calibri" w:eastAsia="Calibri" w:hAnsi="Calibri" w:cs="Calibri"/>
+          <w:noProof/>
+          <w:sz w:val="22"/>
+        </w:rPr>
+        <w:t xml:space="preserve">    ): VideoRepository</w:t>
+      </w:r>
+    </w:p>
+    <w:p>
+      <w:pPr>
+        <w:spacing w:after="0" w:line="259" w:lineRule="auto"/>
+        <w:ind w:left="-2" w:right="-43" w:firstLine="0"/>
+        <w:rPr>
+          <w:rFonts w:ascii="Calibri" w:eastAsia="Calibri" w:hAnsi="Calibri" w:cs="Calibri"/>
+          <w:noProof/>
+          <w:sz w:val="22"/>
+        </w:rPr>
+      </w:pPr>
+      <w:r>
+        <w:rPr>
+          <w:rFonts w:ascii="Calibri" w:eastAsia="Calibri" w:hAnsi="Calibri" w:cs="Calibri"/>
+          <w:noProof/>
+          <w:sz w:val="22"/>
+        </w:rPr>
+        <w:t>}</w:t>
+      </w:r>
+    </w:p>
+    <w:p>
+      <w:pPr>
+        <w:spacing w:after="0" w:line="259" w:lineRule="auto"/>
+        <w:ind w:left="-2" w:right="-43" w:firstLine="0"/>
+        <w:rPr>
+          <w:rFonts w:ascii="Calibri" w:eastAsia="Calibri" w:hAnsi="Calibri" w:cs="Calibri"/>
+          <w:noProof/>
+          <w:sz w:val="22"/>
+        </w:rPr>
+      </w:pPr>
+      <w:r>
+        <w:rPr>
+          <w:rFonts w:ascii="Calibri" w:eastAsia="Calibri" w:hAnsi="Calibri" w:cs="Calibri"/>
+          <w:noProof/>
+          <w:sz w:val="22"/>
+        </w:rPr>
+        <w:pict w14:anchorId="6BBD1287">
+          <v:rect id="_x0000_i1059" style="width:0;height:1.5pt" o:hralign="center" o:hrstd="t" o:hr="t" fillcolor="#a0a0a0" stroked="f"/>
+        </w:pict>
+      </w:r>
+    </w:p>
+    <w:p>
+      <w:pPr>
+        <w:spacing w:after="0" w:line="259" w:lineRule="auto"/>
+        <w:ind w:left="-2" w:right="-43" w:firstLine="0"/>
+        <w:jc w:val="center"/>
+        <w:rPr>
+          <w:rFonts w:ascii="Calibri" w:eastAsia="Calibri" w:hAnsi="Calibri" w:cs="Calibri"/>
+          <w:b/>
+          <w:bCs/>
+          <w:noProof/>
+          <w:sz w:val="28"/>
+          <w:szCs w:val="28"/>
+          <w:u w:val="single"/>
+        </w:rPr>
+      </w:pPr>
+      <w:r>
+        <w:rPr>
+          <w:rFonts w:ascii="Calibri" w:eastAsia="Calibri" w:hAnsi="Calibri" w:cs="Calibri"/>
+          <w:b/>
+          <w:bCs/>
+          <w:noProof/>
+          <w:sz w:val="28"/>
+          <w:szCs w:val="28"/>
+          <w:u w:val="single"/>
+        </w:rPr>
+        <w:t>5. Implementar los Repositorios</w:t>
+      </w:r>
+    </w:p>
+    <w:p>
+      <w:pPr>
+        <w:spacing w:after="0" w:line="259" w:lineRule="auto"/>
+        <w:ind w:left="-2" w:right="-43" w:firstLine="0"/>
+        <w:rPr>
+          <w:rFonts w:ascii="Calibri" w:eastAsia="Calibri" w:hAnsi="Calibri" w:cs="Calibri"/>
+          <w:noProof/>
+          <w:sz w:val="22"/>
+        </w:rPr>
+      </w:pPr>
+      <w:r>
+        <w:rPr>
+          <w:rFonts w:ascii="Calibri" w:eastAsia="Calibri" w:hAnsi="Calibri" w:cs="Calibri"/>
+          <w:noProof/>
+          <w:sz w:val="22"/>
+        </w:rPr>
+        <w:t>Aquí creamos los repositorios para interactuar con Firestore.</w:t>
+      </w:r>
+    </w:p>
+    <w:p>
+      <w:pPr>
+        <w:spacing w:after="0" w:line="259" w:lineRule="auto"/>
+        <w:ind w:left="-2" w:right="-43" w:firstLine="0"/>
+        <w:rPr>
+          <w:rFonts w:ascii="Calibri" w:eastAsia="Calibri" w:hAnsi="Calibri" w:cs="Calibri"/>
+          <w:b/>
+          <w:bCs/>
+          <w:noProof/>
+          <w:sz w:val="22"/>
+          <w:u w:val="single"/>
+        </w:rPr>
+      </w:pPr>
+      <w:r>
+        <w:rPr>
+          <w:rFonts w:ascii="Calibri" w:eastAsia="Calibri" w:hAnsi="Calibri" w:cs="Calibri"/>
+          <w:b/>
+          <w:bCs/>
+          <w:noProof/>
+          <w:sz w:val="22"/>
+          <w:u w:val="single"/>
+        </w:rPr>
+        <w:t>1.1.</w:t>
+      </w:r>
+      <w:r>
+        <w:rPr>
+          <w:rFonts w:ascii="Calibri" w:eastAsia="Calibri" w:hAnsi="Calibri" w:cs="Calibri"/>
+          <w:b/>
+          <w:bCs/>
+          <w:noProof/>
+          <w:sz w:val="22"/>
+          <w:u w:val="single"/>
+        </w:rPr>
+        <w:t>VideoRepositoryImpl.kt</w:t>
+      </w:r>
+    </w:p>
+    <w:p>
+      <w:pPr>
+        <w:spacing w:after="0" w:line="259" w:lineRule="auto"/>
+        <w:ind w:left="-2" w:right="-43" w:firstLine="0"/>
+        <w:rPr>
+          <w:rFonts w:ascii="Calibri" w:eastAsia="Calibri" w:hAnsi="Calibri" w:cs="Calibri"/>
+          <w:b/>
+          <w:bCs/>
+          <w:noProof/>
+          <w:sz w:val="22"/>
+          <w:u w:val="single"/>
+        </w:rPr>
+      </w:pPr>
+    </w:p>
+    <w:p>
+      <w:pPr>
+        <w:spacing w:after="0" w:line="259" w:lineRule="auto"/>
+        <w:ind w:left="-2" w:right="-43" w:firstLine="0"/>
+        <w:rPr>
+          <w:rFonts w:ascii="Calibri" w:eastAsia="Calibri" w:hAnsi="Calibri" w:cs="Calibri"/>
+          <w:noProof/>
+          <w:sz w:val="22"/>
+        </w:rPr>
+      </w:pPr>
+      <w:r>
+        <w:rPr>
+          <w:rFonts w:ascii="Calibri" w:eastAsia="Calibri" w:hAnsi="Calibri" w:cs="Calibri"/>
+          <w:noProof/>
+          <w:sz w:val="22"/>
+        </w:rPr>
+        <w:t>package com.example.loginycardview.data.repository</w:t>
+      </w:r>
+    </w:p>
+    <w:p>
+      <w:pPr>
+        <w:spacing w:after="0" w:line="259" w:lineRule="auto"/>
+        <w:ind w:left="-2" w:right="-43" w:firstLine="0"/>
+        <w:rPr>
+          <w:rFonts w:ascii="Calibri" w:eastAsia="Calibri" w:hAnsi="Calibri" w:cs="Calibri"/>
+          <w:noProof/>
+          <w:sz w:val="22"/>
+        </w:rPr>
+      </w:pPr>
+    </w:p>
+    <w:p>
+      <w:pPr>
+        <w:spacing w:after="0" w:line="259" w:lineRule="auto"/>
+        <w:ind w:left="-2" w:right="-43" w:firstLine="0"/>
+        <w:rPr>
+          <w:rFonts w:ascii="Calibri" w:eastAsia="Calibri" w:hAnsi="Calibri" w:cs="Calibri"/>
+          <w:noProof/>
+          <w:sz w:val="22"/>
+        </w:rPr>
+      </w:pPr>
+      <w:r>
+        <w:rPr>
+          <w:rFonts w:ascii="Calibri" w:eastAsia="Calibri" w:hAnsi="Calibri" w:cs="Calibri"/>
+          <w:noProof/>
+          <w:sz w:val="22"/>
+        </w:rPr>
+        <w:t>import android.util.Log</w:t>
+      </w:r>
+    </w:p>
+    <w:p>
+      <w:pPr>
+        <w:spacing w:after="0" w:line="259" w:lineRule="auto"/>
+        <w:ind w:left="-2" w:right="-43" w:firstLine="0"/>
+        <w:rPr>
+          <w:rFonts w:ascii="Calibri" w:eastAsia="Calibri" w:hAnsi="Calibri" w:cs="Calibri"/>
+          <w:noProof/>
+          <w:sz w:val="22"/>
+        </w:rPr>
+      </w:pPr>
+      <w:r>
+        <w:rPr>
+          <w:rFonts w:ascii="Calibri" w:eastAsia="Calibri" w:hAnsi="Calibri" w:cs="Calibri"/>
+          <w:noProof/>
+          <w:sz w:val="22"/>
+        </w:rPr>
+        <w:t>import com.example.loginycardview.domain.Video</w:t>
+      </w:r>
+    </w:p>
+    <w:p>
+      <w:pPr>
+        <w:spacing w:after="0" w:line="259" w:lineRule="auto"/>
+        <w:ind w:left="-2" w:right="-43" w:firstLine="0"/>
+        <w:rPr>
+          <w:rFonts w:ascii="Calibri" w:eastAsia="Calibri" w:hAnsi="Calibri" w:cs="Calibri"/>
+          <w:noProof/>
+          <w:sz w:val="22"/>
+        </w:rPr>
+      </w:pPr>
+      <w:r>
+        <w:rPr>
+          <w:rFonts w:ascii="Calibri" w:eastAsia="Calibri" w:hAnsi="Calibri" w:cs="Calibri"/>
+          <w:noProof/>
+          <w:sz w:val="22"/>
+        </w:rPr>
+        <w:t>import com.example.loginycardview.domain.VideoRepository</w:t>
+      </w:r>
+    </w:p>
+    <w:p>
+      <w:pPr>
+        <w:spacing w:after="0" w:line="259" w:lineRule="auto"/>
+        <w:ind w:left="-2" w:right="-43" w:firstLine="0"/>
+        <w:rPr>
+          <w:rFonts w:ascii="Calibri" w:eastAsia="Calibri" w:hAnsi="Calibri" w:cs="Calibri"/>
+          <w:noProof/>
+          <w:sz w:val="22"/>
+        </w:rPr>
+      </w:pPr>
+      <w:r>
+        <w:rPr>
+          <w:rFonts w:ascii="Calibri" w:eastAsia="Calibri" w:hAnsi="Calibri" w:cs="Calibri"/>
+          <w:noProof/>
+          <w:sz w:val="22"/>
+        </w:rPr>
+        <w:t>import com.google.firebase.firestore.FirebaseFirestore</w:t>
+      </w:r>
+    </w:p>
+    <w:p>
+      <w:pPr>
+        <w:spacing w:after="0" w:line="259" w:lineRule="auto"/>
+        <w:ind w:left="-2" w:right="-43" w:firstLine="0"/>
+        <w:rPr>
+          <w:rFonts w:ascii="Calibri" w:eastAsia="Calibri" w:hAnsi="Calibri" w:cs="Calibri"/>
+          <w:noProof/>
+          <w:sz w:val="22"/>
+        </w:rPr>
+      </w:pPr>
+      <w:r>
+        <w:rPr>
+          <w:rFonts w:ascii="Calibri" w:eastAsia="Calibri" w:hAnsi="Calibri" w:cs="Calibri"/>
+          <w:noProof/>
+          <w:sz w:val="22"/>
+        </w:rPr>
+        <w:t>import kotlinx.coroutines.tasks.await</w:t>
+      </w:r>
+    </w:p>
+    <w:p>
+      <w:pPr>
+        <w:spacing w:after="0" w:line="259" w:lineRule="auto"/>
+        <w:ind w:left="-2" w:right="-43" w:firstLine="0"/>
+        <w:rPr>
+          <w:rFonts w:ascii="Calibri" w:eastAsia="Calibri" w:hAnsi="Calibri" w:cs="Calibri"/>
+          <w:noProof/>
+          <w:sz w:val="22"/>
+        </w:rPr>
+      </w:pPr>
+      <w:r>
+        <w:rPr>
+          <w:rFonts w:ascii="Calibri" w:eastAsia="Calibri" w:hAnsi="Calibri" w:cs="Calibri"/>
+          <w:noProof/>
+          <w:sz w:val="22"/>
+        </w:rPr>
+        <w:t>import javax.inject.Inject</w:t>
+      </w:r>
+    </w:p>
+    <w:p>
+      <w:pPr>
+        <w:spacing w:after="0" w:line="259" w:lineRule="auto"/>
+        <w:ind w:left="-2" w:right="-43" w:firstLine="0"/>
+        <w:rPr>
+          <w:rFonts w:ascii="Calibri" w:eastAsia="Calibri" w:hAnsi="Calibri" w:cs="Calibri"/>
+          <w:noProof/>
+          <w:sz w:val="22"/>
+        </w:rPr>
+      </w:pPr>
+      <w:r>
+        <w:rPr>
+          <w:rFonts w:ascii="Calibri" w:eastAsia="Calibri" w:hAnsi="Calibri" w:cs="Calibri"/>
+          <w:noProof/>
+          <w:sz w:val="22"/>
+        </w:rPr>
+        <w:t>import javax.inject.Singleton</w:t>
+      </w:r>
+    </w:p>
+    <w:p>
+      <w:pPr>
+        <w:spacing w:after="0" w:line="259" w:lineRule="auto"/>
+        <w:ind w:left="-2" w:right="-43" w:firstLine="0"/>
+        <w:rPr>
+          <w:rFonts w:ascii="Calibri" w:eastAsia="Calibri" w:hAnsi="Calibri" w:cs="Calibri"/>
+          <w:noProof/>
+          <w:sz w:val="22"/>
+        </w:rPr>
+      </w:pPr>
+    </w:p>
+    <w:p>
+      <w:pPr>
+        <w:spacing w:after="0" w:line="259" w:lineRule="auto"/>
+        <w:ind w:left="-2" w:right="-43" w:firstLine="0"/>
+        <w:rPr>
+          <w:rFonts w:ascii="Calibri" w:eastAsia="Calibri" w:hAnsi="Calibri" w:cs="Calibri"/>
+          <w:noProof/>
+          <w:sz w:val="22"/>
+        </w:rPr>
+      </w:pPr>
+      <w:r>
+        <w:rPr>
+          <w:rFonts w:ascii="Calibri" w:eastAsia="Calibri" w:hAnsi="Calibri" w:cs="Calibri"/>
+          <w:noProof/>
+          <w:sz w:val="22"/>
+        </w:rPr>
+        <w:t>@Singleton</w:t>
+      </w:r>
+    </w:p>
+    <w:p>
+      <w:pPr>
+        <w:spacing w:after="0" w:line="259" w:lineRule="auto"/>
+        <w:ind w:left="-2" w:right="-43" w:firstLine="0"/>
+        <w:rPr>
+          <w:rFonts w:ascii="Calibri" w:eastAsia="Calibri" w:hAnsi="Calibri" w:cs="Calibri"/>
+          <w:noProof/>
+          <w:sz w:val="22"/>
+        </w:rPr>
+      </w:pPr>
+      <w:r>
+        <w:rPr>
+          <w:rFonts w:ascii="Calibri" w:eastAsia="Calibri" w:hAnsi="Calibri" w:cs="Calibri"/>
+          <w:noProof/>
+          <w:sz w:val="22"/>
+        </w:rPr>
+        <w:t>class VideoRepositoryImpl @Inject constructor(</w:t>
+      </w:r>
+    </w:p>
+    <w:p>
+      <w:pPr>
+        <w:spacing w:after="0" w:line="259" w:lineRule="auto"/>
+        <w:ind w:left="-2" w:right="-43" w:firstLine="0"/>
+        <w:rPr>
+          <w:rFonts w:ascii="Calibri" w:eastAsia="Calibri" w:hAnsi="Calibri" w:cs="Calibri"/>
+          <w:noProof/>
+          <w:sz w:val="22"/>
+        </w:rPr>
+      </w:pPr>
+      <w:r>
+        <w:rPr>
+          <w:rFonts w:ascii="Calibri" w:eastAsia="Calibri" w:hAnsi="Calibri" w:cs="Calibri"/>
+          <w:noProof/>
+          <w:sz w:val="22"/>
+        </w:rPr>
+        <w:t xml:space="preserve">    private val firestore: FirebaseFirestore</w:t>
+      </w:r>
+    </w:p>
+    <w:p>
+      <w:pPr>
+        <w:spacing w:after="0" w:line="259" w:lineRule="auto"/>
+        <w:ind w:left="-2" w:right="-43" w:firstLine="0"/>
+        <w:rPr>
+          <w:rFonts w:ascii="Calibri" w:eastAsia="Calibri" w:hAnsi="Calibri" w:cs="Calibri"/>
+          <w:noProof/>
+          <w:sz w:val="22"/>
+        </w:rPr>
+      </w:pPr>
+      <w:r>
+        <w:rPr>
+          <w:rFonts w:ascii="Calibri" w:eastAsia="Calibri" w:hAnsi="Calibri" w:cs="Calibri"/>
+          <w:noProof/>
+          <w:sz w:val="22"/>
+        </w:rPr>
+        <w:t>) : VideoRepository {</w:t>
+      </w:r>
+    </w:p>
+    <w:p>
+      <w:pPr>
+        <w:spacing w:after="0" w:line="259" w:lineRule="auto"/>
+        <w:ind w:left="-2" w:right="-43" w:firstLine="0"/>
+        <w:rPr>
+          <w:rFonts w:ascii="Calibri" w:eastAsia="Calibri" w:hAnsi="Calibri" w:cs="Calibri"/>
+          <w:noProof/>
+          <w:sz w:val="22"/>
+        </w:rPr>
+      </w:pPr>
+    </w:p>
+    <w:p>
+      <w:pPr>
+        <w:spacing w:after="0" w:line="259" w:lineRule="auto"/>
+        <w:ind w:left="-2" w:right="-43" w:firstLine="0"/>
+        <w:rPr>
+          <w:rFonts w:ascii="Calibri" w:eastAsia="Calibri" w:hAnsi="Calibri" w:cs="Calibri"/>
+          <w:noProof/>
+          <w:sz w:val="22"/>
+        </w:rPr>
+      </w:pPr>
+      <w:r>
+        <w:rPr>
+          <w:rFonts w:ascii="Calibri" w:eastAsia="Calibri" w:hAnsi="Calibri" w:cs="Calibri"/>
+          <w:noProof/>
+          <w:sz w:val="22"/>
+        </w:rPr>
+        <w:t xml:space="preserve">    override suspend fun getVideos(): List&lt;Video&gt; {</w:t>
+      </w:r>
+    </w:p>
+    <w:p>
+      <w:pPr>
+        <w:spacing w:after="0" w:line="259" w:lineRule="auto"/>
+        <w:ind w:left="-2" w:right="-43" w:firstLine="0"/>
+        <w:rPr>
+          <w:rFonts w:ascii="Calibri" w:eastAsia="Calibri" w:hAnsi="Calibri" w:cs="Calibri"/>
+          <w:noProof/>
+          <w:sz w:val="22"/>
+        </w:rPr>
+      </w:pPr>
+      <w:r>
+        <w:rPr>
+          <w:rFonts w:ascii="Calibri" w:eastAsia="Calibri" w:hAnsi="Calibri" w:cs="Calibri"/>
+          <w:noProof/>
+          <w:sz w:val="22"/>
+        </w:rPr>
+        <w:t xml:space="preserve">        return try {</w:t>
+      </w:r>
+    </w:p>
+    <w:p>
+      <w:pPr>
+        <w:spacing w:after="0" w:line="259" w:lineRule="auto"/>
+        <w:ind w:left="-2" w:right="-43" w:firstLine="0"/>
+        <w:rPr>
+          <w:rFonts w:ascii="Calibri" w:eastAsia="Calibri" w:hAnsi="Calibri" w:cs="Calibri"/>
+          <w:noProof/>
+          <w:sz w:val="22"/>
+        </w:rPr>
+      </w:pPr>
+      <w:r>
+        <w:rPr>
+          <w:rFonts w:ascii="Calibri" w:eastAsia="Calibri" w:hAnsi="Calibri" w:cs="Calibri"/>
+          <w:noProof/>
+          <w:sz w:val="22"/>
+        </w:rPr>
+        <w:t xml:space="preserve">            val snapshot = firestore.collection("videos").get().await()</w:t>
+      </w:r>
+    </w:p>
+    <w:p>
+      <w:pPr>
+        <w:spacing w:after="0" w:line="259" w:lineRule="auto"/>
+        <w:ind w:left="-2" w:right="-43" w:firstLine="0"/>
+        <w:rPr>
+          <w:rFonts w:ascii="Calibri" w:eastAsia="Calibri" w:hAnsi="Calibri" w:cs="Calibri"/>
+          <w:noProof/>
+          <w:sz w:val="22"/>
+        </w:rPr>
+      </w:pPr>
+      <w:r>
+        <w:rPr>
+          <w:rFonts w:ascii="Calibri" w:eastAsia="Calibri" w:hAnsi="Calibri" w:cs="Calibri"/>
+          <w:noProof/>
+          <w:sz w:val="22"/>
+        </w:rPr>
+        <w:t xml:space="preserve">            snapshot.documents.mapNotNull { it.toObject(Video::class.java) }</w:t>
+      </w:r>
+    </w:p>
+    <w:p>
+      <w:pPr>
+        <w:spacing w:after="0" w:line="259" w:lineRule="auto"/>
+        <w:ind w:left="-2" w:right="-43" w:firstLine="0"/>
+        <w:rPr>
+          <w:rFonts w:ascii="Calibri" w:eastAsia="Calibri" w:hAnsi="Calibri" w:cs="Calibri"/>
+          <w:noProof/>
+          <w:sz w:val="22"/>
+        </w:rPr>
+      </w:pPr>
+      <w:r>
+        <w:rPr>
+          <w:rFonts w:ascii="Calibri" w:eastAsia="Calibri" w:hAnsi="Calibri" w:cs="Calibri"/>
+          <w:noProof/>
+          <w:sz w:val="22"/>
+        </w:rPr>
+        <w:t xml:space="preserve">        } catch (e: Exception) {</w:t>
+      </w:r>
+    </w:p>
+    <w:p>
+      <w:pPr>
+        <w:spacing w:after="0" w:line="259" w:lineRule="auto"/>
+        <w:ind w:left="-2" w:right="-43" w:firstLine="0"/>
+        <w:rPr>
+          <w:rFonts w:ascii="Calibri" w:eastAsia="Calibri" w:hAnsi="Calibri" w:cs="Calibri"/>
+          <w:noProof/>
+          <w:sz w:val="22"/>
+        </w:rPr>
+      </w:pPr>
+      <w:r>
+        <w:rPr>
+          <w:rFonts w:ascii="Calibri" w:eastAsia="Calibri" w:hAnsi="Calibri" w:cs="Calibri"/>
+          <w:noProof/>
+          <w:sz w:val="22"/>
+        </w:rPr>
+        <w:t xml:space="preserve">            Log.e("FirestoreTest", "Error al obtener videos: ${e.message}", e)</w:t>
+      </w:r>
+    </w:p>
+    <w:p>
+      <w:pPr>
+        <w:spacing w:after="0" w:line="259" w:lineRule="auto"/>
+        <w:ind w:left="-2" w:right="-43" w:firstLine="0"/>
+        <w:rPr>
+          <w:rFonts w:ascii="Calibri" w:eastAsia="Calibri" w:hAnsi="Calibri" w:cs="Calibri"/>
+          <w:noProof/>
+          <w:sz w:val="22"/>
+        </w:rPr>
+      </w:pPr>
+      <w:r>
+        <w:rPr>
+          <w:rFonts w:ascii="Calibri" w:eastAsia="Calibri" w:hAnsi="Calibri" w:cs="Calibri"/>
+          <w:noProof/>
+          <w:sz w:val="22"/>
+        </w:rPr>
+        <w:t xml:space="preserve">            emptyList()</w:t>
+      </w:r>
+    </w:p>
+    <w:p>
+      <w:pPr>
+        <w:spacing w:after="0" w:line="259" w:lineRule="auto"/>
+        <w:ind w:left="-2" w:right="-43" w:firstLine="0"/>
+        <w:rPr>
+          <w:rFonts w:ascii="Calibri" w:eastAsia="Calibri" w:hAnsi="Calibri" w:cs="Calibri"/>
+          <w:noProof/>
+          <w:sz w:val="22"/>
+        </w:rPr>
+      </w:pPr>
+      <w:r>
+        <w:rPr>
+          <w:rFonts w:ascii="Calibri" w:eastAsia="Calibri" w:hAnsi="Calibri" w:cs="Calibri"/>
+          <w:noProof/>
+          <w:sz w:val="22"/>
+        </w:rPr>
+        <w:t xml:space="preserve">        }</w:t>
+      </w:r>
+    </w:p>
+    <w:p>
+      <w:pPr>
+        <w:spacing w:after="0" w:line="259" w:lineRule="auto"/>
+        <w:ind w:left="-2" w:right="-43" w:firstLine="0"/>
+        <w:rPr>
+          <w:rFonts w:ascii="Calibri" w:eastAsia="Calibri" w:hAnsi="Calibri" w:cs="Calibri"/>
+          <w:noProof/>
+          <w:sz w:val="22"/>
+        </w:rPr>
+      </w:pPr>
+      <w:r>
+        <w:rPr>
+          <w:rFonts w:ascii="Calibri" w:eastAsia="Calibri" w:hAnsi="Calibri" w:cs="Calibri"/>
+          <w:noProof/>
+          <w:sz w:val="22"/>
+        </w:rPr>
+        <w:t xml:space="preserve">    }</w:t>
+      </w:r>
+    </w:p>
+    <w:p>
+      <w:pPr>
+        <w:spacing w:after="0" w:line="259" w:lineRule="auto"/>
+        <w:ind w:left="-2" w:right="-43" w:firstLine="0"/>
+        <w:rPr>
+          <w:rFonts w:ascii="Calibri" w:eastAsia="Calibri" w:hAnsi="Calibri" w:cs="Calibri"/>
+          <w:noProof/>
+          <w:sz w:val="22"/>
+        </w:rPr>
+      </w:pPr>
+    </w:p>
+    <w:p>
+      <w:pPr>
+        <w:spacing w:after="0" w:line="259" w:lineRule="auto"/>
+        <w:ind w:left="-2" w:right="-43" w:firstLine="0"/>
+        <w:rPr>
+          <w:rFonts w:ascii="Calibri" w:eastAsia="Calibri" w:hAnsi="Calibri" w:cs="Calibri"/>
+          <w:noProof/>
+          <w:sz w:val="22"/>
+        </w:rPr>
+      </w:pPr>
+      <w:r>
+        <w:rPr>
+          <w:rFonts w:ascii="Calibri" w:eastAsia="Calibri" w:hAnsi="Calibri" w:cs="Calibri"/>
+          <w:noProof/>
+          <w:sz w:val="22"/>
+        </w:rPr>
+        <w:t xml:space="preserve">    override suspend fun saveVideo(video: Video) {</w:t>
+      </w:r>
+    </w:p>
+    <w:p>
+      <w:pPr>
+        <w:spacing w:after="0" w:line="259" w:lineRule="auto"/>
+        <w:ind w:left="-2" w:right="-43" w:firstLine="0"/>
+        <w:rPr>
+          <w:rFonts w:ascii="Calibri" w:eastAsia="Calibri" w:hAnsi="Calibri" w:cs="Calibri"/>
+          <w:noProof/>
+          <w:sz w:val="22"/>
+        </w:rPr>
+      </w:pPr>
+      <w:r>
+        <w:rPr>
+          <w:rFonts w:ascii="Calibri" w:eastAsia="Calibri" w:hAnsi="Calibri" w:cs="Calibri"/>
+          <w:noProof/>
+          <w:sz w:val="22"/>
+        </w:rPr>
+        <w:t xml:space="preserve">        try {</w:t>
+      </w:r>
+    </w:p>
+    <w:p>
+      <w:pPr>
+        <w:spacing w:after="0" w:line="259" w:lineRule="auto"/>
+        <w:ind w:left="-2" w:right="-43" w:firstLine="0"/>
+        <w:rPr>
+          <w:rFonts w:ascii="Calibri" w:eastAsia="Calibri" w:hAnsi="Calibri" w:cs="Calibri"/>
+          <w:noProof/>
+          <w:sz w:val="22"/>
+        </w:rPr>
+      </w:pPr>
+      <w:r>
+        <w:rPr>
+          <w:rFonts w:ascii="Calibri" w:eastAsia="Calibri" w:hAnsi="Calibri" w:cs="Calibri"/>
+          <w:noProof/>
+          <w:sz w:val="22"/>
+        </w:rPr>
+        <w:t xml:space="preserve">            firestore.collection("videos").add(video).await()</w:t>
+      </w:r>
+    </w:p>
+    <w:p>
+      <w:pPr>
+        <w:spacing w:after="0" w:line="259" w:lineRule="auto"/>
+        <w:ind w:left="-2" w:right="-43" w:firstLine="0"/>
+        <w:rPr>
+          <w:rFonts w:ascii="Calibri" w:eastAsia="Calibri" w:hAnsi="Calibri" w:cs="Calibri"/>
+          <w:noProof/>
+          <w:sz w:val="22"/>
+        </w:rPr>
+      </w:pPr>
+      <w:r>
+        <w:rPr>
+          <w:rFonts w:ascii="Calibri" w:eastAsia="Calibri" w:hAnsi="Calibri" w:cs="Calibri"/>
+          <w:noProof/>
+          <w:sz w:val="22"/>
+        </w:rPr>
+        <w:t xml:space="preserve">        } catch (e: Exception) {</w:t>
+      </w:r>
+    </w:p>
+    <w:p>
+      <w:pPr>
+        <w:spacing w:after="0" w:line="259" w:lineRule="auto"/>
+        <w:ind w:left="-2" w:right="-43" w:firstLine="0"/>
+        <w:rPr>
+          <w:rFonts w:ascii="Calibri" w:eastAsia="Calibri" w:hAnsi="Calibri" w:cs="Calibri"/>
+          <w:noProof/>
+          <w:sz w:val="22"/>
+        </w:rPr>
+      </w:pPr>
+      <w:r>
+        <w:rPr>
+          <w:rFonts w:ascii="Calibri" w:eastAsia="Calibri" w:hAnsi="Calibri" w:cs="Calibri"/>
+          <w:noProof/>
+          <w:sz w:val="22"/>
+        </w:rPr>
+        <w:t xml:space="preserve">            Log.e("FirestoreTest", "Error al guardar video: ${e.message}", e)</w:t>
+      </w:r>
+    </w:p>
+    <w:p>
+      <w:pPr>
+        <w:spacing w:after="0" w:line="259" w:lineRule="auto"/>
+        <w:ind w:left="-2" w:right="-43" w:firstLine="0"/>
+        <w:rPr>
+          <w:rFonts w:ascii="Calibri" w:eastAsia="Calibri" w:hAnsi="Calibri" w:cs="Calibri"/>
+          <w:noProof/>
+          <w:sz w:val="22"/>
+        </w:rPr>
+      </w:pPr>
+      <w:r>
+        <w:rPr>
+          <w:rFonts w:ascii="Calibri" w:eastAsia="Calibri" w:hAnsi="Calibri" w:cs="Calibri"/>
+          <w:noProof/>
+          <w:sz w:val="22"/>
+        </w:rPr>
+        <w:t xml:space="preserve">        }</w:t>
+      </w:r>
+    </w:p>
+    <w:p>
+      <w:pPr>
+        <w:spacing w:after="0" w:line="259" w:lineRule="auto"/>
+        <w:ind w:left="-2" w:right="-43" w:firstLine="0"/>
+        <w:rPr>
+          <w:rFonts w:ascii="Calibri" w:eastAsia="Calibri" w:hAnsi="Calibri" w:cs="Calibri"/>
+          <w:noProof/>
+          <w:sz w:val="22"/>
+        </w:rPr>
+      </w:pPr>
+      <w:r>
+        <w:rPr>
+          <w:rFonts w:ascii="Calibri" w:eastAsia="Calibri" w:hAnsi="Calibri" w:cs="Calibri"/>
+          <w:noProof/>
+          <w:sz w:val="22"/>
+        </w:rPr>
+        <w:t xml:space="preserve">    }</w:t>
+      </w:r>
+    </w:p>
+    <w:p>
+      <w:pPr>
+        <w:spacing w:after="0" w:line="259" w:lineRule="auto"/>
+        <w:ind w:left="-2" w:right="-43" w:firstLine="0"/>
+        <w:rPr>
+          <w:rFonts w:ascii="Calibri" w:eastAsia="Calibri" w:hAnsi="Calibri" w:cs="Calibri"/>
+          <w:noProof/>
+          <w:sz w:val="22"/>
+        </w:rPr>
+      </w:pPr>
+      <w:r>
+        <w:rPr>
+          <w:rFonts w:ascii="Calibri" w:eastAsia="Calibri" w:hAnsi="Calibri" w:cs="Calibri"/>
+          <w:noProof/>
+          <w:sz w:val="22"/>
+        </w:rPr>
+        <w:lastRenderedPageBreak/>
+        <w:t>}</w:t>
+      </w:r>
+    </w:p>
+    <w:p>
+      <w:pPr>
+        <w:spacing w:after="0" w:line="259" w:lineRule="auto"/>
+        <w:ind w:left="-2" w:right="-43" w:firstLine="0"/>
+        <w:rPr>
+          <w:rFonts w:ascii="Calibri" w:eastAsia="Calibri" w:hAnsi="Calibri" w:cs="Calibri"/>
+          <w:noProof/>
+          <w:sz w:val="22"/>
+        </w:rPr>
+      </w:pPr>
+    </w:p>
+    <w:p>
+      <w:pPr>
+        <w:spacing w:after="0" w:line="259" w:lineRule="auto"/>
+        <w:ind w:left="-2" w:right="-43" w:firstLine="0"/>
+        <w:rPr>
+          <w:rFonts w:ascii="Calibri" w:eastAsia="Calibri" w:hAnsi="Calibri" w:cs="Calibri"/>
+          <w:b/>
+          <w:bCs/>
+          <w:noProof/>
+          <w:sz w:val="22"/>
+          <w:u w:val="single"/>
+        </w:rPr>
+      </w:pPr>
+      <w:r>
+        <w:rPr>
+          <w:rFonts w:ascii="Calibri" w:eastAsia="Calibri" w:hAnsi="Calibri" w:cs="Calibri"/>
+          <w:b/>
+          <w:bCs/>
+          <w:noProof/>
+          <w:sz w:val="22"/>
+          <w:u w:val="single"/>
+        </w:rPr>
+        <w:t>2.1.</w:t>
+      </w:r>
+      <w:r>
+        <w:rPr>
+          <w:rFonts w:ascii="Calibri" w:eastAsia="Calibri" w:hAnsi="Calibri" w:cs="Calibri"/>
+          <w:b/>
+          <w:bCs/>
+          <w:noProof/>
+          <w:sz w:val="22"/>
+          <w:u w:val="single"/>
+        </w:rPr>
+        <w:t>ProfessorRepositoryImpl.kt</w:t>
+      </w:r>
+    </w:p>
+    <w:p>
+      <w:pPr>
+        <w:spacing w:after="0" w:line="259" w:lineRule="auto"/>
+        <w:ind w:left="-2" w:right="-43" w:firstLine="0"/>
+        <w:rPr>
+          <w:rFonts w:ascii="Calibri" w:eastAsia="Calibri" w:hAnsi="Calibri" w:cs="Calibri"/>
+          <w:b/>
+          <w:bCs/>
+          <w:noProof/>
+          <w:sz w:val="22"/>
+          <w:u w:val="single"/>
+        </w:rPr>
+      </w:pPr>
+    </w:p>
+    <w:p>
+      <w:pPr>
+        <w:spacing w:after="0" w:line="259" w:lineRule="auto"/>
+        <w:ind w:left="-2" w:right="-43" w:firstLine="0"/>
+        <w:rPr>
+          <w:rFonts w:ascii="Calibri" w:eastAsia="Calibri" w:hAnsi="Calibri" w:cs="Calibri"/>
+          <w:noProof/>
+          <w:sz w:val="22"/>
+        </w:rPr>
+      </w:pPr>
+      <w:r>
+        <w:rPr>
+          <w:rFonts w:ascii="Calibri" w:eastAsia="Calibri" w:hAnsi="Calibri" w:cs="Calibri"/>
+          <w:noProof/>
+          <w:sz w:val="22"/>
+        </w:rPr>
+        <w:t>package com.example.loginycardview.data.repository</w:t>
+      </w:r>
+    </w:p>
+    <w:p>
+      <w:pPr>
+        <w:spacing w:after="0" w:line="259" w:lineRule="auto"/>
+        <w:ind w:left="-2" w:right="-43" w:firstLine="0"/>
+        <w:rPr>
+          <w:rFonts w:ascii="Calibri" w:eastAsia="Calibri" w:hAnsi="Calibri" w:cs="Calibri"/>
+          <w:noProof/>
+          <w:sz w:val="22"/>
+        </w:rPr>
+      </w:pPr>
+    </w:p>
+    <w:p>
+      <w:pPr>
+        <w:spacing w:after="0" w:line="259" w:lineRule="auto"/>
+        <w:ind w:left="-2" w:right="-43" w:firstLine="0"/>
+        <w:rPr>
+          <w:rFonts w:ascii="Calibri" w:eastAsia="Calibri" w:hAnsi="Calibri" w:cs="Calibri"/>
+          <w:noProof/>
+          <w:sz w:val="22"/>
+        </w:rPr>
+      </w:pPr>
+      <w:r>
+        <w:rPr>
+          <w:rFonts w:ascii="Calibri" w:eastAsia="Calibri" w:hAnsi="Calibri" w:cs="Calibri"/>
+          <w:noProof/>
+          <w:sz w:val="22"/>
+        </w:rPr>
+        <w:t>import android.util.Log</w:t>
+      </w:r>
+    </w:p>
+    <w:p>
+      <w:pPr>
+        <w:spacing w:after="0" w:line="259" w:lineRule="auto"/>
+        <w:ind w:left="-2" w:right="-43" w:firstLine="0"/>
+        <w:rPr>
+          <w:rFonts w:ascii="Calibri" w:eastAsia="Calibri" w:hAnsi="Calibri" w:cs="Calibri"/>
+          <w:noProof/>
+          <w:sz w:val="22"/>
+        </w:rPr>
+      </w:pPr>
+      <w:r>
+        <w:rPr>
+          <w:rFonts w:ascii="Calibri" w:eastAsia="Calibri" w:hAnsi="Calibri" w:cs="Calibri"/>
+          <w:noProof/>
+          <w:sz w:val="22"/>
+        </w:rPr>
+        <w:t>import com.example.loginycardview.domain.Professor</w:t>
+      </w:r>
+    </w:p>
+    <w:p>
+      <w:pPr>
+        <w:spacing w:after="0" w:line="259" w:lineRule="auto"/>
+        <w:ind w:left="-2" w:right="-43" w:firstLine="0"/>
+        <w:rPr>
+          <w:rFonts w:ascii="Calibri" w:eastAsia="Calibri" w:hAnsi="Calibri" w:cs="Calibri"/>
+          <w:noProof/>
+          <w:sz w:val="22"/>
+        </w:rPr>
+      </w:pPr>
+      <w:r>
+        <w:rPr>
+          <w:rFonts w:ascii="Calibri" w:eastAsia="Calibri" w:hAnsi="Calibri" w:cs="Calibri"/>
+          <w:noProof/>
+          <w:sz w:val="22"/>
+        </w:rPr>
+        <w:t>import com.example.loginycardview.domain.ProfessorRepository</w:t>
+      </w:r>
+    </w:p>
+    <w:p>
+      <w:pPr>
+        <w:spacing w:after="0" w:line="259" w:lineRule="auto"/>
+        <w:ind w:left="-2" w:right="-43" w:firstLine="0"/>
+        <w:rPr>
+          <w:rFonts w:ascii="Calibri" w:eastAsia="Calibri" w:hAnsi="Calibri" w:cs="Calibri"/>
+          <w:noProof/>
+          <w:sz w:val="22"/>
+        </w:rPr>
+      </w:pPr>
+      <w:r>
+        <w:rPr>
+          <w:rFonts w:ascii="Calibri" w:eastAsia="Calibri" w:hAnsi="Calibri" w:cs="Calibri"/>
+          <w:noProof/>
+          <w:sz w:val="22"/>
+        </w:rPr>
+        <w:t>import com.google.firebase.firestore.FirebaseFirestore</w:t>
+      </w:r>
+    </w:p>
+    <w:p>
+      <w:pPr>
+        <w:spacing w:after="0" w:line="259" w:lineRule="auto"/>
+        <w:ind w:left="-2" w:right="-43" w:firstLine="0"/>
+        <w:rPr>
+          <w:rFonts w:ascii="Calibri" w:eastAsia="Calibri" w:hAnsi="Calibri" w:cs="Calibri"/>
+          <w:noProof/>
+          <w:sz w:val="22"/>
+        </w:rPr>
+      </w:pPr>
+      <w:r>
+        <w:rPr>
+          <w:rFonts w:ascii="Calibri" w:eastAsia="Calibri" w:hAnsi="Calibri" w:cs="Calibri"/>
+          <w:noProof/>
+          <w:sz w:val="22"/>
+        </w:rPr>
+        <w:t>import kotlinx.coroutines.tasks.await</w:t>
+      </w:r>
+    </w:p>
+    <w:p>
+      <w:pPr>
+        <w:spacing w:after="0" w:line="259" w:lineRule="auto"/>
+        <w:ind w:left="-2" w:right="-43" w:firstLine="0"/>
+        <w:rPr>
+          <w:rFonts w:ascii="Calibri" w:eastAsia="Calibri" w:hAnsi="Calibri" w:cs="Calibri"/>
+          <w:noProof/>
+          <w:sz w:val="22"/>
+        </w:rPr>
+      </w:pPr>
+      <w:r>
+        <w:rPr>
+          <w:rFonts w:ascii="Calibri" w:eastAsia="Calibri" w:hAnsi="Calibri" w:cs="Calibri"/>
+          <w:noProof/>
+          <w:sz w:val="22"/>
+        </w:rPr>
+        <w:t>import javax.inject.Inject</w:t>
+      </w:r>
+    </w:p>
+    <w:p>
+      <w:pPr>
+        <w:spacing w:after="0" w:line="259" w:lineRule="auto"/>
+        <w:ind w:left="-2" w:right="-43" w:firstLine="0"/>
+        <w:rPr>
+          <w:rFonts w:ascii="Calibri" w:eastAsia="Calibri" w:hAnsi="Calibri" w:cs="Calibri"/>
+          <w:noProof/>
+          <w:sz w:val="22"/>
+        </w:rPr>
+      </w:pPr>
+      <w:r>
+        <w:rPr>
+          <w:rFonts w:ascii="Calibri" w:eastAsia="Calibri" w:hAnsi="Calibri" w:cs="Calibri"/>
+          <w:noProof/>
+          <w:sz w:val="22"/>
+        </w:rPr>
+        <w:t>import javax.inject.Singleton</w:t>
+      </w:r>
+    </w:p>
+    <w:p>
+      <w:pPr>
+        <w:spacing w:after="0" w:line="259" w:lineRule="auto"/>
+        <w:ind w:left="-2" w:right="-43" w:firstLine="0"/>
+        <w:rPr>
+          <w:rFonts w:ascii="Calibri" w:eastAsia="Calibri" w:hAnsi="Calibri" w:cs="Calibri"/>
+          <w:noProof/>
+          <w:sz w:val="22"/>
+        </w:rPr>
+      </w:pPr>
+    </w:p>
+    <w:p>
+      <w:pPr>
+        <w:spacing w:after="0" w:line="259" w:lineRule="auto"/>
+        <w:ind w:left="-2" w:right="-43" w:firstLine="0"/>
+        <w:rPr>
+          <w:rFonts w:ascii="Calibri" w:eastAsia="Calibri" w:hAnsi="Calibri" w:cs="Calibri"/>
+          <w:noProof/>
+          <w:sz w:val="22"/>
+        </w:rPr>
+      </w:pPr>
+      <w:r>
+        <w:rPr>
+          <w:rFonts w:ascii="Calibri" w:eastAsia="Calibri" w:hAnsi="Calibri" w:cs="Calibri"/>
+          <w:noProof/>
+          <w:sz w:val="22"/>
+        </w:rPr>
+        <w:t>@Singleton</w:t>
+      </w:r>
+    </w:p>
+    <w:p>
+      <w:pPr>
+        <w:spacing w:after="0" w:line="259" w:lineRule="auto"/>
+        <w:ind w:left="-2" w:right="-43" w:firstLine="0"/>
+        <w:rPr>
+          <w:rFonts w:ascii="Calibri" w:eastAsia="Calibri" w:hAnsi="Calibri" w:cs="Calibri"/>
+          <w:noProof/>
+          <w:sz w:val="22"/>
+        </w:rPr>
+      </w:pPr>
+      <w:r>
+        <w:rPr>
+          <w:rFonts w:ascii="Calibri" w:eastAsia="Calibri" w:hAnsi="Calibri" w:cs="Calibri"/>
+          <w:noProof/>
+          <w:sz w:val="22"/>
+        </w:rPr>
+        <w:t>class ProfessorRepositoryImpl @Inject constructor(</w:t>
+      </w:r>
+    </w:p>
+    <w:p>
+      <w:pPr>
+        <w:spacing w:after="0" w:line="259" w:lineRule="auto"/>
+        <w:ind w:left="-2" w:right="-43" w:firstLine="0"/>
+        <w:rPr>
+          <w:rFonts w:ascii="Calibri" w:eastAsia="Calibri" w:hAnsi="Calibri" w:cs="Calibri"/>
+          <w:noProof/>
+          <w:sz w:val="22"/>
+        </w:rPr>
+      </w:pPr>
+      <w:r>
+        <w:rPr>
+          <w:rFonts w:ascii="Calibri" w:eastAsia="Calibri" w:hAnsi="Calibri" w:cs="Calibri"/>
+          <w:noProof/>
+          <w:sz w:val="22"/>
+        </w:rPr>
+        <w:t xml:space="preserve">    private val firestore: FirebaseFirestore</w:t>
+      </w:r>
+    </w:p>
+    <w:p>
+      <w:pPr>
+        <w:spacing w:after="0" w:line="259" w:lineRule="auto"/>
+        <w:ind w:left="-2" w:right="-43" w:firstLine="0"/>
+        <w:rPr>
+          <w:rFonts w:ascii="Calibri" w:eastAsia="Calibri" w:hAnsi="Calibri" w:cs="Calibri"/>
+          <w:noProof/>
+          <w:sz w:val="22"/>
+        </w:rPr>
+      </w:pPr>
+      <w:r>
+        <w:rPr>
+          <w:rFonts w:ascii="Calibri" w:eastAsia="Calibri" w:hAnsi="Calibri" w:cs="Calibri"/>
+          <w:noProof/>
+          <w:sz w:val="22"/>
+        </w:rPr>
+        <w:t>) : ProfessorRepository {</w:t>
+      </w:r>
+    </w:p>
+    <w:p>
+      <w:pPr>
+        <w:spacing w:after="0" w:line="259" w:lineRule="auto"/>
+        <w:ind w:left="-2" w:right="-43" w:firstLine="0"/>
+        <w:rPr>
+          <w:rFonts w:ascii="Calibri" w:eastAsia="Calibri" w:hAnsi="Calibri" w:cs="Calibri"/>
+          <w:noProof/>
+          <w:sz w:val="22"/>
+        </w:rPr>
+      </w:pPr>
+    </w:p>
+    <w:p>
+      <w:pPr>
+        <w:spacing w:after="0" w:line="259" w:lineRule="auto"/>
+        <w:ind w:left="-2" w:right="-43" w:firstLine="0"/>
+        <w:rPr>
+          <w:rFonts w:ascii="Calibri" w:eastAsia="Calibri" w:hAnsi="Calibri" w:cs="Calibri"/>
+          <w:noProof/>
+          <w:sz w:val="22"/>
+        </w:rPr>
+      </w:pPr>
+      <w:r>
+        <w:rPr>
+          <w:rFonts w:ascii="Calibri" w:eastAsia="Calibri" w:hAnsi="Calibri" w:cs="Calibri"/>
+          <w:noProof/>
+          <w:sz w:val="22"/>
+        </w:rPr>
+        <w:t xml:space="preserve">    override suspend fun getProfessors(): List&lt;Professor&gt; {</w:t>
+      </w:r>
+    </w:p>
+    <w:p>
+      <w:pPr>
+        <w:spacing w:after="0" w:line="259" w:lineRule="auto"/>
+        <w:ind w:left="-2" w:right="-43" w:firstLine="0"/>
+        <w:rPr>
+          <w:rFonts w:ascii="Calibri" w:eastAsia="Calibri" w:hAnsi="Calibri" w:cs="Calibri"/>
+          <w:noProof/>
+          <w:sz w:val="22"/>
+        </w:rPr>
+      </w:pPr>
+      <w:r>
+        <w:rPr>
+          <w:rFonts w:ascii="Calibri" w:eastAsia="Calibri" w:hAnsi="Calibri" w:cs="Calibri"/>
+          <w:noProof/>
+          <w:sz w:val="22"/>
+        </w:rPr>
+        <w:t xml:space="preserve">        return try {</w:t>
+      </w:r>
+    </w:p>
+    <w:p>
+      <w:pPr>
+        <w:spacing w:after="0" w:line="259" w:lineRule="auto"/>
+        <w:ind w:left="-2" w:right="-43" w:firstLine="0"/>
+        <w:rPr>
+          <w:rFonts w:ascii="Calibri" w:eastAsia="Calibri" w:hAnsi="Calibri" w:cs="Calibri"/>
+          <w:noProof/>
+          <w:sz w:val="22"/>
+        </w:rPr>
+      </w:pPr>
+      <w:r>
+        <w:rPr>
+          <w:rFonts w:ascii="Calibri" w:eastAsia="Calibri" w:hAnsi="Calibri" w:cs="Calibri"/>
+          <w:noProof/>
+          <w:sz w:val="22"/>
+        </w:rPr>
+        <w:t xml:space="preserve">            val snapshot = firestore.collection("professors").get().await()</w:t>
+      </w:r>
+    </w:p>
+    <w:p>
+      <w:pPr>
+        <w:spacing w:after="0" w:line="259" w:lineRule="auto"/>
+        <w:ind w:left="-2" w:right="-43" w:firstLine="0"/>
+        <w:rPr>
+          <w:rFonts w:ascii="Calibri" w:eastAsia="Calibri" w:hAnsi="Calibri" w:cs="Calibri"/>
+          <w:noProof/>
+          <w:sz w:val="22"/>
+        </w:rPr>
+      </w:pPr>
+      <w:r>
+        <w:rPr>
+          <w:rFonts w:ascii="Calibri" w:eastAsia="Calibri" w:hAnsi="Calibri" w:cs="Calibri"/>
+          <w:noProof/>
+          <w:sz w:val="22"/>
+        </w:rPr>
+        <w:t xml:space="preserve">            snapshot.documents.mapNotNull { it.toObject(Professor::class.java) }</w:t>
+      </w:r>
+    </w:p>
+    <w:p>
+      <w:pPr>
+        <w:spacing w:after="0" w:line="259" w:lineRule="auto"/>
+        <w:ind w:left="-2" w:right="-43" w:firstLine="0"/>
+        <w:rPr>
+          <w:rFonts w:ascii="Calibri" w:eastAsia="Calibri" w:hAnsi="Calibri" w:cs="Calibri"/>
+          <w:noProof/>
+          <w:sz w:val="22"/>
+        </w:rPr>
+      </w:pPr>
+      <w:r>
+        <w:rPr>
+          <w:rFonts w:ascii="Calibri" w:eastAsia="Calibri" w:hAnsi="Calibri" w:cs="Calibri"/>
+          <w:noProof/>
+          <w:sz w:val="22"/>
+        </w:rPr>
+        <w:t xml:space="preserve">        } catch (e: Exception) {</w:t>
+      </w:r>
+    </w:p>
+    <w:p>
+      <w:pPr>
+        <w:spacing w:after="0" w:line="259" w:lineRule="auto"/>
+        <w:ind w:left="-2" w:right="-43" w:firstLine="0"/>
+        <w:rPr>
+          <w:rFonts w:ascii="Calibri" w:eastAsia="Calibri" w:hAnsi="Calibri" w:cs="Calibri"/>
+          <w:noProof/>
+          <w:sz w:val="22"/>
+        </w:rPr>
+      </w:pPr>
+      <w:r>
+        <w:rPr>
+          <w:rFonts w:ascii="Calibri" w:eastAsia="Calibri" w:hAnsi="Calibri" w:cs="Calibri"/>
+          <w:noProof/>
+          <w:sz w:val="22"/>
+        </w:rPr>
+        <w:t xml:space="preserve">            Log.e("FirestoreTest", "Error al obtener profesores: ${e.message}", e)</w:t>
+      </w:r>
+    </w:p>
+    <w:p>
+      <w:pPr>
+        <w:spacing w:after="0" w:line="259" w:lineRule="auto"/>
+        <w:ind w:left="-2" w:right="-43" w:firstLine="0"/>
+        <w:rPr>
+          <w:rFonts w:ascii="Calibri" w:eastAsia="Calibri" w:hAnsi="Calibri" w:cs="Calibri"/>
+          <w:noProof/>
+          <w:sz w:val="22"/>
+        </w:rPr>
+      </w:pPr>
+      <w:r>
+        <w:rPr>
+          <w:rFonts w:ascii="Calibri" w:eastAsia="Calibri" w:hAnsi="Calibri" w:cs="Calibri"/>
+          <w:noProof/>
+          <w:sz w:val="22"/>
+        </w:rPr>
+        <w:t xml:space="preserve">            emptyList()</w:t>
+      </w:r>
+    </w:p>
+    <w:p>
+      <w:pPr>
+        <w:spacing w:after="0" w:line="259" w:lineRule="auto"/>
+        <w:ind w:left="-2" w:right="-43" w:firstLine="0"/>
+        <w:rPr>
+          <w:rFonts w:ascii="Calibri" w:eastAsia="Calibri" w:hAnsi="Calibri" w:cs="Calibri"/>
+          <w:noProof/>
+          <w:sz w:val="22"/>
+        </w:rPr>
+      </w:pPr>
+      <w:r>
+        <w:rPr>
+          <w:rFonts w:ascii="Calibri" w:eastAsia="Calibri" w:hAnsi="Calibri" w:cs="Calibri"/>
+          <w:noProof/>
+          <w:sz w:val="22"/>
+        </w:rPr>
+        <w:t xml:space="preserve">        }</w:t>
+      </w:r>
+    </w:p>
+    <w:p>
+      <w:pPr>
+        <w:spacing w:after="0" w:line="259" w:lineRule="auto"/>
+        <w:ind w:left="-2" w:right="-43" w:firstLine="0"/>
+        <w:rPr>
+          <w:rFonts w:ascii="Calibri" w:eastAsia="Calibri" w:hAnsi="Calibri" w:cs="Calibri"/>
+          <w:noProof/>
+          <w:sz w:val="22"/>
+        </w:rPr>
+      </w:pPr>
+      <w:r>
+        <w:rPr>
+          <w:rFonts w:ascii="Calibri" w:eastAsia="Calibri" w:hAnsi="Calibri" w:cs="Calibri"/>
+          <w:noProof/>
+          <w:sz w:val="22"/>
+        </w:rPr>
+        <w:t xml:space="preserve">    }</w:t>
+      </w:r>
+    </w:p>
+    <w:p>
+      <w:pPr>
+        <w:spacing w:after="0" w:line="259" w:lineRule="auto"/>
+        <w:ind w:left="-2" w:right="-43" w:firstLine="0"/>
+        <w:rPr>
+          <w:rFonts w:ascii="Calibri" w:eastAsia="Calibri" w:hAnsi="Calibri" w:cs="Calibri"/>
+          <w:noProof/>
+          <w:sz w:val="22"/>
+        </w:rPr>
+      </w:pPr>
+    </w:p>
+    <w:p>
+      <w:pPr>
+        <w:spacing w:after="0" w:line="259" w:lineRule="auto"/>
+        <w:ind w:left="-2" w:right="-43" w:firstLine="0"/>
+        <w:rPr>
+          <w:rFonts w:ascii="Calibri" w:eastAsia="Calibri" w:hAnsi="Calibri" w:cs="Calibri"/>
+          <w:noProof/>
+          <w:sz w:val="22"/>
+        </w:rPr>
+      </w:pPr>
+      <w:r>
+        <w:rPr>
+          <w:rFonts w:ascii="Calibri" w:eastAsia="Calibri" w:hAnsi="Calibri" w:cs="Calibri"/>
+          <w:noProof/>
+          <w:sz w:val="22"/>
+        </w:rPr>
+        <w:t xml:space="preserve">    override suspend fun saveProfessor(professor: Professor) {</w:t>
+      </w:r>
+    </w:p>
+    <w:p>
+      <w:pPr>
+        <w:spacing w:after="0" w:line="259" w:lineRule="auto"/>
+        <w:ind w:left="-2" w:right="-43" w:firstLine="0"/>
+        <w:rPr>
+          <w:rFonts w:ascii="Calibri" w:eastAsia="Calibri" w:hAnsi="Calibri" w:cs="Calibri"/>
+          <w:noProof/>
+          <w:sz w:val="22"/>
+        </w:rPr>
+      </w:pPr>
+      <w:r>
+        <w:rPr>
+          <w:rFonts w:ascii="Calibri" w:eastAsia="Calibri" w:hAnsi="Calibri" w:cs="Calibri"/>
+          <w:noProof/>
+          <w:sz w:val="22"/>
+        </w:rPr>
+        <w:t xml:space="preserve">        try {</w:t>
+      </w:r>
+    </w:p>
+    <w:p>
+      <w:pPr>
+        <w:spacing w:after="0" w:line="259" w:lineRule="auto"/>
+        <w:ind w:left="-2" w:right="-43" w:firstLine="0"/>
+        <w:rPr>
+          <w:rFonts w:ascii="Calibri" w:eastAsia="Calibri" w:hAnsi="Calibri" w:cs="Calibri"/>
+          <w:noProof/>
+          <w:sz w:val="22"/>
+        </w:rPr>
+      </w:pPr>
+      <w:r>
+        <w:rPr>
+          <w:rFonts w:ascii="Calibri" w:eastAsia="Calibri" w:hAnsi="Calibri" w:cs="Calibri"/>
+          <w:noProof/>
+          <w:sz w:val="22"/>
+        </w:rPr>
+        <w:t xml:space="preserve">            firestore.collection("professors").add(professor).await()</w:t>
+      </w:r>
+    </w:p>
+    <w:p>
+      <w:pPr>
+        <w:spacing w:after="0" w:line="259" w:lineRule="auto"/>
+        <w:ind w:left="-2" w:right="-43" w:firstLine="0"/>
+        <w:rPr>
+          <w:rFonts w:ascii="Calibri" w:eastAsia="Calibri" w:hAnsi="Calibri" w:cs="Calibri"/>
+          <w:noProof/>
+          <w:sz w:val="22"/>
+        </w:rPr>
+      </w:pPr>
+      <w:r>
+        <w:rPr>
+          <w:rFonts w:ascii="Calibri" w:eastAsia="Calibri" w:hAnsi="Calibri" w:cs="Calibri"/>
+          <w:noProof/>
+          <w:sz w:val="22"/>
+        </w:rPr>
+        <w:t xml:space="preserve">        } catch (e: Exception) {</w:t>
+      </w:r>
+    </w:p>
+    <w:p>
+      <w:pPr>
+        <w:spacing w:after="0" w:line="259" w:lineRule="auto"/>
+        <w:ind w:left="-2" w:right="-43" w:firstLine="0"/>
+        <w:rPr>
+          <w:rFonts w:ascii="Calibri" w:eastAsia="Calibri" w:hAnsi="Calibri" w:cs="Calibri"/>
+          <w:noProof/>
+          <w:sz w:val="22"/>
+        </w:rPr>
+      </w:pPr>
+      <w:r>
+        <w:rPr>
+          <w:rFonts w:ascii="Calibri" w:eastAsia="Calibri" w:hAnsi="Calibri" w:cs="Calibri"/>
+          <w:noProof/>
+          <w:sz w:val="22"/>
+        </w:rPr>
+        <w:t xml:space="preserve">            Log.e("FirestoreTest", "Error al guardar profesor: ${e.message}", e)</w:t>
+      </w:r>
+    </w:p>
+    <w:p>
+      <w:pPr>
+        <w:spacing w:after="0" w:line="259" w:lineRule="auto"/>
+        <w:ind w:left="-2" w:right="-43" w:firstLine="0"/>
+        <w:rPr>
+          <w:rFonts w:ascii="Calibri" w:eastAsia="Calibri" w:hAnsi="Calibri" w:cs="Calibri"/>
+          <w:noProof/>
+          <w:sz w:val="22"/>
+        </w:rPr>
+      </w:pPr>
+      <w:r>
+        <w:rPr>
+          <w:rFonts w:ascii="Calibri" w:eastAsia="Calibri" w:hAnsi="Calibri" w:cs="Calibri"/>
+          <w:noProof/>
+          <w:sz w:val="22"/>
+        </w:rPr>
+        <w:t xml:space="preserve">        }</w:t>
+      </w:r>
+    </w:p>
+    <w:p>
+      <w:pPr>
+        <w:spacing w:after="0" w:line="259" w:lineRule="auto"/>
+        <w:ind w:left="-2" w:right="-43" w:firstLine="0"/>
+        <w:rPr>
+          <w:rFonts w:ascii="Calibri" w:eastAsia="Calibri" w:hAnsi="Calibri" w:cs="Calibri"/>
+          <w:noProof/>
+          <w:sz w:val="22"/>
+        </w:rPr>
+      </w:pPr>
+      <w:r>
+        <w:rPr>
+          <w:rFonts w:ascii="Calibri" w:eastAsia="Calibri" w:hAnsi="Calibri" w:cs="Calibri"/>
+          <w:noProof/>
+          <w:sz w:val="22"/>
+        </w:rPr>
+        <w:t xml:space="preserve">    }</w:t>
+      </w:r>
+    </w:p>
+    <w:p>
+      <w:pPr>
+        <w:spacing w:after="0" w:line="259" w:lineRule="auto"/>
+        <w:ind w:left="-2" w:right="-43" w:firstLine="0"/>
+        <w:rPr>
+          <w:rFonts w:ascii="Calibri" w:eastAsia="Calibri" w:hAnsi="Calibri" w:cs="Calibri"/>
+          <w:noProof/>
+          <w:sz w:val="22"/>
+        </w:rPr>
+      </w:pPr>
+      <w:r>
+        <w:rPr>
+          <w:rFonts w:ascii="Calibri" w:eastAsia="Calibri" w:hAnsi="Calibri" w:cs="Calibri"/>
+          <w:noProof/>
+          <w:sz w:val="22"/>
+        </w:rPr>
+        <w:t>}</w:t>
+      </w:r>
+    </w:p>
+    <w:p>
+      <w:pPr>
+        <w:spacing w:after="0" w:line="259" w:lineRule="auto"/>
+        <w:ind w:left="-2" w:right="-43" w:firstLine="0"/>
+        <w:rPr>
+          <w:rFonts w:ascii="Calibri" w:eastAsia="Calibri" w:hAnsi="Calibri" w:cs="Calibri"/>
+          <w:noProof/>
+          <w:sz w:val="22"/>
+        </w:rPr>
+      </w:pPr>
+      <w:r>
+        <w:rPr>
+          <w:rFonts w:ascii="Calibri" w:eastAsia="Calibri" w:hAnsi="Calibri" w:cs="Calibri"/>
+          <w:noProof/>
+          <w:sz w:val="22"/>
+        </w:rPr>
+        <w:pict w14:anchorId="4F7CBD74">
+          <v:rect id="_x0000_i1060" style="width:0;height:1.5pt" o:hralign="center" o:hrstd="t" o:hr="t" fillcolor="#a0a0a0" stroked="f"/>
+        </w:pict>
+      </w:r>
+    </w:p>
+    <w:p>
+      <w:pPr>
+        <w:spacing w:after="0" w:line="259" w:lineRule="auto"/>
+        <w:ind w:right="-43"/>
+        <w:jc w:val="center"/>
+        <w:rPr>
+          <w:rFonts w:ascii="Calibri" w:eastAsia="Calibri" w:hAnsi="Calibri" w:cs="Calibri"/>
+          <w:b/>
+          <w:bCs/>
+          <w:noProof/>
+          <w:sz w:val="28"/>
+          <w:szCs w:val="28"/>
+          <w:u w:val="single"/>
+        </w:rPr>
+      </w:pPr>
+      <w:r>
+        <w:rPr>
+          <w:rFonts w:ascii="Calibri" w:eastAsia="Calibri" w:hAnsi="Calibri" w:cs="Calibri"/>
+          <w:b/>
+          <w:bCs/>
+          <w:noProof/>
+          <w:sz w:val="28"/>
+          <w:szCs w:val="28"/>
+          <w:u w:val="single"/>
+        </w:rPr>
+        <w:t>6. Conectar Firestore con ViewModel</w:t>
+      </w:r>
+    </w:p>
+    <w:p>
+      <w:pPr>
+        <w:spacing w:after="0" w:line="259" w:lineRule="auto"/>
+        <w:ind w:left="-2" w:right="-43" w:firstLine="0"/>
+        <w:rPr>
+          <w:rFonts w:ascii="Calibri" w:eastAsia="Calibri" w:hAnsi="Calibri" w:cs="Calibri"/>
+          <w:noProof/>
+          <w:sz w:val="22"/>
+        </w:rPr>
+      </w:pPr>
+      <w:r>
+        <w:rPr>
+          <w:rFonts w:ascii="Calibri" w:eastAsia="Calibri" w:hAnsi="Calibri" w:cs="Calibri"/>
+          <w:noProof/>
+          <w:sz w:val="22"/>
+        </w:rPr>
+        <w:t xml:space="preserve">Para que la UI pueda acceder a Firestore, usamos </w:t>
+      </w:r>
+      <w:r>
+        <w:rPr>
+          <w:rFonts w:ascii="Calibri" w:eastAsia="Calibri" w:hAnsi="Calibri" w:cs="Calibri"/>
+          <w:b/>
+          <w:bCs/>
+          <w:noProof/>
+          <w:sz w:val="22"/>
+        </w:rPr>
+        <w:t>ViewModel</w:t>
+      </w:r>
+      <w:r>
+        <w:rPr>
+          <w:rFonts w:ascii="Calibri" w:eastAsia="Calibri" w:hAnsi="Calibri" w:cs="Calibri"/>
+          <w:noProof/>
+          <w:sz w:val="22"/>
+        </w:rPr>
+        <w:t>.</w:t>
+      </w:r>
+    </w:p>
+    <w:p>
+      <w:pPr>
+        <w:spacing w:after="0" w:line="259" w:lineRule="auto"/>
+        <w:ind w:left="-2" w:right="-43" w:firstLine="0"/>
+        <w:rPr>
+          <w:rFonts w:ascii="Calibri" w:eastAsia="Calibri" w:hAnsi="Calibri" w:cs="Calibri"/>
+          <w:noProof/>
+          <w:sz w:val="22"/>
+        </w:rPr>
+      </w:pPr>
+      <w:r>
+        <w:rPr>
+          <w:rFonts w:ascii="Calibri" w:eastAsia="Calibri" w:hAnsi="Calibri" w:cs="Calibri"/>
+          <w:noProof/>
+          <w:sz w:val="22"/>
+        </w:rPr>
+        <w:t>Ejemplo de VideoViewModel.kt:</w:t>
+      </w:r>
+    </w:p>
+    <w:p>
+      <w:pPr>
+        <w:spacing w:after="0" w:line="259" w:lineRule="auto"/>
+        <w:ind w:left="-2" w:right="-43" w:firstLine="0"/>
+        <w:rPr>
+          <w:rFonts w:ascii="Calibri" w:eastAsia="Calibri" w:hAnsi="Calibri" w:cs="Calibri"/>
+          <w:noProof/>
+          <w:sz w:val="22"/>
+        </w:rPr>
+      </w:pPr>
+    </w:p>
+    <w:p>
+      <w:pPr>
+        <w:spacing w:after="0" w:line="259" w:lineRule="auto"/>
+        <w:ind w:left="-2" w:right="-43" w:firstLine="0"/>
+        <w:rPr>
+          <w:rFonts w:ascii="Calibri" w:eastAsia="Calibri" w:hAnsi="Calibri" w:cs="Calibri"/>
+          <w:noProof/>
+          <w:sz w:val="22"/>
+        </w:rPr>
+      </w:pPr>
+      <w:r>
+        <w:rPr>
+          <w:rFonts w:ascii="Calibri" w:eastAsia="Calibri" w:hAnsi="Calibri" w:cs="Calibri"/>
+          <w:noProof/>
+          <w:sz w:val="22"/>
+        </w:rPr>
+        <w:t>package com.example.loginycardview.presentation.viewmodel</w:t>
+      </w:r>
+    </w:p>
+    <w:p>
+      <w:pPr>
+        <w:spacing w:after="0" w:line="259" w:lineRule="auto"/>
+        <w:ind w:left="-2" w:right="-43" w:firstLine="0"/>
+        <w:rPr>
+          <w:rFonts w:ascii="Calibri" w:eastAsia="Calibri" w:hAnsi="Calibri" w:cs="Calibri"/>
+          <w:noProof/>
+          <w:sz w:val="22"/>
+        </w:rPr>
+      </w:pPr>
+    </w:p>
+    <w:p>
+      <w:pPr>
+        <w:spacing w:after="0" w:line="259" w:lineRule="auto"/>
+        <w:ind w:left="-2" w:right="-43" w:firstLine="0"/>
+        <w:rPr>
+          <w:rFonts w:ascii="Calibri" w:eastAsia="Calibri" w:hAnsi="Calibri" w:cs="Calibri"/>
+          <w:noProof/>
+          <w:sz w:val="22"/>
+        </w:rPr>
+      </w:pPr>
+      <w:r>
+        <w:rPr>
+          <w:rFonts w:ascii="Calibri" w:eastAsia="Calibri" w:hAnsi="Calibri" w:cs="Calibri"/>
+          <w:noProof/>
+          <w:sz w:val="22"/>
+        </w:rPr>
+        <w:t>import androidx.lifecycle.ViewModel</w:t>
+      </w:r>
+    </w:p>
+    <w:p>
+      <w:pPr>
+        <w:spacing w:after="0" w:line="259" w:lineRule="auto"/>
+        <w:ind w:left="-2" w:right="-43" w:firstLine="0"/>
+        <w:rPr>
+          <w:rFonts w:ascii="Calibri" w:eastAsia="Calibri" w:hAnsi="Calibri" w:cs="Calibri"/>
+          <w:noProof/>
+          <w:sz w:val="22"/>
+        </w:rPr>
+      </w:pPr>
+      <w:r>
+        <w:rPr>
+          <w:rFonts w:ascii="Calibri" w:eastAsia="Calibri" w:hAnsi="Calibri" w:cs="Calibri"/>
+          <w:noProof/>
+          <w:sz w:val="22"/>
+        </w:rPr>
+        <w:t>import androidx.lifecycle.viewModelScope</w:t>
+      </w:r>
+    </w:p>
+    <w:p>
+      <w:pPr>
+        <w:spacing w:after="0" w:line="259" w:lineRule="auto"/>
+        <w:ind w:left="-2" w:right="-43" w:firstLine="0"/>
+        <w:rPr>
+          <w:rFonts w:ascii="Calibri" w:eastAsia="Calibri" w:hAnsi="Calibri" w:cs="Calibri"/>
+          <w:noProof/>
+          <w:sz w:val="22"/>
+        </w:rPr>
+      </w:pPr>
+      <w:r>
+        <w:rPr>
+          <w:rFonts w:ascii="Calibri" w:eastAsia="Calibri" w:hAnsi="Calibri" w:cs="Calibri"/>
+          <w:noProof/>
+          <w:sz w:val="22"/>
+        </w:rPr>
+        <w:t>import com.example.loginycardview.domain.Video</w:t>
+      </w:r>
+    </w:p>
+    <w:p>
+      <w:pPr>
+        <w:spacing w:after="0" w:line="259" w:lineRule="auto"/>
+        <w:ind w:left="-2" w:right="-43" w:firstLine="0"/>
+        <w:rPr>
+          <w:rFonts w:ascii="Calibri" w:eastAsia="Calibri" w:hAnsi="Calibri" w:cs="Calibri"/>
+          <w:noProof/>
+          <w:sz w:val="22"/>
+        </w:rPr>
+      </w:pPr>
+      <w:r>
+        <w:rPr>
+          <w:rFonts w:ascii="Calibri" w:eastAsia="Calibri" w:hAnsi="Calibri" w:cs="Calibri"/>
+          <w:noProof/>
+          <w:sz w:val="22"/>
+        </w:rPr>
+        <w:t>import com.example.loginycardview.domain.usecases.GetVideosUseCase</w:t>
+      </w:r>
+    </w:p>
+    <w:p>
+      <w:pPr>
+        <w:spacing w:after="0" w:line="259" w:lineRule="auto"/>
+        <w:ind w:left="-2" w:right="-43" w:firstLine="0"/>
+        <w:rPr>
+          <w:rFonts w:ascii="Calibri" w:eastAsia="Calibri" w:hAnsi="Calibri" w:cs="Calibri"/>
+          <w:noProof/>
+          <w:sz w:val="22"/>
+        </w:rPr>
+      </w:pPr>
+      <w:r>
+        <w:rPr>
+          <w:rFonts w:ascii="Calibri" w:eastAsia="Calibri" w:hAnsi="Calibri" w:cs="Calibri"/>
+          <w:noProof/>
+          <w:sz w:val="22"/>
+        </w:rPr>
+        <w:t>import com.example.loginycardview.domain.usecases.SaveVideoUseCase</w:t>
+      </w:r>
+    </w:p>
+    <w:p>
+      <w:pPr>
+        <w:spacing w:after="0" w:line="259" w:lineRule="auto"/>
+        <w:ind w:left="-2" w:right="-43" w:firstLine="0"/>
+        <w:rPr>
+          <w:rFonts w:ascii="Calibri" w:eastAsia="Calibri" w:hAnsi="Calibri" w:cs="Calibri"/>
+          <w:noProof/>
+          <w:sz w:val="22"/>
+        </w:rPr>
+      </w:pPr>
+      <w:r>
+        <w:rPr>
+          <w:rFonts w:ascii="Calibri" w:eastAsia="Calibri" w:hAnsi="Calibri" w:cs="Calibri"/>
+          <w:noProof/>
+          <w:sz w:val="22"/>
+        </w:rPr>
+        <w:lastRenderedPageBreak/>
+        <w:t>import dagger.hilt.android.lifecycle.HiltViewModel</w:t>
+      </w:r>
+    </w:p>
+    <w:p>
+      <w:pPr>
+        <w:spacing w:after="0" w:line="259" w:lineRule="auto"/>
+        <w:ind w:left="-2" w:right="-43" w:firstLine="0"/>
+        <w:rPr>
+          <w:rFonts w:ascii="Calibri" w:eastAsia="Calibri" w:hAnsi="Calibri" w:cs="Calibri"/>
+          <w:noProof/>
+          <w:sz w:val="22"/>
+        </w:rPr>
+      </w:pPr>
+      <w:r>
+        <w:rPr>
+          <w:rFonts w:ascii="Calibri" w:eastAsia="Calibri" w:hAnsi="Calibri" w:cs="Calibri"/>
+          <w:noProof/>
+          <w:sz w:val="22"/>
+        </w:rPr>
+        <w:t>import kotlinx.coroutines.flow.MutableStateFlow</w:t>
+      </w:r>
+    </w:p>
+    <w:p>
+      <w:pPr>
+        <w:spacing w:after="0" w:line="259" w:lineRule="auto"/>
+        <w:ind w:left="-2" w:right="-43" w:firstLine="0"/>
+        <w:rPr>
+          <w:rFonts w:ascii="Calibri" w:eastAsia="Calibri" w:hAnsi="Calibri" w:cs="Calibri"/>
+          <w:noProof/>
+          <w:sz w:val="22"/>
+        </w:rPr>
+      </w:pPr>
+      <w:r>
+        <w:rPr>
+          <w:rFonts w:ascii="Calibri" w:eastAsia="Calibri" w:hAnsi="Calibri" w:cs="Calibri"/>
+          <w:noProof/>
+          <w:sz w:val="22"/>
+        </w:rPr>
+        <w:t>import kotlinx.coroutines.flow.StateFlow</w:t>
+      </w:r>
+    </w:p>
+    <w:p>
+      <w:pPr>
+        <w:spacing w:after="0" w:line="259" w:lineRule="auto"/>
+        <w:ind w:left="-2" w:right="-43" w:firstLine="0"/>
+        <w:rPr>
+          <w:rFonts w:ascii="Calibri" w:eastAsia="Calibri" w:hAnsi="Calibri" w:cs="Calibri"/>
+          <w:noProof/>
+          <w:sz w:val="22"/>
+        </w:rPr>
+      </w:pPr>
+      <w:r>
+        <w:rPr>
+          <w:rFonts w:ascii="Calibri" w:eastAsia="Calibri" w:hAnsi="Calibri" w:cs="Calibri"/>
+          <w:noProof/>
+          <w:sz w:val="22"/>
+        </w:rPr>
+        <w:t>import kotlinx.coroutines.launch</w:t>
+      </w:r>
+    </w:p>
+    <w:p>
+      <w:pPr>
+        <w:spacing w:after="0" w:line="259" w:lineRule="auto"/>
+        <w:ind w:left="-2" w:right="-43" w:firstLine="0"/>
+        <w:rPr>
+          <w:rFonts w:ascii="Calibri" w:eastAsia="Calibri" w:hAnsi="Calibri" w:cs="Calibri"/>
+          <w:noProof/>
+          <w:sz w:val="22"/>
+        </w:rPr>
+      </w:pPr>
+      <w:r>
+        <w:rPr>
+          <w:rFonts w:ascii="Calibri" w:eastAsia="Calibri" w:hAnsi="Calibri" w:cs="Calibri"/>
+          <w:noProof/>
+          <w:sz w:val="22"/>
+        </w:rPr>
+        <w:t>import javax.inject.Inject</w:t>
+      </w:r>
+    </w:p>
+    <w:p>
+      <w:pPr>
+        <w:spacing w:after="0" w:line="259" w:lineRule="auto"/>
+        <w:ind w:left="-2" w:right="-43" w:firstLine="0"/>
+        <w:rPr>
+          <w:rFonts w:ascii="Calibri" w:eastAsia="Calibri" w:hAnsi="Calibri" w:cs="Calibri"/>
+          <w:noProof/>
+          <w:sz w:val="22"/>
+        </w:rPr>
+      </w:pPr>
+    </w:p>
+    <w:p>
+      <w:pPr>
+        <w:spacing w:after="0" w:line="259" w:lineRule="auto"/>
+        <w:ind w:left="-2" w:right="-43" w:firstLine="0"/>
+        <w:rPr>
+          <w:rFonts w:ascii="Calibri" w:eastAsia="Calibri" w:hAnsi="Calibri" w:cs="Calibri"/>
+          <w:noProof/>
+          <w:sz w:val="22"/>
+        </w:rPr>
+      </w:pPr>
+      <w:r>
+        <w:rPr>
+          <w:rFonts w:ascii="Calibri" w:eastAsia="Calibri" w:hAnsi="Calibri" w:cs="Calibri"/>
+          <w:noProof/>
+          <w:sz w:val="22"/>
+        </w:rPr>
+        <w:t>@HiltViewModel</w:t>
+      </w:r>
+    </w:p>
+    <w:p>
+      <w:pPr>
+        <w:spacing w:after="0" w:line="259" w:lineRule="auto"/>
+        <w:ind w:left="-2" w:right="-43" w:firstLine="0"/>
+        <w:rPr>
+          <w:rFonts w:ascii="Calibri" w:eastAsia="Calibri" w:hAnsi="Calibri" w:cs="Calibri"/>
+          <w:noProof/>
+          <w:sz w:val="22"/>
+        </w:rPr>
+      </w:pPr>
+      <w:r>
+        <w:rPr>
+          <w:rFonts w:ascii="Calibri" w:eastAsia="Calibri" w:hAnsi="Calibri" w:cs="Calibri"/>
+          <w:noProof/>
+          <w:sz w:val="22"/>
+        </w:rPr>
+        <w:t>class VideoViewModel @Inject constructor(</w:t>
+      </w:r>
+    </w:p>
+    <w:p>
+      <w:pPr>
+        <w:spacing w:after="0" w:line="259" w:lineRule="auto"/>
+        <w:ind w:left="-2" w:right="-43" w:firstLine="0"/>
+        <w:rPr>
+          <w:rFonts w:ascii="Calibri" w:eastAsia="Calibri" w:hAnsi="Calibri" w:cs="Calibri"/>
+          <w:noProof/>
+          <w:sz w:val="22"/>
+        </w:rPr>
+      </w:pPr>
+      <w:r>
+        <w:rPr>
+          <w:rFonts w:ascii="Calibri" w:eastAsia="Calibri" w:hAnsi="Calibri" w:cs="Calibri"/>
+          <w:noProof/>
+          <w:sz w:val="22"/>
+        </w:rPr>
+        <w:t xml:space="preserve">    private val getVideosUseCase: GetVideosUseCase,</w:t>
+      </w:r>
+    </w:p>
+    <w:p>
+      <w:pPr>
+        <w:spacing w:after="0" w:line="259" w:lineRule="auto"/>
+        <w:ind w:left="-2" w:right="-43" w:firstLine="0"/>
+        <w:rPr>
+          <w:rFonts w:ascii="Calibri" w:eastAsia="Calibri" w:hAnsi="Calibri" w:cs="Calibri"/>
+          <w:noProof/>
+          <w:sz w:val="22"/>
+        </w:rPr>
+      </w:pPr>
+      <w:r>
+        <w:rPr>
+          <w:rFonts w:ascii="Calibri" w:eastAsia="Calibri" w:hAnsi="Calibri" w:cs="Calibri"/>
+          <w:noProof/>
+          <w:sz w:val="22"/>
+        </w:rPr>
+        <w:t xml:space="preserve">    private val saveVideoUseCase: SaveVideoUseCase</w:t>
+      </w:r>
+    </w:p>
+    <w:p>
+      <w:pPr>
+        <w:spacing w:after="0" w:line="259" w:lineRule="auto"/>
+        <w:ind w:left="-2" w:right="-43" w:firstLine="0"/>
+        <w:rPr>
+          <w:rFonts w:ascii="Calibri" w:eastAsia="Calibri" w:hAnsi="Calibri" w:cs="Calibri"/>
+          <w:noProof/>
+          <w:sz w:val="22"/>
+        </w:rPr>
+      </w:pPr>
+      <w:r>
+        <w:rPr>
+          <w:rFonts w:ascii="Calibri" w:eastAsia="Calibri" w:hAnsi="Calibri" w:cs="Calibri"/>
+          <w:noProof/>
+          <w:sz w:val="22"/>
+        </w:rPr>
+        <w:t>) : ViewModel() {</w:t>
+      </w:r>
+    </w:p>
+    <w:p>
+      <w:pPr>
+        <w:spacing w:after="0" w:line="259" w:lineRule="auto"/>
+        <w:ind w:left="-2" w:right="-43" w:firstLine="0"/>
+        <w:rPr>
+          <w:rFonts w:ascii="Calibri" w:eastAsia="Calibri" w:hAnsi="Calibri" w:cs="Calibri"/>
+          <w:noProof/>
+          <w:sz w:val="22"/>
+        </w:rPr>
+      </w:pPr>
+    </w:p>
+    <w:p>
+      <w:pPr>
+        <w:spacing w:after="0" w:line="259" w:lineRule="auto"/>
+        <w:ind w:left="-2" w:right="-43" w:firstLine="0"/>
+        <w:rPr>
+          <w:rFonts w:ascii="Calibri" w:eastAsia="Calibri" w:hAnsi="Calibri" w:cs="Calibri"/>
+          <w:noProof/>
+          <w:sz w:val="22"/>
+        </w:rPr>
+      </w:pPr>
+      <w:r>
+        <w:rPr>
+          <w:rFonts w:ascii="Calibri" w:eastAsia="Calibri" w:hAnsi="Calibri" w:cs="Calibri"/>
+          <w:noProof/>
+          <w:sz w:val="22"/>
+        </w:rPr>
+        <w:t xml:space="preserve">    private val _videos = MutableStateFlow&lt;List&lt;Video&gt;&gt;(emptyList())</w:t>
+      </w:r>
+    </w:p>
+    <w:p>
+      <w:pPr>
+        <w:spacing w:after="0" w:line="259" w:lineRule="auto"/>
+        <w:ind w:left="-2" w:right="-43" w:firstLine="0"/>
+        <w:rPr>
+          <w:rFonts w:ascii="Calibri" w:eastAsia="Calibri" w:hAnsi="Calibri" w:cs="Calibri"/>
+          <w:noProof/>
+          <w:sz w:val="22"/>
+        </w:rPr>
+      </w:pPr>
+      <w:r>
+        <w:rPr>
+          <w:rFonts w:ascii="Calibri" w:eastAsia="Calibri" w:hAnsi="Calibri" w:cs="Calibri"/>
+          <w:noProof/>
+          <w:sz w:val="22"/>
+        </w:rPr>
+        <w:t xml:space="preserve">    val videos: StateFlow&lt;List&lt;Video&gt;&gt; get() = _videos</w:t>
+      </w:r>
+    </w:p>
+    <w:p>
+      <w:pPr>
+        <w:spacing w:after="0" w:line="259" w:lineRule="auto"/>
+        <w:ind w:left="-2" w:right="-43" w:firstLine="0"/>
+        <w:rPr>
+          <w:rFonts w:ascii="Calibri" w:eastAsia="Calibri" w:hAnsi="Calibri" w:cs="Calibri"/>
+          <w:noProof/>
+          <w:sz w:val="22"/>
+        </w:rPr>
+      </w:pPr>
+    </w:p>
+    <w:p>
+      <w:pPr>
+        <w:spacing w:after="0" w:line="259" w:lineRule="auto"/>
+        <w:ind w:left="-2" w:right="-43" w:firstLine="0"/>
+        <w:rPr>
+          <w:rFonts w:ascii="Calibri" w:eastAsia="Calibri" w:hAnsi="Calibri" w:cs="Calibri"/>
+          <w:noProof/>
+          <w:sz w:val="22"/>
+        </w:rPr>
+      </w:pPr>
+      <w:r>
+        <w:rPr>
+          <w:rFonts w:ascii="Calibri" w:eastAsia="Calibri" w:hAnsi="Calibri" w:cs="Calibri"/>
+          <w:noProof/>
+          <w:sz w:val="22"/>
+        </w:rPr>
+        <w:t xml:space="preserve">    fun loadVideos() {</w:t>
+      </w:r>
+    </w:p>
+    <w:p>
+      <w:pPr>
+        <w:spacing w:after="0" w:line="259" w:lineRule="auto"/>
+        <w:ind w:left="-2" w:right="-43" w:firstLine="0"/>
+        <w:rPr>
+          <w:rFonts w:ascii="Calibri" w:eastAsia="Calibri" w:hAnsi="Calibri" w:cs="Calibri"/>
+          <w:noProof/>
+          <w:sz w:val="22"/>
+        </w:rPr>
+      </w:pPr>
+      <w:r>
+        <w:rPr>
+          <w:rFonts w:ascii="Calibri" w:eastAsia="Calibri" w:hAnsi="Calibri" w:cs="Calibri"/>
+          <w:noProof/>
+          <w:sz w:val="22"/>
+        </w:rPr>
+        <w:t xml:space="preserve">        viewModelScope.launch {</w:t>
+      </w:r>
+    </w:p>
+    <w:p>
+      <w:pPr>
+        <w:spacing w:after="0" w:line="259" w:lineRule="auto"/>
+        <w:ind w:left="-2" w:right="-43" w:firstLine="0"/>
+        <w:rPr>
+          <w:rFonts w:ascii="Calibri" w:eastAsia="Calibri" w:hAnsi="Calibri" w:cs="Calibri"/>
+          <w:noProof/>
+          <w:sz w:val="22"/>
+        </w:rPr>
+      </w:pPr>
+      <w:r>
+        <w:rPr>
+          <w:rFonts w:ascii="Calibri" w:eastAsia="Calibri" w:hAnsi="Calibri" w:cs="Calibri"/>
+          <w:noProof/>
+          <w:sz w:val="22"/>
+        </w:rPr>
+        <w:t xml:space="preserve">            _videos.value = getVideosUseCase()</w:t>
+      </w:r>
+    </w:p>
+    <w:p>
+      <w:pPr>
+        <w:spacing w:after="0" w:line="259" w:lineRule="auto"/>
+        <w:ind w:left="-2" w:right="-43" w:firstLine="0"/>
+        <w:rPr>
+          <w:rFonts w:ascii="Calibri" w:eastAsia="Calibri" w:hAnsi="Calibri" w:cs="Calibri"/>
+          <w:noProof/>
+          <w:sz w:val="22"/>
+        </w:rPr>
+      </w:pPr>
+      <w:r>
+        <w:rPr>
+          <w:rFonts w:ascii="Calibri" w:eastAsia="Calibri" w:hAnsi="Calibri" w:cs="Calibri"/>
+          <w:noProof/>
+          <w:sz w:val="22"/>
+        </w:rPr>
+        <w:t xml:space="preserve">        }</w:t>
+      </w:r>
+    </w:p>
+    <w:p>
+      <w:pPr>
+        <w:spacing w:after="0" w:line="259" w:lineRule="auto"/>
+        <w:ind w:left="-2" w:right="-43" w:firstLine="0"/>
+        <w:rPr>
+          <w:rFonts w:ascii="Calibri" w:eastAsia="Calibri" w:hAnsi="Calibri" w:cs="Calibri"/>
+          <w:noProof/>
+          <w:sz w:val="22"/>
+        </w:rPr>
+      </w:pPr>
+      <w:r>
+        <w:rPr>
+          <w:rFonts w:ascii="Calibri" w:eastAsia="Calibri" w:hAnsi="Calibri" w:cs="Calibri"/>
+          <w:noProof/>
+          <w:sz w:val="22"/>
+        </w:rPr>
+        <w:t xml:space="preserve">    }</w:t>
+      </w:r>
+    </w:p>
+    <w:p>
+      <w:pPr>
+        <w:spacing w:after="0" w:line="259" w:lineRule="auto"/>
+        <w:ind w:left="-2" w:right="-43" w:firstLine="0"/>
+        <w:rPr>
+          <w:rFonts w:ascii="Calibri" w:eastAsia="Calibri" w:hAnsi="Calibri" w:cs="Calibri"/>
+          <w:noProof/>
+          <w:sz w:val="22"/>
+        </w:rPr>
+      </w:pPr>
+    </w:p>
+    <w:p>
+      <w:pPr>
+        <w:spacing w:after="0" w:line="259" w:lineRule="auto"/>
+        <w:ind w:left="-2" w:right="-43" w:firstLine="0"/>
+        <w:rPr>
+          <w:rFonts w:ascii="Calibri" w:eastAsia="Calibri" w:hAnsi="Calibri" w:cs="Calibri"/>
+          <w:noProof/>
+          <w:sz w:val="22"/>
+        </w:rPr>
+      </w:pPr>
+      <w:r>
+        <w:rPr>
+          <w:rFonts w:ascii="Calibri" w:eastAsia="Calibri" w:hAnsi="Calibri" w:cs="Calibri"/>
+          <w:noProof/>
+          <w:sz w:val="22"/>
+        </w:rPr>
+        <w:t xml:space="preserve">    fun saveVideo(video: Video) {</w:t>
+      </w:r>
+    </w:p>
+    <w:p>
+      <w:pPr>
+        <w:spacing w:after="0" w:line="259" w:lineRule="auto"/>
+        <w:ind w:left="-2" w:right="-43" w:firstLine="0"/>
+        <w:rPr>
+          <w:rFonts w:ascii="Calibri" w:eastAsia="Calibri" w:hAnsi="Calibri" w:cs="Calibri"/>
+          <w:noProof/>
+          <w:sz w:val="22"/>
+        </w:rPr>
+      </w:pPr>
+      <w:r>
+        <w:rPr>
+          <w:rFonts w:ascii="Calibri" w:eastAsia="Calibri" w:hAnsi="Calibri" w:cs="Calibri"/>
+          <w:noProof/>
+          <w:sz w:val="22"/>
+        </w:rPr>
+        <w:t xml:space="preserve">        viewModelScope.launch {</w:t>
+      </w:r>
+    </w:p>
+    <w:p>
+      <w:pPr>
+        <w:spacing w:after="0" w:line="259" w:lineRule="auto"/>
+        <w:ind w:left="-2" w:right="-43" w:firstLine="0"/>
+        <w:rPr>
+          <w:rFonts w:ascii="Calibri" w:eastAsia="Calibri" w:hAnsi="Calibri" w:cs="Calibri"/>
+          <w:noProof/>
+          <w:sz w:val="22"/>
+        </w:rPr>
+      </w:pPr>
+      <w:r>
+        <w:rPr>
+          <w:rFonts w:ascii="Calibri" w:eastAsia="Calibri" w:hAnsi="Calibri" w:cs="Calibri"/>
+          <w:noProof/>
+          <w:sz w:val="22"/>
+        </w:rPr>
+        <w:t xml:space="preserve">            saveVideoUseCase(video)</w:t>
+      </w:r>
+    </w:p>
+    <w:p>
+      <w:pPr>
+        <w:spacing w:after="0" w:line="259" w:lineRule="auto"/>
+        <w:ind w:left="-2" w:right="-43" w:firstLine="0"/>
+        <w:rPr>
+          <w:rFonts w:ascii="Calibri" w:eastAsia="Calibri" w:hAnsi="Calibri" w:cs="Calibri"/>
+          <w:noProof/>
+          <w:sz w:val="22"/>
+        </w:rPr>
+      </w:pPr>
+      <w:r>
+        <w:rPr>
+          <w:rFonts w:ascii="Calibri" w:eastAsia="Calibri" w:hAnsi="Calibri" w:cs="Calibri"/>
+          <w:noProof/>
+          <w:sz w:val="22"/>
+        </w:rPr>
+        <w:t xml:space="preserve">            loadVideos()</w:t>
+      </w:r>
+    </w:p>
+    <w:p>
+      <w:pPr>
+        <w:spacing w:after="0" w:line="259" w:lineRule="auto"/>
+        <w:ind w:left="-2" w:right="-43" w:firstLine="0"/>
+        <w:rPr>
+          <w:rFonts w:ascii="Calibri" w:eastAsia="Calibri" w:hAnsi="Calibri" w:cs="Calibri"/>
+          <w:noProof/>
+          <w:sz w:val="22"/>
+        </w:rPr>
+      </w:pPr>
+      <w:r>
+        <w:rPr>
+          <w:rFonts w:ascii="Calibri" w:eastAsia="Calibri" w:hAnsi="Calibri" w:cs="Calibri"/>
+          <w:noProof/>
+          <w:sz w:val="22"/>
+        </w:rPr>
+        <w:t xml:space="preserve">        }</w:t>
+      </w:r>
+    </w:p>
+    <w:p>
+      <w:pPr>
+        <w:spacing w:after="0" w:line="259" w:lineRule="auto"/>
+        <w:ind w:left="-2" w:right="-43" w:firstLine="0"/>
+        <w:rPr>
+          <w:rFonts w:ascii="Calibri" w:eastAsia="Calibri" w:hAnsi="Calibri" w:cs="Calibri"/>
+          <w:noProof/>
+          <w:sz w:val="22"/>
+        </w:rPr>
+      </w:pPr>
+      <w:r>
+        <w:rPr>
+          <w:rFonts w:ascii="Calibri" w:eastAsia="Calibri" w:hAnsi="Calibri" w:cs="Calibri"/>
+          <w:noProof/>
+          <w:sz w:val="22"/>
+        </w:rPr>
+        <w:t xml:space="preserve">    }</w:t>
+      </w:r>
+    </w:p>
+    <w:p>
+      <w:pPr>
+        <w:spacing w:after="0" w:line="259" w:lineRule="auto"/>
+        <w:ind w:left="-2" w:right="-43" w:firstLine="0"/>
+        <w:rPr>
+          <w:rFonts w:ascii="Calibri" w:eastAsia="Calibri" w:hAnsi="Calibri" w:cs="Calibri"/>
+          <w:noProof/>
+          <w:sz w:val="22"/>
+        </w:rPr>
+      </w:pPr>
+      <w:r>
+        <w:rPr>
+          <w:rFonts w:ascii="Calibri" w:eastAsia="Calibri" w:hAnsi="Calibri" w:cs="Calibri"/>
+          <w:noProof/>
+          <w:sz w:val="22"/>
+        </w:rPr>
+        <w:t>}</w:t>
+      </w:r>
+    </w:p>
+    <w:p>
+      <w:pPr>
+        <w:spacing w:after="0" w:line="259" w:lineRule="auto"/>
+        <w:ind w:left="-2" w:right="-43" w:firstLine="0"/>
+        <w:rPr>
+          <w:rFonts w:ascii="Calibri" w:eastAsia="Calibri" w:hAnsi="Calibri" w:cs="Calibri"/>
+          <w:noProof/>
+          <w:sz w:val="22"/>
+        </w:rPr>
+      </w:pPr>
+    </w:p>
+    <w:p>
+      <w:pPr>
+        <w:spacing w:after="0" w:line="259" w:lineRule="auto"/>
+        <w:ind w:left="-2" w:right="-43" w:firstLine="0"/>
       </w:pPr>
       <w:r>
         <w:rPr>
@@ -5117,7 +9891,7 @@
   <w:abstractNum w:abstractNumId="1" w15:restartNumberingAfterBreak="0">
     <w:nsid w:val="04C07BF6"/>
     <w:multiLevelType w:val="multilevel"/>
-    <w:tmpl w:val="CD0A888C"/>
+    <w:tmpl w:val="18EED56C"/>
     <w:lvl w:ilvl="0">
       <w:start w:val="1"/>
       <w:numFmt w:val="bullet"/>
@@ -5134,20 +9908,16 @@
         <w:sz w:val="20"/>
       </w:rPr>
     </w:lvl>
-    <w:lvl w:ilvl="1" w:tentative="1">
-      <w:start w:val="1"/>
-      <w:numFmt w:val="bullet"/>
-      <w:lvlText w:val="o"/>
-      <w:lvlJc w:val="left"/>
-      <w:pPr>
-        <w:tabs>
-          <w:tab w:val="num" w:pos="1440"/>
-        </w:tabs>
+    <w:lvl w:ilvl="1">
+      <w:start w:val="1"/>
+      <w:numFmt w:val="decimal"/>
+      <w:lvlText w:val="%2."/>
+      <w:lvlJc w:val="left"/>
+      <w:pPr>
         <w:ind w:left="1440" w:hanging="360"/>
       </w:pPr>
       <w:rPr>
-        <w:rFonts w:ascii="Courier New" w:hAnsi="Courier New" w:hint="default"/>
-        <w:sz w:val="20"/>
+        <w:rFonts w:hint="default"/>
       </w:rPr>
     </w:lvl>
     <w:lvl w:ilvl="2" w:tentative="1">
@@ -5565,6 +10335,123 @@
     </w:lvl>
   </w:abstractNum>
   <w:abstractNum w:abstractNumId="4" w15:restartNumberingAfterBreak="0">
+    <w:nsid w:val="0DCC78D8"/>
+    <w:multiLevelType w:val="multilevel"/>
+    <w:tmpl w:val="74A081A2"/>
+    <w:lvl w:ilvl="0">
+      <w:start w:val="1"/>
+      <w:numFmt w:val="decimal"/>
+      <w:lvlText w:val="%1."/>
+      <w:lvlJc w:val="left"/>
+      <w:pPr>
+        <w:tabs>
+          <w:tab w:val="num" w:pos="720"/>
+        </w:tabs>
+        <w:ind w:left="720" w:hanging="360"/>
+      </w:pPr>
+    </w:lvl>
+    <w:lvl w:ilvl="1">
+      <w:start w:val="1"/>
+      <w:numFmt w:val="bullet"/>
+      <w:lvlText w:val="o"/>
+      <w:lvlJc w:val="left"/>
+      <w:pPr>
+        <w:tabs>
+          <w:tab w:val="num" w:pos="1440"/>
+        </w:tabs>
+        <w:ind w:left="1440" w:hanging="360"/>
+      </w:pPr>
+      <w:rPr>
+        <w:rFonts w:ascii="Courier New" w:hAnsi="Courier New" w:hint="default"/>
+        <w:sz w:val="20"/>
+      </w:rPr>
+    </w:lvl>
+    <w:lvl w:ilvl="2" w:tentative="1">
+      <w:start w:val="1"/>
+      <w:numFmt w:val="decimal"/>
+      <w:lvlText w:val="%3."/>
+      <w:lvlJc w:val="left"/>
+      <w:pPr>
+        <w:tabs>
+          <w:tab w:val="num" w:pos="2160"/>
+        </w:tabs>
+        <w:ind w:left="2160" w:hanging="360"/>
+      </w:pPr>
+    </w:lvl>
+    <w:lvl w:ilvl="3" w:tentative="1">
+      <w:start w:val="1"/>
+      <w:numFmt w:val="decimal"/>
+      <w:lvlText w:val="%4."/>
+      <w:lvlJc w:val="left"/>
+      <w:pPr>
+        <w:tabs>
+          <w:tab w:val="num" w:pos="2880"/>
+        </w:tabs>
+        <w:ind w:left="2880" w:hanging="360"/>
+      </w:pPr>
+    </w:lvl>
+    <w:lvl w:ilvl="4" w:tentative="1">
+      <w:start w:val="1"/>
+      <w:numFmt w:val="decimal"/>
+      <w:lvlText w:val="%5."/>
+      <w:lvlJc w:val="left"/>
+      <w:pPr>
+        <w:tabs>
+          <w:tab w:val="num" w:pos="3600"/>
+        </w:tabs>
+        <w:ind w:left="3600" w:hanging="360"/>
+      </w:pPr>
+    </w:lvl>
+    <w:lvl w:ilvl="5" w:tentative="1">
+      <w:start w:val="1"/>
+      <w:numFmt w:val="decimal"/>
+      <w:lvlText w:val="%6."/>
+      <w:lvlJc w:val="left"/>
+      <w:pPr>
+        <w:tabs>
+          <w:tab w:val="num" w:pos="4320"/>
+        </w:tabs>
+        <w:ind w:left="4320" w:hanging="360"/>
+      </w:pPr>
+    </w:lvl>
+    <w:lvl w:ilvl="6" w:tentative="1">
+      <w:start w:val="1"/>
+      <w:numFmt w:val="decimal"/>
+      <w:lvlText w:val="%7."/>
+      <w:lvlJc w:val="left"/>
+      <w:pPr>
+        <w:tabs>
+          <w:tab w:val="num" w:pos="5040"/>
+        </w:tabs>
+        <w:ind w:left="5040" w:hanging="360"/>
+      </w:pPr>
+    </w:lvl>
+    <w:lvl w:ilvl="7" w:tentative="1">
+      <w:start w:val="1"/>
+      <w:numFmt w:val="decimal"/>
+      <w:lvlText w:val="%8."/>
+      <w:lvlJc w:val="left"/>
+      <w:pPr>
+        <w:tabs>
+          <w:tab w:val="num" w:pos="5760"/>
+        </w:tabs>
+        <w:ind w:left="5760" w:hanging="360"/>
+      </w:pPr>
+    </w:lvl>
+    <w:lvl w:ilvl="8" w:tentative="1">
+      <w:start w:val="1"/>
+      <w:numFmt w:val="decimal"/>
+      <w:lvlText w:val="%9."/>
+      <w:lvlJc w:val="left"/>
+      <w:pPr>
+        <w:tabs>
+          <w:tab w:val="num" w:pos="6480"/>
+        </w:tabs>
+        <w:ind w:left="6480" w:hanging="360"/>
+      </w:pPr>
+    </w:lvl>
+  </w:abstractNum>
+  <w:abstractNum w:abstractNumId="5" w15:restartNumberingAfterBreak="0">
     <w:nsid w:val="1D590E5B"/>
     <w:multiLevelType w:val="hybridMultilevel"/>
     <w:tmpl w:val="C8E81492"/>
@@ -5777,7 +10664,120 @@
       </w:rPr>
     </w:lvl>
   </w:abstractNum>
-  <w:abstractNum w:abstractNumId="5" w15:restartNumberingAfterBreak="0">
+  <w:abstractNum w:abstractNumId="6" w15:restartNumberingAfterBreak="0">
+    <w:nsid w:val="1F06680B"/>
+    <w:multiLevelType w:val="multilevel"/>
+    <w:tmpl w:val="644C1ADC"/>
+    <w:lvl w:ilvl="0">
+      <w:start w:val="1"/>
+      <w:numFmt w:val="decimal"/>
+      <w:lvlText w:val="%1."/>
+      <w:lvlJc w:val="left"/>
+      <w:pPr>
+        <w:tabs>
+          <w:tab w:val="num" w:pos="720"/>
+        </w:tabs>
+        <w:ind w:left="720" w:hanging="360"/>
+      </w:pPr>
+    </w:lvl>
+    <w:lvl w:ilvl="1" w:tentative="1">
+      <w:start w:val="1"/>
+      <w:numFmt w:val="decimal"/>
+      <w:lvlText w:val="%2."/>
+      <w:lvlJc w:val="left"/>
+      <w:pPr>
+        <w:tabs>
+          <w:tab w:val="num" w:pos="1440"/>
+        </w:tabs>
+        <w:ind w:left="1440" w:hanging="360"/>
+      </w:pPr>
+    </w:lvl>
+    <w:lvl w:ilvl="2" w:tentative="1">
+      <w:start w:val="1"/>
+      <w:numFmt w:val="decimal"/>
+      <w:lvlText w:val="%3."/>
+      <w:lvlJc w:val="left"/>
+      <w:pPr>
+        <w:tabs>
+          <w:tab w:val="num" w:pos="2160"/>
+        </w:tabs>
+        <w:ind w:left="2160" w:hanging="360"/>
+      </w:pPr>
+    </w:lvl>
+    <w:lvl w:ilvl="3" w:tentative="1">
+      <w:start w:val="1"/>
+      <w:numFmt w:val="decimal"/>
+      <w:lvlText w:val="%4."/>
+      <w:lvlJc w:val="left"/>
+      <w:pPr>
+        <w:tabs>
+          <w:tab w:val="num" w:pos="2880"/>
+        </w:tabs>
+        <w:ind w:left="2880" w:hanging="360"/>
+      </w:pPr>
+    </w:lvl>
+    <w:lvl w:ilvl="4" w:tentative="1">
+      <w:start w:val="1"/>
+      <w:numFmt w:val="decimal"/>
+      <w:lvlText w:val="%5."/>
+      <w:lvlJc w:val="left"/>
+      <w:pPr>
+        <w:tabs>
+          <w:tab w:val="num" w:pos="3600"/>
+        </w:tabs>
+        <w:ind w:left="3600" w:hanging="360"/>
+      </w:pPr>
+    </w:lvl>
+    <w:lvl w:ilvl="5" w:tentative="1">
+      <w:start w:val="1"/>
+      <w:numFmt w:val="decimal"/>
+      <w:lvlText w:val="%6."/>
+      <w:lvlJc w:val="left"/>
+      <w:pPr>
+        <w:tabs>
+          <w:tab w:val="num" w:pos="4320"/>
+        </w:tabs>
+        <w:ind w:left="4320" w:hanging="360"/>
+      </w:pPr>
+    </w:lvl>
+    <w:lvl w:ilvl="6" w:tentative="1">
+      <w:start w:val="1"/>
+      <w:numFmt w:val="decimal"/>
+      <w:lvlText w:val="%7."/>
+      <w:lvlJc w:val="left"/>
+      <w:pPr>
+        <w:tabs>
+          <w:tab w:val="num" w:pos="5040"/>
+        </w:tabs>
+        <w:ind w:left="5040" w:hanging="360"/>
+      </w:pPr>
+    </w:lvl>
+    <w:lvl w:ilvl="7" w:tentative="1">
+      <w:start w:val="1"/>
+      <w:numFmt w:val="decimal"/>
+      <w:lvlText w:val="%8."/>
+      <w:lvlJc w:val="left"/>
+      <w:pPr>
+        <w:tabs>
+          <w:tab w:val="num" w:pos="5760"/>
+        </w:tabs>
+        <w:ind w:left="5760" w:hanging="360"/>
+      </w:pPr>
+    </w:lvl>
+    <w:lvl w:ilvl="8" w:tentative="1">
+      <w:start w:val="1"/>
+      <w:numFmt w:val="decimal"/>
+      <w:lvlText w:val="%9."/>
+      <w:lvlJc w:val="left"/>
+      <w:pPr>
+        <w:tabs>
+          <w:tab w:val="num" w:pos="6480"/>
+        </w:tabs>
+        <w:ind w:left="6480" w:hanging="360"/>
+      </w:pPr>
+    </w:lvl>
+  </w:abstractNum>
+  <w:abstractNum w:abstractNumId="7" w15:restartNumberingAfterBreak="0">
     <w:nsid w:val="2D6652DE"/>
     <w:multiLevelType w:val="multilevel"/>
     <w:tmpl w:val="9DD6B410"/>
@@ -5926,7 +10926,7 @@
       </w:rPr>
     </w:lvl>
   </w:abstractNum>
-  <w:abstractNum w:abstractNumId="6" w15:restartNumberingAfterBreak="0">
+  <w:abstractNum w:abstractNumId="8" w15:restartNumberingAfterBreak="0">
     <w:nsid w:val="2E652476"/>
     <w:multiLevelType w:val="hybridMultilevel"/>
     <w:tmpl w:val="EEFCE0B0"/>
@@ -6139,7 +11139,7 @@
       </w:rPr>
     </w:lvl>
   </w:abstractNum>
-  <w:abstractNum w:abstractNumId="7" w15:restartNumberingAfterBreak="0">
+  <w:abstractNum w:abstractNumId="9" w15:restartNumberingAfterBreak="0">
     <w:nsid w:val="3C3E54FB"/>
     <w:multiLevelType w:val="multilevel"/>
     <w:tmpl w:val="CD70E38E"/>
@@ -6288,7 +11288,7 @@
       </w:rPr>
     </w:lvl>
   </w:abstractNum>
-  <w:abstractNum w:abstractNumId="8" w15:restartNumberingAfterBreak="0">
+  <w:abstractNum w:abstractNumId="10" w15:restartNumberingAfterBreak="0">
     <w:nsid w:val="422D7977"/>
     <w:multiLevelType w:val="hybridMultilevel"/>
     <w:tmpl w:val="32F8A258"/>
@@ -6500,7 +11500,7 @@
       </w:rPr>
     </w:lvl>
   </w:abstractNum>
-  <w:abstractNum w:abstractNumId="9" w15:restartNumberingAfterBreak="0">
+  <w:abstractNum w:abstractNumId="11" w15:restartNumberingAfterBreak="0">
     <w:nsid w:val="4BEA26EA"/>
     <w:multiLevelType w:val="hybridMultilevel"/>
     <w:tmpl w:val="2D58FA76"/>
@@ -6713,7 +11713,7 @@
       </w:rPr>
     </w:lvl>
   </w:abstractNum>
-  <w:abstractNum w:abstractNumId="10" w15:restartNumberingAfterBreak="0">
+  <w:abstractNum w:abstractNumId="12" w15:restartNumberingAfterBreak="0">
     <w:nsid w:val="582124CC"/>
     <w:multiLevelType w:val="hybridMultilevel"/>
     <w:tmpl w:val="CE0E80A6"/>
@@ -6925,7 +11925,7 @@
       </w:rPr>
     </w:lvl>
   </w:abstractNum>
-  <w:abstractNum w:abstractNumId="11" w15:restartNumberingAfterBreak="0">
+  <w:abstractNum w:abstractNumId="13" w15:restartNumberingAfterBreak="0">
     <w:nsid w:val="6B492C33"/>
     <w:multiLevelType w:val="multilevel"/>
     <w:tmpl w:val="A924633E"/>
@@ -7042,7 +12042,7 @@
       </w:pPr>
     </w:lvl>
   </w:abstractNum>
-  <w:abstractNum w:abstractNumId="12" w15:restartNumberingAfterBreak="0">
+  <w:abstractNum w:abstractNumId="14" w15:restartNumberingAfterBreak="0">
     <w:nsid w:val="754B7FEF"/>
     <w:multiLevelType w:val="hybridMultilevel"/>
     <w:tmpl w:val="ABC6554E"/>
@@ -7255,7 +12255,7 @@
       </w:rPr>
     </w:lvl>
   </w:abstractNum>
-  <w:abstractNum w:abstractNumId="13" w15:restartNumberingAfterBreak="0">
+  <w:abstractNum w:abstractNumId="15" w15:restartNumberingAfterBreak="0">
     <w:nsid w:val="79B72C3C"/>
     <w:multiLevelType w:val="multilevel"/>
     <w:tmpl w:val="7E783900"/>
@@ -7404,7 +12404,7 @@
       </w:rPr>
     </w:lvl>
   </w:abstractNum>
-  <w:abstractNum w:abstractNumId="14" w15:restartNumberingAfterBreak="0">
+  <w:abstractNum w:abstractNumId="16" w15:restartNumberingAfterBreak="0">
     <w:nsid w:val="7D5035D9"/>
     <w:multiLevelType w:val="hybridMultilevel"/>
     <w:tmpl w:val="092298E4"/>
@@ -7620,28 +12620,28 @@
     <w:abstractNumId w:val="2"/>
   </w:num>
   <w:num w:numId="2" w16cid:durableId="1789662658">
-    <w:abstractNumId w:val="4"/>
+    <w:abstractNumId w:val="5"/>
   </w:num>
   <w:num w:numId="3" w16cid:durableId="586770001">
-    <w:abstractNumId w:val="9"/>
+    <w:abstractNumId w:val="11"/>
   </w:num>
   <w:num w:numId="4" w16cid:durableId="511384632">
-    <w:abstractNumId w:val="6"/>
+    <w:abstractNumId w:val="8"/>
   </w:num>
   <w:num w:numId="5" w16cid:durableId="843277162">
+    <w:abstractNumId w:val="12"/>
+  </w:num>
+  <w:num w:numId="6" w16cid:durableId="1145010038">
+    <w:abstractNumId w:val="14"/>
+  </w:num>
+  <w:num w:numId="7" w16cid:durableId="1945839747">
     <w:abstractNumId w:val="10"/>
   </w:num>
-  <w:num w:numId="6" w16cid:durableId="1145010038">
-    <w:abstractNumId w:val="12"/>
-  </w:num>
-  <w:num w:numId="7" w16cid:durableId="1945839747">
-    <w:abstractNumId w:val="8"/>
-  </w:num>
   <w:num w:numId="8" w16cid:durableId="770006486">
-    <w:abstractNumId w:val="14"/>
+    <w:abstractNumId w:val="16"/>
   </w:num>
   <w:num w:numId="9" w16cid:durableId="879123238">
-    <w:abstractNumId w:val="7"/>
+    <w:abstractNumId w:val="9"/>
   </w:num>
   <w:num w:numId="10" w16cid:durableId="972365013">
     <w:abstractNumId w:val="0"/>
@@ -7650,16 +12650,22 @@
     <w:abstractNumId w:val="3"/>
   </w:num>
   <w:num w:numId="12" w16cid:durableId="1786192622">
-    <w:abstractNumId w:val="11"/>
+    <w:abstractNumId w:val="13"/>
   </w:num>
   <w:num w:numId="13" w16cid:durableId="705527278">
-    <w:abstractNumId w:val="5"/>
+    <w:abstractNumId w:val="7"/>
   </w:num>
   <w:num w:numId="14" w16cid:durableId="383678054">
-    <w:abstractNumId w:val="13"/>
+    <w:abstractNumId w:val="15"/>
   </w:num>
   <w:num w:numId="15" w16cid:durableId="1919948082">
     <w:abstractNumId w:val="1"/>
+  </w:num>
+  <w:num w:numId="16" w16cid:durableId="1331955449">
+    <w:abstractNumId w:val="4"/>
+  </w:num>
+  <w:num w:numId="17" w16cid:durableId="2017657210">
+    <w:abstractNumId w:val="6"/>
   </w:num>
 </w:numbering>
 </file>
